--- a/docs/research/kbound/kbound_short_final_draft.docx
+++ b/docs/research/kbound/kbound_short_final_draft.docx
@@ -16797,430 +16797,7 @@
         <w:pStyle w:val="FirstParagraph"/>
       </w:pPr>
       <w:r>
-        <w:t xml:space="preserve">The evidence map uses only unlabeled batches and model outputs, and is instantiated as two</w:t>
-      </w:r>
-      <w:r>
-        <w:t xml:space="preserve"> </w:t>
-      </w:r>
-      <w:r>
-        <w:t xml:space="preserve">label-free panels matched to the two calibration regimes below. On the controlled stress grids</w:t>
-      </w:r>
-      <w:r>
-        <w:t xml:space="preserve"> </w:t>
-      </w:r>
-      <w:r>
-        <w:t xml:space="preserve">(CIFAR-10-C, ImageNet-C, PACS) the base panel is an</w:t>
-      </w:r>
-      <w:r>
-        <w:t xml:space="preserve"> </w:t>
-      </w:r>
-      <m:oMath>
-        <m:r>
-          <m:t>11</m:t>
-        </m:r>
-      </m:oMath>
-      <w:r>
-        <w:t xml:space="preserve">-dimensional vector computed from the</w:t>
-      </w:r>
-      <w:r>
-        <w:t xml:space="preserve"> </w:t>
-      </w:r>
-      <w:r>
-        <w:t xml:space="preserve">frozen softmax</w:t>
-      </w:r>
-      <w:r>
-        <w:t xml:space="preserve"> </w:t>
-      </w:r>
-      <m:oMath>
-        <m:sSub>
-          <m:e>
-            <m:r>
-              <m:t>p</m:t>
-            </m:r>
-          </m:e>
-          <m:sub>
-            <m:r>
-              <m:t>0</m:t>
-            </m:r>
-          </m:sub>
-        </m:sSub>
-      </m:oMath>
-      <w:r>
-        <w:t xml:space="preserve"> </w:t>
-      </w:r>
-      <w:r>
-        <w:t xml:space="preserve">and the adapted softmax</w:t>
-      </w:r>
-      <w:r>
-        <w:t xml:space="preserve"> </w:t>
-      </w:r>
-      <m:oMath>
-        <m:sSub>
-          <m:e>
-            <m:r>
-              <m:t>p</m:t>
-            </m:r>
-          </m:e>
-          <m:sub>
-            <m:r>
-              <m:t>a</m:t>
-            </m:r>
-          </m:sub>
-        </m:sSub>
-      </m:oMath>
-      <w:r>
-        <w:t xml:space="preserve"> </w:t>
-      </w:r>
-      <w:r>
-        <w:t xml:space="preserve">on the adaptation batch: the mean predictive</w:t>
-      </w:r>
-      <w:r>
-        <w:t xml:space="preserve"> </w:t>
-      </w:r>
-      <w:r>
-        <w:t xml:space="preserve">entropy and mean confidence of</w:t>
-      </w:r>
-      <w:r>
-        <w:t xml:space="preserve"> </w:t>
-      </w:r>
-      <m:oMath>
-        <m:sSub>
-          <m:e>
-            <m:r>
-              <m:t>f</m:t>
-            </m:r>
-          </m:e>
-          <m:sub>
-            <m:r>
-              <m:t>0</m:t>
-            </m:r>
-          </m:sub>
-        </m:sSub>
-      </m:oMath>
-      <w:r>
-        <w:t xml:space="preserve"> </w:t>
-      </w:r>
-      <w:r>
-        <w:t xml:space="preserve">and of</w:t>
-      </w:r>
-      <w:r>
-        <w:t xml:space="preserve"> </w:t>
-      </w:r>
-      <m:oMath>
-        <m:sSub>
-          <m:e>
-            <m:r>
-              <m:t>f</m:t>
-            </m:r>
-          </m:e>
-          <m:sub>
-            <m:r>
-              <m:t>a</m:t>
-            </m:r>
-          </m:sub>
-        </m:sSub>
-      </m:oMath>
-      <w:r>
-        <w:t xml:space="preserve">; the normalized marginal (predicted-class)</w:t>
-      </w:r>
-      <w:r>
-        <w:t xml:space="preserve"> </w:t>
-      </w:r>
-      <w:r>
-        <w:t xml:space="preserve">entropy of each; the entropy and marginal-balance drops between them; the fraction of adapted</w:t>
-      </w:r>
-      <w:r>
-        <w:t xml:space="preserve"> </w:t>
-      </w:r>
-      <w:r>
-        <w:t xml:space="preserve">predictions above confidence</w:t>
-      </w:r>
-      <w:r>
-        <w:t xml:space="preserve"> </w:t>
-      </w:r>
-      <m:oMath>
-        <m:r>
-          <m:t>0.9</m:t>
-        </m:r>
-      </m:oMath>
-      <w:r>
-        <w:t xml:space="preserve"> </w:t>
-      </w:r>
-      <w:r>
-        <w:t xml:space="preserve">(a collapse indicator); the</w:t>
-      </w:r>
-      <w:r>
-        <w:t xml:space="preserve"> </w:t>
-      </w:r>
-      <m:oMath>
-        <m:r>
-          <m:rPr>
-            <m:sty m:val="p"/>
-          </m:rPr>
-          <m:t>K</m:t>
-        </m:r>
-        <m:r>
-          <m:rPr>
-            <m:sty m:val="p"/>
-          </m:rPr>
-          <m:t>L</m:t>
-        </m:r>
-      </m:oMath>
-      <w:r>
-        <w:t xml:space="preserve"> </w:t>
-      </w:r>
-      <w:r>
-        <w:t xml:space="preserve">divergence between</w:t>
-      </w:r>
-      <w:r>
-        <w:t xml:space="preserve"> </w:t>
-      </w:r>
-      <w:r>
-        <w:t xml:space="preserve">the adapted and frozen predicted-class marginals; and the</w:t>
-      </w:r>
-      <w:r>
-        <w:t xml:space="preserve"> </w:t>
-      </w:r>
-      <m:oMath>
-        <m:sSub>
-          <m:e>
-            <m:r>
-              <m:t>ℓ</m:t>
-            </m:r>
-          </m:e>
-          <m:sub>
-            <m:r>
-              <m:t>2</m:t>
-            </m:r>
-          </m:sub>
-        </m:sSub>
-      </m:oMath>
-      <w:r>
-        <w:t xml:space="preserve"> </w:t>
-      </w:r>
-      <w:r>
-        <w:t xml:space="preserve">norm of the adapter’s</w:t>
-      </w:r>
-      <w:r>
-        <w:t xml:space="preserve"> </w:t>
-      </w:r>
-      <w:r>
-        <w:t xml:space="preserve">parameter update. On the natural-shift protocols (Camelyon17, iWildCam, Office-Home, RxRx1) a</w:t>
-      </w:r>
-      <w:r>
-        <w:t xml:space="preserve"> </w:t>
-      </w:r>
-      <m:oMath>
-        <m:r>
-          <m:t>16</m:t>
-        </m:r>
-      </m:oMath>
-      <w:r>
-        <w:t xml:space="preserve">-dimensional panel adds distribution- and disagreement-oriented statistics computed from the</w:t>
-      </w:r>
-      <w:r>
-        <w:t xml:space="preserve"> </w:t>
-      </w:r>
-      <w:r>
-        <w:t xml:space="preserve">frozen logits: entropy and confidence quantiles; the frozen/adapted prediction-disagreement rate;</w:t>
-      </w:r>
-      <w:r>
-        <w:t xml:space="preserve"> </w:t>
-      </w:r>
-      <w:r>
-        <w:t xml:space="preserve">the entropy gap; a free-energy source</w:t>
-      </w:r>
-      <m:oMath>
-        <m:r>
-          <m:rPr>
-            <m:sty m:val="p"/>
-          </m:rPr>
-          <m:t>→</m:t>
-        </m:r>
-      </m:oMath>
-      <w:r>
-        <w:t xml:space="preserve">target shift; a batch-vs-running BatchNorm-statistic</w:t>
-      </w:r>
-      <w:r>
-        <w:t xml:space="preserve"> </w:t>
-      </w:r>
-      <m:oMath>
-        <m:r>
-          <m:rPr>
-            <m:sty m:val="p"/>
-          </m:rPr>
-          <m:t>K</m:t>
-        </m:r>
-        <m:r>
-          <m:rPr>
-            <m:sty m:val="p"/>
-          </m:rPr>
-          <m:t>L</m:t>
-        </m:r>
-      </m:oMath>
-      <w:r>
-        <w:t xml:space="preserve">; an ATC-style threshold-accuracy estimate (its threshold fixed on</w:t>
-      </w:r>
-      <w:r>
-        <w:t xml:space="preserve"> </w:t>
-      </w:r>
-      <w:r>
-        <w:rPr>
-          <w:i/>
-          <w:iCs/>
-        </w:rPr>
-        <w:t xml:space="preserve">source</w:t>
-      </w:r>
-      <w:r>
-        <w:t xml:space="preserve"> </w:t>
-      </w:r>
-      <w:r>
-        <w:t xml:space="preserve">labels only, never target labels); and a source</w:t>
-      </w:r>
-      <m:oMath>
-        <m:r>
-          <m:rPr>
-            <m:sty m:val="p"/>
-          </m:rPr>
-          <m:t>→</m:t>
-        </m:r>
-      </m:oMath>
-      <w:r>
-        <w:t xml:space="preserve">target confidence drop. The source-calibrated</w:t>
-      </w:r>
-      <w:r>
-        <w:t xml:space="preserve"> </w:t>
-      </w:r>
-      <w:r>
-        <w:t xml:space="preserve">correctness score</w:t>
-      </w:r>
-      <w:r>
-        <w:t xml:space="preserve"> </w:t>
-      </w:r>
-      <m:oMath>
-        <m:r>
-          <m:t>s</m:t>
-        </m:r>
-      </m:oMath>
-      <w:r>
-        <w:t xml:space="preserve"> </w:t>
-      </w:r>
-      <w:r>
-        <w:t xml:space="preserve">of §</w:t>
-      </w:r>
-      <w:hyperlink w:anchor="sec:theory">
-        <w:r>
-          <w:rPr>
-            <w:rStyle w:val="Hyperlink"/>
-          </w:rPr>
-          <w:t xml:space="preserve">4</w:t>
-        </w:r>
-      </w:hyperlink>
-      <w:r>
-        <w:t xml:space="preserve"> </w:t>
-      </w:r>
-      <w:r>
-        <w:t xml:space="preserve">is operationalized by the adapted-confidence and</w:t>
-      </w:r>
-      <w:r>
-        <w:t xml:space="preserve"> </w:t>
-      </w:r>
-      <w:r>
-        <w:t xml:space="preserve">ATC-style features.</w:t>
-      </w:r>
-      <w:r>
-        <w:t xml:space="preserve"> </w:t>
-      </w:r>
-      <w:r>
-        <w:rPr>
-          <w:smallCaps/>
-        </w:rPr>
-        <w:t xml:space="preserve">KGA</w:t>
-      </w:r>
-      <w:r>
-        <w:t xml:space="preserve"> </w:t>
-      </w:r>
-      <w:r>
-        <w:t xml:space="preserve">does not explicitly estimate the theoretical margin</w:t>
-      </w:r>
-      <w:r>
-        <w:t xml:space="preserve"> </w:t>
-      </w:r>
-      <m:oMath>
-        <m:r>
-          <m:t>M</m:t>
-        </m:r>
-      </m:oMath>
-      <w:r>
-        <w:t xml:space="preserve">; it learns the benefit</w:t>
-      </w:r>
-      <w:r>
-        <w:t xml:space="preserve"> </w:t>
-      </w:r>
-      <m:oMath>
-        <m:acc>
-          <m:accPr>
-            <m:chr m:val="̂"/>
-          </m:accPr>
-          <m:e>
-            <m:r>
-              <m:rPr>
-                <m:sty m:val="p"/>
-              </m:rPr>
-              <m:t>Δ</m:t>
-            </m:r>
-          </m:e>
-        </m:acc>
-        <m:r>
-          <m:rPr>
-            <m:sty m:val="p"/>
-          </m:rPr>
-          <m:t>=</m:t>
-        </m:r>
-        <m:sSub>
-          <m:e>
-            <m:r>
-              <m:t>h</m:t>
-            </m:r>
-          </m:e>
-          <m:sub>
-            <m:r>
-              <m:t>θ</m:t>
-            </m:r>
-          </m:sub>
-        </m:sSub>
-        <m:r>
-          <m:rPr>
-            <m:sty m:val="p"/>
-          </m:rPr>
-          <m:t>(</m:t>
-        </m:r>
-        <m:r>
-          <m:t>Z</m:t>
-        </m:r>
-        <m:r>
-          <m:rPr>
-            <m:sty m:val="p"/>
-          </m:rPr>
-          <m:t>)</m:t>
-        </m:r>
-      </m:oMath>
-      <w:r>
-        <w:t xml:space="preserve"> </w:t>
-      </w:r>
-      <w:r>
-        <w:t xml:space="preserve">directly from the full evidence vector</w:t>
-      </w:r>
-      <w:r>
-        <w:t xml:space="preserve"> </w:t>
-      </w:r>
-      <m:oMath>
-        <m:r>
-          <m:t>Z</m:t>
-        </m:r>
-      </m:oMath>
-      <w:r>
-        <w:t xml:space="preserve">.</w:t>
+        <w:t>The evidence map uses only unlabeled batches and model outputs. In the promoted per-condition artifacts retained by this release, it is an 11-dimensional vector computed from the frozen and adapted softmax outputs: mean predictive entropy and confidence; normalized marginal entropy; entropy and marginal-balance drops; the fraction of adapted predictions above confidence 0.9; the KL divergence between adapted and frozen predicted-class marginals; and the ℓ₂ norm of the parameter update. An exploratory 16-feature natural-shift panel is not used to support a promoted result. KGA estimates Δ directly from the retained evidence vector; it does not estimate the population margin M.</w:t>
       </w:r>
     </w:p>
     <w:p>
@@ -17228,253 +16805,7 @@
         <w:pStyle w:val="BodyText"/>
       </w:pPr>
       <w:r>
-        <w:t xml:space="preserve">The benefit model predicts</w:t>
-      </w:r>
-      <w:r>
-        <w:t xml:space="preserve"> </w:t>
-      </w:r>
-      <m:oMath>
-        <m:acc>
-          <m:accPr>
-            <m:chr m:val="̂"/>
-          </m:accPr>
-          <m:e>
-            <m:r>
-              <m:rPr>
-                <m:sty m:val="p"/>
-              </m:rPr>
-              <m:t>Δ</m:t>
-            </m:r>
-          </m:e>
-        </m:acc>
-        <m:r>
-          <m:rPr>
-            <m:sty m:val="p"/>
-          </m:rPr>
-          <m:t>=</m:t>
-        </m:r>
-        <m:sSub>
-          <m:e>
-            <m:r>
-              <m:t>h</m:t>
-            </m:r>
-          </m:e>
-          <m:sub>
-            <m:r>
-              <m:t>θ</m:t>
-            </m:r>
-          </m:sub>
-        </m:sSub>
-        <m:r>
-          <m:rPr>
-            <m:sty m:val="p"/>
-          </m:rPr>
-          <m:t>(</m:t>
-        </m:r>
-        <m:r>
-          <m:t>Z</m:t>
-        </m:r>
-        <m:r>
-          <m:rPr>
-            <m:sty m:val="p"/>
-          </m:rPr>
-          <m:t>)</m:t>
-        </m:r>
-      </m:oMath>
-      <w:r>
-        <w:t xml:space="preserve"> </w:t>
-      </w:r>
-      <w:r>
-        <w:t xml:space="preserve">from labeled development conditions;</w:t>
-      </w:r>
-      <w:r>
-        <w:t xml:space="preserve"> </w:t>
-      </w:r>
-      <m:oMath>
-        <m:sSub>
-          <m:e>
-            <m:r>
-              <m:t>h</m:t>
-            </m:r>
-          </m:e>
-          <m:sub>
-            <m:r>
-              <m:t>θ</m:t>
-            </m:r>
-          </m:sub>
-        </m:sSub>
-      </m:oMath>
-      <w:r>
-        <w:t xml:space="preserve"> </w:t>
-      </w:r>
-      <w:r>
-        <w:t xml:space="preserve">is a gradient-boosted regression tree (scikit-learn</w:t>
-      </w:r>
-      <w:r>
-        <w:t xml:space="preserve"> </w:t>
-      </w:r>
-      <w:r>
-        <w:rPr>
-          <w:rStyle w:val="VerbatimChar"/>
-        </w:rPr>
-        <w:t xml:space="preserve">GradientBoostingRegressor</w:t>
-      </w:r>
-      <w:r>
-        <w:t xml:space="preserve">, squared error,</w:t>
-      </w:r>
-      <w:r>
-        <w:t xml:space="preserve"> </w:t>
-      </w:r>
-      <m:oMath>
-        <m:r>
-          <m:t>250</m:t>
-        </m:r>
-      </m:oMath>
-      <w:r>
-        <w:t xml:space="preserve"> </w:t>
-      </w:r>
-      <w:r>
-        <w:t xml:space="preserve">trees, depth</w:t>
-      </w:r>
-      <w:r>
-        <w:t xml:space="preserve"> </w:t>
-      </w:r>
-      <m:oMath>
-        <m:r>
-          <m:t>2</m:t>
-        </m:r>
-      </m:oMath>
-      <w:r>
-        <w:t xml:space="preserve">, learning rate</w:t>
-      </w:r>
-      <w:r>
-        <w:t xml:space="preserve"> </w:t>
-      </w:r>
-      <m:oMath>
-        <m:r>
-          <m:t>0.05</m:t>
-        </m:r>
-      </m:oMath>
-      <w:r>
-        <w:t xml:space="preserve">,</w:t>
-      </w:r>
-      <w:r>
-        <w:t xml:space="preserve"> </w:t>
-      </w:r>
-      <w:r>
-        <w:t xml:space="preserve">subsample</w:t>
-      </w:r>
-      <w:r>
-        <w:t xml:space="preserve"> </w:t>
-      </w:r>
-      <m:oMath>
-        <m:r>
-          <m:t>0.8</m:t>
-        </m:r>
-      </m:oMath>
-      <w:r>
-        <w:t xml:space="preserve">, seed</w:t>
-      </w:r>
-      <w:r>
-        <w:t xml:space="preserve"> </w:t>
-      </w:r>
-      <m:oMath>
-        <m:r>
-          <m:t>0</m:t>
-        </m:r>
-      </m:oMath>
-      <w:r>
-        <w:t xml:space="preserve">), refit</w:t>
-      </w:r>
-      <w:r>
-        <w:t xml:space="preserve"> </w:t>
-      </w:r>
-      <w:r>
-        <w:rPr>
-          <w:i/>
-          <w:iCs/>
-        </w:rPr>
-        <w:t xml:space="preserve">per dataset and per candidate adapter</w:t>
-      </w:r>
-      <w:r>
-        <w:t xml:space="preserve"> </w:t>
-      </w:r>
-      <w:r>
-        <w:t xml:space="preserve">rather than shared,</w:t>
-      </w:r>
-      <w:r>
-        <w:t xml:space="preserve"> </w:t>
-      </w:r>
-      <w:r>
-        <w:t xml:space="preserve">so the estimator itself implies no cross-dataset transfer.</w:t>
-      </w:r>
-      <w:r>
-        <w:t xml:space="preserve"> </w:t>
-      </w:r>
-      <w:r>
-        <w:t xml:space="preserve">The complete schema for both panels—exact per-feature formulas and families—is given in</w:t>
-      </w:r>
-      <w:r>
-        <w:t xml:space="preserve"> </w:t>
-      </w:r>
-      <w:r>
-        <w:t xml:space="preserve">Appendix </w:t>
-      </w:r>
-      <w:hyperlink w:anchor="app:evidence-schema">
-        <w:r>
-          <w:rPr>
-            <w:rStyle w:val="Hyperlink"/>
-          </w:rPr>
-          <w:t xml:space="preserve">14</w:t>
-        </w:r>
-      </w:hyperlink>
-      <w:r>
-        <w:t xml:space="preserve"> </w:t>
-      </w:r>
-      <w:r>
-        <w:t xml:space="preserve">(Tables </w:t>
-      </w:r>
-      <w:hyperlink w:anchor="tab:schema-base">
-        <w:r>
-          <w:rPr>
-            <w:rStyle w:val="Hyperlink"/>
-          </w:rPr>
-          <w:t xml:space="preserve">9</w:t>
-        </w:r>
-      </w:hyperlink>
-      <w:r>
-        <w:t xml:space="preserve"> </w:t>
-      </w:r>
-      <w:r>
-        <w:t xml:space="preserve">and </w:t>
-      </w:r>
-      <w:hyperlink w:anchor="tab:schema-rich">
-        <w:r>
-          <w:rPr>
-            <w:rStyle w:val="Hyperlink"/>
-          </w:rPr>
-          <w:t xml:space="preserve">XXIII</w:t>
-        </w:r>
-      </w:hyperlink>
-      <w:r>
-        <w:t xml:space="preserve">), with</w:t>
-      </w:r>
-      <w:r>
-        <w:t xml:space="preserve"> </w:t>
-      </w:r>
-      <w:r>
-        <w:t xml:space="preserve">per-adapter update hyperparameters in Table </w:t>
-      </w:r>
-      <w:hyperlink w:anchor="tab:adapter-hparams">
-        <w:r>
-          <w:rPr>
-            <w:rStyle w:val="Hyperlink"/>
-          </w:rPr>
-          <w:t xml:space="preserve">XXIV</w:t>
-        </w:r>
-      </w:hyperlink>
-      <w:r>
-        <w:t xml:space="preserve">.</w:t>
+        <w:t>The benefit model predicts Δ_hat from labeled development conditions using a gradient-boosted regression tree (squared error, 250 trees, depth 2, learning rate 0.05, subsample 0.8, seed 0), refit per dataset and candidate adapter. The complete promoted 11-feature schema is given in the appendix, with per-adapter update hyperparameters in the following table.</w:t>
       </w:r>
     </w:p>
     <w:bookmarkStart w:id="55" w:name="tab:evidence-map"/>
@@ -17483,64 +16814,7 @@
         <w:pStyle w:val="TableCaption"/>
       </w:pPr>
       <w:r>
-        <w:t xml:space="preserve">Label-free evidence</w:t>
-      </w:r>
-      <w:r>
-        <w:t xml:space="preserve"> </w:t>
-      </w:r>
-      <w:r>
-        <w:rPr>
-          <w:i/>
-          <w:iCs/>
-        </w:rPr>
-        <w:t xml:space="preserve">actually computed</w:t>
-      </w:r>
-      <w:r>
-        <w:t xml:space="preserve"> </w:t>
-      </w:r>
-      <w:r>
-        <w:t xml:space="preserve">by KGA. The</w:t>
-      </w:r>
-      <w:r>
-        <w:t xml:space="preserve"> </w:t>
-      </w:r>
-      <m:oMath>
-        <m:r>
-          <m:t>11</m:t>
-        </m:r>
-      </m:oMath>
-      <w:r>
-        <w:t xml:space="preserve">-dim base panel drives the</w:t>
-      </w:r>
-      <w:r>
-        <w:t xml:space="preserve"> </w:t>
-      </w:r>
-      <w:r>
-        <w:t xml:space="preserve">stress grids; the natural-shift protocols use a</w:t>
-      </w:r>
-      <w:r>
-        <w:t xml:space="preserve"> </w:t>
-      </w:r>
-      <m:oMath>
-        <m:r>
-          <m:t>16</m:t>
-        </m:r>
-      </m:oMath>
-      <w:r>
-        <w:t xml:space="preserve">-dim panel that adds the rows marked</w:t>
-      </w:r>
-      <w:r>
-        <w:t xml:space="preserve"> </w:t>
-      </w:r>
-      <w:r>
-        <w:rPr>
-          <w:i/>
-          <w:iCs/>
-        </w:rPr>
-        <w:t xml:space="preserve">(nat.)</w:t>
-      </w:r>
-      <w:r>
-        <w:t xml:space="preserve">. Exact formulas and per-track subsets are in the configuration files.</w:t>
+        <w:t>Label-free evidence in the promoted per-condition artifacts. Tracks retained only as reconciled summaries do not support a stronger feature-level claim.</w:t>
       </w:r>
     </w:p>
     <w:tbl>
@@ -17617,22 +16891,8 @@
         <w:tc>
           <w:tcPr/>
           <w:p>
-            <w:pPr>
-              <w:pStyle w:val="Compact"/>
-              <w:jc w:val="left"/>
-            </w:pPr>
-            <w:r>
-              <w:t xml:space="preserve">mean entropy, mean confidence, normalized marginal-class entropy; entropy/confidence quantiles</w:t>
-            </w:r>
-            <w:r>
-              <w:t xml:space="preserve"> </w:t>
-            </w:r>
-            <w:r>
-              <w:rPr>
-                <w:i/>
-                <w:iCs/>
-              </w:rPr>
-              <w:t xml:space="preserve">(nat.)</w:t>
+            <w:r>
+              <w:t>mean entropy, mean confidence, normalized marginal-class entropy</w:t>
             </w:r>
           </w:p>
         </w:tc>
@@ -17670,27 +16930,9 @@
         <w:tc>
           <w:tcPr/>
           <w:p>
-            <w:pPr>
-              <w:pStyle w:val="Compact"/>
-              <w:jc w:val="left"/>
-            </w:pPr>
-            <w:r>
-              <w:t xml:space="preserve">mean entropy, mean confidence, normalized marginal entropy, frac. confidence</w:t>
-            </w:r>
-            <w:r>
-              <w:t xml:space="preserve"> </w:t>
-            </w:r>
-            <m:oMath>
-              <m:r>
-                <m:rPr>
-                  <m:sty m:val="p"/>
-                </m:rPr>
-                <m:t>&gt;</m:t>
-              </m:r>
-              <m:r>
-                <m:t>0.9</m:t>
-              </m:r>
-            </m:oMath>
+            <w:r>
+              <w:t>mean entropy, mean confidence, normalized marginal entropy, fraction confidence &gt; 0.9</w:t>
+            </w:r>
           </w:p>
         </w:tc>
       </w:tr>
@@ -17760,12 +17002,8 @@
         <w:tc>
           <w:tcPr/>
           <w:p>
-            <w:pPr>
-              <w:pStyle w:val="Compact"/>
-              <w:jc w:val="left"/>
-            </w:pPr>
-            <w:r>
-              <w:t xml:space="preserve">entropy drop, marginal-balance drop, entropy gap</w:t>
+            <w:r>
+              <w:t>entropy drop, marginal-balance drop</w:t>
             </w:r>
           </w:p>
         </w:tc>
@@ -17774,34 +17012,16 @@
         <w:tc>
           <w:tcPr/>
           <w:p>
-            <w:pPr>
-              <w:pStyle w:val="Compact"/>
-              <w:jc w:val="left"/>
-            </w:pPr>
-            <w:r>
-              <w:t xml:space="preserve">Disagreement</w:t>
-            </w:r>
-          </w:p>
-        </w:tc>
-        <w:tc>
-          <w:tcPr/>
-          <w:p>
-            <w:pPr>
-              <w:pStyle w:val="Compact"/>
-              <w:jc w:val="left"/>
-            </w:pPr>
-            <w:r>
-              <w:t xml:space="preserve">frozen/adapted prediction-disagreement rate</w:t>
-            </w:r>
-            <w:r>
-              <w:t xml:space="preserve"> </w:t>
-            </w:r>
-            <w:r>
-              <w:rPr>
-                <w:i/>
-                <w:iCs/>
-              </w:rPr>
-              <w:t xml:space="preserve">(nat.)</w:t>
+            <w:r>
+              <w:t>Distribution drift</w:t>
+            </w:r>
+          </w:p>
+        </w:tc>
+        <w:tc>
+          <w:tcPr/>
+          <w:p>
+            <w:r>
+              <w:t>adapted-vs-frozen predicted-class marginal KL</w:t>
             </w:r>
           </w:p>
         </w:tc>
@@ -17810,117 +17030,16 @@
         <w:tc>
           <w:tcPr/>
           <w:p>
-            <w:pPr>
-              <w:pStyle w:val="Compact"/>
-              <w:jc w:val="left"/>
-            </w:pPr>
-            <w:r>
-              <w:t xml:space="preserve">Distribution drift</w:t>
-            </w:r>
-          </w:p>
-        </w:tc>
-        <w:tc>
-          <w:tcPr/>
-          <w:p>
-            <w:pPr>
-              <w:pStyle w:val="Compact"/>
-              <w:jc w:val="left"/>
-            </w:pPr>
-            <w:r>
-              <w:t xml:space="preserve">adapted-vs-frozen marginal</w:t>
-            </w:r>
-            <w:r>
-              <w:t xml:space="preserve"> </w:t>
-            </w:r>
-            <m:oMath>
-              <m:r>
-                <m:rPr>
-                  <m:sty m:val="p"/>
-                </m:rPr>
-                <m:t>K</m:t>
-              </m:r>
-              <m:r>
-                <m:rPr>
-                  <m:sty m:val="p"/>
-                </m:rPr>
-                <m:t>L</m:t>
-              </m:r>
-            </m:oMath>
-            <w:r>
-              <w:t xml:space="preserve">; free-energy shift, BN-statistic</w:t>
-            </w:r>
-            <w:r>
-              <w:t xml:space="preserve"> </w:t>
-            </w:r>
-            <m:oMath>
-              <m:r>
-                <m:rPr>
-                  <m:sty m:val="p"/>
-                </m:rPr>
-                <m:t>K</m:t>
-              </m:r>
-              <m:r>
-                <m:rPr>
-                  <m:sty m:val="p"/>
-                </m:rPr>
-                <m:t>L</m:t>
-              </m:r>
-            </m:oMath>
-            <w:r>
-              <w:t xml:space="preserve">, ATC/confidence drop</w:t>
-            </w:r>
-            <w:r>
-              <w:t xml:space="preserve"> </w:t>
-            </w:r>
-            <w:r>
-              <w:rPr>
-                <w:i/>
-                <w:iCs/>
-              </w:rPr>
-              <w:t xml:space="preserve">(nat.)</w:t>
-            </w:r>
-          </w:p>
-        </w:tc>
-      </w:tr>
-      <w:tr>
-        <w:tc>
-          <w:tcPr/>
-          <w:p>
-            <w:pPr>
-              <w:pStyle w:val="Compact"/>
-              <w:jc w:val="left"/>
-            </w:pPr>
-            <w:r>
-              <w:t xml:space="preserve">Update behavior</w:t>
-            </w:r>
-          </w:p>
-        </w:tc>
-        <w:tc>
-          <w:tcPr/>
-          <w:p>
-            <w:pPr>
-              <w:pStyle w:val="Compact"/>
-              <w:jc w:val="left"/>
-            </w:pPr>
-            <m:oMath>
-              <m:sSub>
-                <m:e>
-                  <m:r>
-                    <m:t>ℓ</m:t>
-                  </m:r>
-                </m:e>
-                <m:sub>
-                  <m:r>
-                    <m:t>2</m:t>
-                  </m:r>
-                </m:sub>
-              </m:sSub>
-            </m:oMath>
-            <w:r>
-              <w:t xml:space="preserve"> </w:t>
-            </w:r>
-            <w:r>
-              <w:t xml:space="preserve">norm of the adapter parameter update</w:t>
+            <w:r>
+              <w:t>Update behavior</w:t>
+            </w:r>
+          </w:p>
+        </w:tc>
+        <w:tc>
+          <w:tcPr/>
+          <w:p>
+            <w:r>
+              <w:t>ℓ₂ norm of the adapter parameter update</w:t>
             </w:r>
           </w:p>
         </w:tc>
@@ -19908,200 +19027,17 @@
         <w:pStyle w:val="FirstParagraph"/>
       </w:pPr>
       <w:r>
-        <w:t xml:space="preserve">KGA cannot avoid the cost of proposing an update because candidate adaptation includes forward and</w:t>
-      </w:r>
-      <w:r>
-        <w:t xml:space="preserve"> </w:t>
-      </w:r>
-      <w:r>
-        <w:t xml:space="preserve">backward computation before commitment. A complete profile must separately report frozen inference,</w:t>
-      </w:r>
-      <w:r>
-        <w:t xml:space="preserve"> </w:t>
-      </w:r>
-      <w:r>
-        <w:t xml:space="preserve">candidate adaptation, candidate inference, evidence extraction, benefit-estimator evaluation,</w:t>
-      </w:r>
-      <w:r>
-        <w:t xml:space="preserve"> </w:t>
-      </w:r>
-      <w:r>
-        <w:t xml:space="preserve">model-copy memory, rollback, and end-to-end window latency. The controller’s</w:t>
-      </w:r>
-      <w:r>
-        <w:t xml:space="preserve"> </w:t>
-      </w:r>
-      <w:r>
-        <w:rPr>
-          <w:i/>
-          <w:iCs/>
-        </w:rPr>
-        <w:t xml:space="preserve">added</w:t>
-      </w:r>
-      <w:r>
-        <w:t xml:space="preserve"> </w:t>
-      </w:r>
-      <w:r>
-        <w:t xml:space="preserve">cost is measured in Table </w:t>
-      </w:r>
-      <w:hyperlink w:anchor="tab:cost">
-        <w:r>
-          <w:rPr>
-            <w:rStyle w:val="Hyperlink"/>
-          </w:rPr>
-          <w:t xml:space="preserve">3</w:t>
-        </w:r>
-      </w:hyperlink>
-      <w:r>
-        <w:t xml:space="preserve"> </w:t>
-      </w:r>
-      <w:r>
-        <w:t xml:space="preserve">(</w:t>
-      </w:r>
-      <w:r>
-        <w:rPr>
-          <w:rStyle w:val="VerbatimChar"/>
-        </w:rPr>
-        <w:t xml:space="preserve">scripts/cost_profile.py</w:t>
-      </w:r>
-      <w:r>
-        <w:t xml:space="preserve">; locked artifact</w:t>
-      </w:r>
-      <w:r>
-        <w:t xml:space="preserve"> </w:t>
-      </w:r>
-      <w:r>
-        <w:rPr>
-          <w:rStyle w:val="VerbatimChar"/>
-        </w:rPr>
-        <w:t xml:space="preserve">cost_profile.json</w:t>
-      </w:r>
-      <w:r>
-        <w:t xml:space="preserve">): evidence</w:t>
-      </w:r>
-      <w:r>
-        <w:t xml:space="preserve"> </w:t>
-      </w:r>
-      <w:r>
-        <w:t xml:space="preserve">extraction</w:t>
-      </w:r>
-      <w:r>
-        <w:t xml:space="preserve"> </w:t>
-      </w:r>
-      <m:oMath>
-        <m:r>
-          <m:t>0.074</m:t>
-        </m:r>
-      </m:oMath>
-      <w:r>
-        <w:t xml:space="preserve"> ms and benefit-model evaluation</w:t>
-      </w:r>
-      <w:r>
-        <w:t xml:space="preserve"> </w:t>
-      </w:r>
-      <m:oMath>
-        <m:r>
-          <m:t>0.127</m:t>
-        </m:r>
-      </m:oMath>
-      <w:r>
-        <w:t xml:space="preserve"> ms per decision (</w:t>
-      </w:r>
-      <m:oMath>
-        <m:r>
-          <m:t>0.20</m:t>
-        </m:r>
-      </m:oMath>
-      <w:r>
-        <w:t xml:space="preserve"> ms total),</w:t>
-      </w:r>
-      <w:r>
-        <w:t xml:space="preserve"> </w:t>
-      </w:r>
-      <w:r>
-        <w:t xml:space="preserve">plus one model copy (</w:t>
-      </w:r>
-      <m:oMath>
-        <m:r>
-          <m:t>44.8</m:t>
-        </m:r>
-      </m:oMath>
-      <w:r>
-        <w:t xml:space="preserve"> MB, ResNet-18/CIFAR) for rollback; the benefit model itself is</w:t>
-      </w:r>
-      <w:r>
-        <w:t xml:space="preserve"> </w:t>
-      </w:r>
-      <m:oMath>
-        <m:r>
-          <m:t>195</m:t>
-        </m:r>
-      </m:oMath>
-      <w:r>
-        <w:t xml:space="preserve"> KB. Candidate adaptation and inference are unchanged by KGA—</w:t>
-      </w:r>
-      <m:oMath>
-        <m:sSub>
-          <m:e>
-            <m:r>
-              <m:t>f</m:t>
-            </m:r>
-          </m:e>
-          <m:sub>
-            <m:r>
-              <m:t>a</m:t>
-            </m:r>
-          </m:sub>
-        </m:sSub>
-      </m:oMath>
-      <w:r>
-        <w:t xml:space="preserve"> </w:t>
-      </w:r>
-      <w:r>
-        <w:t xml:space="preserve">is evaluated</w:t>
-      </w:r>
-      <w:r>
-        <w:t xml:space="preserve"> </w:t>
-      </w:r>
-      <w:r>
-        <w:t xml:space="preserve">regardless—and dominate end-to-end latency.</w:t>
+        <w:t>KGA cannot avoid the cost of proposing an update because candidate adaptation includes forward and backward computation before commitment. The controller-only artifact experiments/kbound/results/controller_cost_v1/cost_profile.json measures 0.098 ms for evidence extraction and 0.245 ms for benefit-model evaluation (0.343 ms total) on Apple silicon with Python 3.12.13. The referenced ResNet-18/CIFAR checkpoint is 44.77 MB on disk and the serialized benefit model is 194.9 KB. These environment-specific values exclude candidate adaptation and model inference.</w:t>
       </w:r>
     </w:p>
     <w:bookmarkStart w:id="65" w:name="tab:cost"/>
     <w:p>
       <w:pPr>
         <w:pStyle w:val="TableCaption"/>
+        <w:pageBreakBefore/>
       </w:pPr>
       <w:r>
-        <w:t xml:space="preserve">KGA controller</w:t>
-      </w:r>
-      <w:r>
-        <w:t xml:space="preserve"> </w:t>
-      </w:r>
-      <w:r>
-        <w:rPr>
-          <w:i/>
-          <w:iCs/>
-        </w:rPr>
-        <w:t xml:space="preserve">added</w:t>
-      </w:r>
-      <w:r>
-        <w:t xml:space="preserve"> </w:t>
-      </w:r>
-      <w:r>
-        <w:t xml:space="preserve">cost (ResNet-18/CIFAR, measured via</w:t>
-      </w:r>
-      <w:r>
-        <w:t xml:space="preserve"> </w:t>
-      </w:r>
-      <w:r>
-        <w:rPr>
-          <w:rStyle w:val="VerbatimChar"/>
-        </w:rPr>
-        <w:t xml:space="preserve">scripts/cost_profile.py</w:t>
-      </w:r>
-      <w:r>
-        <w:t xml:space="preserve">). The adaptation/inference step is unchanged by KGA.</w:t>
+        <w:t>KGA controller added cost (ResNet-18/CIFAR, Apple silicon, Python 3.12.13; scripts/recompute/cost_profile.py). Timings are environment-specific and exclude adaptation and inference.</w:t>
       </w:r>
     </w:p>
     <w:tbl>
@@ -20160,17 +19096,8 @@
         <w:tc>
           <w:tcPr/>
           <w:p>
-            <w:pPr>
-              <w:pStyle w:val="Compact"/>
-              <w:jc w:val="center"/>
-            </w:pPr>
-            <m:oMath>
-              <m:r>
-                <m:t>0.074</m:t>
-              </m:r>
-            </m:oMath>
-            <w:r>
-              <w:t xml:space="preserve"> ms</w:t>
+            <w:r>
+              <w:t>0.098 ms</w:t>
             </w:r>
           </w:p>
         </w:tc>
@@ -20191,17 +19118,8 @@
         <w:tc>
           <w:tcPr/>
           <w:p>
-            <w:pPr>
-              <w:pStyle w:val="Compact"/>
-              <w:jc w:val="center"/>
-            </w:pPr>
-            <m:oMath>
-              <m:r>
-                <m:t>0.127</m:t>
-              </m:r>
-            </m:oMath>
-            <w:r>
-              <w:t xml:space="preserve"> ms</w:t>
+            <w:r>
+              <w:t>0.245 ms</w:t>
             </w:r>
           </w:p>
         </w:tc>
@@ -20226,27 +19144,8 @@
         <w:tc>
           <w:tcPr/>
           <w:p>
-            <w:pPr>
-              <w:pStyle w:val="Compact"/>
-              <w:jc w:val="center"/>
-            </w:pPr>
-            <m:oMath>
-              <m:r>
-                <m:rPr>
-                  <m:sty m:val="b"/>
-                </m:rPr>
-                <m:t>0.20</m:t>
-              </m:r>
-            </m:oMath>
-            <w:r>
-              <w:t xml:space="preserve"> </w:t>
-            </w:r>
-            <w:r>
-              <w:rPr>
-                <w:b/>
-                <w:bCs/>
-              </w:rPr>
-              <w:t xml:space="preserve">ms</w:t>
+            <w:r>
+              <w:t>0.343 ms</w:t>
             </w:r>
           </w:p>
         </w:tc>
@@ -20255,29 +19154,16 @@
         <w:tc>
           <w:tcPr/>
           <w:p>
-            <w:pPr>
-              <w:pStyle w:val="Compact"/>
-              <w:jc w:val="left"/>
-            </w:pPr>
-            <w:r>
-              <w:t xml:space="preserve">Rollback model copy (memory)</w:t>
-            </w:r>
-          </w:p>
-        </w:tc>
-        <w:tc>
-          <w:tcPr/>
-          <w:p>
-            <w:pPr>
-              <w:pStyle w:val="Compact"/>
-              <w:jc w:val="center"/>
-            </w:pPr>
-            <m:oMath>
-              <m:r>
-                <m:t>44.8</m:t>
-              </m:r>
-            </m:oMath>
-            <w:r>
-              <w:t xml:space="preserve"> MB</w:t>
+            <w:r>
+              <w:t>Rollback checkpoint (on-disk size)</w:t>
+            </w:r>
+          </w:p>
+        </w:tc>
+        <w:tc>
+          <w:tcPr/>
+          <w:p>
+            <w:r>
+              <w:t>44.77 MB</w:t>
             </w:r>
           </w:p>
         </w:tc>
@@ -20286,29 +19172,16 @@
         <w:tc>
           <w:tcPr/>
           <w:p>
-            <w:pPr>
-              <w:pStyle w:val="Compact"/>
-              <w:jc w:val="left"/>
-            </w:pPr>
-            <w:r>
-              <w:t xml:space="preserve">Benefit model size</w:t>
-            </w:r>
-          </w:p>
-        </w:tc>
-        <w:tc>
-          <w:tcPr/>
-          <w:p>
-            <w:pPr>
-              <w:pStyle w:val="Compact"/>
-              <w:jc w:val="center"/>
-            </w:pPr>
-            <m:oMath>
-              <m:r>
-                <m:t>195</m:t>
-              </m:r>
-            </m:oMath>
-            <w:r>
-              <w:t xml:space="preserve"> KB</w:t>
+            <w:r>
+              <w:t>Serialized benefit model</w:t>
+            </w:r>
+          </w:p>
+        </w:tc>
+        <w:tc>
+          <w:tcPr/>
+          <w:p>
+            <w:r>
+              <w:t>194.9 KB</w:t>
             </w:r>
           </w:p>
         </w:tc>
@@ -25844,236 +24717,7 @@
         <w:pStyle w:val="FirstParagraph"/>
       </w:pPr>
       <w:r>
-        <w:t xml:space="preserve">The one natural-shift track with per-condition logs at</w:t>
-      </w:r>
-      <w:r>
-        <w:t xml:space="preserve"> </w:t>
-      </w:r>
-      <w:r>
-        <w:t xml:space="preserve">multiple seeds is Camelyon17 (</w:t>
-      </w:r>
-      <m:oMath>
-        <m:r>
-          <m:t>4</m:t>
-        </m:r>
-      </m:oMath>
-      <w:r>
-        <w:t xml:space="preserve"> </w:t>
-      </w:r>
-      <w:r>
-        <w:t xml:space="preserve">seeds,</w:t>
-      </w:r>
-      <w:r>
-        <w:t xml:space="preserve"> </w:t>
-      </w:r>
-      <m:oMath>
-        <m:r>
-          <m:t>9</m:t>
-        </m:r>
-      </m:oMath>
-      <w:r>
-        <w:t xml:space="preserve"> </w:t>
-      </w:r>
-      <w:r>
-        <w:t xml:space="preserve">composition-stress conditions/seed). Aggregating the</w:t>
-      </w:r>
-      <w:r>
-        <w:t xml:space="preserve"> </w:t>
-      </w:r>
-      <w:r>
-        <w:t xml:space="preserve">deployed per-seed decisions (</w:t>
-      </w:r>
-      <w:r>
-        <w:rPr>
-          <w:rStyle w:val="VerbatimChar"/>
-        </w:rPr>
-        <w:t xml:space="preserve">scripts/multiseed_natural.py</w:t>
-      </w:r>
-      <w:r>
-        <w:t xml:space="preserve">; locked</w:t>
-      </w:r>
-      <w:r>
-        <w:t xml:space="preserve"> </w:t>
-      </w:r>
-      <w:r>
-        <w:rPr>
-          <w:rStyle w:val="VerbatimChar"/>
-        </w:rPr>
-        <w:t xml:space="preserve">multiseed_camelyon17_*.json</w:t>
-      </w:r>
-      <w:r>
-        <w:t xml:space="preserve">) shows the no-harm outcome is</w:t>
-      </w:r>
-      <w:r>
-        <w:t xml:space="preserve"> </w:t>
-      </w:r>
-      <w:r>
-        <w:rPr>
-          <w:i/>
-          <w:iCs/>
-        </w:rPr>
-        <w:t xml:space="preserve">candidate-dependent</w:t>
-      </w:r>
-      <w:r>
-        <w:t xml:space="preserve"> </w:t>
-      </w:r>
-      <w:r>
-        <w:t xml:space="preserve">and</w:t>
-      </w:r>
-      <w:r>
-        <w:t xml:space="preserve"> </w:t>
-      </w:r>
-      <w:r>
-        <w:t xml:space="preserve">stable only for the milder adapter (Table </w:t>
-      </w:r>
-      <w:hyperlink w:anchor="tab:multiseed">
-        <w:r>
-          <w:rPr>
-            <w:rStyle w:val="Hyperlink"/>
-          </w:rPr>
-          <w:t xml:space="preserve">XIV</w:t>
-        </w:r>
-      </w:hyperlink>
-      <w:r>
-        <w:t xml:space="preserve">): with Tent, KGA is</w:t>
-      </w:r>
-      <w:r>
-        <w:t xml:space="preserve"> </w:t>
-      </w:r>
-      <w:r>
-        <w:rPr>
-          <w:b/>
-          <w:bCs/>
-        </w:rPr>
-        <w:t xml:space="preserve">stable</w:t>
-      </w:r>
-      <w:r>
-        <w:rPr>
-          <w:b/>
-          <w:bCs/>
-        </w:rPr>
-        <w:t xml:space="preserve"> </w:t>
-      </w:r>
-      <w:r>
-        <w:rPr>
-          <w:b/>
-          <w:bCs/>
-        </w:rPr>
-        <w:t xml:space="preserve">no-harm</w:t>
-      </w:r>
-      <w:r>
-        <w:t xml:space="preserve"> </w:t>
-      </w:r>
-      <w:r>
-        <w:t xml:space="preserve">across all four seeds—it ties always-freeze, beats always-adapt, at</w:t>
-      </w:r>
-      <w:r>
-        <w:t xml:space="preserve"> </w:t>
-      </w:r>
-      <m:oMath>
-        <m:sSub>
-          <m:e>
-            <m:r>
-              <m:rPr>
-                <m:sty m:val="p"/>
-              </m:rPr>
-              <m:t>F</m:t>
-            </m:r>
-            <m:r>
-              <m:rPr>
-                <m:sty m:val="p"/>
-              </m:rPr>
-              <m:t>A</m:t>
-            </m:r>
-          </m:e>
-          <m:sub>
-            <m:r>
-              <m:rPr>
-                <m:sty m:val="p"/>
-              </m:rPr>
-              <m:t>u</m:t>
-            </m:r>
-          </m:sub>
-        </m:sSub>
-        <m:r>
-          <m:rPr>
-            <m:sty m:val="p"/>
-          </m:rPr>
-          <m:t>=</m:t>
-        </m:r>
-        <m:r>
-          <m:t>0</m:t>
-        </m:r>
-      </m:oMath>
-      <w:r>
-        <w:t xml:space="preserve"> </w:t>
-      </w:r>
-      <w:r>
-        <w:t xml:space="preserve">every seed; with EATA the margin is inconclusive; and with the</w:t>
-      </w:r>
-      <w:r>
-        <w:t xml:space="preserve"> </w:t>
-      </w:r>
-      <w:r>
-        <w:t xml:space="preserve">aggressive helpful-dominated SAR arm KGA over-freezes (worse than always-adapt,</w:t>
-      </w:r>
-      <w:r>
-        <w:t xml:space="preserve"> </w:t>
-      </w:r>
-      <m:oMath>
-        <m:sSub>
-          <m:e>
-            <m:r>
-              <m:rPr>
-                <m:sty m:val="p"/>
-              </m:rPr>
-              <m:t>F</m:t>
-            </m:r>
-            <m:r>
-              <m:rPr>
-                <m:sty m:val="p"/>
-              </m:rPr>
-              <m:t>A</m:t>
-            </m:r>
-          </m:e>
-          <m:sub>
-            <m:r>
-              <m:rPr>
-                <m:sty m:val="p"/>
-              </m:rPr>
-              <m:t>u</m:t>
-            </m:r>
-          </m:sub>
-        </m:sSub>
-      </m:oMath>
-      <w:r>
-        <w:t xml:space="preserve"> </w:t>
-      </w:r>
-      <w:r>
-        <w:t xml:space="preserve">up to</w:t>
-      </w:r>
-      <w:r>
-        <w:t xml:space="preserve"> </w:t>
-      </w:r>
-      <m:oMath>
-        <m:r>
-          <m:t>0.11</m:t>
-        </m:r>
-      </m:oMath>
-      <w:r>
-        <w:t xml:space="preserve">), consistent with the candidate dependence seen elsewhere.</w:t>
-      </w:r>
-      <w:r>
-        <w:t xml:space="preserve"> </w:t>
-      </w:r>
-      <w:r>
-        <w:t xml:space="preserve">Per-seed multi-seed replays for iWildCam, Office-Home, and RxRx1 are single-run in the current</w:t>
-      </w:r>
-      <w:r>
-        <w:t xml:space="preserve"> </w:t>
-      </w:r>
-      <w:r>
-        <w:t xml:space="preserve">artifacts and remain future work.</w:t>
+        <w:t>The one natural-shift track with per-condition logs at multiple seeds is Camelyon17 (4 seeds, 9 composition-stress conditions per seed). The committed logs under experiments/kbound/results/camelyon17_multiseed_v1/ reproduce the candidate-dependent result: Tent is stable no-harm with FA_u=0 across seeds, EATA is inconclusive, and the helpful-dominated SAR arm over-freezes with FA_u up to 0.11. The recomputation uses scripts/recompute/multiseed_natural.py. iWildCam, Office-Home, and RxRx1 multi-seed replays remain future work.</w:t>
       </w:r>
     </w:p>
     <w:tbl>
@@ -34822,429 +33466,7 @@
         <w:pStyle w:val="FirstParagraph"/>
       </w:pPr>
       <w:r>
-        <w:t xml:space="preserve">Two label-free evidence panels are used, matched to the two calibration regimes of</w:t>
-      </w:r>
-      <w:r>
-        <w:t xml:space="preserve"> </w:t>
-      </w:r>
-      <w:r>
-        <w:t xml:space="preserve">§</w:t>
-      </w:r>
-      <w:hyperlink w:anchor="sec:method">
-        <w:r>
-          <w:rPr>
-            <w:rStyle w:val="Hyperlink"/>
-          </w:rPr>
-          <w:t xml:space="preserve">5</w:t>
-        </w:r>
-      </w:hyperlink>
-      <w:r>
-        <w:t xml:space="preserve">. Notation:</w:t>
-      </w:r>
-      <w:r>
-        <w:t xml:space="preserve"> </w:t>
-      </w:r>
-      <m:oMath>
-        <m:sSub>
-          <m:e>
-            <m:r>
-              <m:t>p</m:t>
-            </m:r>
-          </m:e>
-          <m:sub>
-            <m:r>
-              <m:t>0</m:t>
-            </m:r>
-          </m:sub>
-        </m:sSub>
-        <m:r>
-          <m:rPr>
-            <m:sty m:val="p"/>
-          </m:rPr>
-          <m:t>,</m:t>
-        </m:r>
-        <m:sSub>
-          <m:e>
-            <m:r>
-              <m:t>p</m:t>
-            </m:r>
-          </m:e>
-          <m:sub>
-            <m:r>
-              <m:t>a</m:t>
-            </m:r>
-          </m:sub>
-        </m:sSub>
-      </m:oMath>
-      <w:r>
-        <w:t xml:space="preserve"> </w:t>
-      </w:r>
-      <w:r>
-        <w:t xml:space="preserve">are the frozen and adapted softmax rows on the adaptation</w:t>
-      </w:r>
-      <w:r>
-        <w:t xml:space="preserve"> </w:t>
-      </w:r>
-      <w:r>
-        <w:t xml:space="preserve">batch;</w:t>
-      </w:r>
-      <w:r>
-        <w:t xml:space="preserve"> </w:t>
-      </w:r>
-      <m:oMath>
-        <m:sSub>
-          <m:e>
-            <m:acc>
-              <m:accPr>
-                <m:chr m:val="‾"/>
-              </m:accPr>
-              <m:e>
-                <m:r>
-                  <m:t>m</m:t>
-                </m:r>
-              </m:e>
-            </m:acc>
-          </m:e>
-          <m:sub>
-            <m:r>
-              <m:t>0</m:t>
-            </m:r>
-          </m:sub>
-        </m:sSub>
-        <m:r>
-          <m:rPr>
-            <m:sty m:val="p"/>
-          </m:rPr>
-          <m:t>=</m:t>
-        </m:r>
-        <m:sSub>
-          <m:e>
-            <m:r>
-              <m:rPr>
-                <m:sty m:val="p"/>
-              </m:rPr>
-              <m:t>m</m:t>
-            </m:r>
-            <m:r>
-              <m:rPr>
-                <m:sty m:val="p"/>
-              </m:rPr>
-              <m:t>e</m:t>
-            </m:r>
-            <m:r>
-              <m:rPr>
-                <m:sty m:val="p"/>
-              </m:rPr>
-              <m:t>a</m:t>
-            </m:r>
-            <m:r>
-              <m:rPr>
-                <m:sty m:val="p"/>
-              </m:rPr>
-              <m:t>n</m:t>
-            </m:r>
-          </m:e>
-          <m:sub>
-            <m:r>
-              <m:t>n</m:t>
-            </m:r>
-          </m:sub>
-        </m:sSub>
-        <m:r>
-          <m:t> </m:t>
-        </m:r>
-        <m:sSub>
-          <m:e>
-            <m:r>
-              <m:t>p</m:t>
-            </m:r>
-          </m:e>
-          <m:sub>
-            <m:r>
-              <m:t>0</m:t>
-            </m:r>
-            <m:r>
-              <m:rPr>
-                <m:sty m:val="p"/>
-              </m:rPr>
-              <m:t>,</m:t>
-            </m:r>
-            <m:r>
-              <m:t>n</m:t>
-            </m:r>
-          </m:sub>
-        </m:sSub>
-      </m:oMath>
-      <w:r>
-        <w:t xml:space="preserve"> </w:t>
-      </w:r>
-      <w:r>
-        <w:t xml:space="preserve">and</w:t>
-      </w:r>
-      <w:r>
-        <w:t xml:space="preserve"> </w:t>
-      </w:r>
-      <m:oMath>
-        <m:sSub>
-          <m:e>
-            <m:acc>
-              <m:accPr>
-                <m:chr m:val="‾"/>
-              </m:accPr>
-              <m:e>
-                <m:r>
-                  <m:t>m</m:t>
-                </m:r>
-              </m:e>
-            </m:acc>
-          </m:e>
-          <m:sub>
-            <m:r>
-              <m:t>a</m:t>
-            </m:r>
-          </m:sub>
-        </m:sSub>
-      </m:oMath>
-      <w:r>
-        <w:t xml:space="preserve"> </w:t>
-      </w:r>
-      <w:r>
-        <w:t xml:space="preserve">are the predicted-class marginals;</w:t>
-      </w:r>
-      <w:r>
-        <w:t xml:space="preserve"> </w:t>
-      </w:r>
-      <m:oMath>
-        <m:r>
-          <m:t>H</m:t>
-        </m:r>
-        <m:r>
-          <m:rPr>
-            <m:sty m:val="p"/>
-          </m:rPr>
-          <m:t>(</m:t>
-        </m:r>
-        <m:r>
-          <m:t>p</m:t>
-        </m:r>
-        <m:r>
-          <m:rPr>
-            <m:sty m:val="p"/>
-          </m:rPr>
-          <m:t>)</m:t>
-        </m:r>
-        <m:r>
-          <m:rPr>
-            <m:sty m:val="p"/>
-          </m:rPr>
-          <m:t>=</m:t>
-        </m:r>
-        <m:r>
-          <m:rPr>
-            <m:sty m:val="p"/>
-          </m:rPr>
-          <m:t>−</m:t>
-        </m:r>
-        <m:nary>
-          <m:naryPr>
-            <m:chr m:val="∑"/>
-            <m:limLoc m:val="undOvr"/>
-            <m:subHide m:val="off"/>
-            <m:supHide m:val="on"/>
-          </m:naryPr>
-          <m:sub>
-            <m:r>
-              <m:t>c</m:t>
-            </m:r>
-          </m:sub>
-          <m:sup>
-            <m:r>
-              <m:t>​</m:t>
-            </m:r>
-          </m:sup>
-          <m:e>
-            <m:sSub>
-              <m:e>
-                <m:r>
-                  <m:t>p</m:t>
-                </m:r>
-              </m:e>
-              <m:sub>
-                <m:r>
-                  <m:t>c</m:t>
-                </m:r>
-              </m:sub>
-            </m:sSub>
-          </m:e>
-        </m:nary>
-        <m:r>
-          <m:rPr>
-            <m:sty m:val="p"/>
-          </m:rPr>
-          <m:t>log</m:t>
-        </m:r>
-        <m:sSub>
-          <m:e>
-            <m:r>
-              <m:t>p</m:t>
-            </m:r>
-          </m:e>
-          <m:sub>
-            <m:r>
-              <m:t>c</m:t>
-            </m:r>
-          </m:sub>
-        </m:sSub>
-      </m:oMath>
-      <w:r>
-        <w:t xml:space="preserve">;</w:t>
-      </w:r>
-      <w:r>
-        <w:t xml:space="preserve"> </w:t>
-      </w:r>
-      <m:oMath>
-        <m:r>
-          <m:t>C</m:t>
-        </m:r>
-      </m:oMath>
-      <w:r>
-        <w:t xml:space="preserve"> </w:t>
-      </w:r>
-      <w:r>
-        <w:t xml:space="preserve">is the number of classes. The stress-grid tracks (CIFAR-10-C,</w:t>
-      </w:r>
-      <w:r>
-        <w:t xml:space="preserve"> </w:t>
-      </w:r>
-      <w:r>
-        <w:t xml:space="preserve">ImageNet-C, PACS) use the</w:t>
-      </w:r>
-      <w:r>
-        <w:t xml:space="preserve"> </w:t>
-      </w:r>
-      <m:oMath>
-        <m:r>
-          <m:t>11</m:t>
-        </m:r>
-      </m:oMath>
-      <w:r>
-        <w:t xml:space="preserve">-dimensional base panel of Table </w:t>
-      </w:r>
-      <w:hyperlink w:anchor="tab:schema-base">
-        <w:r>
-          <w:rPr>
-            <w:rStyle w:val="Hyperlink"/>
-          </w:rPr>
-          <w:t xml:space="preserve">9</w:t>
-        </w:r>
-      </w:hyperlink>
-      <w:r>
-        <w:t xml:space="preserve"> </w:t>
-      </w:r>
-      <w:r>
-        <w:t xml:space="preserve">(</w:t>
-      </w:r>
-      <w:r>
-        <w:rPr>
-          <w:rStyle w:val="VerbatimChar"/>
-        </w:rPr>
-        <w:t xml:space="preserve">kbound_pkg/kbound/evidence.py</w:t>
-      </w:r>
-      <w:r>
-        <w:t xml:space="preserve">). The natural-shift tracks (Camelyon17, iWildCam,</w:t>
-      </w:r>
-      <w:r>
-        <w:t xml:space="preserve"> </w:t>
-      </w:r>
-      <w:r>
-        <w:t xml:space="preserve">Office-Home, RxRx1) use the</w:t>
-      </w:r>
-      <w:r>
-        <w:t xml:space="preserve"> </w:t>
-      </w:r>
-      <m:oMath>
-        <m:r>
-          <m:t>16</m:t>
-        </m:r>
-      </m:oMath>
-      <w:r>
-        <w:t xml:space="preserve">-dimensional panel of Table </w:t>
-      </w:r>
-      <w:hyperlink w:anchor="tab:schema-rich">
-        <w:r>
-          <w:rPr>
-            <w:rStyle w:val="Hyperlink"/>
-          </w:rPr>
-          <w:t xml:space="preserve">XXIII</w:t>
-        </w:r>
-      </w:hyperlink>
-      <w:r>
-        <w:t xml:space="preserve">: a</w:t>
-      </w:r>
-      <w:r>
-        <w:t xml:space="preserve"> </w:t>
-      </w:r>
-      <m:oMath>
-        <m:r>
-          <m:t>10</m:t>
-        </m:r>
-      </m:oMath>
-      <w:r>
-        <w:t xml:space="preserve">-statistic</w:t>
-      </w:r>
-      <w:r>
-        <w:t xml:space="preserve"> </w:t>
-      </w:r>
-      <w:r>
-        <w:t xml:space="preserve">frozen-logit summary plus a</w:t>
-      </w:r>
-      <w:r>
-        <w:t xml:space="preserve"> </w:t>
-      </w:r>
-      <m:oMath>
-        <m:r>
-          <m:t>6</m:t>
-        </m:r>
-      </m:oMath>
-      <w:r>
-        <w:t xml:space="preserve">-feature rich panel (</w:t>
-      </w:r>
-      <w:r>
-        <w:rPr>
-          <w:rStyle w:val="VerbatimChar"/>
-        </w:rPr>
-        <w:t xml:space="preserve">scripts/run_wilds_camelyon17.py</w:t>
-      </w:r>
-      <w:r>
-        <w:t xml:space="preserve">). All</w:t>
-      </w:r>
-      <w:r>
-        <w:t xml:space="preserve"> </w:t>
-      </w:r>
-      <w:r>
-        <w:t xml:space="preserve">features are target-label-free; the ATC feature calibrates its threshold on</w:t>
-      </w:r>
-      <w:r>
-        <w:t xml:space="preserve"> </w:t>
-      </w:r>
-      <w:r>
-        <w:rPr>
-          <w:i/>
-          <w:iCs/>
-        </w:rPr>
-        <w:t xml:space="preserve">source</w:t>
-      </w:r>
-      <w:r>
-        <w:t xml:space="preserve"> </w:t>
-      </w:r>
-      <w:r>
-        <w:t xml:space="preserve">labels</w:t>
-      </w:r>
-      <w:r>
-        <w:t xml:space="preserve"> </w:t>
-      </w:r>
-      <w:r>
-        <w:t xml:space="preserve">only.</w:t>
+        <w:t>The promoted per-condition artifacts use the 11-feature label-free evidence panel implemented in kbound_pkg/kbound/evidence.py. The retained Camelyon17 multi-seed logs record the same ordered vector. Tracks available only through reconciled summary artifacts are not used to claim a richer feature schema.</w:t>
       </w:r>
     </w:p>
     <w:bookmarkStart w:id="130" w:name="tab:schema-base"/>
@@ -35253,18 +33475,7 @@
         <w:pStyle w:val="TableCaption"/>
       </w:pPr>
       <w:r>
-        <w:t xml:space="preserve">Base</w:t>
-      </w:r>
-      <w:r>
-        <w:t xml:space="preserve"> </w:t>
-      </w:r>
-      <m:oMath>
-        <m:r>
-          <m:t>11</m:t>
-        </m:r>
-      </m:oMath>
-      <w:r>
-        <w:t xml:space="preserve">-dim evidence panel (stress grids).</w:t>
+        <w:t>Promoted 11-dimensional evidence panel.</w:t>
       </w:r>
     </w:p>
     <w:tbl>
@@ -36447,1262 +34658,7 @@
       <w:pPr>
         <w:pStyle w:val="BodyText"/>
       </w:pPr>
-      <w:r>
-        <w:t xml:space="preserve">@llp</w:t>
-      </w:r>
-      <w:r>
-        <w:t xml:space="preserve">0.26</w:t>
-      </w:r>
-      <w:r>
-        <w:t xml:space="preserve">@</w:t>
-      </w:r>
-      <w:r>
-        <w:t xml:space="preserve"> </w:t>
-      </w:r>
-      <w:r>
-        <w:t xml:space="preserve">Feature &amp; Definition &amp; Family</w:t>
-      </w:r>
-      <w:r>
-        <w:br/>
-      </w:r>
-      <w:r>
-        <w:br/>
-      </w:r>
-      <w:r>
-        <w:t xml:space="preserve">ent mean/std &amp;</w:t>
-      </w:r>
-      <w:r>
-        <w:t xml:space="preserve"> </w:t>
-      </w:r>
-      <m:oMath>
-        <m:r>
-          <m:rPr>
-            <m:sty m:val="p"/>
-          </m:rPr>
-          <m:t>m</m:t>
-        </m:r>
-        <m:r>
-          <m:rPr>
-            <m:sty m:val="p"/>
-          </m:rPr>
-          <m:t>e</m:t>
-        </m:r>
-        <m:r>
-          <m:rPr>
-            <m:sty m:val="p"/>
-          </m:rPr>
-          <m:t>a</m:t>
-        </m:r>
-        <m:r>
-          <m:rPr>
-            <m:sty m:val="p"/>
-          </m:rPr>
-          <m:t>n</m:t>
-        </m:r>
-        <m:r>
-          <m:rPr>
-            <m:sty m:val="p"/>
-          </m:rPr>
-          <m:t>/</m:t>
-        </m:r>
-        <m:r>
-          <m:rPr>
-            <m:sty m:val="p"/>
-          </m:rPr>
-          <m:t>s</m:t>
-        </m:r>
-        <m:r>
-          <m:rPr>
-            <m:sty m:val="p"/>
-          </m:rPr>
-          <m:t>t</m:t>
-        </m:r>
-        <m:r>
-          <m:rPr>
-            <m:sty m:val="p"/>
-          </m:rPr>
-          <m:t>d</m:t>
-        </m:r>
-        <m:r>
-          <m:t> </m:t>
-        </m:r>
-        <m:r>
-          <m:t>H</m:t>
-        </m:r>
-      </m:oMath>
-      <w:r>
-        <w:t xml:space="preserve"> </w:t>
-      </w:r>
-      <w:r>
-        <w:t xml:space="preserve">&amp; frozen</w:t>
-      </w:r>
-      <w:r>
-        <w:br/>
-      </w:r>
-      <w:r>
-        <w:t xml:space="preserve">ent p25/p75 &amp;</w:t>
-      </w:r>
-      <w:r>
-        <w:t xml:space="preserve"> </w:t>
-      </w:r>
-      <m:oMath>
-        <m:r>
-          <m:t>25</m:t>
-        </m:r>
-        <m:r>
-          <m:rPr>
-            <m:sty m:val="p"/>
-          </m:rPr>
-          <m:t>/</m:t>
-        </m:r>
-        <m:r>
-          <m:t>75</m:t>
-        </m:r>
-      </m:oMath>
-      <w:r>
-        <w:t xml:space="preserve"> </w:t>
-      </w:r>
-      <w:r>
-        <w:t xml:space="preserve">pct. of</w:t>
-      </w:r>
-      <w:r>
-        <w:t xml:space="preserve"> </w:t>
-      </w:r>
-      <m:oMath>
-        <m:r>
-          <m:t>H</m:t>
-        </m:r>
-      </m:oMath>
-      <w:r>
-        <w:t xml:space="preserve"> </w:t>
-      </w:r>
-      <w:r>
-        <w:t xml:space="preserve">&amp; frozen</w:t>
-      </w:r>
-      <w:r>
-        <w:br/>
-      </w:r>
-      <w:r>
-        <w:t xml:space="preserve">conf mean/std &amp;</w:t>
-      </w:r>
-      <w:r>
-        <w:t xml:space="preserve"> </w:t>
-      </w:r>
-      <m:oMath>
-        <m:r>
-          <m:rPr>
-            <m:sty m:val="p"/>
-          </m:rPr>
-          <m:t>m</m:t>
-        </m:r>
-        <m:r>
-          <m:rPr>
-            <m:sty m:val="p"/>
-          </m:rPr>
-          <m:t>e</m:t>
-        </m:r>
-        <m:r>
-          <m:rPr>
-            <m:sty m:val="p"/>
-          </m:rPr>
-          <m:t>a</m:t>
-        </m:r>
-        <m:r>
-          <m:rPr>
-            <m:sty m:val="p"/>
-          </m:rPr>
-          <m:t>n</m:t>
-        </m:r>
-        <m:r>
-          <m:rPr>
-            <m:sty m:val="p"/>
-          </m:rPr>
-          <m:t>/</m:t>
-        </m:r>
-        <m:r>
-          <m:rPr>
-            <m:sty m:val="p"/>
-          </m:rPr>
-          <m:t>s</m:t>
-        </m:r>
-        <m:r>
-          <m:rPr>
-            <m:sty m:val="p"/>
-          </m:rPr>
-          <m:t>t</m:t>
-        </m:r>
-        <m:r>
-          <m:rPr>
-            <m:sty m:val="p"/>
-          </m:rPr>
-          <m:t>d</m:t>
-        </m:r>
-        <m:r>
-          <m:t> </m:t>
-        </m:r>
-        <m:r>
-          <m:t>s</m:t>
-        </m:r>
-      </m:oMath>
-      <w:r>
-        <w:t xml:space="preserve"> </w:t>
-      </w:r>
-      <w:r>
-        <w:t xml:space="preserve">&amp; frozen</w:t>
-      </w:r>
-      <w:r>
-        <w:br/>
-      </w:r>
-      <w:r>
-        <w:t xml:space="preserve">frac hi-conf &amp;</w:t>
-      </w:r>
-      <w:r>
-        <w:t xml:space="preserve"> </w:t>
-      </w:r>
-      <m:oMath>
-        <m:r>
-          <m:rPr>
-            <m:sty m:val="p"/>
-          </m:rPr>
-          <m:t>f</m:t>
-        </m:r>
-        <m:r>
-          <m:rPr>
-            <m:sty m:val="p"/>
-          </m:rPr>
-          <m:t>r</m:t>
-        </m:r>
-        <m:r>
-          <m:rPr>
-            <m:sty m:val="p"/>
-          </m:rPr>
-          <m:t>a</m:t>
-        </m:r>
-        <m:r>
-          <m:rPr>
-            <m:sty m:val="p"/>
-          </m:rPr>
-          <m:t>c</m:t>
-        </m:r>
-        <m:r>
-          <m:rPr>
-            <m:sty m:val="p"/>
-          </m:rPr>
-          <m:t>(</m:t>
-        </m:r>
-        <m:r>
-          <m:t>s</m:t>
-        </m:r>
-        <m:r>
-          <m:rPr>
-            <m:sty m:val="p"/>
-          </m:rPr>
-          <m:t>&gt;</m:t>
-        </m:r>
-        <m:r>
-          <m:t>0.9</m:t>
-        </m:r>
-        <m:r>
-          <m:rPr>
-            <m:sty m:val="p"/>
-          </m:rPr>
-          <m:t>)</m:t>
-        </m:r>
-      </m:oMath>
-      <w:r>
-        <w:t xml:space="preserve"> </w:t>
-      </w:r>
-      <w:r>
-        <w:t xml:space="preserve">&amp; frozen</w:t>
-      </w:r>
-      <w:r>
-        <w:br/>
-      </w:r>
-      <w:r>
-        <w:t xml:space="preserve">frac hi-ent &amp;</w:t>
-      </w:r>
-      <w:r>
-        <w:t xml:space="preserve"> </w:t>
-      </w:r>
-      <m:oMath>
-        <m:r>
-          <m:rPr>
-            <m:sty m:val="p"/>
-          </m:rPr>
-          <m:t>f</m:t>
-        </m:r>
-        <m:r>
-          <m:rPr>
-            <m:sty m:val="p"/>
-          </m:rPr>
-          <m:t>r</m:t>
-        </m:r>
-        <m:r>
-          <m:rPr>
-            <m:sty m:val="p"/>
-          </m:rPr>
-          <m:t>a</m:t>
-        </m:r>
-        <m:r>
-          <m:rPr>
-            <m:sty m:val="p"/>
-          </m:rPr>
-          <m:t>c</m:t>
-        </m:r>
-        <m:r>
-          <m:rPr>
-            <m:sty m:val="p"/>
-          </m:rPr>
-          <m:t>(</m:t>
-        </m:r>
-        <m:r>
-          <m:t>H</m:t>
-        </m:r>
-        <m:r>
-          <m:rPr>
-            <m:sty m:val="p"/>
-          </m:rPr>
-          <m:t>&gt;</m:t>
-        </m:r>
-        <m:r>
-          <m:rPr>
-            <m:sty m:val="p"/>
-          </m:rPr>
-          <m:t>log</m:t>
-        </m:r>
-        <m:r>
-          <m:t>2</m:t>
-        </m:r>
-        <m:r>
-          <m:rPr>
-            <m:sty m:val="p"/>
-          </m:rPr>
-          <m:t>)</m:t>
-        </m:r>
-      </m:oMath>
-      <w:r>
-        <w:t xml:space="preserve"> </w:t>
-      </w:r>
-      <w:r>
-        <w:t xml:space="preserve">&amp; frozen</w:t>
-      </w:r>
-      <w:r>
-        <w:br/>
-      </w:r>
-      <w:r>
-        <w:t xml:space="preserve">marg. max &amp;</w:t>
-      </w:r>
-      <w:r>
-        <w:t xml:space="preserve"> </w:t>
-      </w:r>
-      <m:oMath>
-        <m:sSub>
-          <m:e>
-            <m:r>
-              <m:rPr>
-                <m:sty m:val="p"/>
-              </m:rPr>
-              <m:t>max</m:t>
-            </m:r>
-          </m:e>
-          <m:sub>
-            <m:r>
-              <m:t>c</m:t>
-            </m:r>
-          </m:sub>
-        </m:sSub>
-        <m:sSub>
-          <m:e>
-            <m:r>
-              <m:rPr>
-                <m:sty m:val="p"/>
-              </m:rPr>
-              <m:t>m</m:t>
-            </m:r>
-            <m:r>
-              <m:rPr>
-                <m:sty m:val="p"/>
-              </m:rPr>
-              <m:t>e</m:t>
-            </m:r>
-            <m:r>
-              <m:rPr>
-                <m:sty m:val="p"/>
-              </m:rPr>
-              <m:t>a</m:t>
-            </m:r>
-            <m:r>
-              <m:rPr>
-                <m:sty m:val="p"/>
-              </m:rPr>
-              <m:t>n</m:t>
-            </m:r>
-          </m:e>
-          <m:sub>
-            <m:r>
-              <m:t>n</m:t>
-            </m:r>
-          </m:sub>
-        </m:sSub>
-        <m:r>
-          <m:t> </m:t>
-        </m:r>
-        <m:r>
-          <m:t>p</m:t>
-        </m:r>
-      </m:oMath>
-      <w:r>
-        <w:t xml:space="preserve"> </w:t>
-      </w:r>
-      <w:r>
-        <w:t xml:space="preserve">&amp; frozen marginal</w:t>
-      </w:r>
-      <w:r>
-        <w:br/>
-      </w:r>
-      <w:r>
-        <w:t xml:space="preserve">marg. std &amp;</w:t>
-      </w:r>
-      <w:r>
-        <w:t xml:space="preserve"> </w:t>
-      </w:r>
-      <m:oMath>
-        <m:sSub>
-          <m:e>
-            <m:r>
-              <m:rPr>
-                <m:sty m:val="p"/>
-              </m:rPr>
-              <m:t>s</m:t>
-            </m:r>
-            <m:r>
-              <m:rPr>
-                <m:sty m:val="p"/>
-              </m:rPr>
-              <m:t>t</m:t>
-            </m:r>
-            <m:r>
-              <m:rPr>
-                <m:sty m:val="p"/>
-              </m:rPr>
-              <m:t>d</m:t>
-            </m:r>
-          </m:e>
-          <m:sub>
-            <m:r>
-              <m:t>c</m:t>
-            </m:r>
-          </m:sub>
-        </m:sSub>
-        <m:sSub>
-          <m:e>
-            <m:r>
-              <m:rPr>
-                <m:sty m:val="p"/>
-              </m:rPr>
-              <m:t>m</m:t>
-            </m:r>
-            <m:r>
-              <m:rPr>
-                <m:sty m:val="p"/>
-              </m:rPr>
-              <m:t>e</m:t>
-            </m:r>
-            <m:r>
-              <m:rPr>
-                <m:sty m:val="p"/>
-              </m:rPr>
-              <m:t>a</m:t>
-            </m:r>
-            <m:r>
-              <m:rPr>
-                <m:sty m:val="p"/>
-              </m:rPr>
-              <m:t>n</m:t>
-            </m:r>
-          </m:e>
-          <m:sub>
-            <m:r>
-              <m:t>n</m:t>
-            </m:r>
-          </m:sub>
-        </m:sSub>
-        <m:r>
-          <m:t> </m:t>
-        </m:r>
-        <m:r>
-          <m:t>p</m:t>
-        </m:r>
-      </m:oMath>
-      <w:r>
-        <w:t xml:space="preserve"> </w:t>
-      </w:r>
-      <w:r>
-        <w:t xml:space="preserve">&amp; frozen marginal</w:t>
-      </w:r>
-      <w:r>
-        <w:br/>
-      </w:r>
-      <w:r>
-        <w:br/>
-      </w:r>
-      <w:r>
-        <w:rPr>
-          <w:rStyle w:val="VerbatimChar"/>
-        </w:rPr>
-        <w:t xml:space="preserve">disagree</w:t>
-      </w:r>
-      <w:r>
-        <w:t xml:space="preserve"> </w:t>
-      </w:r>
-      <w:r>
-        <w:t xml:space="preserve">&amp;</w:t>
-      </w:r>
-      <w:r>
-        <w:t xml:space="preserve"> </w:t>
-      </w:r>
-      <m:oMath>
-        <m:r>
-          <m:rPr>
-            <m:sty m:val="p"/>
-          </m:rPr>
-          <m:t>f</m:t>
-        </m:r>
-        <m:r>
-          <m:rPr>
-            <m:sty m:val="p"/>
-          </m:rPr>
-          <m:t>r</m:t>
-        </m:r>
-        <m:r>
-          <m:rPr>
-            <m:sty m:val="p"/>
-          </m:rPr>
-          <m:t>a</m:t>
-        </m:r>
-        <m:r>
-          <m:rPr>
-            <m:sty m:val="p"/>
-          </m:rPr>
-          <m:t>c</m:t>
-        </m:r>
-        <m:r>
-          <m:rPr>
-            <m:sty m:val="p"/>
-          </m:rPr>
-          <m:t>(</m:t>
-        </m:r>
-        <m:r>
-          <m:rPr>
-            <m:sty m:val="p"/>
-          </m:rPr>
-          <m:t>arg</m:t>
-        </m:r>
-        <m:r>
-          <m:rPr>
-            <m:sty m:val="p"/>
-          </m:rPr>
-          <m:t>max</m:t>
-        </m:r>
-        <m:sSub>
-          <m:e>
-            <m:r>
-              <m:t>f</m:t>
-            </m:r>
-          </m:e>
-          <m:sub>
-            <m:r>
-              <m:t>0</m:t>
-            </m:r>
-          </m:sub>
-        </m:sSub>
-        <m:r>
-          <m:t>​</m:t>
-        </m:r>
-        <m:r>
-          <m:rPr>
-            <m:sty m:val="p"/>
-          </m:rPr>
-          <m:t>≠</m:t>
-        </m:r>
-        <m:r>
-          <m:t>​</m:t>
-        </m:r>
-        <m:r>
-          <m:rPr>
-            <m:sty m:val="p"/>
-          </m:rPr>
-          <m:t>arg</m:t>
-        </m:r>
-        <m:r>
-          <m:rPr>
-            <m:sty m:val="p"/>
-          </m:rPr>
-          <m:t>max</m:t>
-        </m:r>
-        <m:sSub>
-          <m:e>
-            <m:r>
-              <m:t>f</m:t>
-            </m:r>
-          </m:e>
-          <m:sub>
-            <m:r>
-              <m:t>a</m:t>
-            </m:r>
-          </m:sub>
-        </m:sSub>
-        <m:r>
-          <m:rPr>
-            <m:sty m:val="p"/>
-          </m:rPr>
-          <m:t>)</m:t>
-        </m:r>
-      </m:oMath>
-      <w:r>
-        <w:t xml:space="preserve"> </w:t>
-      </w:r>
-      <w:r>
-        <w:t xml:space="preserve">&amp; disagreement</w:t>
-      </w:r>
-      <w:r>
-        <w:br/>
-      </w:r>
-      <w:r>
-        <w:rPr>
-          <w:rStyle w:val="VerbatimChar"/>
-        </w:rPr>
-        <w:t xml:space="preserve">ent_gap</w:t>
-      </w:r>
-      <w:r>
-        <w:t xml:space="preserve"> </w:t>
-      </w:r>
-      <w:r>
-        <w:t xml:space="preserve">&amp;</w:t>
-      </w:r>
-      <w:r>
-        <w:t xml:space="preserve"> </w:t>
-      </w:r>
-      <m:oMath>
-        <m:r>
-          <m:rPr>
-            <m:sty m:val="p"/>
-          </m:rPr>
-          <m:t>m</m:t>
-        </m:r>
-        <m:r>
-          <m:rPr>
-            <m:sty m:val="p"/>
-          </m:rPr>
-          <m:t>e</m:t>
-        </m:r>
-        <m:r>
-          <m:rPr>
-            <m:sty m:val="p"/>
-          </m:rPr>
-          <m:t>a</m:t>
-        </m:r>
-        <m:r>
-          <m:rPr>
-            <m:sty m:val="p"/>
-          </m:rPr>
-          <m:t>n</m:t>
-        </m:r>
-        <m:r>
-          <m:t> </m:t>
-        </m:r>
-        <m:r>
-          <m:t>H</m:t>
-        </m:r>
-        <m:r>
-          <m:rPr>
-            <m:sty m:val="p"/>
-          </m:rPr>
-          <m:t>(</m:t>
-        </m:r>
-        <m:sSub>
-          <m:e>
-            <m:r>
-              <m:t>f</m:t>
-            </m:r>
-          </m:e>
-          <m:sub>
-            <m:r>
-              <m:t>0</m:t>
-            </m:r>
-          </m:sub>
-        </m:sSub>
-        <m:r>
-          <m:rPr>
-            <m:sty m:val="p"/>
-          </m:rPr>
-          <m:t>)</m:t>
-        </m:r>
-        <m:r>
-          <m:rPr>
-            <m:sty m:val="p"/>
-          </m:rPr>
-          <m:t>−</m:t>
-        </m:r>
-        <m:r>
-          <m:rPr>
-            <m:sty m:val="p"/>
-          </m:rPr>
-          <m:t>m</m:t>
-        </m:r>
-        <m:r>
-          <m:rPr>
-            <m:sty m:val="p"/>
-          </m:rPr>
-          <m:t>e</m:t>
-        </m:r>
-        <m:r>
-          <m:rPr>
-            <m:sty m:val="p"/>
-          </m:rPr>
-          <m:t>a</m:t>
-        </m:r>
-        <m:r>
-          <m:rPr>
-            <m:sty m:val="p"/>
-          </m:rPr>
-          <m:t>n</m:t>
-        </m:r>
-        <m:r>
-          <m:t> </m:t>
-        </m:r>
-        <m:r>
-          <m:t>H</m:t>
-        </m:r>
-        <m:r>
-          <m:rPr>
-            <m:sty m:val="p"/>
-          </m:rPr>
-          <m:t>(</m:t>
-        </m:r>
-        <m:sSub>
-          <m:e>
-            <m:r>
-              <m:t>f</m:t>
-            </m:r>
-          </m:e>
-          <m:sub>
-            <m:r>
-              <m:t>a</m:t>
-            </m:r>
-          </m:sub>
-        </m:sSub>
-        <m:r>
-          <m:rPr>
-            <m:sty m:val="p"/>
-          </m:rPr>
-          <m:t>)</m:t>
-        </m:r>
-      </m:oMath>
-      <w:r>
-        <w:t xml:space="preserve"> </w:t>
-      </w:r>
-      <w:r>
-        <w:t xml:space="preserve">&amp; change</w:t>
-      </w:r>
-      <w:r>
-        <w:br/>
-      </w:r>
-      <w:r>
-        <w:rPr>
-          <w:rStyle w:val="VerbatimChar"/>
-        </w:rPr>
-        <w:t xml:space="preserve">en_shift</w:t>
-      </w:r>
-      <w:r>
-        <w:t xml:space="preserve">&amp;</w:t>
-      </w:r>
-      <w:r>
-        <w:t xml:space="preserve"> </w:t>
-      </w:r>
-      <m:oMath>
-        <m:r>
-          <m:rPr>
-            <m:sty m:val="p"/>
-          </m:rPr>
-          <m:t>m</m:t>
-        </m:r>
-        <m:r>
-          <m:rPr>
-            <m:sty m:val="p"/>
-          </m:rPr>
-          <m:t>e</m:t>
-        </m:r>
-        <m:r>
-          <m:rPr>
-            <m:sty m:val="p"/>
-          </m:rPr>
-          <m:t>a</m:t>
-        </m:r>
-        <m:r>
-          <m:rPr>
-            <m:sty m:val="p"/>
-          </m:rPr>
-          <m:t>n</m:t>
-        </m:r>
-        <m:r>
-          <m:t> </m:t>
-        </m:r>
-        <m:sSub>
-          <m:e>
-            <m:r>
-              <m:t>E</m:t>
-            </m:r>
-          </m:e>
-          <m:sub>
-            <m:r>
-              <m:t>t</m:t>
-            </m:r>
-          </m:sub>
-        </m:sSub>
-        <m:r>
-          <m:rPr>
-            <m:sty m:val="p"/>
-          </m:rPr>
-          <m:t>−</m:t>
-        </m:r>
-        <m:r>
-          <m:rPr>
-            <m:sty m:val="p"/>
-          </m:rPr>
-          <m:t>m</m:t>
-        </m:r>
-        <m:r>
-          <m:rPr>
-            <m:sty m:val="p"/>
-          </m:rPr>
-          <m:t>e</m:t>
-        </m:r>
-        <m:r>
-          <m:rPr>
-            <m:sty m:val="p"/>
-          </m:rPr>
-          <m:t>a</m:t>
-        </m:r>
-        <m:r>
-          <m:rPr>
-            <m:sty m:val="p"/>
-          </m:rPr>
-          <m:t>n</m:t>
-        </m:r>
-        <m:r>
-          <m:t> </m:t>
-        </m:r>
-        <m:sSub>
-          <m:e>
-            <m:r>
-              <m:t>E</m:t>
-            </m:r>
-          </m:e>
-          <m:sub>
-            <m:r>
-              <m:t>s</m:t>
-            </m:r>
-          </m:sub>
-        </m:sSub>
-      </m:oMath>
-      <w:r>
-        <w:t xml:space="preserve"> </w:t>
-      </w:r>
-      <w:r>
-        <w:t xml:space="preserve">&amp; drift</w:t>
-      </w:r>
-      <w:r>
-        <w:br/>
-      </w:r>
-      <w:r>
-        <w:rPr>
-          <w:rStyle w:val="VerbatimChar"/>
-        </w:rPr>
-        <w:t xml:space="preserve">bn_kl</w:t>
-      </w:r>
-      <w:r>
-        <w:t xml:space="preserve"> </w:t>
-      </w:r>
-      <w:r>
-        <w:t xml:space="preserve">&amp;</w:t>
-      </w:r>
-      <w:r>
-        <w:t xml:space="preserve"> </w:t>
-      </w:r>
-      <m:oMath>
-        <m:sSub>
-          <m:e>
-            <m:r>
-              <m:rPr>
-                <m:sty m:val="p"/>
-              </m:rPr>
-              <m:t>m</m:t>
-            </m:r>
-            <m:r>
-              <m:rPr>
-                <m:sty m:val="p"/>
-              </m:rPr>
-              <m:t>e</m:t>
-            </m:r>
-            <m:r>
-              <m:rPr>
-                <m:sty m:val="p"/>
-              </m:rPr>
-              <m:t>a</m:t>
-            </m:r>
-            <m:r>
-              <m:rPr>
-                <m:sty m:val="p"/>
-              </m:rPr>
-              <m:t>n</m:t>
-            </m:r>
-          </m:e>
-          <m:sub>
-            <m:r>
-              <m:rPr>
-                <m:sty m:val="p"/>
-              </m:rPr>
-              <m:t>c</m:t>
-            </m:r>
-            <m:r>
-              <m:rPr>
-                <m:sty m:val="p"/>
-              </m:rPr>
-              <m:t>h</m:t>
-            </m:r>
-          </m:sub>
-        </m:sSub>
-        <m:r>
-          <m:t> </m:t>
-        </m:r>
-        <m:r>
-          <m:rPr>
-            <m:sty m:val="p"/>
-          </m:rPr>
-          <m:t>K</m:t>
-        </m:r>
-        <m:r>
-          <m:rPr>
-            <m:sty m:val="p"/>
-          </m:rPr>
-          <m:t>L</m:t>
-        </m:r>
-        <m:r>
-          <m:rPr>
-            <m:sty m:val="p"/>
-          </m:rPr>
-          <m:t>(</m:t>
-        </m:r>
-        <m:sSub>
-          <m:e>
-            <m:r>
-              <m:rPr>
-                <m:scr m:val="script"/>
-                <m:sty m:val="p"/>
-              </m:rPr>
-              <m:t>N</m:t>
-            </m:r>
-          </m:e>
-          <m:sub>
-            <m:r>
-              <m:rPr>
-                <m:sty m:val="p"/>
-              </m:rPr>
-              <m:t>r</m:t>
-            </m:r>
-            <m:r>
-              <m:rPr>
-                <m:sty m:val="p"/>
-              </m:rPr>
-              <m:t>u</m:t>
-            </m:r>
-            <m:r>
-              <m:rPr>
-                <m:sty m:val="p"/>
-              </m:rPr>
-              <m:t>n</m:t>
-            </m:r>
-          </m:sub>
-        </m:sSub>
-        <m:r>
-          <m:t>​</m:t>
-        </m:r>
-        <m:r>
-          <m:rPr>
-            <m:sty m:val="p"/>
-          </m:rPr>
-          <m:t>∥</m:t>
-        </m:r>
-        <m:r>
-          <m:t>​</m:t>
-        </m:r>
-        <m:sSub>
-          <m:e>
-            <m:r>
-              <m:rPr>
-                <m:scr m:val="script"/>
-                <m:sty m:val="p"/>
-              </m:rPr>
-              <m:t>N</m:t>
-            </m:r>
-          </m:e>
-          <m:sub>
-            <m:r>
-              <m:rPr>
-                <m:sty m:val="p"/>
-              </m:rPr>
-              <m:t>b</m:t>
-            </m:r>
-            <m:r>
-              <m:rPr>
-                <m:sty m:val="p"/>
-              </m:rPr>
-              <m:t>a</m:t>
-            </m:r>
-            <m:r>
-              <m:rPr>
-                <m:sty m:val="p"/>
-              </m:rPr>
-              <m:t>t</m:t>
-            </m:r>
-            <m:r>
-              <m:rPr>
-                <m:sty m:val="p"/>
-              </m:rPr>
-              <m:t>c</m:t>
-            </m:r>
-            <m:r>
-              <m:rPr>
-                <m:sty m:val="p"/>
-              </m:rPr>
-              <m:t>h</m:t>
-            </m:r>
-          </m:sub>
-        </m:sSub>
-        <m:r>
-          <m:rPr>
-            <m:sty m:val="p"/>
-          </m:rPr>
-          <m:t>)</m:t>
-        </m:r>
-      </m:oMath>
-      <w:r>
-        <w:t xml:space="preserve"> </w:t>
-      </w:r>
-      <w:r>
-        <w:t xml:space="preserve">&amp; drift</w:t>
-      </w:r>
-      <w:r>
-        <w:br/>
-      </w:r>
-      <w:r>
-        <w:rPr>
-          <w:rStyle w:val="VerbatimChar"/>
-        </w:rPr>
-        <w:t xml:space="preserve">atc</w:t>
-      </w:r>
-      <w:r>
-        <w:t xml:space="preserve"> </w:t>
-      </w:r>
-      <w:r>
-        <w:t xml:space="preserve">&amp;</w:t>
-      </w:r>
-      <w:r>
-        <w:t xml:space="preserve"> </w:t>
-      </w:r>
-      <m:oMath>
-        <m:sSub>
-          <m:e>
-            <m:r>
-              <m:rPr>
-                <m:sty m:val="p"/>
-              </m:rPr>
-              <m:t>f</m:t>
-            </m:r>
-            <m:r>
-              <m:rPr>
-                <m:sty m:val="p"/>
-              </m:rPr>
-              <m:t>r</m:t>
-            </m:r>
-            <m:r>
-              <m:rPr>
-                <m:sty m:val="p"/>
-              </m:rPr>
-              <m:t>a</m:t>
-            </m:r>
-            <m:r>
-              <m:rPr>
-                <m:sty m:val="p"/>
-              </m:rPr>
-              <m:t>c</m:t>
-            </m:r>
-          </m:e>
-          <m:sub>
-            <m:r>
-              <m:t>t</m:t>
-            </m:r>
-          </m:sub>
-        </m:sSub>
-        <m:r>
-          <m:rPr>
-            <m:sty m:val="p"/>
-          </m:rPr>
-          <m:t>(</m:t>
-        </m:r>
-        <m:r>
-          <m:t>s</m:t>
-        </m:r>
-        <m:r>
-          <m:t>​</m:t>
-        </m:r>
-        <m:r>
-          <m:rPr>
-            <m:sty m:val="p"/>
-          </m:rPr>
-          <m:t>≥</m:t>
-        </m:r>
-        <m:r>
-          <m:t>​</m:t>
-        </m:r>
-        <m:r>
-          <m:t>t</m:t>
-        </m:r>
-        <m:r>
-          <m:rPr>
-            <m:sty m:val="p"/>
-          </m:rPr>
-          <m:t>)</m:t>
-        </m:r>
-      </m:oMath>
-      <w:r>
-        <w:t xml:space="preserve">,</w:t>
-      </w:r>
-      <w:r>
-        <w:t xml:space="preserve"> </w:t>
-      </w:r>
-      <m:oMath>
-        <m:r>
-          <m:t>t</m:t>
-        </m:r>
-      </m:oMath>
-      <w:r>
-        <w:t xml:space="preserve"> </w:t>
-      </w:r>
-      <w:r>
-        <w:t xml:space="preserve">src-calib. &amp; accuracy proxy</w:t>
-      </w:r>
-      <w:r>
-        <w:br/>
-      </w:r>
-      <w:r>
-        <w:rPr>
-          <w:rStyle w:val="VerbatimChar"/>
-        </w:rPr>
-        <w:t xml:space="preserve">conf_drop</w:t>
-      </w:r>
-      <w:r>
-        <w:t xml:space="preserve">&amp;</w:t>
-      </w:r>
-      <w:r>
-        <w:t xml:space="preserve"> </w:t>
-      </w:r>
-      <m:oMath>
-        <m:r>
-          <m:rPr>
-            <m:sty m:val="p"/>
-          </m:rPr>
-          <m:t>m</m:t>
-        </m:r>
-        <m:r>
-          <m:rPr>
-            <m:sty m:val="p"/>
-          </m:rPr>
-          <m:t>e</m:t>
-        </m:r>
-        <m:r>
-          <m:rPr>
-            <m:sty m:val="p"/>
-          </m:rPr>
-          <m:t>a</m:t>
-        </m:r>
-        <m:r>
-          <m:rPr>
-            <m:sty m:val="p"/>
-          </m:rPr>
-          <m:t>n</m:t>
-        </m:r>
-        <m:r>
-          <m:t> </m:t>
-        </m:r>
-        <m:sSub>
-          <m:e>
-            <m:r>
-              <m:t>s</m:t>
-            </m:r>
-          </m:e>
-          <m:sub>
-            <m:r>
-              <m:t>s</m:t>
-            </m:r>
-          </m:sub>
-        </m:sSub>
-        <m:r>
-          <m:rPr>
-            <m:sty m:val="p"/>
-          </m:rPr>
-          <m:t>−</m:t>
-        </m:r>
-        <m:r>
-          <m:rPr>
-            <m:sty m:val="p"/>
-          </m:rPr>
-          <m:t>m</m:t>
-        </m:r>
-        <m:r>
-          <m:rPr>
-            <m:sty m:val="p"/>
-          </m:rPr>
-          <m:t>e</m:t>
-        </m:r>
-        <m:r>
-          <m:rPr>
-            <m:sty m:val="p"/>
-          </m:rPr>
-          <m:t>a</m:t>
-        </m:r>
-        <m:r>
-          <m:rPr>
-            <m:sty m:val="p"/>
-          </m:rPr>
-          <m:t>n</m:t>
-        </m:r>
-        <m:r>
-          <m:t> </m:t>
-        </m:r>
-        <m:sSub>
-          <m:e>
-            <m:r>
-              <m:t>s</m:t>
-            </m:r>
-          </m:e>
-          <m:sub>
-            <m:r>
-              <m:t>t</m:t>
-            </m:r>
-          </m:sub>
-        </m:sSub>
-      </m:oMath>
-      <w:r>
-        <w:t xml:space="preserve"> </w:t>
-      </w:r>
-      <w:r>
-        <w:t xml:space="preserve">&amp; drift</w:t>
-      </w:r>
-      <w:r>
-        <w:br/>
-      </w:r>
+      <w:r/>
     </w:p>
     <w:bookmarkEnd w:id="131"/>
     <w:bookmarkStart w:id="136" w:name="app:theory-full"/>

--- a/docs/research/kbound/kbound_short_final_draft.docx
+++ b/docs/research/kbound/kbound_short_final_draft.docx
@@ -9,11 +9,9 @@
       <w:r>
         <w:t xml:space="preserve">K-Bound: When Is Label-Free Adaptation Knowable?</w:t>
       </w:r>
-    </w:p>
-    <w:p>
-      <w:pPr>
-        <w:pStyle w:val="Subtitle"/>
-      </w:pPr>
+      <w:r>
+        <w:br/>
+      </w:r>
       <w:r>
         <w:t xml:space="preserve">Helpful, Harmful, and Unknowable Regimes Under Distribution Shift</w:t>
       </w:r>
@@ -23,7 +21,7 @@
         <w:pStyle w:val="Author"/>
       </w:pPr>
       <w:r>
-        <w:t xml:space="preserve">Pratik Niroula</w:t>
+        <w:br/>
       </w:r>
     </w:p>
     <w:p>
@@ -460,7 +458,46 @@
         <w:t xml:space="preserve"> </w:t>
       </w:r>
       <w:r>
-        <w:t xml:space="preserve">(certified helpful), (certified harmful), or (no</w:t>
+        <w:rPr>
+          <w:smallCaps/>
+        </w:rPr>
+        <w:t xml:space="preserve">adapt</w:t>
+      </w:r>
+      <w:r>
+        <w:t xml:space="preserve"> </w:t>
+      </w:r>
+      <w:r>
+        <w:t xml:space="preserve">(certified helpful),</w:t>
+      </w:r>
+      <w:r>
+        <w:t xml:space="preserve"> </w:t>
+      </w:r>
+      <w:r>
+        <w:rPr>
+          <w:smallCaps/>
+        </w:rPr>
+        <w:t xml:space="preserve">freeze</w:t>
+      </w:r>
+      <w:r>
+        <w:t xml:space="preserve"> </w:t>
+      </w:r>
+      <w:r>
+        <w:t xml:space="preserve">(certified harmful), or</w:t>
+      </w:r>
+      <w:r>
+        <w:t xml:space="preserve"> </w:t>
+      </w:r>
+      <w:r>
+        <w:rPr>
+          <w:smallCaps/>
+        </w:rPr>
+        <w:t xml:space="preserve">abstain</w:t>
+      </w:r>
+      <w:r>
+        <w:t xml:space="preserve"> </w:t>
+      </w:r>
+      <w:r>
+        <w:t xml:space="preserve">(no</w:t>
       </w:r>
       <w:r>
         <w:t xml:space="preserve"> </w:t>
@@ -471,78 +508,9 @@
       <w:r>
         <w:t xml:space="preserve"> </w:t>
       </w:r>
-      <m:oMath>
-        <m:r>
-          <m:rPr>
-            <m:scr m:val="double-struck"/>
-            <m:sty m:val="p"/>
-          </m:rPr>
-          <m:t>P</m:t>
-        </m:r>
-        <m:r>
-          <m:rPr>
-            <m:sty m:val="p"/>
-          </m:rPr>
-          <m:t>(</m:t>
-        </m:r>
-        <m:r>
-          <m:rPr>
-            <m:sty m:val="p"/>
-          </m:rPr>
-          <m:t>a</m:t>
-        </m:r>
-        <m:r>
-          <m:rPr>
-            <m:sty m:val="p"/>
-          </m:rPr>
-          <m:t>d</m:t>
-        </m:r>
-        <m:r>
-          <m:rPr>
-            <m:sty m:val="p"/>
-          </m:rPr>
-          <m:t>a</m:t>
-        </m:r>
-        <m:r>
-          <m:rPr>
-            <m:sty m:val="p"/>
-          </m:rPr>
-          <m:t>p</m:t>
-        </m:r>
-        <m:r>
-          <m:rPr>
-            <m:sty m:val="p"/>
-          </m:rPr>
-          <m:t>t</m:t>
-        </m:r>
-        <m:r>
-          <m:rPr>
-            <m:sty m:val="p"/>
-          </m:rPr>
-          <m:t>,</m:t>
-        </m:r>
-        <m:r>
-          <m:rPr>
-            <m:sty m:val="p"/>
-          </m:rPr>
-          <m:t>Δ</m:t>
-        </m:r>
-        <m:r>
-          <m:rPr>
-            <m:sty m:val="p"/>
-          </m:rPr>
-          <m:t>≤</m:t>
-        </m:r>
-        <m:r>
-          <m:t>0</m:t>
-        </m:r>
-        <m:r>
-          <m:rPr>
-            <m:sty m:val="p"/>
-          </m:rPr>
-          <m:t>)</m:t>
-        </m:r>
-      </m:oMath>
+      <w:r>
+        <w:t xml:space="preserve">$\mathbb{P}(\textsc{adapt},\Delta\le0)$</w:t>
+      </w:r>
       <w:r>
         <w:t xml:space="preserve"> </w:t>
       </w:r>
@@ -552,84 +520,9 @@
       <w:r>
         <w:t xml:space="preserve"> </w:t>
       </w:r>
-      <m:oMath>
-        <m:r>
-          <m:rPr>
-            <m:scr m:val="double-struck"/>
-            <m:sty m:val="p"/>
-          </m:rPr>
-          <m:t>P</m:t>
-        </m:r>
-        <m:r>
-          <m:rPr>
-            <m:sty m:val="p"/>
-          </m:rPr>
-          <m:t>(</m:t>
-        </m:r>
-        <m:r>
-          <m:rPr>
-            <m:sty m:val="p"/>
-          </m:rPr>
-          <m:t>f</m:t>
-        </m:r>
-        <m:r>
-          <m:rPr>
-            <m:sty m:val="p"/>
-          </m:rPr>
-          <m:t>r</m:t>
-        </m:r>
-        <m:r>
-          <m:rPr>
-            <m:sty m:val="p"/>
-          </m:rPr>
-          <m:t>e</m:t>
-        </m:r>
-        <m:r>
-          <m:rPr>
-            <m:sty m:val="p"/>
-          </m:rPr>
-          <m:t>e</m:t>
-        </m:r>
-        <m:r>
-          <m:rPr>
-            <m:sty m:val="p"/>
-          </m:rPr>
-          <m:t>z</m:t>
-        </m:r>
-        <m:r>
-          <m:rPr>
-            <m:sty m:val="p"/>
-          </m:rPr>
-          <m:t>e</m:t>
-        </m:r>
-        <m:r>
-          <m:rPr>
-            <m:sty m:val="p"/>
-          </m:rPr>
-          <m:t>,</m:t>
-        </m:r>
-        <m:r>
-          <m:rPr>
-            <m:sty m:val="p"/>
-          </m:rPr>
-          <m:t>Δ</m:t>
-        </m:r>
-        <m:r>
-          <m:rPr>
-            <m:sty m:val="p"/>
-          </m:rPr>
-          <m:t>≥</m:t>
-        </m:r>
-        <m:r>
-          <m:t>0</m:t>
-        </m:r>
-        <m:r>
-          <m:rPr>
-            <m:sty m:val="p"/>
-          </m:rPr>
-          <m:t>)</m:t>
-        </m:r>
-      </m:oMath>
+      <w:r>
+        <w:t xml:space="preserve">$\mathbb{P}(\textsc{freeze},\Delta\ge0)$</w:t>
+      </w:r>
       <w:r>
         <w:t xml:space="preserve"> </w:t>
       </w:r>
@@ -1170,7 +1063,19 @@
         <w:t xml:space="preserve"> </w:t>
       </w:r>
       <w:r>
-        <w:t xml:space="preserve">uniformly supportable; otherwise the maximal sound three-way rule s. KGA implements</w:t>
+        <w:t xml:space="preserve">uniformly supportable; otherwise the maximal sound three-way rule</w:t>
+      </w:r>
+      <w:r>
+        <w:t xml:space="preserve"> </w:t>
+      </w:r>
+      <w:r>
+        <w:rPr>
+          <w:smallCaps/>
+        </w:rPr>
+        <w:t xml:space="preserve">abstain</w:t>
+      </w:r>
+      <w:r>
+        <w:t xml:space="preserve">s. KGA implements</w:t>
       </w:r>
       <w:r>
         <w:t xml:space="preserve"> </w:t>
@@ -1353,7 +1258,7 @@
         </w:r>
       </w:hyperlink>
       <w:r>
-        <w:t xml:space="preserve">).</w:t>
+        <w:t xml:space="preserve">). It is adapter-interface agnostic but adapter-specific in calibration: the benefit model and radius are refit per dataset and per candidate adapter.</w:t>
       </w:r>
     </w:p>
     <w:p>
@@ -2458,175 +2363,9 @@
       <w:pPr>
         <w:pStyle w:val="BodyText"/>
       </w:pPr>
-      <m:oMathPara>
-        <m:oMathParaPr>
-          <m:jc m:val="center"/>
-        </m:oMathParaPr>
-        <m:oMath>
-          <m:r>
-            <m:t>g</m:t>
-          </m:r>
-          <m:r>
-            <m:rPr>
-              <m:sty m:val="p"/>
-            </m:rPr>
-            <m:t>(</m:t>
-          </m:r>
-          <m:r>
-            <m:t>Z</m:t>
-          </m:r>
-          <m:r>
-            <m:rPr>
-              <m:sty m:val="p"/>
-            </m:rPr>
-            <m:t>)</m:t>
-          </m:r>
-          <m:r>
-            <m:rPr>
-              <m:sty m:val="p"/>
-            </m:rPr>
-            <m:t>∈</m:t>
-          </m:r>
-          <m:r>
-            <m:rPr>
-              <m:sty m:val="p"/>
-            </m:rPr>
-            <m:t>{</m:t>
-          </m:r>
-          <m:r>
-            <m:rPr>
-              <m:sty m:val="p"/>
-            </m:rPr>
-            <m:t>a</m:t>
-          </m:r>
-          <m:r>
-            <m:rPr>
-              <m:sty m:val="p"/>
-            </m:rPr>
-            <m:t>d</m:t>
-          </m:r>
-          <m:r>
-            <m:rPr>
-              <m:sty m:val="p"/>
-            </m:rPr>
-            <m:t>a</m:t>
-          </m:r>
-          <m:r>
-            <m:rPr>
-              <m:sty m:val="p"/>
-            </m:rPr>
-            <m:t>p</m:t>
-          </m:r>
-          <m:r>
-            <m:rPr>
-              <m:sty m:val="p"/>
-            </m:rPr>
-            <m:t>t</m:t>
-          </m:r>
-          <m:r>
-            <m:rPr>
-              <m:sty m:val="p"/>
-            </m:rPr>
-            <m:t>,</m:t>
-          </m:r>
-          <m:r>
-            <m:rPr>
-              <m:sty m:val="p"/>
-            </m:rPr>
-            <m:t>f</m:t>
-          </m:r>
-          <m:r>
-            <m:rPr>
-              <m:sty m:val="p"/>
-            </m:rPr>
-            <m:t>r</m:t>
-          </m:r>
-          <m:r>
-            <m:rPr>
-              <m:sty m:val="p"/>
-            </m:rPr>
-            <m:t>e</m:t>
-          </m:r>
-          <m:r>
-            <m:rPr>
-              <m:sty m:val="p"/>
-            </m:rPr>
-            <m:t>e</m:t>
-          </m:r>
-          <m:r>
-            <m:rPr>
-              <m:sty m:val="p"/>
-            </m:rPr>
-            <m:t>z</m:t>
-          </m:r>
-          <m:r>
-            <m:rPr>
-              <m:sty m:val="p"/>
-            </m:rPr>
-            <m:t>e</m:t>
-          </m:r>
-          <m:r>
-            <m:rPr>
-              <m:sty m:val="p"/>
-            </m:rPr>
-            <m:t>,</m:t>
-          </m:r>
-          <m:r>
-            <m:rPr>
-              <m:sty m:val="p"/>
-            </m:rPr>
-            <m:t>a</m:t>
-          </m:r>
-          <m:r>
-            <m:rPr>
-              <m:sty m:val="p"/>
-            </m:rPr>
-            <m:t>b</m:t>
-          </m:r>
-          <m:r>
-            <m:rPr>
-              <m:sty m:val="p"/>
-            </m:rPr>
-            <m:t>s</m:t>
-          </m:r>
-          <m:r>
-            <m:rPr>
-              <m:sty m:val="p"/>
-            </m:rPr>
-            <m:t>t</m:t>
-          </m:r>
-          <m:r>
-            <m:rPr>
-              <m:sty m:val="p"/>
-            </m:rPr>
-            <m:t>a</m:t>
-          </m:r>
-          <m:r>
-            <m:rPr>
-              <m:sty m:val="p"/>
-            </m:rPr>
-            <m:t>i</m:t>
-          </m:r>
-          <m:r>
-            <m:rPr>
-              <m:sty m:val="p"/>
-            </m:rPr>
-            <m:t>n</m:t>
-          </m:r>
-          <m:r>
-            <m:rPr>
-              <m:sty m:val="p"/>
-            </m:rPr>
-            <m:t>}</m:t>
-          </m:r>
-          <m:r>
-            <m:rPr>
-              <m:sty m:val="p"/>
-            </m:rPr>
-            <m:t>.</m:t>
-          </m:r>
-        </m:oMath>
-      </m:oMathPara>
+      <w:r>
+        <w:t xml:space="preserve">$$g(Z)\in\{\textsc{adapt},\textsc{freeze},\textsc{abstain}\}.$$</w:t>
+      </w:r>
     </w:p>
     <w:p>
       <w:pPr>
@@ -2662,7 +2401,22 @@
         </m:sSub>
       </m:oMath>
       <w:r>
-        <w:t xml:space="preserve">; rejects the proposal and retains</w:t>
+        <w:t xml:space="preserve">;</w:t>
+      </w:r>
+      <w:r>
+        <w:t xml:space="preserve"> </w:t>
+      </w:r>
+      <w:r>
+        <w:rPr>
+          <w:smallCaps/>
+        </w:rPr>
+        <w:t xml:space="preserve">freeze</w:t>
+      </w:r>
+      <w:r>
+        <w:t xml:space="preserve"> </w:t>
+      </w:r>
+      <w:r>
+        <w:t xml:space="preserve">rejects the proposal and retains</w:t>
       </w:r>
       <w:r>
         <w:t xml:space="preserve"> </w:t>
@@ -2685,7 +2439,22 @@
         <w:t xml:space="preserve"> </w:t>
       </w:r>
       <w:r>
-        <w:t xml:space="preserve">(or the latest certified state in continual operation); and declines to change the model, serves the frozen prediction, and may request more evidence or human review. Abstention therefore applies to the update decision, not to prediction itself.</w:t>
+        <w:t xml:space="preserve">(or the latest certified state in continual operation); and</w:t>
+      </w:r>
+      <w:r>
+        <w:t xml:space="preserve"> </w:t>
+      </w:r>
+      <w:r>
+        <w:rPr>
+          <w:smallCaps/>
+        </w:rPr>
+        <w:t xml:space="preserve">abstain</w:t>
+      </w:r>
+      <w:r>
+        <w:t xml:space="preserve"> </w:t>
+      </w:r>
+      <w:r>
+        <w:t xml:space="preserve">declines to change the model, serves the frozen prediction, and may request more evidence or human review. Abstention therefore applies to the update decision, not to prediction itself.</w:t>
       </w:r>
     </w:p>
     <w:bookmarkEnd w:id="23"/>
@@ -6485,162 +6254,9 @@
       <w:r>
         <w:t xml:space="preserve"> </w:t>
       </w:r>
-      <m:oMath>
-        <m:r>
-          <m:t>g</m:t>
-        </m:r>
-        <m:r>
-          <m:rPr>
-            <m:sty m:val="p"/>
-          </m:rPr>
-          <m:t>:</m:t>
-        </m:r>
-        <m:r>
-          <m:rPr>
-            <m:scr m:val="script"/>
-            <m:sty m:val="p"/>
-          </m:rPr>
-          <m:t>Z</m:t>
-        </m:r>
-        <m:r>
-          <m:rPr>
-            <m:sty m:val="p"/>
-          </m:rPr>
-          <m:t>→</m:t>
-        </m:r>
-        <m:r>
-          <m:rPr>
-            <m:sty m:val="p"/>
-          </m:rPr>
-          <m:t>{</m:t>
-        </m:r>
-        <m:r>
-          <m:rPr>
-            <m:sty m:val="p"/>
-          </m:rPr>
-          <m:t>a</m:t>
-        </m:r>
-        <m:r>
-          <m:rPr>
-            <m:sty m:val="p"/>
-          </m:rPr>
-          <m:t>d</m:t>
-        </m:r>
-        <m:r>
-          <m:rPr>
-            <m:sty m:val="p"/>
-          </m:rPr>
-          <m:t>a</m:t>
-        </m:r>
-        <m:r>
-          <m:rPr>
-            <m:sty m:val="p"/>
-          </m:rPr>
-          <m:t>p</m:t>
-        </m:r>
-        <m:r>
-          <m:rPr>
-            <m:sty m:val="p"/>
-          </m:rPr>
-          <m:t>t</m:t>
-        </m:r>
-        <m:r>
-          <m:rPr>
-            <m:sty m:val="p"/>
-          </m:rPr>
-          <m:t>,</m:t>
-        </m:r>
-        <m:r>
-          <m:rPr>
-            <m:sty m:val="p"/>
-          </m:rPr>
-          <m:t>f</m:t>
-        </m:r>
-        <m:r>
-          <m:rPr>
-            <m:sty m:val="p"/>
-          </m:rPr>
-          <m:t>r</m:t>
-        </m:r>
-        <m:r>
-          <m:rPr>
-            <m:sty m:val="p"/>
-          </m:rPr>
-          <m:t>e</m:t>
-        </m:r>
-        <m:r>
-          <m:rPr>
-            <m:sty m:val="p"/>
-          </m:rPr>
-          <m:t>e</m:t>
-        </m:r>
-        <m:r>
-          <m:rPr>
-            <m:sty m:val="p"/>
-          </m:rPr>
-          <m:t>z</m:t>
-        </m:r>
-        <m:r>
-          <m:rPr>
-            <m:sty m:val="p"/>
-          </m:rPr>
-          <m:t>e</m:t>
-        </m:r>
-        <m:r>
-          <m:rPr>
-            <m:sty m:val="p"/>
-          </m:rPr>
-          <m:t>,</m:t>
-        </m:r>
-        <m:r>
-          <m:rPr>
-            <m:sty m:val="p"/>
-          </m:rPr>
-          <m:t>a</m:t>
-        </m:r>
-        <m:r>
-          <m:rPr>
-            <m:sty m:val="p"/>
-          </m:rPr>
-          <m:t>b</m:t>
-        </m:r>
-        <m:r>
-          <m:rPr>
-            <m:sty m:val="p"/>
-          </m:rPr>
-          <m:t>s</m:t>
-        </m:r>
-        <m:r>
-          <m:rPr>
-            <m:sty m:val="p"/>
-          </m:rPr>
-          <m:t>t</m:t>
-        </m:r>
-        <m:r>
-          <m:rPr>
-            <m:sty m:val="p"/>
-          </m:rPr>
-          <m:t>a</m:t>
-        </m:r>
-        <m:r>
-          <m:rPr>
-            <m:sty m:val="p"/>
-          </m:rPr>
-          <m:t>i</m:t>
-        </m:r>
-        <m:r>
-          <m:rPr>
-            <m:sty m:val="p"/>
-          </m:rPr>
-          <m:t>n</m:t>
-        </m:r>
-        <m:r>
-          <m:rPr>
-            <m:sty m:val="p"/>
-          </m:rPr>
-          <m:t>}</m:t>
-        </m:r>
-      </m:oMath>
+      <w:r>
+        <w:t xml:space="preserve">$g:\mathcal{Z}\to\{\textsc{adapt},\textsc{freeze},\textsc{abstain}\}$</w:t>
+      </w:r>
       <w:r>
         <w:t xml:space="preserve"> </w:t>
       </w:r>
@@ -7269,7 +6885,16 @@
         <w:t xml:space="preserve"> </w:t>
       </w:r>
       <w:r>
-        <w:t xml:space="preserve">();</w:t>
+        <w:t xml:space="preserve">(</w:t>
+      </w:r>
+      <w:r>
+        <w:rPr>
+          <w:smallCaps/>
+        </w:rPr>
+        <w:t xml:space="preserve">adapt</w:t>
+      </w:r>
+      <w:r>
+        <w:t xml:space="preserve">);</w:t>
       </w:r>
       <w:r>
         <w:t xml:space="preserve"> </w:t>
@@ -7311,7 +6936,16 @@
         <w:t xml:space="preserve"> </w:t>
       </w:r>
       <w:r>
-        <w:t xml:space="preserve">();</w:t>
+        <w:t xml:space="preserve">(</w:t>
+      </w:r>
+      <w:r>
+        <w:rPr>
+          <w:smallCaps/>
+        </w:rPr>
+        <w:t xml:space="preserve">freeze</w:t>
+      </w:r>
+      <w:r>
+        <w:t xml:space="preserve">);</w:t>
       </w:r>
       <w:r>
         <w:t xml:space="preserve"> </w:t>
@@ -7333,7 +6967,16 @@
         <w:t xml:space="preserve"> </w:t>
       </w:r>
       <w:r>
-        <w:t xml:space="preserve">distinct signs, including zero versus a strict sign ().</w:t>
+        <w:t xml:space="preserve">distinct signs, including zero versus a strict sign (</w:t>
+      </w:r>
+      <w:r>
+        <w:rPr>
+          <w:smallCaps/>
+        </w:rPr>
+        <w:t xml:space="preserve">abstain</w:t>
+      </w:r>
+      <w:r>
+        <w:t xml:space="preserve">).</w:t>
       </w:r>
     </w:p>
     <w:bookmarkEnd w:id="36"/>
@@ -9790,96 +9433,13 @@
         </w:rPr>
         <w:t xml:space="preserve"> </w:t>
       </w:r>
-      <m:oMath>
-        <m:r>
-          <m:rPr>
-            <m:scr m:val="double-struck"/>
-            <m:sty m:val="p"/>
-          </m:rPr>
-          <m:t>P</m:t>
-        </m:r>
-        <m:r>
-          <m:rPr>
-            <m:sty m:val="p"/>
-          </m:rPr>
-          <m:t>[</m:t>
-        </m:r>
-        <m:r>
-          <m:t>g</m:t>
-        </m:r>
-        <m:r>
-          <m:rPr>
-            <m:sty m:val="p"/>
-          </m:rPr>
-          <m:t>=</m:t>
-        </m:r>
-        <m:r>
-          <m:rPr>
-            <m:sty m:val="p"/>
-          </m:rPr>
-          <m:t>a</m:t>
-        </m:r>
-        <m:r>
-          <m:rPr>
-            <m:sty m:val="p"/>
-          </m:rPr>
-          <m:t>d</m:t>
-        </m:r>
-        <m:r>
-          <m:rPr>
-            <m:sty m:val="p"/>
-          </m:rPr>
-          <m:t>a</m:t>
-        </m:r>
-        <m:r>
-          <m:rPr>
-            <m:sty m:val="p"/>
-          </m:rPr>
-          <m:t>p</m:t>
-        </m:r>
-        <m:r>
-          <m:rPr>
-            <m:sty m:val="p"/>
-          </m:rPr>
-          <m:t>t</m:t>
-        </m:r>
-        <m:r>
-          <m:rPr>
-            <m:sty m:val="p"/>
-          </m:rPr>
-          <m:t>,</m:t>
-        </m:r>
-        <m:r>
-          <m:rPr>
-            <m:sty m:val="p"/>
-          </m:rPr>
-          <m:t>Δ</m:t>
-        </m:r>
-        <m:r>
-          <m:rPr>
-            <m:sty m:val="p"/>
-          </m:rPr>
-          <m:t>≤</m:t>
-        </m:r>
-        <m:r>
-          <m:t>0</m:t>
-        </m:r>
-        <m:r>
-          <m:rPr>
-            <m:sty m:val="p"/>
-          </m:rPr>
-          <m:t>]</m:t>
-        </m:r>
-        <m:r>
-          <m:rPr>
-            <m:sty m:val="p"/>
-          </m:rPr>
-          <m:t>≤</m:t>
-        </m:r>
-        <m:r>
-          <m:t>α</m:t>
-        </m:r>
-      </m:oMath>
+      <w:r>
+        <w:rPr>
+          <w:i/>
+          <w:iCs/>
+        </w:rPr>
+        <w:t xml:space="preserve">$\mathbb{P}[g=\textsc{adapt},\Delta\le0]\le\alpha$</w:t>
+      </w:r>
       <w:r>
         <w:rPr>
           <w:i/>
@@ -9901,102 +9461,13 @@
         </w:rPr>
         <w:t xml:space="preserve"> </w:t>
       </w:r>
-      <m:oMath>
-        <m:r>
-          <m:rPr>
-            <m:scr m:val="double-struck"/>
-            <m:sty m:val="p"/>
-          </m:rPr>
-          <m:t>P</m:t>
-        </m:r>
-        <m:r>
-          <m:rPr>
-            <m:sty m:val="p"/>
-          </m:rPr>
-          <m:t>[</m:t>
-        </m:r>
-        <m:r>
-          <m:t>g</m:t>
-        </m:r>
-        <m:r>
-          <m:rPr>
-            <m:sty m:val="p"/>
-          </m:rPr>
-          <m:t>=</m:t>
-        </m:r>
-        <m:r>
-          <m:rPr>
-            <m:sty m:val="p"/>
-          </m:rPr>
-          <m:t>f</m:t>
-        </m:r>
-        <m:r>
-          <m:rPr>
-            <m:sty m:val="p"/>
-          </m:rPr>
-          <m:t>r</m:t>
-        </m:r>
-        <m:r>
-          <m:rPr>
-            <m:sty m:val="p"/>
-          </m:rPr>
-          <m:t>e</m:t>
-        </m:r>
-        <m:r>
-          <m:rPr>
-            <m:sty m:val="p"/>
-          </m:rPr>
-          <m:t>e</m:t>
-        </m:r>
-        <m:r>
-          <m:rPr>
-            <m:sty m:val="p"/>
-          </m:rPr>
-          <m:t>z</m:t>
-        </m:r>
-        <m:r>
-          <m:rPr>
-            <m:sty m:val="p"/>
-          </m:rPr>
-          <m:t>e</m:t>
-        </m:r>
-        <m:r>
-          <m:rPr>
-            <m:sty m:val="p"/>
-          </m:rPr>
-          <m:t>,</m:t>
-        </m:r>
-        <m:r>
-          <m:rPr>
-            <m:sty m:val="p"/>
-          </m:rPr>
-          <m:t>Δ</m:t>
-        </m:r>
-        <m:r>
-          <m:rPr>
-            <m:sty m:val="p"/>
-          </m:rPr>
-          <m:t>≥</m:t>
-        </m:r>
-        <m:r>
-          <m:t>0</m:t>
-        </m:r>
-        <m:r>
-          <m:rPr>
-            <m:sty m:val="p"/>
-          </m:rPr>
-          <m:t>]</m:t>
-        </m:r>
-        <m:r>
-          <m:rPr>
-            <m:sty m:val="p"/>
-          </m:rPr>
-          <m:t>≤</m:t>
-        </m:r>
-        <m:r>
-          <m:t>α</m:t>
-        </m:r>
-      </m:oMath>
+      <w:r>
+        <w:rPr>
+          <w:i/>
+          <w:iCs/>
+        </w:rPr>
+        <w:t xml:space="preserve">$\mathbb{P}[g=\textsc{freeze},\Delta\ge0]\le\alpha$</w:t>
+      </w:r>
       <w:r>
         <w:rPr>
           <w:i/>
@@ -10018,99 +9489,13 @@
         </w:rPr>
         <w:t xml:space="preserve"> </w:t>
       </w:r>
-      <m:oMath>
-        <m:r>
-          <m:rPr>
-            <m:scr m:val="double-struck"/>
-            <m:sty m:val="p"/>
-          </m:rPr>
-          <m:t>P</m:t>
-        </m:r>
-        <m:r>
-          <m:rPr>
-            <m:sty m:val="p"/>
-          </m:rPr>
-          <m:t>[</m:t>
-        </m:r>
-        <m:r>
-          <m:t>g</m:t>
-        </m:r>
-        <m:r>
-          <m:rPr>
-            <m:sty m:val="p"/>
-          </m:rPr>
-          <m:t>=</m:t>
-        </m:r>
-        <m:r>
-          <m:rPr>
-            <m:sty m:val="p"/>
-          </m:rPr>
-          <m:t>a</m:t>
-        </m:r>
-        <m:r>
-          <m:rPr>
-            <m:sty m:val="p"/>
-          </m:rPr>
-          <m:t>b</m:t>
-        </m:r>
-        <m:r>
-          <m:rPr>
-            <m:sty m:val="p"/>
-          </m:rPr>
-          <m:t>s</m:t>
-        </m:r>
-        <m:r>
-          <m:rPr>
-            <m:sty m:val="p"/>
-          </m:rPr>
-          <m:t>t</m:t>
-        </m:r>
-        <m:r>
-          <m:rPr>
-            <m:sty m:val="p"/>
-          </m:rPr>
-          <m:t>a</m:t>
-        </m:r>
-        <m:r>
-          <m:rPr>
-            <m:sty m:val="p"/>
-          </m:rPr>
-          <m:t>i</m:t>
-        </m:r>
-        <m:r>
-          <m:rPr>
-            <m:sty m:val="p"/>
-          </m:rPr>
-          <m:t>n</m:t>
-        </m:r>
-        <m:r>
-          <m:rPr>
-            <m:sty m:val="p"/>
-          </m:rPr>
-          <m:t>]</m:t>
-        </m:r>
-        <m:r>
-          <m:rPr>
-            <m:sty m:val="p"/>
-          </m:rPr>
-          <m:t>≥</m:t>
-        </m:r>
-        <m:r>
-          <m:t>1</m:t>
-        </m:r>
-        <m:r>
-          <m:rPr>
-            <m:sty m:val="p"/>
-          </m:rPr>
-          <m:t>−</m:t>
-        </m:r>
-        <m:r>
-          <m:t>2</m:t>
-        </m:r>
-        <m:r>
-          <m:t>α</m:t>
-        </m:r>
-      </m:oMath>
+      <w:r>
+        <w:rPr>
+          <w:i/>
+          <w:iCs/>
+        </w:rPr>
+        <w:t xml:space="preserve">$\mathbb{P}[g=\textsc{abstain}]\ge 1-2\alpha$</w:t>
+      </w:r>
       <w:r>
         <w:rPr>
           <w:i/>
@@ -10231,21 +9616,206 @@
         </m:r>
       </m:oMath>
       <w:r>
-        <w:t xml:space="preserve">. Keep the input law,</w:t>
-      </w:r>
-      <w:r>
-        <w:t xml:space="preserve"> </w:t>
-      </w:r>
-      <m:oMath>
+        <w:t xml:space="preserve"> </w:t>
+      </w:r>
+      <w:r>
+        <w:t xml:space="preserve">and construct the two label laws explicitly. For</w:t>
+      </w:r>
+      <w:r>
+        <w:t xml:space="preserve"> </w:t>
+      </w:r>
+      <m:oMath>
+        <m:r>
+          <m:t>θ</m:t>
+        </m:r>
+        <m:r>
+          <m:rPr>
+            <m:sty m:val="p"/>
+          </m:rPr>
+          <m:t>∈</m:t>
+        </m:r>
+        <m:r>
+          <m:rPr>
+            <m:sty m:val="p"/>
+          </m:rPr>
+          <m:t>{</m:t>
+        </m:r>
+        <m:r>
+          <m:rPr>
+            <m:sty m:val="p"/>
+          </m:rPr>
+          <m:t>+</m:t>
+        </m:r>
+        <m:r>
+          <m:t>1</m:t>
+        </m:r>
+        <m:r>
+          <m:rPr>
+            <m:sty m:val="p"/>
+          </m:rPr>
+          <m:t>,</m:t>
+        </m:r>
+        <m:r>
+          <m:rPr>
+            <m:sty m:val="p"/>
+          </m:rPr>
+          <m:t>−</m:t>
+        </m:r>
+        <m:r>
+          <m:t>1</m:t>
+        </m:r>
+        <m:r>
+          <m:rPr>
+            <m:sty m:val="p"/>
+          </m:rPr>
+          <m:t>}</m:t>
+        </m:r>
+      </m:oMath>
+      <w:r>
+        <w:t xml:space="preserve"> </w:t>
+      </w:r>
+      <w:r>
+        <w:t xml:space="preserve">define</w:t>
+      </w:r>
+      <w:r>
+        <w:t xml:space="preserve"> </w:t>
+      </w:r>
+      <m:oMath>
+        <m:sSubSup>
+          <m:e>
+            <m:r>
+              <m:t>P</m:t>
+            </m:r>
+          </m:e>
+          <m:sub>
+            <m:r>
+              <m:t>T</m:t>
+            </m:r>
+          </m:sub>
+          <m:sup>
+            <m:r>
+              <m:t>θ</m:t>
+            </m:r>
+          </m:sup>
+        </m:sSubSup>
+      </m:oMath>
+      <w:r>
+        <w:t xml:space="preserve"> </w:t>
+      </w:r>
+      <w:r>
+        <w:t xml:space="preserve">on</w:t>
+      </w:r>
+      <w:r>
+        <w:t xml:space="preserve"> </w:t>
+      </w:r>
+      <m:oMath>
+        <m:r>
+          <m:rPr>
+            <m:scr m:val="script"/>
+            <m:sty m:val="p"/>
+          </m:rPr>
+          <m:t>X</m:t>
+        </m:r>
+        <m:r>
+          <m:rPr>
+            <m:sty m:val="p"/>
+          </m:rPr>
+          <m:t>×</m:t>
+        </m:r>
+        <m:r>
+          <m:rPr>
+            <m:sty m:val="p"/>
+          </m:rPr>
+          <m:t>{</m:t>
+        </m:r>
+        <m:r>
+          <m:t>0</m:t>
+        </m:r>
+        <m:r>
+          <m:rPr>
+            <m:sty m:val="p"/>
+          </m:rPr>
+          <m:t>,</m:t>
+        </m:r>
+        <m:r>
+          <m:t>1</m:t>
+        </m:r>
+        <m:r>
+          <m:rPr>
+            <m:sty m:val="p"/>
+          </m:rPr>
+          <m:t>}</m:t>
+        </m:r>
+      </m:oMath>
+      <w:r>
+        <w:t xml:space="preserve"> </w:t>
+      </w:r>
+      <w:r>
+        <w:t xml:space="preserve">by</w:t>
+      </w:r>
+      <w:r>
+        <w:t xml:space="preserve"> </w:t>
+      </w:r>
+      <m:oMath>
+        <m:sSubSup>
+          <m:e>
+            <m:r>
+              <m:t>P</m:t>
+            </m:r>
+          </m:e>
+          <m:sub>
+            <m:r>
+              <m:t>T</m:t>
+            </m:r>
+          </m:sub>
+          <m:sup>
+            <m:r>
+              <m:t>θ</m:t>
+            </m:r>
+          </m:sup>
+        </m:sSubSup>
+        <m:r>
+          <m:rPr>
+            <m:sty m:val="p"/>
+          </m:rPr>
+          <m:t>(</m:t>
+        </m:r>
+        <m:r>
+          <m:t>d</m:t>
+        </m:r>
+        <m:r>
+          <m:t>x</m:t>
+        </m:r>
+        <m:r>
+          <m:rPr>
+            <m:sty m:val="p"/>
+          </m:rPr>
+          <m:t>,</m:t>
+        </m:r>
+        <m:r>
+          <m:t>y</m:t>
+        </m:r>
+        <m:r>
+          <m:rPr>
+            <m:sty m:val="p"/>
+          </m:rPr>
+          <m:t>)</m:t>
+        </m:r>
+        <m:r>
+          <m:rPr>
+            <m:sty m:val="p"/>
+          </m:rPr>
+          <m:t>=</m:t>
+        </m:r>
         <m:sSub>
           <m:e>
             <m:r>
-              <m:t>f</m:t>
+              <m:t>μ</m:t>
             </m:r>
           </m:e>
           <m:sub>
             <m:r>
-              <m:t>0</m:t>
+              <m:t>T</m:t>
             </m:r>
           </m:sub>
         </m:sSub>
@@ -10253,7 +9823,502 @@
           <m:rPr>
             <m:sty m:val="p"/>
           </m:rPr>
+          <m:t>(</m:t>
+        </m:r>
+        <m:r>
+          <m:t>d</m:t>
+        </m:r>
+        <m:r>
+          <m:t>x</m:t>
+        </m:r>
+        <m:r>
+          <m:rPr>
+            <m:sty m:val="p"/>
+          </m:rPr>
+          <m:t>)</m:t>
+        </m:r>
+        <m:r>
+          <m:t> </m:t>
+        </m:r>
+        <m:sSup>
+          <m:e>
+            <m:r>
+              <m:t>K</m:t>
+            </m:r>
+          </m:e>
+          <m:sup>
+            <m:r>
+              <m:t>θ</m:t>
+            </m:r>
+          </m:sup>
+        </m:sSup>
+        <m:r>
+          <m:rPr>
+            <m:sty m:val="p"/>
+          </m:rPr>
+          <m:t>(</m:t>
+        </m:r>
+        <m:r>
+          <m:t>x</m:t>
+        </m:r>
+        <m:r>
+          <m:rPr>
+            <m:sty m:val="p"/>
+          </m:rPr>
           <m:t>,</m:t>
+        </m:r>
+        <m:r>
+          <m:t>y</m:t>
+        </m:r>
+        <m:r>
+          <m:rPr>
+            <m:sty m:val="p"/>
+          </m:rPr>
+          <m:t>)</m:t>
+        </m:r>
+      </m:oMath>
+      <w:r>
+        <w:t xml:space="preserve"> </w:t>
+      </w:r>
+      <w:r>
+        <w:t xml:space="preserve">with label kernel</w:t>
+      </w:r>
+    </w:p>
+    <w:p>
+      <w:pPr>
+        <w:pStyle w:val="BodyText"/>
+      </w:pPr>
+      <m:oMathPara>
+        <m:oMathParaPr>
+          <m:jc m:val="center"/>
+        </m:oMathParaPr>
+        <m:oMath>
+          <m:sSup>
+            <m:e>
+              <m:r>
+                <m:t>K</m:t>
+              </m:r>
+            </m:e>
+            <m:sup>
+              <m:r>
+                <m:t>θ</m:t>
+              </m:r>
+            </m:sup>
+          </m:sSup>
+          <m:r>
+            <m:rPr>
+              <m:sty m:val="p"/>
+            </m:rPr>
+            <m:t>(</m:t>
+          </m:r>
+          <m:r>
+            <m:t>x</m:t>
+          </m:r>
+          <m:r>
+            <m:rPr>
+              <m:sty m:val="p"/>
+            </m:rPr>
+            <m:t>,</m:t>
+          </m:r>
+          <m:r>
+            <m:t>y</m:t>
+          </m:r>
+          <m:r>
+            <m:rPr>
+              <m:sty m:val="p"/>
+            </m:rPr>
+            <m:t>)</m:t>
+          </m:r>
+          <m:r>
+            <m:rPr>
+              <m:sty m:val="p"/>
+            </m:rPr>
+            <m:t>=</m:t>
+          </m:r>
+          <m:d>
+            <m:dPr>
+              <m:begChr m:val="{"/>
+              <m:sepChr m:val=""/>
+              <m:endChr m:val=""/>
+              <m:grow/>
+            </m:dPr>
+            <m:e>
+              <m:m>
+                <m:mPr>
+                  <m:baseJc m:val="center"/>
+                  <m:plcHide m:val="on"/>
+                  <m:mcs>
+                    <m:mc>
+                      <m:mcPr>
+                        <m:mcJc m:val="left"/>
+                        <m:count m:val="1"/>
+                      </m:mcPr>
+                    </m:mc>
+                    <m:mc>
+                      <m:mcPr>
+                        <m:mcJc m:val="left"/>
+                        <m:count m:val="1"/>
+                      </m:mcPr>
+                    </m:mc>
+                  </m:mcs>
+                </m:mPr>
+                <m:mr>
+                  <m:e>
+                    <m:f>
+                      <m:fPr>
+                        <m:type m:val="lin"/>
+                      </m:fPr>
+                      <m:num>
+                        <m:r>
+                          <m:t>1</m:t>
+                        </m:r>
+                      </m:num>
+                      <m:den>
+                        <m:r>
+                          <m:t>2</m:t>
+                        </m:r>
+                      </m:den>
+                    </m:f>
+                    <m:r>
+                      <m:rPr>
+                        <m:sty m:val="p"/>
+                      </m:rPr>
+                      <m:t>+</m:t>
+                    </m:r>
+                    <m:r>
+                      <m:t>θ</m:t>
+                    </m:r>
+                    <m:r>
+                      <m:t>δ</m:t>
+                    </m:r>
+                    <m:r>
+                      <m:rPr>
+                        <m:sty m:val="p"/>
+                      </m:rPr>
+                      <m:t>,</m:t>
+                    </m:r>
+                  </m:e>
+                  <m:e>
+                    <m:r>
+                      <m:t>x</m:t>
+                    </m:r>
+                    <m:r>
+                      <m:rPr>
+                        <m:sty m:val="p"/>
+                      </m:rPr>
+                      <m:t>∈</m:t>
+                    </m:r>
+                    <m:r>
+                      <m:t>D</m:t>
+                    </m:r>
+                    <m:r>
+                      <m:rPr>
+                        <m:sty m:val="p"/>
+                      </m:rPr>
+                      <m:t>,</m:t>
+                    </m:r>
+                    <m:r>
+                      <m:t> </m:t>
+                    </m:r>
+                    <m:r>
+                      <m:t>y</m:t>
+                    </m:r>
+                    <m:r>
+                      <m:rPr>
+                        <m:sty m:val="p"/>
+                      </m:rPr>
+                      <m:t>=</m:t>
+                    </m:r>
+                    <m:sSub>
+                      <m:e>
+                        <m:r>
+                          <m:t>f</m:t>
+                        </m:r>
+                      </m:e>
+                      <m:sub>
+                        <m:r>
+                          <m:t>a</m:t>
+                        </m:r>
+                      </m:sub>
+                    </m:sSub>
+                    <m:r>
+                      <m:rPr>
+                        <m:sty m:val="p"/>
+                      </m:rPr>
+                      <m:t>(</m:t>
+                    </m:r>
+                    <m:r>
+                      <m:t>x</m:t>
+                    </m:r>
+                    <m:r>
+                      <m:rPr>
+                        <m:sty m:val="p"/>
+                      </m:rPr>
+                      <m:t>)</m:t>
+                    </m:r>
+                    <m:r>
+                      <m:rPr>
+                        <m:sty m:val="p"/>
+                      </m:rPr>
+                      <m:t>,</m:t>
+                    </m:r>
+                  </m:e>
+                </m:mr>
+                <m:mr>
+                  <m:e>
+                    <m:f>
+                      <m:fPr>
+                        <m:type m:val="lin"/>
+                      </m:fPr>
+                      <m:num>
+                        <m:r>
+                          <m:t>1</m:t>
+                        </m:r>
+                      </m:num>
+                      <m:den>
+                        <m:r>
+                          <m:t>2</m:t>
+                        </m:r>
+                      </m:den>
+                    </m:f>
+                    <m:r>
+                      <m:rPr>
+                        <m:sty m:val="p"/>
+                      </m:rPr>
+                      <m:t>−</m:t>
+                    </m:r>
+                    <m:r>
+                      <m:t>θ</m:t>
+                    </m:r>
+                    <m:r>
+                      <m:t>δ</m:t>
+                    </m:r>
+                    <m:r>
+                      <m:rPr>
+                        <m:sty m:val="p"/>
+                      </m:rPr>
+                      <m:t>,</m:t>
+                    </m:r>
+                  </m:e>
+                  <m:e>
+                    <m:r>
+                      <m:t>x</m:t>
+                    </m:r>
+                    <m:r>
+                      <m:rPr>
+                        <m:sty m:val="p"/>
+                      </m:rPr>
+                      <m:t>∈</m:t>
+                    </m:r>
+                    <m:r>
+                      <m:t>D</m:t>
+                    </m:r>
+                    <m:r>
+                      <m:rPr>
+                        <m:sty m:val="p"/>
+                      </m:rPr>
+                      <m:t>,</m:t>
+                    </m:r>
+                    <m:r>
+                      <m:t> </m:t>
+                    </m:r>
+                    <m:r>
+                      <m:t>y</m:t>
+                    </m:r>
+                    <m:r>
+                      <m:rPr>
+                        <m:sty m:val="p"/>
+                      </m:rPr>
+                      <m:t>=</m:t>
+                    </m:r>
+                    <m:sSub>
+                      <m:e>
+                        <m:r>
+                          <m:t>f</m:t>
+                        </m:r>
+                      </m:e>
+                      <m:sub>
+                        <m:r>
+                          <m:t>0</m:t>
+                        </m:r>
+                      </m:sub>
+                    </m:sSub>
+                    <m:r>
+                      <m:rPr>
+                        <m:sty m:val="p"/>
+                      </m:rPr>
+                      <m:t>(</m:t>
+                    </m:r>
+                    <m:r>
+                      <m:t>x</m:t>
+                    </m:r>
+                    <m:r>
+                      <m:rPr>
+                        <m:sty m:val="p"/>
+                      </m:rPr>
+                      <m:t>)</m:t>
+                    </m:r>
+                    <m:r>
+                      <m:rPr>
+                        <m:sty m:val="p"/>
+                      </m:rPr>
+                      <m:t>,</m:t>
+                    </m:r>
+                  </m:e>
+                </m:mr>
+                <m:mr>
+                  <m:e>
+                    <m:sSup>
+                      <m:e>
+                        <m:r>
+                          <m:t>K</m:t>
+                        </m:r>
+                      </m:e>
+                      <m:sup>
+                        <m:r>
+                          <m:rPr>
+                            <m:sty m:val="p"/>
+                          </m:rPr>
+                          <m:t>∘</m:t>
+                        </m:r>
+                      </m:sup>
+                    </m:sSup>
+                    <m:r>
+                      <m:rPr>
+                        <m:sty m:val="p"/>
+                      </m:rPr>
+                      <m:t>(</m:t>
+                    </m:r>
+                    <m:r>
+                      <m:t>x</m:t>
+                    </m:r>
+                    <m:r>
+                      <m:rPr>
+                        <m:sty m:val="p"/>
+                      </m:rPr>
+                      <m:t>,</m:t>
+                    </m:r>
+                    <m:r>
+                      <m:t>y</m:t>
+                    </m:r>
+                    <m:r>
+                      <m:rPr>
+                        <m:sty m:val="p"/>
+                      </m:rPr>
+                      <m:t>)</m:t>
+                    </m:r>
+                    <m:r>
+                      <m:rPr>
+                        <m:sty m:val="p"/>
+                      </m:rPr>
+                      <m:t>,</m:t>
+                    </m:r>
+                  </m:e>
+                  <m:e>
+                    <m:r>
+                      <m:t>x</m:t>
+                    </m:r>
+                    <m:r>
+                      <m:rPr>
+                        <m:sty m:val="p"/>
+                      </m:rPr>
+                      <m:t>∉</m:t>
+                    </m:r>
+                    <m:r>
+                      <m:t>D</m:t>
+                    </m:r>
+                    <m:r>
+                      <m:rPr>
+                        <m:sty m:val="p"/>
+                      </m:rPr>
+                      <m:t>,</m:t>
+                    </m:r>
+                  </m:e>
+                </m:mr>
+              </m:m>
+            </m:e>
+          </m:d>
+        </m:oMath>
+      </m:oMathPara>
+    </w:p>
+    <w:p>
+      <w:pPr>
+        <w:pStyle w:val="FirstParagraph"/>
+      </w:pPr>
+      <w:r>
+        <w:t xml:space="preserve">where</w:t>
+      </w:r>
+      <w:r>
+        <w:t xml:space="preserve"> </w:t>
+      </w:r>
+      <m:oMath>
+        <m:sSup>
+          <m:e>
+            <m:r>
+              <m:t>K</m:t>
+            </m:r>
+          </m:e>
+          <m:sup>
+            <m:r>
+              <m:rPr>
+                <m:sty m:val="p"/>
+              </m:rPr>
+              <m:t>∘</m:t>
+            </m:r>
+          </m:sup>
+        </m:sSup>
+      </m:oMath>
+      <w:r>
+        <w:t xml:space="preserve"> </w:t>
+      </w:r>
+      <w:r>
+        <w:t xml:space="preserve">is any fixed conditional label law used by</w:t>
+      </w:r>
+      <w:r>
+        <w:t xml:space="preserve"> </w:t>
+      </w:r>
+      <w:r>
+        <w:rPr>
+          <w:i/>
+          <w:iCs/>
+        </w:rPr>
+        <w:t xml:space="preserve">both</w:t>
+      </w:r>
+      <w:r>
+        <w:t xml:space="preserve"> </w:t>
+      </w:r>
+      <w:r>
+        <w:t xml:space="preserve">worlds (e.g. the source</w:t>
+      </w:r>
+      <w:r>
+        <w:t xml:space="preserve"> </w:t>
+      </w:r>
+      <w:r>
+        <w:t xml:space="preserve">conditional). On</w:t>
+      </w:r>
+      <w:r>
+        <w:t xml:space="preserve"> </w:t>
+      </w:r>
+      <m:oMath>
+        <m:r>
+          <m:t>D</m:t>
+        </m:r>
+      </m:oMath>
+      <w:r>
+        <w:t xml:space="preserve"> </w:t>
+      </w:r>
+      <w:r>
+        <w:t xml:space="preserve">the binary labels satisfy</w:t>
+      </w:r>
+      <w:r>
+        <w:t xml:space="preserve"> </w:t>
+      </w:r>
+      <m:oMath>
+        <m:r>
+          <m:rPr>
+            <m:sty m:val="p"/>
+          </m:rPr>
+          <m:t>{</m:t>
         </m:r>
         <m:sSub>
           <m:e>
@@ -10263,7 +10328,7 @@
           </m:e>
           <m:sub>
             <m:r>
-              <m:t>a</m:t>
+              <m:t>0</m:t>
             </m:r>
           </m:sub>
         </m:sSub>
@@ -10271,29 +10336,56 @@
           <m:rPr>
             <m:sty m:val="p"/>
           </m:rPr>
+          <m:t>(</m:t>
+        </m:r>
+        <m:r>
+          <m:t>x</m:t>
+        </m:r>
+        <m:r>
+          <m:rPr>
+            <m:sty m:val="p"/>
+          </m:rPr>
+          <m:t>)</m:t>
+        </m:r>
+        <m:r>
+          <m:rPr>
+            <m:sty m:val="p"/>
+          </m:rPr>
           <m:t>,</m:t>
         </m:r>
-        <m:r>
-          <m:t>s</m:t>
-        </m:r>
-      </m:oMath>
-      <w:r>
-        <w:t xml:space="preserve">, and hence</w:t>
-      </w:r>
-      <w:r>
-        <w:t xml:space="preserve"> </w:t>
-      </w:r>
-      <m:oMath>
-        <m:acc>
-          <m:accPr>
-            <m:chr m:val="̃"/>
-          </m:accPr>
+        <m:sSub>
           <m:e>
             <m:r>
-              <m:t>Z</m:t>
+              <m:t>f</m:t>
             </m:r>
           </m:e>
-        </m:acc>
+          <m:sub>
+            <m:r>
+              <m:t>a</m:t>
+            </m:r>
+          </m:sub>
+        </m:sSub>
+        <m:r>
+          <m:rPr>
+            <m:sty m:val="p"/>
+          </m:rPr>
+          <m:t>(</m:t>
+        </m:r>
+        <m:r>
+          <m:t>x</m:t>
+        </m:r>
+        <m:r>
+          <m:rPr>
+            <m:sty m:val="p"/>
+          </m:rPr>
+          <m:t>)</m:t>
+        </m:r>
+        <m:r>
+          <m:rPr>
+            <m:sty m:val="p"/>
+          </m:rPr>
+          <m:t>}</m:t>
+        </m:r>
         <m:r>
           <m:rPr>
             <m:sty m:val="p"/>
@@ -10304,10 +10396,54 @@
           <m:rPr>
             <m:sty m:val="p"/>
           </m:rPr>
+          <m:t>{</m:t>
+        </m:r>
+        <m:r>
+          <m:t>0</m:t>
+        </m:r>
+        <m:r>
+          <m:rPr>
+            <m:sty m:val="p"/>
+          </m:rPr>
+          <m:t>,</m:t>
+        </m:r>
+        <m:r>
+          <m:t>1</m:t>
+        </m:r>
+        <m:r>
+          <m:rPr>
+            <m:sty m:val="p"/>
+          </m:rPr>
+          <m:t>}</m:t>
+        </m:r>
+      </m:oMath>
+      <w:r>
+        <w:t xml:space="preserve">, so</w:t>
+      </w:r>
+      <w:r>
+        <w:t xml:space="preserve"> </w:t>
+      </w:r>
+      <m:oMath>
+        <m:sSup>
+          <m:e>
+            <m:r>
+              <m:t>K</m:t>
+            </m:r>
+          </m:e>
+          <m:sup>
+            <m:r>
+              <m:t>θ</m:t>
+            </m:r>
+          </m:sup>
+        </m:sSup>
+        <m:r>
+          <m:rPr>
+            <m:sty m:val="p"/>
+          </m:rPr>
           <m:t>(</m:t>
         </m:r>
         <m:r>
-          <m:t>Z</m:t>
+          <m:t>x</m:t>
         </m:r>
         <m:r>
           <m:rPr>
@@ -10316,7 +10452,10 @@
           <m:t>,</m:t>
         </m:r>
         <m:r>
-          <m:t>M</m:t>
+          <m:rPr>
+            <m:sty m:val="p"/>
+          </m:rPr>
+          <m:t>⋅</m:t>
         </m:r>
         <m:r>
           <m:rPr>
@@ -10329,7 +10468,202 @@
         <w:t xml:space="preserve"> </w:t>
       </w:r>
       <w:r>
-        <w:t xml:space="preserve">fixed, but set the conditional target labels so that</w:t>
+        <w:t xml:space="preserve">is a valid Bernoulli law (</w:t>
+      </w:r>
+      <m:oMath>
+        <m:r>
+          <m:t>δ</m:t>
+        </m:r>
+        <m:r>
+          <m:rPr>
+            <m:sty m:val="p"/>
+          </m:rPr>
+          <m:t>&lt;</m:t>
+        </m:r>
+        <m:f>
+          <m:fPr>
+            <m:type m:val="lin"/>
+          </m:fPr>
+          <m:num>
+            <m:r>
+              <m:t>1</m:t>
+            </m:r>
+          </m:num>
+          <m:den>
+            <m:r>
+              <m:t>2</m:t>
+            </m:r>
+          </m:den>
+        </m:f>
+      </m:oMath>
+      <w:r>
+        <w:t xml:space="preserve"> </w:t>
+      </w:r>
+      <w:r>
+        <w:t xml:space="preserve">keeps both masses in</w:t>
+      </w:r>
+      <w:r>
+        <w:t xml:space="preserve"> </w:t>
+      </w:r>
+      <m:oMath>
+        <m:r>
+          <m:rPr>
+            <m:sty m:val="p"/>
+          </m:rPr>
+          <m:t>(</m:t>
+        </m:r>
+        <m:r>
+          <m:t>0</m:t>
+        </m:r>
+        <m:r>
+          <m:rPr>
+            <m:sty m:val="p"/>
+          </m:rPr>
+          <m:t>,</m:t>
+        </m:r>
+        <m:r>
+          <m:t>1</m:t>
+        </m:r>
+        <m:r>
+          <m:rPr>
+            <m:sty m:val="p"/>
+          </m:rPr>
+          <m:t>)</m:t>
+        </m:r>
+      </m:oMath>
+      <w:r>
+        <w:t xml:space="preserve">); off</w:t>
+      </w:r>
+      <w:r>
+        <w:t xml:space="preserve"> </w:t>
+      </w:r>
+      <m:oMath>
+        <m:r>
+          <m:t>D</m:t>
+        </m:r>
+      </m:oMath>
+      <w:r>
+        <w:t xml:space="preserve"> </w:t>
+      </w:r>
+      <w:r>
+        <w:t xml:space="preserve">the two</w:t>
+      </w:r>
+      <w:r>
+        <w:t xml:space="preserve"> </w:t>
+      </w:r>
+      <w:r>
+        <w:t xml:space="preserve">predictors agree, so those labels contribute identically to both risks and cancel in</w:t>
+      </w:r>
+      <w:r>
+        <w:t xml:space="preserve"> </w:t>
+      </w:r>
+      <m:oMath>
+        <m:r>
+          <m:rPr>
+            <m:sty m:val="p"/>
+          </m:rPr>
+          <m:t>Δ</m:t>
+        </m:r>
+      </m:oMath>
+      <w:r>
+        <w:t xml:space="preserve">.</w:t>
+      </w:r>
+      <w:r>
+        <w:t xml:space="preserve"> </w:t>
+      </w:r>
+      <w:r>
+        <w:rPr>
+          <w:i/>
+          <w:iCs/>
+        </w:rPr>
+        <w:t xml:space="preserve">Class membership:</w:t>
+      </w:r>
+      <w:r>
+        <w:t xml:space="preserve"> </w:t>
+      </w:r>
+      <m:oMath>
+        <m:sSubSup>
+          <m:e>
+            <m:r>
+              <m:t>η</m:t>
+            </m:r>
+          </m:e>
+          <m:sub>
+            <m:r>
+              <m:t>a</m:t>
+            </m:r>
+          </m:sub>
+          <m:sup>
+            <m:r>
+              <m:t>θ</m:t>
+            </m:r>
+          </m:sup>
+        </m:sSubSup>
+        <m:r>
+          <m:rPr>
+            <m:sty m:val="p"/>
+          </m:rPr>
+          <m:t>(</m:t>
+        </m:r>
+        <m:r>
+          <m:t>x</m:t>
+        </m:r>
+        <m:r>
+          <m:rPr>
+            <m:sty m:val="p"/>
+          </m:rPr>
+          <m:t>)</m:t>
+        </m:r>
+        <m:r>
+          <m:rPr>
+            <m:sty m:val="p"/>
+          </m:rPr>
+          <m:t>=</m:t>
+        </m:r>
+        <m:f>
+          <m:fPr>
+            <m:type m:val="lin"/>
+          </m:fPr>
+          <m:num>
+            <m:r>
+              <m:t>1</m:t>
+            </m:r>
+          </m:num>
+          <m:den>
+            <m:r>
+              <m:t>2</m:t>
+            </m:r>
+          </m:den>
+        </m:f>
+        <m:r>
+          <m:rPr>
+            <m:sty m:val="p"/>
+          </m:rPr>
+          <m:t>+</m:t>
+        </m:r>
+        <m:r>
+          <m:t>θ</m:t>
+        </m:r>
+        <m:r>
+          <m:t>δ</m:t>
+        </m:r>
+      </m:oMath>
+      <w:r>
+        <w:t xml:space="preserve"> </w:t>
+      </w:r>
+      <w:r>
+        <w:t xml:space="preserve">on</w:t>
+      </w:r>
+      <w:r>
+        <w:t xml:space="preserve"> </w:t>
+      </w:r>
+      <m:oMath>
+        <m:r>
+          <m:t>D</m:t>
+        </m:r>
+      </m:oMath>
+      <w:r>
+        <w:t xml:space="preserve">, hence</w:t>
       </w:r>
       <w:r>
         <w:t xml:space="preserve"> </w:t>
@@ -10350,10 +10684,7 @@
           </m:e>
           <m:sub>
             <m:r>
-              <m:rPr>
-                <m:sty m:val="p"/>
-              </m:rPr>
-              <m:t>±</m:t>
+              <m:t>θ</m:t>
             </m:r>
           </m:sub>
         </m:sSub>
@@ -10382,14 +10713,20 @@
           <m:rPr>
             <m:sty m:val="p"/>
           </m:rPr>
-          <m:t>±</m:t>
+          <m:t>+</m:t>
+        </m:r>
+        <m:r>
+          <m:t>θ</m:t>
         </m:r>
         <m:r>
           <m:t>δ</m:t>
         </m:r>
       </m:oMath>
       <w:r>
-        <w:t xml:space="preserve">. Then</w:t>
+        <w:t xml:space="preserve"> </w:t>
+      </w:r>
+      <w:r>
+        <w:t xml:space="preserve">and</w:t>
       </w:r>
       <w:r>
         <w:t xml:space="preserve"> </w:t>
@@ -10402,11 +10739,339 @@
             </m:r>
           </m:e>
           <m:sub>
+            <m:r>
+              <m:t>θ</m:t>
+            </m:r>
+          </m:sub>
+        </m:sSub>
+        <m:r>
+          <m:rPr>
+            <m:sty m:val="p"/>
+          </m:rPr>
+          <m:t>=</m:t>
+        </m:r>
+        <m:sSub>
+          <m:e>
+            <m:acc>
+              <m:accPr>
+                <m:chr m:val="‾"/>
+              </m:accPr>
+              <m:e>
+                <m:r>
+                  <m:t>a</m:t>
+                </m:r>
+              </m:e>
+            </m:acc>
+          </m:e>
+          <m:sub>
+            <m:r>
+              <m:t>θ</m:t>
+            </m:r>
+          </m:sub>
+        </m:sSub>
+        <m:r>
+          <m:rPr>
+            <m:sty m:val="p"/>
+          </m:rPr>
+          <m:t>−</m:t>
+        </m:r>
+        <m:r>
+          <m:rPr>
+            <m:sty m:val="p"/>
+          </m:rPr>
+          <m:t>(</m:t>
+        </m:r>
+        <m:r>
+          <m:t>M</m:t>
+        </m:r>
+        <m:r>
+          <m:rPr>
+            <m:sty m:val="p"/>
+          </m:rPr>
+          <m:t>+</m:t>
+        </m:r>
+        <m:f>
+          <m:fPr>
+            <m:type m:val="lin"/>
+          </m:fPr>
+          <m:num>
+            <m:r>
+              <m:t>1</m:t>
+            </m:r>
+          </m:num>
+          <m:den>
+            <m:r>
+              <m:t>2</m:t>
+            </m:r>
+          </m:den>
+        </m:f>
+        <m:r>
+          <m:rPr>
+            <m:sty m:val="p"/>
+          </m:rPr>
+          <m:t>)</m:t>
+        </m:r>
+        <m:r>
+          <m:rPr>
+            <m:sty m:val="p"/>
+          </m:rPr>
+          <m:t>=</m:t>
+        </m:r>
+        <m:r>
+          <m:t>θ</m:t>
+        </m:r>
+        <m:r>
+          <m:t>δ</m:t>
+        </m:r>
+        <m:r>
+          <m:rPr>
+            <m:sty m:val="p"/>
+          </m:rPr>
+          <m:t>−</m:t>
+        </m:r>
+        <m:r>
+          <m:t>M</m:t>
+        </m:r>
+      </m:oMath>
+      <w:r>
+        <w:t xml:space="preserve">, with</w:t>
+      </w:r>
+      <w:r>
+        <w:t xml:space="preserve"> </w:t>
+      </w:r>
+      <m:oMath>
+        <m:r>
+          <m:rPr>
+            <m:sty m:val="p"/>
+          </m:rPr>
+          <m:t>|</m:t>
+        </m:r>
+        <m:sSub>
+          <m:e>
+            <m:r>
+              <m:t>γ</m:t>
+            </m:r>
+          </m:e>
+          <m:sub>
+            <m:r>
+              <m:t>θ</m:t>
+            </m:r>
+          </m:sub>
+        </m:sSub>
+        <m:r>
+          <m:rPr>
+            <m:sty m:val="p"/>
+          </m:rPr>
+          <m:t>|</m:t>
+        </m:r>
+        <m:r>
+          <m:rPr>
+            <m:sty m:val="p"/>
+          </m:rPr>
+          <m:t>≤</m:t>
+        </m:r>
+        <m:r>
+          <m:t>δ</m:t>
+        </m:r>
+        <m:r>
+          <m:rPr>
+            <m:sty m:val="p"/>
+          </m:rPr>
+          <m:t>+</m:t>
+        </m:r>
+        <m:r>
+          <m:rPr>
+            <m:sty m:val="p"/>
+          </m:rPr>
+          <m:t>|</m:t>
+        </m:r>
+        <m:r>
+          <m:t>M</m:t>
+        </m:r>
+        <m:r>
+          <m:rPr>
+            <m:sty m:val="p"/>
+          </m:rPr>
+          <m:t>|</m:t>
+        </m:r>
+        <m:r>
+          <m:rPr>
+            <m:sty m:val="p"/>
+          </m:rPr>
+          <m:t>&lt;</m:t>
+        </m:r>
+        <m:r>
+          <m:t>β</m:t>
+        </m:r>
+      </m:oMath>
+      <w:r>
+        <w:t xml:space="preserve">; both worlds lie in</w:t>
+      </w:r>
+      <w:r>
+        <w:t xml:space="preserve"> </w:t>
+      </w:r>
+      <m:oMath>
+        <m:sSub>
+          <m:e>
+            <m:r>
+              <m:rPr>
+                <m:scr m:val="script"/>
+                <m:sty m:val="p"/>
+              </m:rPr>
+              <m:t>C</m:t>
+            </m:r>
+          </m:e>
+          <m:sub>
+            <m:r>
+              <m:t>β</m:t>
+            </m:r>
+          </m:sub>
+        </m:sSub>
+      </m:oMath>
+      <w:r>
+        <w:t xml:space="preserve">.</w:t>
+      </w:r>
+      <w:r>
+        <w:t xml:space="preserve"> </w:t>
+      </w:r>
+      <w:r>
+        <w:rPr>
+          <w:i/>
+          <w:iCs/>
+        </w:rPr>
+        <w:t xml:space="preserve">Matched evidence:</w:t>
+      </w:r>
+      <w:r>
+        <w:t xml:space="preserve"> </w:t>
+      </w:r>
+      <w:r>
+        <w:t xml:space="preserve">the input marginal</w:t>
+      </w:r>
+      <w:r>
+        <w:t xml:space="preserve"> </w:t>
+      </w:r>
+      <m:oMath>
+        <m:sSub>
+          <m:e>
+            <m:r>
+              <m:t>μ</m:t>
+            </m:r>
+          </m:e>
+          <m:sub>
+            <m:r>
+              <m:t>T</m:t>
+            </m:r>
+          </m:sub>
+        </m:sSub>
+      </m:oMath>
+      <w:r>
+        <w:t xml:space="preserve"> </w:t>
+      </w:r>
+      <w:r>
+        <w:t xml:space="preserve">and</w:t>
+      </w:r>
+      <w:r>
+        <w:t xml:space="preserve"> </w:t>
+      </w:r>
+      <m:oMath>
+        <m:r>
+          <m:rPr>
+            <m:sty m:val="p"/>
+          </m:rPr>
+          <m:t>(</m:t>
+        </m:r>
+        <m:sSub>
+          <m:e>
+            <m:r>
+              <m:t>f</m:t>
+            </m:r>
+          </m:e>
+          <m:sub>
+            <m:r>
+              <m:t>0</m:t>
+            </m:r>
+          </m:sub>
+        </m:sSub>
+        <m:r>
+          <m:rPr>
+            <m:sty m:val="p"/>
+          </m:rPr>
+          <m:t>,</m:t>
+        </m:r>
+        <m:sSub>
+          <m:e>
+            <m:r>
+              <m:t>f</m:t>
+            </m:r>
+          </m:e>
+          <m:sub>
+            <m:r>
+              <m:t>a</m:t>
+            </m:r>
+          </m:sub>
+        </m:sSub>
+        <m:r>
+          <m:rPr>
+            <m:sty m:val="p"/>
+          </m:rPr>
+          <m:t>,</m:t>
+        </m:r>
+        <m:r>
+          <m:t>s</m:t>
+        </m:r>
+        <m:r>
+          <m:rPr>
+            <m:sty m:val="p"/>
+          </m:rPr>
+          <m:t>)</m:t>
+        </m:r>
+      </m:oMath>
+      <w:r>
+        <w:t xml:space="preserve"> </w:t>
+      </w:r>
+      <w:r>
+        <w:t xml:space="preserve">are unchanged, and</w:t>
+      </w:r>
+      <w:r>
+        <w:t xml:space="preserve"> </w:t>
+      </w:r>
+      <m:oMath>
+        <m:r>
+          <m:t>Z</m:t>
+        </m:r>
+        <m:r>
+          <m:rPr>
+            <m:sty m:val="p"/>
+          </m:rPr>
+          <m:t>=</m:t>
+        </m:r>
+        <m:r>
+          <m:t>ϕ</m:t>
+        </m:r>
+        <m:r>
+          <m:rPr>
+            <m:sty m:val="p"/>
+          </m:rPr>
+          <m:t>(</m:t>
+        </m:r>
+        <m:sSub>
+          <m:e>
+            <m:r>
+              <m:t>X</m:t>
+            </m:r>
+          </m:e>
+          <m:sub>
+            <m:r>
+              <m:t>1</m:t>
+            </m:r>
             <m:r>
               <m:rPr>
                 <m:sty m:val="p"/>
               </m:rPr>
-              <m:t>±</m:t>
+              <m:t>:</m:t>
+            </m:r>
+            <m:r>
+              <m:t>m</m:t>
             </m:r>
           </m:sub>
         </m:sSub>
@@ -10414,22 +11079,234 @@
           <m:rPr>
             <m:sty m:val="p"/>
           </m:rPr>
+          <m:t>,</m:t>
+        </m:r>
+        <m:sSub>
+          <m:e>
+            <m:r>
+              <m:t>f</m:t>
+            </m:r>
+          </m:e>
+          <m:sub>
+            <m:r>
+              <m:t>0</m:t>
+            </m:r>
+          </m:sub>
+        </m:sSub>
+        <m:r>
+          <m:rPr>
+            <m:sty m:val="p"/>
+          </m:rPr>
+          <m:t>,</m:t>
+        </m:r>
+        <m:sSub>
+          <m:e>
+            <m:r>
+              <m:t>f</m:t>
+            </m:r>
+          </m:e>
+          <m:sub>
+            <m:r>
+              <m:t>a</m:t>
+            </m:r>
+          </m:sub>
+        </m:sSub>
+        <m:r>
+          <m:rPr>
+            <m:sty m:val="p"/>
+          </m:rPr>
+          <m:t>)</m:t>
+        </m:r>
+      </m:oMath>
+      <w:r>
+        <w:t xml:space="preserve"> </w:t>
+      </w:r>
+      <w:r>
+        <w:t xml:space="preserve">uses no labels, so</w:t>
+      </w:r>
+      <w:r>
+        <w:t xml:space="preserve"> </w:t>
+      </w:r>
+      <m:oMath>
+        <m:r>
+          <m:rPr>
+            <m:sty m:val="p"/>
+          </m:rPr>
+          <m:t>L</m:t>
+        </m:r>
+        <m:r>
+          <m:rPr>
+            <m:sty m:val="p"/>
+          </m:rPr>
+          <m:t>a</m:t>
+        </m:r>
+        <m:r>
+          <m:rPr>
+            <m:sty m:val="p"/>
+          </m:rPr>
+          <m:t>w</m:t>
+        </m:r>
+        <m:r>
+          <m:rPr>
+            <m:sty m:val="p"/>
+          </m:rPr>
+          <m:t>(</m:t>
+        </m:r>
+        <m:acc>
+          <m:accPr>
+            <m:chr m:val="̃"/>
+          </m:accPr>
+          <m:e>
+            <m:r>
+              <m:t>Z</m:t>
+            </m:r>
+          </m:e>
+        </m:acc>
+        <m:r>
+          <m:rPr>
+            <m:sty m:val="p"/>
+          </m:rPr>
+          <m:t>∣</m:t>
+        </m:r>
+        <m:sSubSup>
+          <m:e>
+            <m:r>
+              <m:t>P</m:t>
+            </m:r>
+          </m:e>
+          <m:sub>
+            <m:r>
+              <m:t>T</m:t>
+            </m:r>
+          </m:sub>
+          <m:sup>
+            <m:r>
+              <m:rPr>
+                <m:sty m:val="p"/>
+              </m:rPr>
+              <m:t>+</m:t>
+            </m:r>
+          </m:sup>
+        </m:sSubSup>
+        <m:r>
+          <m:rPr>
+            <m:sty m:val="p"/>
+          </m:rPr>
+          <m:t>)</m:t>
+        </m:r>
+        <m:r>
+          <m:rPr>
+            <m:sty m:val="p"/>
+          </m:rPr>
           <m:t>=</m:t>
         </m:r>
         <m:r>
           <m:rPr>
             <m:sty m:val="p"/>
           </m:rPr>
-          <m:t>±</m:t>
-        </m:r>
-        <m:r>
-          <m:t>δ</m:t>
-        </m:r>
-        <m:r>
-          <m:rPr>
-            <m:sty m:val="p"/>
-          </m:rPr>
-          <m:t>−</m:t>
+          <m:t>L</m:t>
+        </m:r>
+        <m:r>
+          <m:rPr>
+            <m:sty m:val="p"/>
+          </m:rPr>
+          <m:t>a</m:t>
+        </m:r>
+        <m:r>
+          <m:rPr>
+            <m:sty m:val="p"/>
+          </m:rPr>
+          <m:t>w</m:t>
+        </m:r>
+        <m:r>
+          <m:rPr>
+            <m:sty m:val="p"/>
+          </m:rPr>
+          <m:t>(</m:t>
+        </m:r>
+        <m:acc>
+          <m:accPr>
+            <m:chr m:val="̃"/>
+          </m:accPr>
+          <m:e>
+            <m:r>
+              <m:t>Z</m:t>
+            </m:r>
+          </m:e>
+        </m:acc>
+        <m:r>
+          <m:rPr>
+            <m:sty m:val="p"/>
+          </m:rPr>
+          <m:t>∣</m:t>
+        </m:r>
+        <m:sSubSup>
+          <m:e>
+            <m:r>
+              <m:t>P</m:t>
+            </m:r>
+          </m:e>
+          <m:sub>
+            <m:r>
+              <m:t>T</m:t>
+            </m:r>
+          </m:sub>
+          <m:sup>
+            <m:r>
+              <m:rPr>
+                <m:sty m:val="p"/>
+              </m:rPr>
+              <m:t>−</m:t>
+            </m:r>
+          </m:sup>
+        </m:sSubSup>
+        <m:r>
+          <m:rPr>
+            <m:sty m:val="p"/>
+          </m:rPr>
+          <m:t>)</m:t>
+        </m:r>
+      </m:oMath>
+      <w:r>
+        <w:t xml:space="preserve"> </w:t>
+      </w:r>
+      <w:r>
+        <w:t xml:space="preserve">for</w:t>
+      </w:r>
+      <w:r>
+        <w:t xml:space="preserve"> </w:t>
+      </w:r>
+      <m:oMath>
+        <m:acc>
+          <m:accPr>
+            <m:chr m:val="̃"/>
+          </m:accPr>
+          <m:e>
+            <m:r>
+              <m:t>Z</m:t>
+            </m:r>
+          </m:e>
+        </m:acc>
+        <m:r>
+          <m:rPr>
+            <m:sty m:val="p"/>
+          </m:rPr>
+          <m:t>=</m:t>
+        </m:r>
+        <m:r>
+          <m:rPr>
+            <m:sty m:val="p"/>
+          </m:rPr>
+          <m:t>(</m:t>
+        </m:r>
+        <m:r>
+          <m:t>Z</m:t>
+        </m:r>
+        <m:r>
+          <m:rPr>
+            <m:sty m:val="p"/>
+          </m:rPr>
+          <m:t>,</m:t>
         </m:r>
         <m:r>
           <m:t>M</m:t>
@@ -10438,44 +11315,21 @@
           <m:rPr>
             <m:sty m:val="p"/>
           </m:rPr>
-          <m:t>∈</m:t>
-        </m:r>
-        <m:r>
-          <m:rPr>
-            <m:sty m:val="p"/>
-          </m:rPr>
-          <m:t>[</m:t>
-        </m:r>
-        <m:r>
-          <m:rPr>
-            <m:sty m:val="p"/>
-          </m:rPr>
-          <m:t>−</m:t>
-        </m:r>
-        <m:r>
-          <m:t>β</m:t>
-        </m:r>
-        <m:r>
-          <m:rPr>
-            <m:sty m:val="p"/>
-          </m:rPr>
-          <m:t>,</m:t>
-        </m:r>
-        <m:r>
-          <m:t>β</m:t>
-        </m:r>
-        <m:r>
-          <m:rPr>
-            <m:sty m:val="p"/>
-          </m:rPr>
-          <m:t>]</m:t>
-        </m:r>
-      </m:oMath>
-      <w:r>
-        <w:t xml:space="preserve"> </w:t>
-      </w:r>
-      <w:r>
-        <w:t xml:space="preserve">and</w:t>
+          <m:t>)</m:t>
+        </m:r>
+      </m:oMath>
+      <w:r>
+        <w:t xml:space="preserve">.</w:t>
+      </w:r>
+      <w:r>
+        <w:t xml:space="preserve"> </w:t>
+      </w:r>
+      <w:r>
+        <w:rPr>
+          <w:i/>
+          <w:iCs/>
+        </w:rPr>
+        <w:t xml:space="preserve">Opposite signs:</w:t>
       </w:r>
       <w:r>
         <w:t xml:space="preserve"> </w:t>
@@ -10495,7 +11349,125 @@
         <w:t xml:space="preserve"> </w:t>
       </w:r>
       <w:r>
-        <w:t xml:space="preserve">gives opposite nonzero benefit signs at the same augmented-evidence law.</w:t>
+        <w:t xml:space="preserve">gives</w:t>
+      </w:r>
+      <w:r>
+        <w:t xml:space="preserve"> </w:t>
+      </w:r>
+      <m:oMath>
+        <m:sSub>
+          <m:e>
+            <m:r>
+              <m:rPr>
+                <m:sty m:val="p"/>
+              </m:rPr>
+              <m:t>Δ</m:t>
+            </m:r>
+          </m:e>
+          <m:sub>
+            <m:r>
+              <m:t>θ</m:t>
+            </m:r>
+          </m:sub>
+        </m:sSub>
+        <m:r>
+          <m:rPr>
+            <m:sty m:val="p"/>
+          </m:rPr>
+          <m:t>=</m:t>
+        </m:r>
+        <m:r>
+          <m:t>2</m:t>
+        </m:r>
+        <m:sSub>
+          <m:e>
+            <m:r>
+              <m:t>μ</m:t>
+            </m:r>
+          </m:e>
+          <m:sub>
+            <m:r>
+              <m:t>T</m:t>
+            </m:r>
+          </m:sub>
+        </m:sSub>
+        <m:r>
+          <m:rPr>
+            <m:sty m:val="p"/>
+          </m:rPr>
+          <m:t>(</m:t>
+        </m:r>
+        <m:r>
+          <m:t>D</m:t>
+        </m:r>
+        <m:r>
+          <m:rPr>
+            <m:sty m:val="p"/>
+          </m:rPr>
+          <m:t>)</m:t>
+        </m:r>
+        <m:r>
+          <m:t> </m:t>
+        </m:r>
+        <m:r>
+          <m:t>θ</m:t>
+        </m:r>
+        <m:r>
+          <m:t>δ</m:t>
+        </m:r>
+        <m:r>
+          <m:rPr>
+            <m:sty m:val="p"/>
+          </m:rPr>
+          <m:t>≠</m:t>
+        </m:r>
+        <m:r>
+          <m:t>0</m:t>
+        </m:r>
+      </m:oMath>
+      <w:r>
+        <w:t xml:space="preserve"> </w:t>
+      </w:r>
+      <w:r>
+        <w:t xml:space="preserve">with</w:t>
+      </w:r>
+      <w:r>
+        <w:t xml:space="preserve"> </w:t>
+      </w:r>
+      <m:oMath>
+        <m:r>
+          <m:rPr>
+            <m:sty m:val="p"/>
+          </m:rPr>
+          <m:t>sign</m:t>
+        </m:r>
+        <m:sSub>
+          <m:e>
+            <m:r>
+              <m:rPr>
+                <m:sty m:val="p"/>
+              </m:rPr>
+              <m:t>Δ</m:t>
+            </m:r>
+          </m:e>
+          <m:sub>
+            <m:r>
+              <m:t>θ</m:t>
+            </m:r>
+          </m:sub>
+        </m:sSub>
+        <m:r>
+          <m:rPr>
+            <m:sty m:val="p"/>
+          </m:rPr>
+          <m:t>=</m:t>
+        </m:r>
+        <m:r>
+          <m:t>θ</m:t>
+        </m:r>
+      </m:oMath>
+      <w:r>
+        <w:t xml:space="preserve">.</w:t>
       </w:r>
       <w:r>
         <w:t xml:space="preserve"> </w:t>
@@ -12349,92 +13321,13 @@
         </w:rPr>
         <w:t xml:space="preserve"> </w:t>
       </w:r>
-      <m:oMath>
-        <m:r>
-          <m:rPr>
-            <m:sty m:val="p"/>
-          </m:rPr>
-          <m:t>{</m:t>
-        </m:r>
-        <m:r>
-          <m:rPr>
-            <m:sty m:val="p"/>
-          </m:rPr>
-          <m:t>a</m:t>
-        </m:r>
-        <m:r>
-          <m:rPr>
-            <m:sty m:val="p"/>
-          </m:rPr>
-          <m:t>d</m:t>
-        </m:r>
-        <m:r>
-          <m:rPr>
-            <m:sty m:val="p"/>
-          </m:rPr>
-          <m:t>a</m:t>
-        </m:r>
-        <m:r>
-          <m:rPr>
-            <m:sty m:val="p"/>
-          </m:rPr>
-          <m:t>p</m:t>
-        </m:r>
-        <m:r>
-          <m:rPr>
-            <m:sty m:val="p"/>
-          </m:rPr>
-          <m:t>t</m:t>
-        </m:r>
-        <m:r>
-          <m:rPr>
-            <m:sty m:val="p"/>
-          </m:rPr>
-          <m:t>,</m:t>
-        </m:r>
-        <m:r>
-          <m:rPr>
-            <m:sty m:val="p"/>
-          </m:rPr>
-          <m:t>f</m:t>
-        </m:r>
-        <m:r>
-          <m:rPr>
-            <m:sty m:val="p"/>
-          </m:rPr>
-          <m:t>r</m:t>
-        </m:r>
-        <m:r>
-          <m:rPr>
-            <m:sty m:val="p"/>
-          </m:rPr>
-          <m:t>e</m:t>
-        </m:r>
-        <m:r>
-          <m:rPr>
-            <m:sty m:val="p"/>
-          </m:rPr>
-          <m:t>e</m:t>
-        </m:r>
-        <m:r>
-          <m:rPr>
-            <m:sty m:val="p"/>
-          </m:rPr>
-          <m:t>z</m:t>
-        </m:r>
-        <m:r>
-          <m:rPr>
-            <m:sty m:val="p"/>
-          </m:rPr>
-          <m:t>e</m:t>
-        </m:r>
-        <m:r>
-          <m:rPr>
-            <m:sty m:val="p"/>
-          </m:rPr>
-          <m:t>}</m:t>
-        </m:r>
-      </m:oMath>
+      <w:r>
+        <w:rPr>
+          <w:i/>
+          <w:iCs/>
+        </w:rPr>
+        <w:t xml:space="preserve">$\{\textsc{adapt},\textsc{freeze}\}$</w:t>
+      </w:r>
       <w:r>
         <w:rPr>
           <w:i/>
@@ -12676,56 +13569,13 @@
         </w:rPr>
         <w:t xml:space="preserve"> </w:t>
       </w:r>
-      <m:oMath>
-        <m:r>
-          <m:t>M</m:t>
-        </m:r>
-        <m:r>
-          <m:rPr>
-            <m:sty m:val="p"/>
-          </m:rPr>
-          <m:t>&gt;</m:t>
-        </m:r>
-        <m:r>
-          <m:t>β</m:t>
-        </m:r>
-        <m:r>
-          <m:rPr>
-            <m:sty m:val="p"/>
-          </m:rPr>
-          <m:t>⇒</m:t>
-        </m:r>
-        <m:r>
-          <m:rPr>
-            <m:sty m:val="p"/>
-          </m:rPr>
-          <m:t>a</m:t>
-        </m:r>
-        <m:r>
-          <m:rPr>
-            <m:sty m:val="p"/>
-          </m:rPr>
-          <m:t>d</m:t>
-        </m:r>
-        <m:r>
-          <m:rPr>
-            <m:sty m:val="p"/>
-          </m:rPr>
-          <m:t>a</m:t>
-        </m:r>
-        <m:r>
-          <m:rPr>
-            <m:sty m:val="p"/>
-          </m:rPr>
-          <m:t>p</m:t>
-        </m:r>
-        <m:r>
-          <m:rPr>
-            <m:sty m:val="p"/>
-          </m:rPr>
-          <m:t>t</m:t>
-        </m:r>
-      </m:oMath>
+      <w:r>
+        <w:rPr>
+          <w:i/>
+          <w:iCs/>
+        </w:rPr>
+        <w:t xml:space="preserve">$M&gt;\beta\Rightarrow\textsc{adapt}$</w:t>
+      </w:r>
       <w:r>
         <w:rPr>
           <w:i/>
@@ -12740,68 +13590,13 @@
         </w:rPr>
         <w:t xml:space="preserve"> </w:t>
       </w:r>
-      <m:oMath>
-        <m:r>
-          <m:t>M</m:t>
-        </m:r>
-        <m:r>
-          <m:rPr>
-            <m:sty m:val="p"/>
-          </m:rPr>
-          <m:t>&lt;</m:t>
-        </m:r>
-        <m:r>
-          <m:rPr>
-            <m:sty m:val="p"/>
-          </m:rPr>
-          <m:t>−</m:t>
-        </m:r>
-        <m:r>
-          <m:t>β</m:t>
-        </m:r>
-        <m:r>
-          <m:rPr>
-            <m:sty m:val="p"/>
-          </m:rPr>
-          <m:t>⇒</m:t>
-        </m:r>
-        <m:r>
-          <m:rPr>
-            <m:sty m:val="p"/>
-          </m:rPr>
-          <m:t>f</m:t>
-        </m:r>
-        <m:r>
-          <m:rPr>
-            <m:sty m:val="p"/>
-          </m:rPr>
-          <m:t>r</m:t>
-        </m:r>
-        <m:r>
-          <m:rPr>
-            <m:sty m:val="p"/>
-          </m:rPr>
-          <m:t>e</m:t>
-        </m:r>
-        <m:r>
-          <m:rPr>
-            <m:sty m:val="p"/>
-          </m:rPr>
-          <m:t>e</m:t>
-        </m:r>
-        <m:r>
-          <m:rPr>
-            <m:sty m:val="p"/>
-          </m:rPr>
-          <m:t>z</m:t>
-        </m:r>
-        <m:r>
-          <m:rPr>
-            <m:sty m:val="p"/>
-          </m:rPr>
-          <m:t>e</m:t>
-        </m:r>
-      </m:oMath>
+      <w:r>
+        <w:rPr>
+          <w:i/>
+          <w:iCs/>
+        </w:rPr>
+        <w:t xml:space="preserve">$M&lt;-\beta\Rightarrow\textsc{freeze}$</w:t>
+      </w:r>
       <w:r>
         <w:rPr>
           <w:i/>
@@ -12816,80 +13611,13 @@
         </w:rPr>
         <w:t xml:space="preserve"> </w:t>
       </w:r>
-      <m:oMath>
-        <m:r>
-          <m:rPr>
-            <m:sty m:val="p"/>
-          </m:rPr>
-          <m:t>|</m:t>
-        </m:r>
-        <m:r>
-          <m:t>M</m:t>
-        </m:r>
-        <m:r>
-          <m:rPr>
-            <m:sty m:val="p"/>
-          </m:rPr>
-          <m:t>|</m:t>
-        </m:r>
-        <m:r>
-          <m:rPr>
-            <m:sty m:val="p"/>
-          </m:rPr>
-          <m:t>≤</m:t>
-        </m:r>
-        <m:r>
-          <m:t>β</m:t>
-        </m:r>
-        <m:r>
-          <m:rPr>
-            <m:sty m:val="p"/>
-          </m:rPr>
-          <m:t>⇒</m:t>
-        </m:r>
-        <m:r>
-          <m:rPr>
-            <m:sty m:val="p"/>
-          </m:rPr>
-          <m:t>a</m:t>
-        </m:r>
-        <m:r>
-          <m:rPr>
-            <m:sty m:val="p"/>
-          </m:rPr>
-          <m:t>b</m:t>
-        </m:r>
-        <m:r>
-          <m:rPr>
-            <m:sty m:val="p"/>
-          </m:rPr>
-          <m:t>s</m:t>
-        </m:r>
-        <m:r>
-          <m:rPr>
-            <m:sty m:val="p"/>
-          </m:rPr>
-          <m:t>t</m:t>
-        </m:r>
-        <m:r>
-          <m:rPr>
-            <m:sty m:val="p"/>
-          </m:rPr>
-          <m:t>a</m:t>
-        </m:r>
-        <m:r>
-          <m:rPr>
-            <m:sty m:val="p"/>
-          </m:rPr>
-          <m:t>i</m:t>
-        </m:r>
-        <m:r>
-          <m:rPr>
-            <m:sty m:val="p"/>
-          </m:rPr>
-          <m:t>n</m:t>
-        </m:r>
-      </m:oMath>
+      <w:r>
+        <w:rPr>
+          <w:i/>
+          <w:iCs/>
+        </w:rPr>
+        <w:t xml:space="preserve">$|M|\le\beta\Rightarrow\textsc{abstain}$</w:t>
+      </w:r>
       <w:r>
         <w:rPr>
           <w:i/>
@@ -13606,7 +14334,14 @@
           <w:p>
             <w:pPr>
               <w:pStyle w:val="Compact"/>
-            </w:pPr>
+              <w:jc w:val="left"/>
+            </w:pPr>
+            <w:r>
+              <w:rPr>
+                <w:smallCaps/>
+              </w:rPr>
+              <w:t xml:space="preserve">adapt</w:t>
+            </w:r>
           </w:p>
         </w:tc>
       </w:tr>
@@ -13657,7 +14392,14 @@
           <w:p>
             <w:pPr>
               <w:pStyle w:val="Compact"/>
-            </w:pPr>
+              <w:jc w:val="left"/>
+            </w:pPr>
+            <w:r>
+              <w:rPr>
+                <w:smallCaps/>
+              </w:rPr>
+              <w:t xml:space="preserve">freeze</w:t>
+            </w:r>
           </w:p>
         </w:tc>
       </w:tr>
@@ -13714,7 +14456,14 @@
           <w:p>
             <w:pPr>
               <w:pStyle w:val="Compact"/>
-            </w:pPr>
+              <w:jc w:val="left"/>
+            </w:pPr>
+            <w:r>
+              <w:rPr>
+                <w:smallCaps/>
+              </w:rPr>
+              <w:t xml:space="preserve">abstain</w:t>
+            </w:r>
           </w:p>
         </w:tc>
       </w:tr>
@@ -13780,7 +14529,14 @@
           <w:p>
             <w:pPr>
               <w:pStyle w:val="Compact"/>
-            </w:pPr>
+              <w:jc w:val="left"/>
+            </w:pPr>
+            <w:r>
+              <w:rPr>
+                <w:smallCaps/>
+              </w:rPr>
+              <w:t xml:space="preserve">abstain</w:t>
+            </w:r>
           </w:p>
         </w:tc>
       </w:tr>
@@ -13834,7 +14590,14 @@
           <w:p>
             <w:pPr>
               <w:pStyle w:val="Compact"/>
-            </w:pPr>
+              <w:jc w:val="left"/>
+            </w:pPr>
+            <w:r>
+              <w:rPr>
+                <w:smallCaps/>
+              </w:rPr>
+              <w:t xml:space="preserve">abstain</w:t>
+            </w:r>
           </w:p>
         </w:tc>
       </w:tr>
@@ -14038,280 +14801,17 @@
         </w:rPr>
         <w:t xml:space="preserve"> </w:t>
       </w:r>
-      <m:oMathPara>
-        <m:oMathParaPr>
-          <m:jc m:val="center"/>
-        </m:oMathParaPr>
-        <m:oMath>
-          <m:r>
-            <m:t>g</m:t>
-          </m:r>
-          <m:r>
-            <m:rPr>
-              <m:sty m:val="p"/>
-            </m:rPr>
-            <m:t>(</m:t>
-          </m:r>
-          <m:r>
-            <m:t>Z</m:t>
-          </m:r>
-          <m:r>
-            <m:rPr>
-              <m:sty m:val="p"/>
-            </m:rPr>
-            <m:t>)</m:t>
-          </m:r>
-          <m:r>
-            <m:rPr>
-              <m:sty m:val="p"/>
-            </m:rPr>
-            <m:t>=</m:t>
-          </m:r>
-          <m:d>
-            <m:dPr>
-              <m:begChr m:val="{"/>
-              <m:sepChr m:val=""/>
-              <m:endChr m:val=""/>
-              <m:grow/>
-            </m:dPr>
-            <m:e>
-              <m:m>
-                <m:mPr>
-                  <m:baseJc m:val="center"/>
-                  <m:plcHide m:val="on"/>
-                  <m:mcs>
-                    <m:mc>
-                      <m:mcPr>
-                        <m:mcJc m:val="left"/>
-                        <m:count m:val="1"/>
-                      </m:mcPr>
-                    </m:mc>
-                    <m:mc>
-                      <m:mcPr>
-                        <m:mcJc m:val="left"/>
-                        <m:count m:val="1"/>
-                      </m:mcPr>
-                    </m:mc>
-                  </m:mcs>
-                </m:mPr>
-                <m:mr>
-                  <m:e>
-                    <m:r>
-                      <m:rPr>
-                        <m:sty m:val="p"/>
-                      </m:rPr>
-                      <m:t>a</m:t>
-                    </m:r>
-                    <m:r>
-                      <m:rPr>
-                        <m:sty m:val="p"/>
-                      </m:rPr>
-                      <m:t>d</m:t>
-                    </m:r>
-                    <m:r>
-                      <m:rPr>
-                        <m:sty m:val="p"/>
-                      </m:rPr>
-                      <m:t>a</m:t>
-                    </m:r>
-                    <m:r>
-                      <m:rPr>
-                        <m:sty m:val="p"/>
-                      </m:rPr>
-                      <m:t>p</m:t>
-                    </m:r>
-                    <m:r>
-                      <m:rPr>
-                        <m:sty m:val="p"/>
-                      </m:rPr>
-                      <m:t>t</m:t>
-                    </m:r>
-                  </m:e>
-                  <m:e>
-                    <m:acc>
-                      <m:accPr>
-                        <m:chr m:val="̂"/>
-                      </m:accPr>
-                      <m:e>
-                        <m:r>
-                          <m:rPr>
-                            <m:sty m:val="p"/>
-                          </m:rPr>
-                          <m:t>Δ</m:t>
-                        </m:r>
-                      </m:e>
-                    </m:acc>
-                    <m:r>
-                      <m:rPr>
-                        <m:sty m:val="p"/>
-                      </m:rPr>
-                      <m:t>−</m:t>
-                    </m:r>
-                    <m:r>
-                      <m:t>ε</m:t>
-                    </m:r>
-                    <m:r>
-                      <m:rPr>
-                        <m:sty m:val="p"/>
-                      </m:rPr>
-                      <m:t>&gt;</m:t>
-                    </m:r>
-                    <m:r>
-                      <m:t>0</m:t>
-                    </m:r>
-                    <m:r>
-                      <m:rPr>
-                        <m:sty m:val="p"/>
-                      </m:rPr>
-                      <m:t>,</m:t>
-                    </m:r>
-                  </m:e>
-                </m:mr>
-                <m:mr>
-                  <m:e>
-                    <m:r>
-                      <m:rPr>
-                        <m:sty m:val="p"/>
-                      </m:rPr>
-                      <m:t>f</m:t>
-                    </m:r>
-                    <m:r>
-                      <m:rPr>
-                        <m:sty m:val="p"/>
-                      </m:rPr>
-                      <m:t>r</m:t>
-                    </m:r>
-                    <m:r>
-                      <m:rPr>
-                        <m:sty m:val="p"/>
-                      </m:rPr>
-                      <m:t>e</m:t>
-                    </m:r>
-                    <m:r>
-                      <m:rPr>
-                        <m:sty m:val="p"/>
-                      </m:rPr>
-                      <m:t>e</m:t>
-                    </m:r>
-                    <m:r>
-                      <m:rPr>
-                        <m:sty m:val="p"/>
-                      </m:rPr>
-                      <m:t>z</m:t>
-                    </m:r>
-                    <m:r>
-                      <m:rPr>
-                        <m:sty m:val="p"/>
-                      </m:rPr>
-                      <m:t>e</m:t>
-                    </m:r>
-                  </m:e>
-                  <m:e>
-                    <m:acc>
-                      <m:accPr>
-                        <m:chr m:val="̂"/>
-                      </m:accPr>
-                      <m:e>
-                        <m:r>
-                          <m:rPr>
-                            <m:sty m:val="p"/>
-                          </m:rPr>
-                          <m:t>Δ</m:t>
-                        </m:r>
-                      </m:e>
-                    </m:acc>
-                    <m:r>
-                      <m:rPr>
-                        <m:sty m:val="p"/>
-                      </m:rPr>
-                      <m:t>+</m:t>
-                    </m:r>
-                    <m:r>
-                      <m:t>ε</m:t>
-                    </m:r>
-                    <m:r>
-                      <m:rPr>
-                        <m:sty m:val="p"/>
-                      </m:rPr>
-                      <m:t>&lt;</m:t>
-                    </m:r>
-                    <m:r>
-                      <m:t>0</m:t>
-                    </m:r>
-                    <m:r>
-                      <m:rPr>
-                        <m:sty m:val="p"/>
-                      </m:rPr>
-                      <m:t>,</m:t>
-                    </m:r>
-                  </m:e>
-                </m:mr>
-                <m:mr>
-                  <m:e>
-                    <m:r>
-                      <m:rPr>
-                        <m:sty m:val="p"/>
-                      </m:rPr>
-                      <m:t>a</m:t>
-                    </m:r>
-                    <m:r>
-                      <m:rPr>
-                        <m:sty m:val="p"/>
-                      </m:rPr>
-                      <m:t>b</m:t>
-                    </m:r>
-                    <m:r>
-                      <m:rPr>
-                        <m:sty m:val="p"/>
-                      </m:rPr>
-                      <m:t>s</m:t>
-                    </m:r>
-                    <m:r>
-                      <m:rPr>
-                        <m:sty m:val="p"/>
-                      </m:rPr>
-                      <m:t>t</m:t>
-                    </m:r>
-                    <m:r>
-                      <m:rPr>
-                        <m:sty m:val="p"/>
-                      </m:rPr>
-                      <m:t>a</m:t>
-                    </m:r>
-                    <m:r>
-                      <m:rPr>
-                        <m:sty m:val="p"/>
-                      </m:rPr>
-                      <m:t>i</m:t>
-                    </m:r>
-                    <m:r>
-                      <m:rPr>
-                        <m:sty m:val="p"/>
-                      </m:rPr>
-                      <m:t>n</m:t>
-                    </m:r>
-                  </m:e>
-                  <m:e>
-                    <m:r>
-                      <m:rPr>
-                        <m:nor/>
-                        <m:sty m:val="p"/>
-                      </m:rPr>
-                      <m:t>otherwise</m:t>
-                    </m:r>
-                    <m:r>
-                      <m:rPr>
-                        <m:sty m:val="p"/>
-                      </m:rPr>
-                      <m:t>.</m:t>
-                    </m:r>
-                  </m:e>
-                </m:mr>
-              </m:m>
-            </m:e>
-          </m:d>
-        </m:oMath>
-      </m:oMathPara>
+      <w:r>
+        <w:rPr>
+          <w:i/>
+          <w:iCs/>
+        </w:rPr>
+        <w:t xml:space="preserve">$$g(Z)=\begin{cases}
+    \textsc{adapt} &amp; \widehat\Delta-\varepsilon&gt;0,\\
+    \textsc{freeze} &amp; \widehat\Delta+\varepsilon&lt;0,\\
+    \textsc{abstain} &amp; \text{otherwise}.
+    \end{cases}$$</w:t>
+      </w:r>
       <w:r>
         <w:rPr>
           <w:i/>
@@ -14333,245 +14833,16 @@
         </w:rPr>
         <w:t xml:space="preserve"> </w:t>
       </w:r>
-      <m:oMathPara>
-        <m:oMathParaPr>
-          <m:jc m:val="center"/>
-        </m:oMathParaPr>
-        <m:oMath>
-          <m:eqArr>
-            <m:e>
-              <m:r>
-                <m:rPr>
-                  <m:scr m:val="double-struck"/>
-                  <m:sty m:val="p"/>
-                </m:rPr>
-                <m:t>P</m:t>
-              </m:r>
-              <m:d>
-                <m:dPr>
-                  <m:begChr m:val="["/>
-                  <m:sepChr m:val=""/>
-                  <m:endChr m:val="]"/>
-                  <m:grow/>
-                </m:dPr>
-                <m:e>
-                  <m:r>
-                    <m:t>g</m:t>
-                  </m:r>
-                  <m:r>
-                    <m:rPr>
-                      <m:sty m:val="p"/>
-                    </m:rPr>
-                    <m:t>(</m:t>
-                  </m:r>
-                  <m:r>
-                    <m:t>Z</m:t>
-                  </m:r>
-                  <m:r>
-                    <m:rPr>
-                      <m:sty m:val="p"/>
-                    </m:rPr>
-                    <m:t>)</m:t>
-                  </m:r>
-                  <m:r>
-                    <m:rPr>
-                      <m:sty m:val="p"/>
-                    </m:rPr>
-                    <m:t>=</m:t>
-                  </m:r>
-                  <m:r>
-                    <m:rPr>
-                      <m:sty m:val="p"/>
-                    </m:rPr>
-                    <m:t>a</m:t>
-                  </m:r>
-                  <m:r>
-                    <m:rPr>
-                      <m:sty m:val="p"/>
-                    </m:rPr>
-                    <m:t>d</m:t>
-                  </m:r>
-                  <m:r>
-                    <m:rPr>
-                      <m:sty m:val="p"/>
-                    </m:rPr>
-                    <m:t>a</m:t>
-                  </m:r>
-                  <m:r>
-                    <m:rPr>
-                      <m:sty m:val="p"/>
-                    </m:rPr>
-                    <m:t>p</m:t>
-                  </m:r>
-                  <m:r>
-                    <m:rPr>
-                      <m:sty m:val="p"/>
-                    </m:rPr>
-                    <m:t>t</m:t>
-                  </m:r>
-                  <m:r>
-                    <m:rPr>
-                      <m:sty m:val="p"/>
-                    </m:rPr>
-                    <m:t>,</m:t>
-                  </m:r>
-                  <m:r>
-                    <m:rPr>
-                      <m:sty m:val="p"/>
-                    </m:rPr>
-                    <m:t>Δ</m:t>
-                  </m:r>
-                  <m:r>
-                    <m:rPr>
-                      <m:sty m:val="p"/>
-                    </m:rPr>
-                    <m:t>≤</m:t>
-                  </m:r>
-                  <m:r>
-                    <m:t>0</m:t>
-                  </m:r>
-                </m:e>
-              </m:d>
-              <m:r>
-                <m:t>&amp;</m:t>
-              </m:r>
-              <m:r>
-                <m:rPr>
-                  <m:sty m:val="p"/>
-                </m:rPr>
-                <m:t>≤</m:t>
-              </m:r>
-              <m:r>
-                <m:t>α</m:t>
-              </m:r>
-              <m:r>
-                <m:rPr>
-                  <m:sty m:val="p"/>
-                </m:rPr>
-                <m:t>,</m:t>
-              </m:r>
-            </m:e>
-            <m:e>
-              <m:r>
-                <m:rPr>
-                  <m:scr m:val="double-struck"/>
-                  <m:sty m:val="p"/>
-                </m:rPr>
-                <m:t>P</m:t>
-              </m:r>
-              <m:d>
-                <m:dPr>
-                  <m:begChr m:val="["/>
-                  <m:sepChr m:val=""/>
-                  <m:endChr m:val="]"/>
-                  <m:grow/>
-                </m:dPr>
-                <m:e>
-                  <m:r>
-                    <m:t>g</m:t>
-                  </m:r>
-                  <m:r>
-                    <m:rPr>
-                      <m:sty m:val="p"/>
-                    </m:rPr>
-                    <m:t>(</m:t>
-                  </m:r>
-                  <m:r>
-                    <m:t>Z</m:t>
-                  </m:r>
-                  <m:r>
-                    <m:rPr>
-                      <m:sty m:val="p"/>
-                    </m:rPr>
-                    <m:t>)</m:t>
-                  </m:r>
-                  <m:r>
-                    <m:rPr>
-                      <m:sty m:val="p"/>
-                    </m:rPr>
-                    <m:t>=</m:t>
-                  </m:r>
-                  <m:r>
-                    <m:rPr>
-                      <m:sty m:val="p"/>
-                    </m:rPr>
-                    <m:t>f</m:t>
-                  </m:r>
-                  <m:r>
-                    <m:rPr>
-                      <m:sty m:val="p"/>
-                    </m:rPr>
-                    <m:t>r</m:t>
-                  </m:r>
-                  <m:r>
-                    <m:rPr>
-                      <m:sty m:val="p"/>
-                    </m:rPr>
-                    <m:t>e</m:t>
-                  </m:r>
-                  <m:r>
-                    <m:rPr>
-                      <m:sty m:val="p"/>
-                    </m:rPr>
-                    <m:t>e</m:t>
-                  </m:r>
-                  <m:r>
-                    <m:rPr>
-                      <m:sty m:val="p"/>
-                    </m:rPr>
-                    <m:t>z</m:t>
-                  </m:r>
-                  <m:r>
-                    <m:rPr>
-                      <m:sty m:val="p"/>
-                    </m:rPr>
-                    <m:t>e</m:t>
-                  </m:r>
-                  <m:r>
-                    <m:rPr>
-                      <m:sty m:val="p"/>
-                    </m:rPr>
-                    <m:t>,</m:t>
-                  </m:r>
-                  <m:r>
-                    <m:rPr>
-                      <m:sty m:val="p"/>
-                    </m:rPr>
-                    <m:t>Δ</m:t>
-                  </m:r>
-                  <m:r>
-                    <m:rPr>
-                      <m:sty m:val="p"/>
-                    </m:rPr>
-                    <m:t>≥</m:t>
-                  </m:r>
-                  <m:r>
-                    <m:t>0</m:t>
-                  </m:r>
-                </m:e>
-              </m:d>
-              <m:r>
-                <m:t>&amp;</m:t>
-              </m:r>
-              <m:r>
-                <m:rPr>
-                  <m:sty m:val="p"/>
-                </m:rPr>
-                <m:t>≤</m:t>
-              </m:r>
-              <m:r>
-                <m:t>α</m:t>
-              </m:r>
-              <m:r>
-                <m:rPr>
-                  <m:sty m:val="p"/>
-                </m:rPr>
-                <m:t>.</m:t>
-              </m:r>
-            </m:e>
-          </m:eqArr>
-        </m:oMath>
-      </m:oMathPara>
+      <w:r>
+        <w:rPr>
+          <w:i/>
+          <w:iCs/>
+        </w:rPr>
+        <w:t xml:space="preserve">$$\begin{align*}
+    \mathbb{P}\bigl[g(Z)=\textsc{adapt},\Delta\le0\bigr]&amp;\le\alpha,\\
+    \mathbb{P}\bigl[g(Z)=\textsc{freeze},\Delta\ge0\bigr]&amp;\le\alpha.
+    \end{align*}$$</w:t>
+      </w:r>
     </w:p>
     <w:bookmarkEnd w:id="46"/>
     <w:p>
@@ -14871,108 +15142,9 @@
       <w:r>
         <w:t xml:space="preserve"> </w:t>
       </w:r>
-      <m:oMath>
-        <m:sSub>
-          <m:e>
-            <m:r>
-              <m:rPr>
-                <m:sty m:val="p"/>
-              </m:rPr>
-              <m:t>F</m:t>
-            </m:r>
-            <m:r>
-              <m:rPr>
-                <m:sty m:val="p"/>
-              </m:rPr>
-              <m:t>A</m:t>
-            </m:r>
-          </m:e>
-          <m:sub>
-            <m:r>
-              <m:rPr>
-                <m:sty m:val="p"/>
-              </m:rPr>
-              <m:t>c</m:t>
-            </m:r>
-          </m:sub>
-        </m:sSub>
-        <m:r>
-          <m:rPr>
-            <m:sty m:val="p"/>
-          </m:rPr>
-          <m:t>=</m:t>
-        </m:r>
-        <m:r>
-          <m:rPr>
-            <m:scr m:val="double-struck"/>
-            <m:sty m:val="p"/>
-          </m:rPr>
-          <m:t>P</m:t>
-        </m:r>
-        <m:r>
-          <m:rPr>
-            <m:sty m:val="p"/>
-          </m:rPr>
-          <m:t>[</m:t>
-        </m:r>
-        <m:r>
-          <m:rPr>
-            <m:sty m:val="p"/>
-          </m:rPr>
-          <m:t>Δ</m:t>
-        </m:r>
-        <m:r>
-          <m:rPr>
-            <m:sty m:val="p"/>
-          </m:rPr>
-          <m:t>≤</m:t>
-        </m:r>
-        <m:r>
-          <m:t>0</m:t>
-        </m:r>
-        <m:r>
-          <m:rPr>
-            <m:sty m:val="p"/>
-          </m:rPr>
-          <m:t>∣</m:t>
-        </m:r>
-        <m:r>
-          <m:rPr>
-            <m:sty m:val="p"/>
-          </m:rPr>
-          <m:t>a</m:t>
-        </m:r>
-        <m:r>
-          <m:rPr>
-            <m:sty m:val="p"/>
-          </m:rPr>
-          <m:t>d</m:t>
-        </m:r>
-        <m:r>
-          <m:rPr>
-            <m:sty m:val="p"/>
-          </m:rPr>
-          <m:t>a</m:t>
-        </m:r>
-        <m:r>
-          <m:rPr>
-            <m:sty m:val="p"/>
-          </m:rPr>
-          <m:t>p</m:t>
-        </m:r>
-        <m:r>
-          <m:rPr>
-            <m:sty m:val="p"/>
-          </m:rPr>
-          <m:t>t</m:t>
-        </m:r>
-        <m:r>
-          <m:rPr>
-            <m:sty m:val="p"/>
-          </m:rPr>
-          <m:t>]</m:t>
-        </m:r>
-      </m:oMath>
+      <w:r>
+        <w:t xml:space="preserve">$\mathrm{FA}_{\mathrm c}=\mathbb{P}[\Delta\le0\mid\textsc{adapt}]$</w:t>
+      </w:r>
       <w:r>
         <w:t xml:space="preserve">, which we report empirically.</w:t>
       </w:r>
@@ -15125,7 +15297,36 @@
           <w:i/>
           <w:iCs/>
         </w:rPr>
-        <w:t xml:space="preserve">not apply, and committing to is not protected at level</w:t>
+        <w:t xml:space="preserve">not apply, and committing to</w:t>
+      </w:r>
+      <w:r>
+        <w:rPr>
+          <w:i/>
+          <w:iCs/>
+        </w:rPr>
+        <w:t xml:space="preserve"> </w:t>
+      </w:r>
+      <w:r>
+        <w:rPr>
+          <w:i/>
+          <w:iCs/>
+          <w:smallCaps/>
+        </w:rPr>
+        <w:t xml:space="preserve">adapt</w:t>
+      </w:r>
+      <w:r>
+        <w:rPr>
+          <w:i/>
+          <w:iCs/>
+        </w:rPr>
+        <w:t xml:space="preserve"> </w:t>
+      </w:r>
+      <w:r>
+        <w:rPr>
+          <w:i/>
+          <w:iCs/>
+        </w:rPr>
+        <w:t xml:space="preserve">is not protected at level</w:t>
       </w:r>
       <w:r>
         <w:rPr>
@@ -15158,7 +15359,58 @@
           <w:i/>
           <w:iCs/>
         </w:rPr>
-        <w:t xml:space="preserve">action is or . If instead</w:t>
+        <w:t xml:space="preserve">action is</w:t>
+      </w:r>
+      <w:r>
+        <w:rPr>
+          <w:i/>
+          <w:iCs/>
+        </w:rPr>
+        <w:t xml:space="preserve"> </w:t>
+      </w:r>
+      <w:r>
+        <w:rPr>
+          <w:i/>
+          <w:iCs/>
+          <w:smallCaps/>
+        </w:rPr>
+        <w:t xml:space="preserve">abstain</w:t>
+      </w:r>
+      <w:r>
+        <w:rPr>
+          <w:i/>
+          <w:iCs/>
+        </w:rPr>
+        <w:t xml:space="preserve"> </w:t>
+      </w:r>
+      <w:r>
+        <w:rPr>
+          <w:i/>
+          <w:iCs/>
+        </w:rPr>
+        <w:t xml:space="preserve">or</w:t>
+      </w:r>
+      <w:r>
+        <w:rPr>
+          <w:i/>
+          <w:iCs/>
+        </w:rPr>
+        <w:t xml:space="preserve"> </w:t>
+      </w:r>
+      <w:r>
+        <w:rPr>
+          <w:i/>
+          <w:iCs/>
+          <w:smallCaps/>
+        </w:rPr>
+        <w:t xml:space="preserve">freeze</w:t>
+      </w:r>
+      <w:r>
+        <w:rPr>
+          <w:i/>
+          <w:iCs/>
+        </w:rPr>
+        <w:t xml:space="preserve">. If instead</w:t>
       </w:r>
       <w:r>
         <w:rPr>
@@ -15603,7 +15855,39 @@
         <w:t xml:space="preserve">kbound.tex</w:t>
       </w:r>
       <w:r>
-        <w:t xml:space="preserve">) and are not used by the short-paper claims. The saved iWildCam</w:t>
+        <w:t xml:space="preserve">) and are not used by the short-paper claims; the</w:t>
+      </w:r>
+      <w:r>
+        <w:t xml:space="preserve"> </w:t>
+      </w:r>
+      <w:r>
+        <w:t xml:space="preserve">auditability of the drift budget itself is developed in a companion draft</w:t>
+      </w:r>
+      <w:r>
+        <w:t xml:space="preserve"> </w:t>
+      </w:r>
+      <w:r>
+        <w:t xml:space="preserve">(§</w:t>
+      </w:r>
+      <w:hyperlink w:anchor="sec:method">
+        <w:r>
+          <w:rPr>
+            <w:rStyle w:val="Hyperlink"/>
+          </w:rPr>
+          <w:t xml:space="preserve">5</w:t>
+        </w:r>
+      </w:hyperlink>
+      <w:r>
+        <w:t xml:space="preserve">,</w:t>
+      </w:r>
+      <w:r>
+        <w:t xml:space="preserve"> </w:t>
+      </w:r>
+      <w:r>
+        <w:t xml:space="preserve">“Selecting and Auditing the Drift Budget”</w:t>
+      </w:r>
+      <w:r>
+        <w:t xml:space="preserve">). The saved iWildCam</w:t>
       </w:r>
       <w:r>
         <w:t xml:space="preserve"> </w:t>
@@ -15674,78 +15958,9 @@
       <w:r>
         <w:t xml:space="preserve"> </w:t>
       </w:r>
-      <m:oMath>
-        <m:r>
-          <m:rPr>
-            <m:scr m:val="double-struck"/>
-            <m:sty m:val="p"/>
-          </m:rPr>
-          <m:t>P</m:t>
-        </m:r>
-        <m:r>
-          <m:rPr>
-            <m:sty m:val="p"/>
-          </m:rPr>
-          <m:t>(</m:t>
-        </m:r>
-        <m:r>
-          <m:rPr>
-            <m:sty m:val="p"/>
-          </m:rPr>
-          <m:t>a</m:t>
-        </m:r>
-        <m:r>
-          <m:rPr>
-            <m:sty m:val="p"/>
-          </m:rPr>
-          <m:t>d</m:t>
-        </m:r>
-        <m:r>
-          <m:rPr>
-            <m:sty m:val="p"/>
-          </m:rPr>
-          <m:t>a</m:t>
-        </m:r>
-        <m:r>
-          <m:rPr>
-            <m:sty m:val="p"/>
-          </m:rPr>
-          <m:t>p</m:t>
-        </m:r>
-        <m:r>
-          <m:rPr>
-            <m:sty m:val="p"/>
-          </m:rPr>
-          <m:t>t</m:t>
-        </m:r>
-        <m:r>
-          <m:rPr>
-            <m:sty m:val="p"/>
-          </m:rPr>
-          <m:t>,</m:t>
-        </m:r>
-        <m:r>
-          <m:rPr>
-            <m:sty m:val="p"/>
-          </m:rPr>
-          <m:t>Δ</m:t>
-        </m:r>
-        <m:r>
-          <m:rPr>
-            <m:sty m:val="p"/>
-          </m:rPr>
-          <m:t>≤</m:t>
-        </m:r>
-        <m:r>
-          <m:t>0</m:t>
-        </m:r>
-        <m:r>
-          <m:rPr>
-            <m:sty m:val="p"/>
-          </m:rPr>
-          <m:t>)</m:t>
-        </m:r>
-      </m:oMath>
+      <w:r>
+        <w:t xml:space="preserve">$\mathbb{P}(\textsc{adapt},\Delta\le0)$</w:t>
+      </w:r>
       <w:r>
         <w:t xml:space="preserve"> </w:t>
       </w:r>
@@ -15755,84 +15970,9 @@
       <w:r>
         <w:t xml:space="preserve"> </w:t>
       </w:r>
-      <m:oMath>
-        <m:r>
-          <m:rPr>
-            <m:scr m:val="double-struck"/>
-            <m:sty m:val="p"/>
-          </m:rPr>
-          <m:t>P</m:t>
-        </m:r>
-        <m:r>
-          <m:rPr>
-            <m:sty m:val="p"/>
-          </m:rPr>
-          <m:t>(</m:t>
-        </m:r>
-        <m:r>
-          <m:rPr>
-            <m:sty m:val="p"/>
-          </m:rPr>
-          <m:t>f</m:t>
-        </m:r>
-        <m:r>
-          <m:rPr>
-            <m:sty m:val="p"/>
-          </m:rPr>
-          <m:t>r</m:t>
-        </m:r>
-        <m:r>
-          <m:rPr>
-            <m:sty m:val="p"/>
-          </m:rPr>
-          <m:t>e</m:t>
-        </m:r>
-        <m:r>
-          <m:rPr>
-            <m:sty m:val="p"/>
-          </m:rPr>
-          <m:t>e</m:t>
-        </m:r>
-        <m:r>
-          <m:rPr>
-            <m:sty m:val="p"/>
-          </m:rPr>
-          <m:t>z</m:t>
-        </m:r>
-        <m:r>
-          <m:rPr>
-            <m:sty m:val="p"/>
-          </m:rPr>
-          <m:t>e</m:t>
-        </m:r>
-        <m:r>
-          <m:rPr>
-            <m:sty m:val="p"/>
-          </m:rPr>
-          <m:t>,</m:t>
-        </m:r>
-        <m:r>
-          <m:rPr>
-            <m:sty m:val="p"/>
-          </m:rPr>
-          <m:t>Δ</m:t>
-        </m:r>
-        <m:r>
-          <m:rPr>
-            <m:sty m:val="p"/>
-          </m:rPr>
-          <m:t>≥</m:t>
-        </m:r>
-        <m:r>
-          <m:t>0</m:t>
-        </m:r>
-        <m:r>
-          <m:rPr>
-            <m:sty m:val="p"/>
-          </m:rPr>
-          <m:t>)</m:t>
-        </m:r>
-      </m:oMath>
+      <w:r>
+        <w:t xml:space="preserve">$\mathbb{P}(\textsc{freeze},\Delta\ge0)$</w:t>
+      </w:r>
       <w:r>
         <w:t xml:space="preserve">; it does not automatically control the conditional error among committed actions. The framework does not claim that</w:t>
       </w:r>
@@ -15951,7 +16091,62 @@
         <w:t xml:space="preserve"> </w:t>
       </w:r>
       <w:r>
-        <w:t xml:space="preserve">rule. We fit the</w:t>
+        <w:t xml:space="preserve">rule. The wrapper is</w:t>
+      </w:r>
+      <w:r>
+        <w:t xml:space="preserve"> </w:t>
+      </w:r>
+      <w:r>
+        <w:rPr>
+          <w:i/>
+          <w:iCs/>
+        </w:rPr>
+        <w:t xml:space="preserve">adapter-interface agnostic</w:t>
+      </w:r>
+      <w:r>
+        <w:t xml:space="preserve">: it requires only that a</w:t>
+      </w:r>
+      <w:r>
+        <w:t xml:space="preserve"> </w:t>
+      </w:r>
+      <w:r>
+        <w:t xml:space="preserve">candidate can be proposed, evaluated on the batch, and rolled back. Its calibration is</w:t>
+      </w:r>
+      <w:r>
+        <w:t xml:space="preserve"> </w:t>
+      </w:r>
+      <w:r>
+        <w:rPr>
+          <w:i/>
+          <w:iCs/>
+        </w:rPr>
+        <w:t xml:space="preserve">adapter-specific</w:t>
+      </w:r>
+      <w:r>
+        <w:t xml:space="preserve">: the benefit model and radius are refit per dataset and per candidate</w:t>
+      </w:r>
+      <w:r>
+        <w:t xml:space="preserve"> </w:t>
+      </w:r>
+      <w:r>
+        <w:t xml:space="preserve">adapter, and cross-adapter transfer of a fitted calibration is disallowed because it violates the</w:t>
+      </w:r>
+      <w:r>
+        <w:t xml:space="preserve"> </w:t>
+      </w:r>
+      <w:r>
+        <w:t xml:space="preserve">false-adapt bound (Table </w:t>
+      </w:r>
+      <w:hyperlink w:anchor="tab:abl-transfer">
+        <w:r>
+          <w:rPr>
+            <w:rStyle w:val="Hyperlink"/>
+          </w:rPr>
+          <w:t xml:space="preserve">7</w:t>
+        </w:r>
+      </w:hyperlink>
+      <w:r>
+        <w:t xml:space="preserve">). We fit the</w:t>
       </w:r>
       <w:r>
         <w:t xml:space="preserve"> </w:t>
@@ -17747,53 +17942,9 @@
             <w:r>
               <w:t xml:space="preserve"> </w:t>
             </w:r>
-            <m:oMath>
-              <m:sSub>
-                <m:e>
-                  <m:r>
-                    <m:t>Z</m:t>
-                  </m:r>
-                </m:e>
-                <m:sub>
-                  <m:r>
-                    <m:rPr>
-                      <m:sty m:val="p"/>
-                    </m:rPr>
-                    <m:t>c</m:t>
-                  </m:r>
-                  <m:r>
-                    <m:rPr>
-                      <m:sty m:val="p"/>
-                    </m:rPr>
-                    <m:t>h</m:t>
-                  </m:r>
-                  <m:r>
-                    <m:rPr>
-                      <m:sty m:val="p"/>
-                    </m:rPr>
-                    <m:t>a</m:t>
-                  </m:r>
-                  <m:r>
-                    <m:rPr>
-                      <m:sty m:val="p"/>
-                    </m:rPr>
-                    <m:t>n</m:t>
-                  </m:r>
-                  <m:r>
-                    <m:rPr>
-                      <m:sty m:val="p"/>
-                    </m:rPr>
-                    <m:t>g</m:t>
-                  </m:r>
-                  <m:r>
-                    <m:rPr>
-                      <m:sty m:val="p"/>
-                    </m:rPr>
-                    <m:t>e</m:t>
-                  </m:r>
-                </m:sub>
-              </m:sSub>
-            </m:oMath>
+            <w:r>
+              <w:t xml:space="preserve">$Z_{\rm change}$</w:t>
+            </w:r>
           </w:p>
         </w:tc>
         <w:tc>
@@ -18321,149 +18472,9 @@
       <w:r>
         <w:t xml:space="preserve"> </w:t>
       </w:r>
-      <m:oMath>
-        <m:r>
-          <m:t>g</m:t>
-        </m:r>
-        <m:r>
-          <m:rPr>
-            <m:sty m:val="p"/>
-          </m:rPr>
-          <m:t>∈</m:t>
-        </m:r>
-        <m:r>
-          <m:rPr>
-            <m:sty m:val="p"/>
-          </m:rPr>
-          <m:t>{</m:t>
-        </m:r>
-        <m:r>
-          <m:rPr>
-            <m:sty m:val="p"/>
-          </m:rPr>
-          <m:t>a</m:t>
-        </m:r>
-        <m:r>
-          <m:rPr>
-            <m:sty m:val="p"/>
-          </m:rPr>
-          <m:t>d</m:t>
-        </m:r>
-        <m:r>
-          <m:rPr>
-            <m:sty m:val="p"/>
-          </m:rPr>
-          <m:t>a</m:t>
-        </m:r>
-        <m:r>
-          <m:rPr>
-            <m:sty m:val="p"/>
-          </m:rPr>
-          <m:t>p</m:t>
-        </m:r>
-        <m:r>
-          <m:rPr>
-            <m:sty m:val="p"/>
-          </m:rPr>
-          <m:t>t</m:t>
-        </m:r>
-        <m:r>
-          <m:rPr>
-            <m:sty m:val="p"/>
-          </m:rPr>
-          <m:t>,</m:t>
-        </m:r>
-        <m:r>
-          <m:rPr>
-            <m:sty m:val="p"/>
-          </m:rPr>
-          <m:t>f</m:t>
-        </m:r>
-        <m:r>
-          <m:rPr>
-            <m:sty m:val="p"/>
-          </m:rPr>
-          <m:t>r</m:t>
-        </m:r>
-        <m:r>
-          <m:rPr>
-            <m:sty m:val="p"/>
-          </m:rPr>
-          <m:t>e</m:t>
-        </m:r>
-        <m:r>
-          <m:rPr>
-            <m:sty m:val="p"/>
-          </m:rPr>
-          <m:t>e</m:t>
-        </m:r>
-        <m:r>
-          <m:rPr>
-            <m:sty m:val="p"/>
-          </m:rPr>
-          <m:t>z</m:t>
-        </m:r>
-        <m:r>
-          <m:rPr>
-            <m:sty m:val="p"/>
-          </m:rPr>
-          <m:t>e</m:t>
-        </m:r>
-        <m:r>
-          <m:rPr>
-            <m:sty m:val="p"/>
-          </m:rPr>
-          <m:t>,</m:t>
-        </m:r>
-        <m:r>
-          <m:rPr>
-            <m:sty m:val="p"/>
-          </m:rPr>
-          <m:t>a</m:t>
-        </m:r>
-        <m:r>
-          <m:rPr>
-            <m:sty m:val="p"/>
-          </m:rPr>
-          <m:t>b</m:t>
-        </m:r>
-        <m:r>
-          <m:rPr>
-            <m:sty m:val="p"/>
-          </m:rPr>
-          <m:t>s</m:t>
-        </m:r>
-        <m:r>
-          <m:rPr>
-            <m:sty m:val="p"/>
-          </m:rPr>
-          <m:t>t</m:t>
-        </m:r>
-        <m:r>
-          <m:rPr>
-            <m:sty m:val="p"/>
-          </m:rPr>
-          <m:t>a</m:t>
-        </m:r>
-        <m:r>
-          <m:rPr>
-            <m:sty m:val="p"/>
-          </m:rPr>
-          <m:t>i</m:t>
-        </m:r>
-        <m:r>
-          <m:rPr>
-            <m:sty m:val="p"/>
-          </m:rPr>
-          <m:t>n</m:t>
-        </m:r>
-        <m:r>
-          <m:rPr>
-            <m:sty m:val="p"/>
-          </m:rPr>
-          <m:t>}</m:t>
-        </m:r>
-      </m:oMath>
+      <w:r>
+        <w:t xml:space="preserve">$g\in\{\textsc{adapt},\textsc{freeze},\textsc{abstain}\}$</w:t>
+      </w:r>
       <w:r>
         <w:t xml:space="preserve"> </w:t>
       </w:r>
@@ -18764,153 +18775,21 @@
       <w:r>
         <w:t xml:space="preserve"> </w:t>
       </w:r>
-      <m:oMath>
-        <m:r>
-          <m:t>g</m:t>
-        </m:r>
-        <m:r>
-          <m:rPr>
-            <m:sty m:val="p"/>
-          </m:rPr>
-          <m:t>←</m:t>
-        </m:r>
-        <m:r>
-          <m:rPr>
-            <m:sty m:val="p"/>
-          </m:rPr>
-          <m:t>a</m:t>
-        </m:r>
-        <m:r>
-          <m:rPr>
-            <m:sty m:val="p"/>
-          </m:rPr>
-          <m:t>d</m:t>
-        </m:r>
-        <m:r>
-          <m:rPr>
-            <m:sty m:val="p"/>
-          </m:rPr>
-          <m:t>a</m:t>
-        </m:r>
-        <m:r>
-          <m:rPr>
-            <m:sty m:val="p"/>
-          </m:rPr>
-          <m:t>p</m:t>
-        </m:r>
-        <m:r>
-          <m:rPr>
-            <m:sty m:val="p"/>
-          </m:rPr>
-          <m:t>t</m:t>
-        </m:r>
-      </m:oMath>
-      <w:r>
-        <w:t xml:space="preserve"> </w:t>
-      </w:r>
-      <m:oMath>
-        <m:r>
-          <m:t>g</m:t>
-        </m:r>
-        <m:r>
-          <m:rPr>
-            <m:sty m:val="p"/>
-          </m:rPr>
-          <m:t>←</m:t>
-        </m:r>
-        <m:r>
-          <m:rPr>
-            <m:sty m:val="p"/>
-          </m:rPr>
-          <m:t>f</m:t>
-        </m:r>
-        <m:r>
-          <m:rPr>
-            <m:sty m:val="p"/>
-          </m:rPr>
-          <m:t>r</m:t>
-        </m:r>
-        <m:r>
-          <m:rPr>
-            <m:sty m:val="p"/>
-          </m:rPr>
-          <m:t>e</m:t>
-        </m:r>
-        <m:r>
-          <m:rPr>
-            <m:sty m:val="p"/>
-          </m:rPr>
-          <m:t>e</m:t>
-        </m:r>
-        <m:r>
-          <m:rPr>
-            <m:sty m:val="p"/>
-          </m:rPr>
-          <m:t>z</m:t>
-        </m:r>
-        <m:r>
-          <m:rPr>
-            <m:sty m:val="p"/>
-          </m:rPr>
-          <m:t>e</m:t>
-        </m:r>
-      </m:oMath>
-      <w:r>
-        <w:t xml:space="preserve"> </w:t>
-      </w:r>
-      <m:oMath>
-        <m:r>
-          <m:t>g</m:t>
-        </m:r>
-        <m:r>
-          <m:rPr>
-            <m:sty m:val="p"/>
-          </m:rPr>
-          <m:t>←</m:t>
-        </m:r>
-        <m:r>
-          <m:rPr>
-            <m:sty m:val="p"/>
-          </m:rPr>
-          <m:t>a</m:t>
-        </m:r>
-        <m:r>
-          <m:rPr>
-            <m:sty m:val="p"/>
-          </m:rPr>
-          <m:t>b</m:t>
-        </m:r>
-        <m:r>
-          <m:rPr>
-            <m:sty m:val="p"/>
-          </m:rPr>
-          <m:t>s</m:t>
-        </m:r>
-        <m:r>
-          <m:rPr>
-            <m:sty m:val="p"/>
-          </m:rPr>
-          <m:t>t</m:t>
-        </m:r>
-        <m:r>
-          <m:rPr>
-            <m:sty m:val="p"/>
-          </m:rPr>
-          <m:t>a</m:t>
-        </m:r>
-        <m:r>
-          <m:rPr>
-            <m:sty m:val="p"/>
-          </m:rPr>
-          <m:t>i</m:t>
-        </m:r>
-        <m:r>
-          <m:rPr>
-            <m:sty m:val="p"/>
-          </m:rPr>
-          <m:t>n</m:t>
-        </m:r>
-      </m:oMath>
+      <w:r>
+        <w:t xml:space="preserve">$g\leftarrow\textsc{adapt}$</w:t>
+      </w:r>
+      <w:r>
+        <w:t xml:space="preserve"> </w:t>
+      </w:r>
+      <w:r>
+        <w:t xml:space="preserve">$g\leftarrow\textsc{freeze}$</w:t>
+      </w:r>
+      <w:r>
+        <w:t xml:space="preserve"> </w:t>
+      </w:r>
+      <w:r>
+        <w:t xml:space="preserve">$g\leftarrow\textsc{abstain}$</w:t>
+      </w:r>
       <w:r>
         <w:t xml:space="preserve"> </w:t>
       </w:r>
@@ -19743,7 +19622,37 @@
         <w:t xml:space="preserve"> </w:t>
       </w:r>
       <w:r>
-        <w:t xml:space="preserve">commits the candidate; rolls it back; and retains the frozen state</w:t>
+        <w:t xml:space="preserve">commits the candidate;</w:t>
+      </w:r>
+      <w:r>
+        <w:t xml:space="preserve"> </w:t>
+      </w:r>
+      <w:r>
+        <w:rPr>
+          <w:smallCaps/>
+        </w:rPr>
+        <w:t xml:space="preserve">freeze</w:t>
+      </w:r>
+      <w:r>
+        <w:t xml:space="preserve"> </w:t>
+      </w:r>
+      <w:r>
+        <w:t xml:space="preserve">rolls it back; and</w:t>
+      </w:r>
+      <w:r>
+        <w:t xml:space="preserve"> </w:t>
+      </w:r>
+      <w:r>
+        <w:rPr>
+          <w:smallCaps/>
+        </w:rPr>
+        <w:t xml:space="preserve">abstain</w:t>
+      </w:r>
+      <w:r>
+        <w:t xml:space="preserve"> </w:t>
+      </w:r>
+      <w:r>
+        <w:t xml:space="preserve">retains the frozen state</w:t>
       </w:r>
       <w:r>
         <w:t xml:space="preserve"> </w:t>
@@ -19791,7 +19700,37 @@
         <w:t xml:space="preserve">KGA.decide_from_batch</w:t>
       </w:r>
       <w:r>
-        <w:t xml:space="preserve">); on or the adaptation optimizer</w:t>
+        <w:t xml:space="preserve">); on</w:t>
+      </w:r>
+      <w:r>
+        <w:t xml:space="preserve"> </w:t>
+      </w:r>
+      <w:r>
+        <w:rPr>
+          <w:smallCaps/>
+        </w:rPr>
+        <w:t xml:space="preserve">abstain</w:t>
+      </w:r>
+      <w:r>
+        <w:t xml:space="preserve"> </w:t>
+      </w:r>
+      <w:r>
+        <w:t xml:space="preserve">or</w:t>
+      </w:r>
+      <w:r>
+        <w:t xml:space="preserve"> </w:t>
+      </w:r>
+      <w:r>
+        <w:rPr>
+          <w:smallCaps/>
+        </w:rPr>
+        <w:t xml:space="preserve">freeze</w:t>
+      </w:r>
+      <w:r>
+        <w:t xml:space="preserve"> </w:t>
+      </w:r>
+      <w:r>
+        <w:t xml:space="preserve">the adaptation optimizer</w:t>
       </w:r>
       <w:r>
         <w:t xml:space="preserve"> </w:t>
@@ -19953,19 +19892,7 @@
         <w:t xml:space="preserve"> </w:t>
       </w:r>
       <w:r>
-        <w:t xml:space="preserve">backward computation before commitment. A complete profile must separately report frozen inference,</w:t>
-      </w:r>
-      <w:r>
-        <w:t xml:space="preserve"> </w:t>
-      </w:r>
-      <w:r>
-        <w:t xml:space="preserve">candidate adaptation, candidate inference, evidence extraction, benefit-estimator evaluation,</w:t>
-      </w:r>
-      <w:r>
-        <w:t xml:space="preserve"> </w:t>
-      </w:r>
-      <w:r>
-        <w:t xml:space="preserve">model-copy memory, rollback, and end-to-end window latency. The controller’s</w:t>
+        <w:t xml:space="preserve">backward computation before commitment. The controller’s</w:t>
       </w:r>
       <w:r>
         <w:t xml:space="preserve"> </w:t>
@@ -19981,7 +19908,13 @@
         <w:t xml:space="preserve"> </w:t>
       </w:r>
       <w:r>
-        <w:t xml:space="preserve">cost is measured in Table </w:t>
+        <w:t xml:space="preserve">cost is measured by a</w:t>
+      </w:r>
+      <w:r>
+        <w:t xml:space="preserve"> </w:t>
+      </w:r>
+      <w:r>
+        <w:t xml:space="preserve">controller-only microbenchmark (Table </w:t>
       </w:r>
       <w:hyperlink w:anchor="tab:cost">
         <w:r>
@@ -19992,30 +19925,6 @@
         </w:r>
       </w:hyperlink>
       <w:r>
-        <w:t xml:space="preserve"> </w:t>
-      </w:r>
-      <w:r>
-        <w:t xml:space="preserve">(</w:t>
-      </w:r>
-      <w:r>
-        <w:rPr>
-          <w:rStyle w:val="VerbatimChar"/>
-        </w:rPr>
-        <w:t xml:space="preserve">scripts/cost_profile.py</w:t>
-      </w:r>
-      <w:r>
-        <w:t xml:space="preserve">; locked artifact</w:t>
-      </w:r>
-      <w:r>
-        <w:t xml:space="preserve"> </w:t>
-      </w:r>
-      <w:r>
-        <w:rPr>
-          <w:rStyle w:val="VerbatimChar"/>
-        </w:rPr>
-        <w:t xml:space="preserve">cost_profile.json</w:t>
-      </w:r>
-      <w:r>
         <w:t xml:space="preserve">): evidence</w:t>
       </w:r>
       <w:r>
@@ -20103,7 +20012,30 @@
         <w:t xml:space="preserve"> </w:t>
       </w:r>
       <w:r>
-        <w:t xml:space="preserve">regardless—and dominate end-to-end latency.</w:t>
+        <w:t xml:space="preserve">regardless—and are expected to dominate end-to-end latency, but this microbenchmark does not</w:t>
+      </w:r>
+      <w:r>
+        <w:t xml:space="preserve"> </w:t>
+      </w:r>
+      <w:r>
+        <w:t xml:space="preserve">measure them: a complete end-to-end component profile (frozen inference, candidate adaptation and</w:t>
+      </w:r>
+      <w:r>
+        <w:t xml:space="preserve"> </w:t>
+      </w:r>
+      <w:r>
+        <w:t xml:space="preserve">inference, rollback time, total window latency) remains pending (App. </w:t>
+      </w:r>
+      <w:hyperlink w:anchor="app:runtime">
+        <w:r>
+          <w:rPr>
+            <w:rStyle w:val="Hyperlink"/>
+          </w:rPr>
+          <w:t xml:space="preserve">19</w:t>
+        </w:r>
+      </w:hyperlink>
+      <w:r>
+        <w:t xml:space="preserve">).</w:t>
       </w:r>
     </w:p>
     <w:bookmarkStart w:id="65" w:name="tab:cost"/>
@@ -20128,19 +20060,46 @@
         <w:t xml:space="preserve"> </w:t>
       </w:r>
       <w:r>
-        <w:t xml:space="preserve">cost (ResNet-18/CIFAR, measured via</w:t>
-      </w:r>
-      <w:r>
-        <w:t xml:space="preserve"> </w:t>
-      </w:r>
-      <w:r>
-        <w:rPr>
-          <w:rStyle w:val="VerbatimChar"/>
-        </w:rPr>
-        <w:t xml:space="preserve">scripts/cost_profile.py</w:t>
-      </w:r>
-      <w:r>
-        <w:t xml:space="preserve">). The adaptation/inference step is unchanged by KGA.</w:t>
+        <w:t xml:space="preserve">cost (ResNet-18/CIFAR; controller-only microbenchmark).</w:t>
+      </w:r>
+      <w:r>
+        <w:t xml:space="preserve"> </w:t>
+      </w:r>
+      <w:r>
+        <w:t xml:space="preserve">Candidate adaptation/inference are unchanged by KGA and are</w:t>
+      </w:r>
+      <w:r>
+        <w:t xml:space="preserve"> </w:t>
+      </w:r>
+      <w:r>
+        <w:rPr>
+          <w:i/>
+          <w:iCs/>
+        </w:rPr>
+        <w:t xml:space="preserve">not</w:t>
+      </w:r>
+      <w:r>
+        <w:t xml:space="preserve"> </w:t>
+      </w:r>
+      <w:r>
+        <w:t xml:space="preserve">measured here; the</w:t>
+      </w:r>
+      <w:r>
+        <w:t xml:space="preserve"> </w:t>
+      </w:r>
+      <w:r>
+        <w:t xml:space="preserve">end-to-end component profile is pending (App. </w:t>
+      </w:r>
+      <w:hyperlink w:anchor="app:runtime">
+        <w:r>
+          <w:rPr>
+            <w:rStyle w:val="Hyperlink"/>
+          </w:rPr>
+          <w:t xml:space="preserve">19</w:t>
+        </w:r>
+      </w:hyperlink>
+      <w:r>
+        <w:t xml:space="preserve">).</w:t>
       </w:r>
     </w:p>
     <w:tbl>
@@ -20148,7 +20107,7 @@
         <w:tblStyle w:val="Table"/>
         <w:tblW w:type="auto" w:w="0"/>
         <w:tblLook w:firstRow="1" w:lastRow="0" w:firstColumn="0" w:lastColumn="0" w:noHBand="0" w:noVBand="0" w:val="0020"/>
-        <w:tblCaption w:val="KGA controller added cost (ResNet-18/CIFAR, measured via scripts/cost_profile.py). The adaptation/inference step is unchanged by KGA."/>
+        <w:tblCaption w:val="KGA controller added cost (ResNet-18/CIFAR; controller-only microbenchmark). Candidate adaptation/inference are unchanged by KGA and are not measured here; the end-to-end component profile is pending (App. 19)."/>
       </w:tblPr>
       <w:tblGrid>
         <w:gridCol w:w="3960"/>
@@ -21170,6 +21129,33 @@
       <w:r>
         <w:t xml:space="preserve"> </w:t>
       </w:r>
+      <w:r>
+        <w:t xml:space="preserve">$\mathrm{FA}_{\mathrm u}=\mathbb{P}(\textsc{adapt},\Delta\le0)$</w:t>
+      </w:r>
+      <w:r>
+        <w:t xml:space="preserve">, conditional false-adapt</w:t>
+      </w:r>
+      <w:r>
+        <w:t xml:space="preserve"> </w:t>
+      </w:r>
+      <w:r>
+        <w:t xml:space="preserve">$\mathrm{FA}_{\mathrm c}=\mathbb{P}(\Delta\le0\mid\textsc{adapt})$</w:t>
+      </w:r>
+      <w:r>
+        <w:t xml:space="preserve">, adapt rate, and decision coverage</w:t>
+      </w:r>
+      <w:r>
+        <w:t xml:space="preserve"> </w:t>
+      </w:r>
+      <w:r>
+        <w:t xml:space="preserve">$\mathbb{P}(\textsc{adapt or freeze})$</w:t>
+      </w:r>
+      <w:r>
+        <w:t xml:space="preserve">. Accuracy or AUROC is reported as the task metric. The theorem controls</w:t>
+      </w:r>
+      <w:r>
+        <w:t xml:space="preserve"> </w:t>
+      </w:r>
       <m:oMath>
         <m:sSub>
           <m:e>
@@ -21195,85 +21181,12 @@
             </m:r>
           </m:sub>
         </m:sSub>
-        <m:r>
-          <m:rPr>
-            <m:sty m:val="p"/>
-          </m:rPr>
-          <m:t>=</m:t>
-        </m:r>
-        <m:r>
-          <m:rPr>
-            <m:scr m:val="double-struck"/>
-            <m:sty m:val="p"/>
-          </m:rPr>
-          <m:t>P</m:t>
-        </m:r>
-        <m:r>
-          <m:rPr>
-            <m:sty m:val="p"/>
-          </m:rPr>
-          <m:t>(</m:t>
-        </m:r>
-        <m:r>
-          <m:rPr>
-            <m:sty m:val="p"/>
-          </m:rPr>
-          <m:t>a</m:t>
-        </m:r>
-        <m:r>
-          <m:rPr>
-            <m:sty m:val="p"/>
-          </m:rPr>
-          <m:t>d</m:t>
-        </m:r>
-        <m:r>
-          <m:rPr>
-            <m:sty m:val="p"/>
-          </m:rPr>
-          <m:t>a</m:t>
-        </m:r>
-        <m:r>
-          <m:rPr>
-            <m:sty m:val="p"/>
-          </m:rPr>
-          <m:t>p</m:t>
-        </m:r>
-        <m:r>
-          <m:rPr>
-            <m:sty m:val="p"/>
-          </m:rPr>
-          <m:t>t</m:t>
-        </m:r>
-        <m:r>
-          <m:rPr>
-            <m:sty m:val="p"/>
-          </m:rPr>
-          <m:t>,</m:t>
-        </m:r>
-        <m:r>
-          <m:rPr>
-            <m:sty m:val="p"/>
-          </m:rPr>
-          <m:t>Δ</m:t>
-        </m:r>
-        <m:r>
-          <m:rPr>
-            <m:sty m:val="p"/>
-          </m:rPr>
-          <m:t>≤</m:t>
-        </m:r>
-        <m:r>
-          <m:t>0</m:t>
-        </m:r>
-        <m:r>
-          <m:rPr>
-            <m:sty m:val="p"/>
-          </m:rPr>
-          <m:t>)</m:t>
-        </m:r>
-      </m:oMath>
-      <w:r>
-        <w:t xml:space="preserve">, conditional false-adapt</w:t>
+      </m:oMath>
+      <w:r>
+        <w:t xml:space="preserve"> </w:t>
+      </w:r>
+      <w:r>
+        <w:t xml:space="preserve">under its assumptions;</w:t>
       </w:r>
       <w:r>
         <w:t xml:space="preserve"> </w:t>
@@ -21303,202 +21216,12 @@
             </m:r>
           </m:sub>
         </m:sSub>
-        <m:r>
-          <m:rPr>
-            <m:sty m:val="p"/>
-          </m:rPr>
-          <m:t>=</m:t>
-        </m:r>
-        <m:r>
-          <m:rPr>
-            <m:scr m:val="double-struck"/>
-            <m:sty m:val="p"/>
-          </m:rPr>
-          <m:t>P</m:t>
-        </m:r>
-        <m:r>
-          <m:rPr>
-            <m:sty m:val="p"/>
-          </m:rPr>
-          <m:t>(</m:t>
-        </m:r>
-        <m:r>
-          <m:rPr>
-            <m:sty m:val="p"/>
-          </m:rPr>
-          <m:t>Δ</m:t>
-        </m:r>
-        <m:r>
-          <m:rPr>
-            <m:sty m:val="p"/>
-          </m:rPr>
-          <m:t>≤</m:t>
-        </m:r>
-        <m:r>
-          <m:t>0</m:t>
-        </m:r>
-        <m:r>
-          <m:rPr>
-            <m:sty m:val="p"/>
-          </m:rPr>
-          <m:t>∣</m:t>
-        </m:r>
-        <m:r>
-          <m:rPr>
-            <m:sty m:val="p"/>
-          </m:rPr>
-          <m:t>a</m:t>
-        </m:r>
-        <m:r>
-          <m:rPr>
-            <m:sty m:val="p"/>
-          </m:rPr>
-          <m:t>d</m:t>
-        </m:r>
-        <m:r>
-          <m:rPr>
-            <m:sty m:val="p"/>
-          </m:rPr>
-          <m:t>a</m:t>
-        </m:r>
-        <m:r>
-          <m:rPr>
-            <m:sty m:val="p"/>
-          </m:rPr>
-          <m:t>p</m:t>
-        </m:r>
-        <m:r>
-          <m:rPr>
-            <m:sty m:val="p"/>
-          </m:rPr>
-          <m:t>t</m:t>
-        </m:r>
-        <m:r>
-          <m:rPr>
-            <m:sty m:val="p"/>
-          </m:rPr>
-          <m:t>)</m:t>
-        </m:r>
-      </m:oMath>
-      <w:r>
-        <w:t xml:space="preserve">, adapt rate, and decision coverage</w:t>
-      </w:r>
-      <w:r>
-        <w:t xml:space="preserve"> </w:t>
-      </w:r>
-      <m:oMath>
-        <m:r>
-          <m:rPr>
-            <m:scr m:val="double-struck"/>
-            <m:sty m:val="p"/>
-          </m:rPr>
-          <m:t>P</m:t>
-        </m:r>
-        <m:r>
-          <m:rPr>
-            <m:sty m:val="p"/>
-          </m:rPr>
-          <m:t>(</m:t>
-        </m:r>
-        <m:r>
-          <m:rPr>
-            <m:sty m:val="p"/>
-          </m:rPr>
-          <m:t>a</m:t>
-        </m:r>
-        <m:r>
-          <m:rPr>
-            <m:sty m:val="p"/>
-          </m:rPr>
-          <m:t>d</m:t>
-        </m:r>
-        <m:r>
-          <m:rPr>
-            <m:sty m:val="p"/>
-          </m:rPr>
-          <m:t>a</m:t>
-        </m:r>
-        <m:r>
-          <m:rPr>
-            <m:sty m:val="p"/>
-          </m:rPr>
-          <m:t>p</m:t>
-        </m:r>
-        <m:r>
-          <m:rPr>
-            <m:sty m:val="p"/>
-          </m:rPr>
-          <m:t>t</m:t>
-        </m:r>
-        <m:r>
-          <m:rPr>
-            <m:sty m:val="p"/>
-          </m:rPr>
-          <m:t> </m:t>
-        </m:r>
-        <m:r>
-          <m:rPr>
-            <m:sty m:val="p"/>
-          </m:rPr>
-          <m:t>o</m:t>
-        </m:r>
-        <m:r>
-          <m:rPr>
-            <m:sty m:val="p"/>
-          </m:rPr>
-          <m:t>r</m:t>
-        </m:r>
-        <m:r>
-          <m:rPr>
-            <m:sty m:val="p"/>
-          </m:rPr>
-          <m:t> </m:t>
-        </m:r>
-        <m:r>
-          <m:rPr>
-            <m:sty m:val="p"/>
-          </m:rPr>
-          <m:t>f</m:t>
-        </m:r>
-        <m:r>
-          <m:rPr>
-            <m:sty m:val="p"/>
-          </m:rPr>
-          <m:t>r</m:t>
-        </m:r>
-        <m:r>
-          <m:rPr>
-            <m:sty m:val="p"/>
-          </m:rPr>
-          <m:t>e</m:t>
-        </m:r>
-        <m:r>
-          <m:rPr>
-            <m:sty m:val="p"/>
-          </m:rPr>
-          <m:t>e</m:t>
-        </m:r>
-        <m:r>
-          <m:rPr>
-            <m:sty m:val="p"/>
-          </m:rPr>
-          <m:t>z</m:t>
-        </m:r>
-        <m:r>
-          <m:rPr>
-            <m:sty m:val="p"/>
-          </m:rPr>
-          <m:t>e</m:t>
-        </m:r>
-        <m:r>
-          <m:rPr>
-            <m:sty m:val="p"/>
-          </m:rPr>
-          <m:t>)</m:t>
-        </m:r>
-      </m:oMath>
-      <w:r>
-        <w:t xml:space="preserve">. Accuracy or AUROC is reported as the task metric. The theorem controls</w:t>
+      </m:oMath>
+      <w:r>
+        <w:t xml:space="preserve"> </w:t>
+      </w:r>
+      <w:r>
+        <w:t xml:space="preserve">is descriptive. A beats-both verdict requires lower regret than both fixed policies under the declared statistical criterion and</w:t>
       </w:r>
       <w:r>
         <w:t xml:space="preserve"> </w:t>
@@ -21528,76 +21251,6 @@
             </m:r>
           </m:sub>
         </m:sSub>
-      </m:oMath>
-      <w:r>
-        <w:t xml:space="preserve"> </w:t>
-      </w:r>
-      <w:r>
-        <w:t xml:space="preserve">under its assumptions;</w:t>
-      </w:r>
-      <w:r>
-        <w:t xml:space="preserve"> </w:t>
-      </w:r>
-      <m:oMath>
-        <m:sSub>
-          <m:e>
-            <m:r>
-              <m:rPr>
-                <m:sty m:val="p"/>
-              </m:rPr>
-              <m:t>F</m:t>
-            </m:r>
-            <m:r>
-              <m:rPr>
-                <m:sty m:val="p"/>
-              </m:rPr>
-              <m:t>A</m:t>
-            </m:r>
-          </m:e>
-          <m:sub>
-            <m:r>
-              <m:rPr>
-                <m:sty m:val="p"/>
-              </m:rPr>
-              <m:t>c</m:t>
-            </m:r>
-          </m:sub>
-        </m:sSub>
-      </m:oMath>
-      <w:r>
-        <w:t xml:space="preserve"> </w:t>
-      </w:r>
-      <w:r>
-        <w:t xml:space="preserve">is descriptive. A beats-both verdict requires lower regret than both fixed policies under the declared statistical criterion and</w:t>
-      </w:r>
-      <w:r>
-        <w:t xml:space="preserve"> </w:t>
-      </w:r>
-      <m:oMath>
-        <m:sSub>
-          <m:e>
-            <m:r>
-              <m:rPr>
-                <m:sty m:val="p"/>
-              </m:rPr>
-              <m:t>F</m:t>
-            </m:r>
-            <m:r>
-              <m:rPr>
-                <m:sty m:val="p"/>
-              </m:rPr>
-              <m:t>A</m:t>
-            </m:r>
-          </m:e>
-          <m:sub>
-            <m:r>
-              <m:rPr>
-                <m:sty m:val="p"/>
-              </m:rPr>
-              <m:t>u</m:t>
-            </m:r>
-          </m:sub>
-        </m:sSub>
         <m:r>
           <m:rPr>
             <m:sty m:val="p"/>
@@ -21613,7 +21266,7 @@
       </w:r>
     </w:p>
     <w:bookmarkEnd w:id="72"/>
-    <w:bookmarkStart w:id="73" w:name="evidence-status-policy"/>
+    <w:bookmarkStart w:id="73" w:name="sec:evidence-policy"/>
     <w:p>
       <w:pPr>
         <w:pStyle w:val="Heading2"/>
@@ -21685,7 +21338,7 @@
         <w:t xml:space="preserve"> </w:t>
       </w:r>
       <w:r>
-        <w:t xml:space="preserve">runs are complete but deliberately not promoted. Only locked and reconciled rows support the empirical headline.</w:t>
+        <w:t xml:space="preserve">runs are complete but deliberately not promoted. Only locked and reconciled rows support the empirical headline. Every evidence-tier cell in the result tables begins with one of these four labels; qualifiers (seed counts, lock type, known caveats) follow in parentheses.</w:t>
       </w:r>
     </w:p>
     <w:bookmarkEnd w:id="73"/>
@@ -23782,28 +23435,24 @@
         <w:t xml:space="preserve">guarantee</w:t>
       </w:r>
       <w:r>
-        <w:t xml:space="preserve">. Reproduced by</w:t>
-      </w:r>
-      <w:r>
-        <w:t xml:space="preserve"> </w:t>
-      </w:r>
-      <w:r>
-        <w:rPr>
-          <w:rStyle w:val="VerbatimChar"/>
-        </w:rPr>
-        <w:t xml:space="preserve">scripts/gate_baseline_comparison.py</w:t>
-      </w:r>
-      <w:r>
-        <w:t xml:space="preserve"> </w:t>
-      </w:r>
-      <w:r>
-        <w:t xml:space="preserve">on</w:t>
-      </w:r>
-      <w:r>
-        <w:t xml:space="preserve"> </w:t>
-      </w:r>
-      <w:r>
-        <w:t xml:space="preserve">the locked per-cell dump.</w:t>
+        <w:t xml:space="preserve">. Reproduced from the locked per-cell dump (artifact manifest,</w:t>
+      </w:r>
+      <w:r>
+        <w:t xml:space="preserve"> </w:t>
+      </w:r>
+      <w:r>
+        <w:t xml:space="preserve">App. </w:t>
+      </w:r>
+      <w:hyperlink w:anchor="app:claim-artifact">
+        <w:r>
+          <w:rPr>
+            <w:rStyle w:val="Hyperlink"/>
+          </w:rPr>
+          <w:t xml:space="preserve">21</w:t>
+        </w:r>
+      </w:hyperlink>
+      <w:r>
+        <w:t xml:space="preserve">).</w:t>
       </w:r>
     </w:p>
     <w:p>
@@ -24328,13 +23977,13 @@
         <w:t xml:space="preserve"> </w:t>
       </w:r>
       <w:r>
-        <w:t xml:space="preserve">false-adapt certificate under this ported protocol. Secondary pooled sets (Tent+EATA, EATA alone) yield the same WIN verdict</w:t>
-      </w:r>
-      <w:r>
-        <w:t xml:space="preserve"> </w:t>
-      </w:r>
-      <w:r>
-        <w:t xml:space="preserve">(). A separate recomputation pipeline</w:t>
+        <w:t xml:space="preserve">false-adapt certificate under this ported protocol. Secondary pooled sets (Tent+EATA, EATA alone) yield the same WIN verdict,</w:t>
+      </w:r>
+      <w:r>
+        <w:t xml:space="preserve"> </w:t>
+      </w:r>
+      <w:r>
+        <w:t xml:space="preserve">and a separate pre-registered recomputation pipeline</w:t>
       </w:r>
       <w:r>
         <w:t xml:space="preserve"> </w:t>
@@ -24360,7 +24009,7 @@
         </m:sSup>
       </m:oMath>
       <w:r>
-        <w:t xml:space="preserve">, pre-registered) replicates all three configurations, with both regret-gap</w:t>
+        <w:t xml:space="preserve">) replicates all three configurations, with both regret-gap</w:t>
       </w:r>
       <w:r>
         <w:t xml:space="preserve"> </w:t>
@@ -24371,53 +24020,9 @@
       <w:r>
         <w:t xml:space="preserve"> </w:t>
       </w:r>
-      <m:oMath>
-        <m:sSub>
-          <m:e>
-            <m:r>
-              <m:rPr>
-                <m:sty m:val="p"/>
-              </m:rPr>
-              <m:t>F</m:t>
-            </m:r>
-            <m:r>
-              <m:rPr>
-                <m:sty m:val="p"/>
-              </m:rPr>
-              <m:t>A</m:t>
-            </m:r>
-          </m:e>
-          <m:sub>
-            <m:r>
-              <m:rPr>
-                <m:sty m:val="p"/>
-              </m:rPr>
-              <m:t>k</m:t>
-            </m:r>
-            <m:r>
-              <m:rPr>
-                <m:sty m:val="p"/>
-              </m:rPr>
-              <m:t>g</m:t>
-            </m:r>
-            <m:r>
-              <m:rPr>
-                <m:sty m:val="p"/>
-              </m:rPr>
-              <m:t>a</m:t>
-            </m:r>
-          </m:sub>
-        </m:sSub>
-        <m:r>
-          <m:rPr>
-            <m:sty m:val="p"/>
-          </m:rPr>
-          <m:t>=</m:t>
-        </m:r>
-        <m:r>
-          <m:t>0</m:t>
-        </m:r>
-      </m:oMath>
+      <w:r>
+        <w:t xml:space="preserve">$\mathrm{FA}_{\textsc{kga}}{=}0$</w:t>
+      </w:r>
       <w:r>
         <w:t xml:space="preserve"> </w:t>
       </w:r>
@@ -24450,13 +24055,24 @@
         <w:t xml:space="preserve"> </w:t>
       </w:r>
       <w:r>
-        <w:t xml:space="preserve">for the competitors</w:t>
-      </w:r>
-      <w:r>
-        <w:t xml:space="preserve"> </w:t>
-      </w:r>
-      <w:r>
-        <w:t xml:space="preserve">().</w:t>
+        <w:t xml:space="preserve">for the competitors;</w:t>
+      </w:r>
+      <w:r>
+        <w:t xml:space="preserve"> </w:t>
+      </w:r>
+      <w:r>
+        <w:t xml:space="preserve">both artifacts are indexed in the manifest (App. </w:t>
+      </w:r>
+      <w:hyperlink w:anchor="app:claim-artifact">
+        <w:r>
+          <w:rPr>
+            <w:rStyle w:val="Hyperlink"/>
+          </w:rPr>
+          <w:t xml:space="preserve">21</w:t>
+        </w:r>
+      </w:hyperlink>
+      <w:r>
+        <w:t xml:space="preserve">).</w:t>
       </w:r>
     </w:p>
     <w:bookmarkStart w:id="95" w:name="baseline-faithfulness."/>
@@ -24473,45 +24089,7 @@
         <w:pStyle w:val="FirstParagraph"/>
       </w:pPr>
       <w:r>
-        <w:t xml:space="preserve">The POEM and AETTA rows in Table </w:t>
-      </w:r>
-      <w:hyperlink w:anchor="tab:headtohead-poem-aetta">
-        <w:r>
-          <w:rPr>
-            <w:rStyle w:val="Hyperlink"/>
-          </w:rPr>
-          <w:t xml:space="preserve">[tab:headtohead-poem-aetta]</w:t>
-        </w:r>
-      </w:hyperlink>
-      <w:r>
-        <w:t xml:space="preserve"> </w:t>
-      </w:r>
-      <w:r>
-        <w:t xml:space="preserve">are protocol-matched ports, not official reproductions. They are included to test whether</w:t>
-      </w:r>
-      <w:r>
-        <w:t xml:space="preserve"> </w:t>
-      </w:r>
-      <w:r>
-        <w:rPr>
-          <w:smallCaps/>
-        </w:rPr>
-        <w:t xml:space="preserve">KGA</w:t>
-      </w:r>
-      <w:r>
-        <w:t xml:space="preserve">’s conformal benefit-sign certificate improves over strong label-free committal gates</w:t>
-      </w:r>
-      <w:r>
-        <w:t xml:space="preserve"> </w:t>
-      </w:r>
-      <w:r>
-        <w:t xml:space="preserve">under the same logged evidence, candidate adapter, held-out cells, regret metric, and false-adapt</w:t>
-      </w:r>
-      <w:r>
-        <w:t xml:space="preserve"> </w:t>
-      </w:r>
-      <w:r>
-        <w:t xml:space="preserve">metric (Table </w:t>
+        <w:t xml:space="preserve">Table </w:t>
       </w:r>
       <w:hyperlink w:anchor="tab:baseline-faithfulness">
         <w:r>
@@ -24522,25 +24100,28 @@
         </w:r>
       </w:hyperlink>
       <w:r>
-        <w:t xml:space="preserve">). They do not claim to reproduce POEM’s full</w:t>
-      </w:r>
-      <w:r>
-        <w:t xml:space="preserve"> </w:t>
-      </w:r>
-      <w:r>
-        <w:t xml:space="preserve">per-sample betting process or AETTA’s full dropout-based estimator. Official-code reproduction is</w:t>
-      </w:r>
-      <w:r>
-        <w:t xml:space="preserve"> </w:t>
-      </w:r>
-      <w:r>
-        <w:t xml:space="preserve">left as an additional faithfulness check; the present claim is therefore limited to the locked</w:t>
-      </w:r>
-      <w:r>
-        <w:t xml:space="preserve"> </w:t>
-      </w:r>
-      <w:r>
-        <w:t xml:space="preserve">protocol-matched comparison.</w:t>
+        <w:t xml:space="preserve"> </w:t>
+      </w:r>
+      <w:r>
+        <w:t xml:space="preserve">records exactly what each</w:t>
+      </w:r>
+      <w:r>
+        <w:t xml:space="preserve"> </w:t>
+      </w:r>
+      <w:r>
+        <w:t xml:space="preserve">port matches (evidence, candidate, cross-fitted evaluation cells, metrics) and what it does not</w:t>
+      </w:r>
+      <w:r>
+        <w:t xml:space="preserve"> </w:t>
+      </w:r>
+      <w:r>
+        <w:t xml:space="preserve">claim (POEM’s per-sample betting process; AETTA’s dropout estimator); the comparison claim is</w:t>
+      </w:r>
+      <w:r>
+        <w:t xml:space="preserve"> </w:t>
+      </w:r>
+      <w:r>
+        <w:t xml:space="preserve">limited to this locked protocol-matched setting.</w:t>
       </w:r>
     </w:p>
     <w:tbl>
@@ -24666,7 +24247,7 @@
               <w:jc w:val="left"/>
             </w:pPr>
             <w:r>
-              <w:t xml:space="preserve">same held-out cells, same candidate, same false-adapt/regret metrics</w:t>
+              <w:t xml:space="preserve">same cross-fitted evaluation cells, same candidate, same false-adapt/regret metrics</w:t>
             </w:r>
           </w:p>
         </w:tc>
@@ -24728,7 +24309,7 @@
               <w:jc w:val="left"/>
             </w:pPr>
             <w:r>
-              <w:t xml:space="preserve">same evidence budget, same decision task, same held-out stream</w:t>
+              <w:t xml:space="preserve">same evidence budget, same decision task, same cross-fitted evaluation stream</w:t>
             </w:r>
           </w:p>
         </w:tc>
@@ -25540,108 +25121,9 @@
       <w:r>
         <w:t xml:space="preserve"> </w:t>
       </w:r>
-      <m:oMath>
-        <m:sSub>
-          <m:e>
-            <m:r>
-              <m:rPr>
-                <m:sty m:val="p"/>
-              </m:rPr>
-              <m:t>F</m:t>
-            </m:r>
-            <m:r>
-              <m:rPr>
-                <m:sty m:val="p"/>
-              </m:rPr>
-              <m:t>A</m:t>
-            </m:r>
-          </m:e>
-          <m:sub>
-            <m:r>
-              <m:rPr>
-                <m:sty m:val="p"/>
-              </m:rPr>
-              <m:t>u</m:t>
-            </m:r>
-          </m:sub>
-        </m:sSub>
-        <m:r>
-          <m:rPr>
-            <m:sty m:val="p"/>
-          </m:rPr>
-          <m:t>=</m:t>
-        </m:r>
-        <m:r>
-          <m:rPr>
-            <m:scr m:val="double-struck"/>
-            <m:sty m:val="p"/>
-          </m:rPr>
-          <m:t>P</m:t>
-        </m:r>
-        <m:r>
-          <m:rPr>
-            <m:sty m:val="p"/>
-          </m:rPr>
-          <m:t>[</m:t>
-        </m:r>
-        <m:r>
-          <m:rPr>
-            <m:sty m:val="p"/>
-          </m:rPr>
-          <m:t>a</m:t>
-        </m:r>
-        <m:r>
-          <m:rPr>
-            <m:sty m:val="p"/>
-          </m:rPr>
-          <m:t>d</m:t>
-        </m:r>
-        <m:r>
-          <m:rPr>
-            <m:sty m:val="p"/>
-          </m:rPr>
-          <m:t>a</m:t>
-        </m:r>
-        <m:r>
-          <m:rPr>
-            <m:sty m:val="p"/>
-          </m:rPr>
-          <m:t>p</m:t>
-        </m:r>
-        <m:r>
-          <m:rPr>
-            <m:sty m:val="p"/>
-          </m:rPr>
-          <m:t>t</m:t>
-        </m:r>
-        <m:r>
-          <m:rPr>
-            <m:sty m:val="p"/>
-          </m:rPr>
-          <m:t>,</m:t>
-        </m:r>
-        <m:r>
-          <m:rPr>
-            <m:sty m:val="p"/>
-          </m:rPr>
-          <m:t>Δ</m:t>
-        </m:r>
-        <m:r>
-          <m:rPr>
-            <m:sty m:val="p"/>
-          </m:rPr>
-          <m:t>≤</m:t>
-        </m:r>
-        <m:r>
-          <m:t>0</m:t>
-        </m:r>
-        <m:r>
-          <m:rPr>
-            <m:sty m:val="p"/>
-          </m:rPr>
-          <m:t>]</m:t>
-        </m:r>
-      </m:oMath>
+      <w:r>
+        <w:t xml:space="preserve">$\mathrm{FA}_{\mathrm u}=\mathbb{P}[\textsc{adapt},\Delta\le0]$</w:t>
+      </w:r>
       <w:r>
         <w:t xml:space="preserve"> </w:t>
       </w:r>
@@ -25704,77 +25186,24 @@
         <w:pStyle w:val="FirstParagraph"/>
       </w:pPr>
       <w:r>
-        <w:rPr>
-          <w:b/>
-          <w:bCs/>
-        </w:rPr>
-        <w:t xml:space="preserve">Locked</w:t>
-      </w:r>
-      <w:r>
-        <w:t xml:space="preserve"> </w:t>
-      </w:r>
-      <w:r>
-        <w:t xml:space="preserve">means the table row traces to raw cells/seeds and a locked aggregate;</w:t>
-      </w:r>
-      <w:r>
-        <w:t xml:space="preserve"> </w:t>
-      </w:r>
-      <w:r>
-        <w:rPr>
-          <w:b/>
-          <w:bCs/>
-        </w:rPr>
-        <w:t xml:space="preserve">reconciled</w:t>
-      </w:r>
-      <w:r>
-        <w:t xml:space="preserve"> </w:t>
-      </w:r>
-      <w:r>
-        <w:t xml:space="preserve">means a prior pooled interpretation was corrected from its raw records;</w:t>
-      </w:r>
-      <w:r>
-        <w:t xml:space="preserve"> </w:t>
-      </w:r>
-      <w:r>
-        <w:rPr>
-          <w:b/>
-          <w:bCs/>
-        </w:rPr>
-        <w:t xml:space="preserve">provisional</w:t>
-      </w:r>
-      <w:r>
-        <w:t xml:space="preserve"> </w:t>
-      </w:r>
-      <w:r>
-        <w:t xml:space="preserve">means a derived out-of-fold summary exists but does not reproduce the nearby</w:t>
-      </w:r>
-      <w:r>
-        <w:t xml:space="preserve"> </w:t>
-      </w:r>
-      <w:r>
-        <w:t xml:space="preserve">canonical scorer;</w:t>
-      </w:r>
-      <w:r>
-        <w:t xml:space="preserve"> </w:t>
-      </w:r>
-      <w:r>
-        <w:rPr>
-          <w:b/>
-          <w:bCs/>
-        </w:rPr>
-        <w:t xml:space="preserve">diagnostic</w:t>
-      </w:r>
-      <w:r>
-        <w:t xml:space="preserve"> </w:t>
-      </w:r>
-      <w:r>
-        <w:t xml:space="preserve">means a completed run that is deliberately not promoted.</w:t>
-      </w:r>
-      <w:r>
-        <w:t xml:space="preserve"> </w:t>
-      </w:r>
-      <w:r>
-        <w:t xml:space="preserve">Only locked and reconciled rows support the empirical headline.</w:t>
+        <w:t xml:space="preserve">Tier labels follow the four-level policy of §</w:t>
+      </w:r>
+      <w:hyperlink w:anchor="sec:evidence-policy">
+        <w:r>
+          <w:rPr>
+            <w:rStyle w:val="Hyperlink"/>
+          </w:rPr>
+          <w:t xml:space="preserve">6.6</w:t>
+        </w:r>
+      </w:hyperlink>
+      <w:r>
+        <w:t xml:space="preserve">; only locked and</w:t>
+      </w:r>
+      <w:r>
+        <w:t xml:space="preserve"> </w:t>
+      </w:r>
+      <w:r>
+        <w:t xml:space="preserve">reconciled rows support the empirical headline.</w:t>
       </w:r>
     </w:p>
     <w:bookmarkStart w:id="101" w:name="fig:natural-forest"/>
@@ -25852,19 +25281,24 @@
         <w:t xml:space="preserve"> </w:t>
       </w:r>
       <w:r>
-        <w:t xml:space="preserve">intervals are paired held-out-condition bootstrap intervals from</w:t>
-      </w:r>
-      <w:r>
-        <w:t xml:space="preserve"> </w:t>
-      </w:r>
-      <w:r>
-        <w:rPr>
-          <w:rStyle w:val="VerbatimChar"/>
-        </w:rPr>
-        <w:t xml:space="preserve">research_lock/KBOUND_WIN_BOOTSTRAP_CIS_oof.json</w:t>
-      </w:r>
-      <w:r>
-        <w:t xml:space="preserve">.</w:t>
+        <w:t xml:space="preserve">intervals are paired held-out-condition bootstrap intervals from the saved OOF bootstrap lock</w:t>
+      </w:r>
+      <w:r>
+        <w:t xml:space="preserve"> </w:t>
+      </w:r>
+      <w:r>
+        <w:t xml:space="preserve">(App. </w:t>
+      </w:r>
+      <w:hyperlink w:anchor="app:claim-artifact">
+        <w:r>
+          <w:rPr>
+            <w:rStyle w:val="Hyperlink"/>
+          </w:rPr>
+          <w:t xml:space="preserve">21</w:t>
+        </w:r>
+      </w:hyperlink>
+      <w:r>
+        <w:t xml:space="preserve">).</w:t>
       </w:r>
     </w:p>
     <w:bookmarkEnd w:id="101"/>
@@ -25920,28 +25354,24 @@
         <w:t xml:space="preserve"> </w:t>
       </w:r>
       <w:r>
-        <w:t xml:space="preserve">deployed per-seed decisions (</w:t>
-      </w:r>
-      <w:r>
-        <w:rPr>
-          <w:rStyle w:val="VerbatimChar"/>
-        </w:rPr>
-        <w:t xml:space="preserve">scripts/multiseed_natural.py</w:t>
-      </w:r>
-      <w:r>
-        <w:t xml:space="preserve">; locked</w:t>
-      </w:r>
-      <w:r>
-        <w:t xml:space="preserve"> </w:t>
-      </w:r>
-      <w:r>
-        <w:rPr>
-          <w:rStyle w:val="VerbatimChar"/>
-        </w:rPr>
-        <w:t xml:space="preserve">multiseed_camelyon17_*.json</w:t>
-      </w:r>
-      <w:r>
-        <w:t xml:space="preserve">) shows the no-harm outcome is</w:t>
+        <w:t xml:space="preserve">deployed per-seed decisions (locked per-seed artifacts, App. </w:t>
+      </w:r>
+      <w:hyperlink w:anchor="app:claim-artifact">
+        <w:r>
+          <w:rPr>
+            <w:rStyle w:val="Hyperlink"/>
+          </w:rPr>
+          <w:t xml:space="preserve">21</w:t>
+        </w:r>
+      </w:hyperlink>
+      <w:r>
+        <w:t xml:space="preserve">) shows the</w:t>
+      </w:r>
+      <w:r>
+        <w:t xml:space="preserve"> </w:t>
+      </w:r>
+      <w:r>
+        <w:t xml:space="preserve">no-harm outcome is</w:t>
       </w:r>
       <w:r>
         <w:t xml:space="preserve"> </w:t>
@@ -26369,7 +25799,7 @@
               <w:jc w:val="left"/>
             </w:pPr>
             <w:r>
-              <w:t xml:space="preserve">archived aggregate; raw replay mismatch</w:t>
+              <w:t xml:space="preserve">locked (Tent/EATA aggregate); SAR-only replay mismatch</w:t>
             </w:r>
           </w:p>
         </w:tc>
@@ -26530,7 +25960,7 @@
               <w:jc w:val="left"/>
             </w:pPr>
             <w:r>
-              <w:t xml:space="preserve">source-backed single seed</w:t>
+              <w:t xml:space="preserve">locked (single seed, source-backed)</w:t>
             </w:r>
           </w:p>
         </w:tc>
@@ -26696,7 +26126,7 @@
               <w:jc w:val="left"/>
             </w:pPr>
             <w:r>
-              <w:t xml:space="preserve">reconciled raw records</w:t>
+              <w:t xml:space="preserve">reconciled (raw records)</w:t>
             </w:r>
           </w:p>
         </w:tc>
@@ -27116,7 +26546,7 @@
               <w:jc w:val="left"/>
             </w:pPr>
             <w:r>
-              <w:t xml:space="preserve">locked raw run</w:t>
+              <w:t xml:space="preserve">locked (raw run)</w:t>
             </w:r>
           </w:p>
         </w:tc>
@@ -27271,7 +26701,7 @@
               <w:jc w:val="left"/>
             </w:pPr>
             <w:r>
-              <w:t xml:space="preserve">diagnostic; 1 of 3 planned seeds</w:t>
+              <w:t xml:space="preserve">diagnostic (1 of 3 planned seeds)</w:t>
             </w:r>
           </w:p>
         </w:tc>
@@ -27361,7 +26791,7 @@
               <w:jc w:val="left"/>
             </w:pPr>
             <w:r>
-              <w:t xml:space="preserve">diagnostic; 3 of 4 planned seeds</w:t>
+              <w:t xml:space="preserve">diagnostic (3 of 4 planned seeds)</w:t>
             </w:r>
           </w:p>
         </w:tc>
@@ -27542,7 +26972,7 @@
               <w:jc w:val="left"/>
             </w:pPr>
             <w:r>
-              <w:t xml:space="preserve">diagnostic; corrected metric label</w:t>
+              <w:t xml:space="preserve">diagnostic (corrected metric label)</w:t>
             </w:r>
           </w:p>
         </w:tc>
@@ -27860,7 +27290,7 @@
               <w:jc w:val="left"/>
             </w:pPr>
             <w:r>
-              <w:t xml:space="preserve">CI BB,</w:t>
+              <w:t xml:space="preserve">locked; CI BB,</w:t>
             </w:r>
             <w:r>
               <w:t xml:space="preserve"> </w:t>
@@ -27983,7 +27413,7 @@
               <w:jc w:val="left"/>
             </w:pPr>
             <w:r>
-              <w:t xml:space="preserve">CI BB,</w:t>
+              <w:t xml:space="preserve">locked; CI BB,</w:t>
             </w:r>
             <w:r>
               <w:t xml:space="preserve"> </w:t>
@@ -28103,46 +27533,8 @@
               <w:jc w:val="left"/>
             </w:pPr>
             <w:r>
-              <w:t xml:space="preserve">paired-bootstrap BB,</w:t>
-            </w:r>
-            <w:r>
-              <w:t xml:space="preserve"> </w:t>
-            </w:r>
-            <m:oMath>
-              <m:sSub>
-                <m:e>
-                  <m:r>
-                    <m:rPr>
-                      <m:sty m:val="p"/>
-                    </m:rPr>
-                    <m:t>F</m:t>
-                  </m:r>
-                  <m:r>
-                    <m:rPr>
-                      <m:sty m:val="p"/>
-                    </m:rPr>
-                    <m:t>A</m:t>
-                  </m:r>
-                </m:e>
-                <m:sub>
-                  <m:r>
-                    <m:rPr>
-                      <m:sty m:val="p"/>
-                    </m:rPr>
-                    <m:t>u</m:t>
-                  </m:r>
-                </m:sub>
-              </m:sSub>
-              <m:r>
-                <m:rPr>
-                  <m:sty m:val="p"/>
-                </m:rPr>
-                <m:t>=</m:t>
-              </m:r>
-              <m:r>
-                <m:t>0</m:t>
-              </m:r>
-            </m:oMath>
+              <w:t xml:space="preserve">locked (single seed); paired-bootstrap BB</w:t>
+            </w:r>
           </w:p>
         </w:tc>
       </w:tr>
@@ -28226,7 +27618,7 @@
               <w:jc w:val="left"/>
             </w:pPr>
             <w:r>
-              <w:t xml:space="preserve">reconciled no-harm</w:t>
+              <w:t xml:space="preserve">reconciled; no-harm</w:t>
             </w:r>
           </w:p>
         </w:tc>
@@ -28311,7 +27703,7 @@
               <w:jc w:val="left"/>
             </w:pPr>
             <w:r>
-              <w:t xml:space="preserve">locked no-harm</w:t>
+              <w:t xml:space="preserve">locked; no-harm</w:t>
             </w:r>
           </w:p>
         </w:tc>
@@ -28396,7 +27788,7 @@
               <w:jc w:val="left"/>
             </w:pPr>
             <w:r>
-              <w:t xml:space="preserve">CI BB (constructed); locked</w:t>
+              <w:t xml:space="preserve">locked; CI BB (constructed)</w:t>
             </w:r>
           </w:p>
         </w:tc>
@@ -28646,34 +28038,24 @@
         <w:t xml:space="preserve"> </w:t>
       </w:r>
       <w:r>
-        <w:t xml:space="preserve">(</w:t>
-      </w:r>
-      <w:r>
-        <w:rPr>
-          <w:rStyle w:val="VerbatimChar"/>
-        </w:rPr>
-        <w:t xml:space="preserve">scripts/ablation_exactrank.py</w:t>
-      </w:r>
-      <w:r>
-        <w:t xml:space="preserve">;</w:t>
-      </w:r>
-      <w:r>
-        <w:t xml:space="preserve"> </w:t>
-      </w:r>
-      <w:r>
-        <w:t xml:space="preserve">locked artifact</w:t>
-      </w:r>
-      <w:r>
-        <w:t xml:space="preserve"> </w:t>
-      </w:r>
-      <w:r>
-        <w:rPr>
-          <w:rStyle w:val="VerbatimChar"/>
-        </w:rPr>
-        <w:t xml:space="preserve">ablation_exactrank.json</w:t>
-      </w:r>
-      <w:r>
-        <w:t xml:space="preserve">, with input hashes). At the deployed operating</w:t>
+        <w:t xml:space="preserve">(locked exact-rank ablation artifact with</w:t>
+      </w:r>
+      <w:r>
+        <w:t xml:space="preserve"> </w:t>
+      </w:r>
+      <w:r>
+        <w:t xml:space="preserve">input hashes, App. </w:t>
+      </w:r>
+      <w:hyperlink w:anchor="app:claim-artifact">
+        <w:r>
+          <w:rPr>
+            <w:rStyle w:val="Hyperlink"/>
+          </w:rPr>
+          <w:t xml:space="preserve">21</w:t>
+        </w:r>
+      </w:hyperlink>
+      <w:r>
+        <w:t xml:space="preserve">). At the deployed operating</w:t>
       </w:r>
       <w:r>
         <w:t xml:space="preserve"> </w:t>
@@ -31733,7 +31115,18 @@
         <w:t xml:space="preserve"> </w:t>
       </w:r>
       <w:r>
-        <w:t xml:space="preserve">(): no-harm safety results now backed by</w:t>
+        <w:t xml:space="preserve">(App. </w:t>
+      </w:r>
+      <w:hyperlink w:anchor="app:claim-artifact">
+        <w:r>
+          <w:rPr>
+            <w:rStyle w:val="Hyperlink"/>
+          </w:rPr>
+          <w:t xml:space="preserve">21</w:t>
+        </w:r>
+      </w:hyperlink>
+      <w:r>
+        <w:t xml:space="preserve">): no-harm safety results now backed by</w:t>
       </w:r>
       <w:r>
         <w:t xml:space="preserve"> </w:t>
@@ -31929,13 +31322,89 @@
         <w:t xml:space="preserve">declared</w:t>
       </w:r>
       <w:r>
-        <w:t xml:space="preserve">, not estimated—a deployment-time upper bound on</w:t>
-      </w:r>
-      <w:r>
-        <w:t xml:space="preserve"> </w:t>
-      </w:r>
-      <w:r>
-        <w:t xml:space="preserve">admissible calibration drift, fixed from domain knowledge, historical dev-to-deployment gaps, or an explicit stress envelope.</w:t>
+        <w:t xml:space="preserve">, not estimated from unlabeled data—and</w:t>
+      </w:r>
+      <w:r>
+        <w:t xml:space="preserve"> </w:t>
+      </w:r>
+      <w:r>
+        <w:t xml:space="preserve">provably so: label-free audits of</w:t>
+      </w:r>
+      <w:r>
+        <w:t xml:space="preserve"> </w:t>
+      </w:r>
+      <m:oMath>
+        <m:r>
+          <m:t>β</m:t>
+        </m:r>
+      </m:oMath>
+      <w:r>
+        <w:t xml:space="preserve"> </w:t>
+      </w:r>
+      <w:r>
+        <w:t xml:space="preserve">are vacuous over the unrestricted class (companion</w:t>
+      </w:r>
+      <w:r>
+        <w:t xml:space="preserve"> </w:t>
+      </w:r>
+      <w:r>
+        <w:t xml:space="preserve">analysis, §</w:t>
+      </w:r>
+      <w:hyperlink w:anchor="sec:method">
+        <w:r>
+          <w:rPr>
+            <w:rStyle w:val="Hyperlink"/>
+          </w:rPr>
+          <w:t xml:space="preserve">5</w:t>
+        </w:r>
+      </w:hyperlink>
+      <w:r>
+        <w:t xml:space="preserve">). It can, however, be</w:t>
+      </w:r>
+      <w:r>
+        <w:t xml:space="preserve"> </w:t>
+      </w:r>
+      <w:r>
+        <w:rPr>
+          <w:i/>
+          <w:iCs/>
+        </w:rPr>
+        <w:t xml:space="preserve">audited</w:t>
+      </w:r>
+      <w:r>
+        <w:t xml:space="preserve">: a labeled audit budget or a</w:t>
+      </w:r>
+      <w:r>
+        <w:t xml:space="preserve"> </w:t>
+      </w:r>
+      <w:r>
+        <w:t xml:space="preserve">Lipschitz-transport assumption yields a computed upper bound with finite-sample validity, at the</w:t>
+      </w:r>
+      <w:r>
+        <w:t xml:space="preserve"> </w:t>
+      </w:r>
+      <w:r>
+        <w:t xml:space="preserve">price of the named side information. Absent an audit,</w:t>
+      </w:r>
+      <w:r>
+        <w:t xml:space="preserve"> </w:t>
+      </w:r>
+      <m:oMath>
+        <m:r>
+          <m:t>β</m:t>
+        </m:r>
+      </m:oMath>
+      <w:r>
+        <w:t xml:space="preserve"> </w:t>
+      </w:r>
+      <w:r>
+        <w:t xml:space="preserve">is fixed from domain knowledge,</w:t>
+      </w:r>
+      <w:r>
+        <w:t xml:space="preserve"> </w:t>
+      </w:r>
+      <w:r>
+        <w:t xml:space="preserve">historical dev-to-deployment gaps, or an explicit stress envelope.</w:t>
       </w:r>
       <w:r>
         <w:t xml:space="preserve"> </w:t>
@@ -33866,7 +33335,7 @@
         <w:t xml:space="preserve"> </w:t>
       </w:r>
       <w:r>
-        <w:t xml:space="preserve">gives the shared evaluation protocol behind the uniform</w:t>
+        <w:t xml:space="preserve">gives the evaluation protocol behind the uniform</w:t>
       </w:r>
       <w:r>
         <w:t xml:space="preserve"> </w:t>
@@ -33900,7 +33369,41 @@
         </w:r>
       </w:hyperlink>
       <w:r>
-        <w:t xml:space="preserve">).</w:t>
+        <w:t xml:space="preserve">). Its two branches are</w:t>
+      </w:r>
+      <w:r>
+        <w:t xml:space="preserve"> </w:t>
+      </w:r>
+      <w:r>
+        <w:rPr>
+          <w:i/>
+          <w:iCs/>
+        </w:rPr>
+        <w:t xml:space="preserve">not</w:t>
+      </w:r>
+      <w:r>
+        <w:t xml:space="preserve"> </w:t>
+      </w:r>
+      <w:r>
+        <w:t xml:space="preserve">interchangeable: stress grids</w:t>
+      </w:r>
+      <w:r>
+        <w:t xml:space="preserve"> </w:t>
+      </w:r>
+      <w:r>
+        <w:t xml:space="preserve">are scored cell-by-cell with leave-one-cell-out cross-fitting (no single deployment estimator</w:t>
+      </w:r>
+      <w:r>
+        <w:t xml:space="preserve"> </w:t>
+      </w:r>
+      <w:r>
+        <w:t xml:space="preserve">exists), whereas natural-shift tracks fit one estimator and radius on the development split and</w:t>
+      </w:r>
+      <w:r>
+        <w:t xml:space="preserve"> </w:t>
+      </w:r>
+      <w:r>
+        <w:t xml:space="preserve">score the untouched held-out domains exactly once.</w:t>
       </w:r>
     </w:p>
     <w:p>
@@ -34007,91 +33510,7 @@
         <w:t xml:space="preserve"> </w:t>
       </w:r>
       <w:r>
-        <w:t xml:space="preserve">calibration split</w:t>
-      </w:r>
-      <w:r>
-        <w:t xml:space="preserve"> </w:t>
-      </w:r>
-      <m:oMath>
-        <m:sSub>
-          <m:e>
-            <m:r>
-              <m:rPr>
-                <m:scr m:val="script"/>
-                <m:sty m:val="p"/>
-              </m:rPr>
-              <m:t>C</m:t>
-            </m:r>
-          </m:e>
-          <m:sub>
-            <m:r>
-              <m:rPr>
-                <m:sty m:val="p"/>
-              </m:rPr>
-              <m:t>c</m:t>
-            </m:r>
-            <m:r>
-              <m:rPr>
-                <m:sty m:val="p"/>
-              </m:rPr>
-              <m:t>a</m:t>
-            </m:r>
-            <m:r>
-              <m:rPr>
-                <m:sty m:val="p"/>
-              </m:rPr>
-              <m:t>l</m:t>
-            </m:r>
-          </m:sub>
-        </m:sSub>
-      </m:oMath>
-      <w:r>
-        <w:t xml:space="preserve">; test split</w:t>
-      </w:r>
-      <w:r>
-        <w:t xml:space="preserve"> </w:t>
-      </w:r>
-      <m:oMath>
-        <m:sSub>
-          <m:e>
-            <m:r>
-              <m:rPr>
-                <m:scr m:val="script"/>
-                <m:sty m:val="p"/>
-              </m:rPr>
-              <m:t>C</m:t>
-            </m:r>
-          </m:e>
-          <m:sub>
-            <m:r>
-              <m:rPr>
-                <m:sty m:val="p"/>
-              </m:rPr>
-              <m:t>t</m:t>
-            </m:r>
-            <m:r>
-              <m:rPr>
-                <m:sty m:val="p"/>
-              </m:rPr>
-              <m:t>e</m:t>
-            </m:r>
-            <m:r>
-              <m:rPr>
-                <m:sty m:val="p"/>
-              </m:rPr>
-              <m:t>s</m:t>
-            </m:r>
-            <m:r>
-              <m:rPr>
-                <m:sty m:val="p"/>
-              </m:rPr>
-              <m:t>t</m:t>
-            </m:r>
-          </m:sub>
-        </m:sSub>
-      </m:oMath>
-      <w:r>
-        <w:t xml:space="preserve">; level</w:t>
+        <w:t xml:space="preserve">track type (stress grid or natural shift); level</w:t>
       </w:r>
       <w:r>
         <w:t xml:space="preserve"> </w:t>
@@ -34215,6 +33634,9 @@
         </m:r>
       </m:oMath>
       <w:r>
+        <w:t xml:space="preserve">;</w:t>
+      </w:r>
+      <w:r>
         <w:t xml:space="preserve"> </w:t>
       </w:r>
       <m:oMath>
@@ -34336,6 +33758,9 @@
         </m:r>
       </m:oMath>
       <w:r>
+        <w:t xml:space="preserve">;</w:t>
+      </w:r>
+      <w:r>
         <w:t xml:space="preserve"> </w:t>
       </w:r>
       <m:oMath>
@@ -34478,52 +33903,12 @@
         <w:t xml:space="preserve"> </w:t>
       </w:r>
       <w:r>
-        <w:rPr>
-          <w:b/>
-          <w:bCs/>
-        </w:rPr>
-        <w:t xml:space="preserve">Calibrate without test leakage:</w:t>
-      </w:r>
-      <w:r>
-        <w:t xml:space="preserve"> </w:t>
-      </w:r>
-      <w:r>
-        <w:t xml:space="preserve">on stress grids, form leave-one-cell-out</w:t>
-      </w:r>
-      <w:r>
-        <w:t xml:space="preserve"> </w:t>
-      </w:r>
-      <w:r>
-        <w:t xml:space="preserve">residuals</w:t>
-      </w:r>
-      <w:r>
-        <w:t xml:space="preserve"> </w:t>
-      </w:r>
-      <m:oMath>
-        <m:sSub>
-          <m:e>
-            <m:r>
-              <m:t>ρ</m:t>
-            </m:r>
-          </m:e>
-          <m:sub>
-            <m:r>
-              <m:t>i</m:t>
-            </m:r>
-          </m:sub>
-        </m:sSub>
-        <m:r>
-          <m:rPr>
-            <m:sty m:val="p"/>
-          </m:rPr>
-          <m:t>=</m:t>
-        </m:r>
-        <m:r>
-          <m:rPr>
-            <m:sty m:val="p"/>
-          </m:rPr>
-          <m:t>|</m:t>
-        </m:r>
+        <w:t xml:space="preserve">Fit</w:t>
+      </w:r>
+      <w:r>
+        <w:t xml:space="preserve"> </w:t>
+      </w:r>
+      <m:oMath>
         <m:sSub>
           <m:e>
             <m:acc>
@@ -34552,6 +33937,92 @@
             </m:r>
           </m:sub>
         </m:sSub>
+      </m:oMath>
+      <w:r>
+        <w:t xml:space="preserve"> </w:t>
+      </w:r>
+      <w:r>
+        <w:t xml:space="preserve">on the other</w:t>
+      </w:r>
+      <w:r>
+        <w:t xml:space="preserve"> </w:t>
+      </w:r>
+      <m:oMath>
+        <m:r>
+          <m:t>N</m:t>
+        </m:r>
+        <m:r>
+          <m:rPr>
+            <m:sty m:val="p"/>
+          </m:rPr>
+          <m:t>−</m:t>
+        </m:r>
+        <m:r>
+          <m:t>1</m:t>
+        </m:r>
+      </m:oMath>
+      <w:r>
+        <w:t xml:space="preserve"> </w:t>
+      </w:r>
+      <w:r>
+        <w:t xml:space="preserve">cells;</w:t>
+      </w:r>
+      <w:r>
+        <w:t xml:space="preserve"> </w:t>
+      </w:r>
+      <m:oMath>
+        <m:sSub>
+          <m:e>
+            <m:r>
+              <m:t>ρ</m:t>
+            </m:r>
+          </m:e>
+          <m:sub>
+            <m:r>
+              <m:t>i</m:t>
+            </m:r>
+          </m:sub>
+        </m:sSub>
+        <m:r>
+          <m:rPr>
+            <m:sty m:val="p"/>
+          </m:rPr>
+          <m:t>←</m:t>
+        </m:r>
+        <m:r>
+          <m:rPr>
+            <m:sty m:val="p"/>
+          </m:rPr>
+          <m:t>|</m:t>
+        </m:r>
+        <m:sSub>
+          <m:e>
+            <m:acc>
+              <m:accPr>
+                <m:chr m:val="̂"/>
+              </m:accPr>
+              <m:e>
+                <m:r>
+                  <m:rPr>
+                    <m:sty m:val="p"/>
+                  </m:rPr>
+                  <m:t>Δ</m:t>
+                </m:r>
+              </m:e>
+            </m:acc>
+          </m:e>
+          <m:sub>
+            <m:r>
+              <m:rPr>
+                <m:sty m:val="p"/>
+              </m:rPr>
+              <m:t>−</m:t>
+            </m:r>
+            <m:r>
+              <m:t>i</m:t>
+            </m:r>
+          </m:sub>
+        </m:sSub>
         <m:r>
           <m:rPr>
             <m:sty m:val="p"/>
@@ -34605,15 +34076,6 @@
         </m:r>
       </m:oMath>
       <w:r>
-        <w:t xml:space="preserve">; on semantic shifts, reserve a</w:t>
-      </w:r>
-      <w:r>
-        <w:t xml:space="preserve"> </w:t>
-      </w:r>
-      <w:r>
-        <w:t xml:space="preserve">development calibration split disjoint from the declared test split</w:t>
-      </w:r>
-      <w:r>
         <w:t xml:space="preserve"> </w:t>
       </w:r>
       <m:oMath>
@@ -34655,69 +34117,60 @@
         <w:t xml:space="preserve"> </w:t>
       </w:r>
       <w:r>
-        <w:t xml:space="preserve">empirical quantile of the calibration residuals</w:t>
-      </w:r>
-      <w:r>
-        <w:t xml:space="preserve"> </w:t>
-      </w:r>
-      <w:r>
-        <w:t xml:space="preserve">Fit deployment estimator</w:t>
-      </w:r>
-      <w:r>
-        <w:t xml:space="preserve"> </w:t>
-      </w:r>
-      <m:oMath>
-        <m:acc>
-          <m:accPr>
-            <m:chr m:val="̂"/>
-          </m:accPr>
+        <w:t xml:space="preserve">empirical quantile of</w:t>
+      </w:r>
+      <w:r>
+        <w:t xml:space="preserve"> </w:t>
+      </w:r>
+      <m:oMath>
+        <m:r>
+          <m:rPr>
+            <m:sty m:val="p"/>
+          </m:rPr>
+          <m:t>{</m:t>
+        </m:r>
+        <m:sSub>
+          <m:e>
+            <m:r>
+              <m:t>ρ</m:t>
+            </m:r>
+          </m:e>
+          <m:sub>
+            <m:r>
+              <m:t>i</m:t>
+            </m:r>
+          </m:sub>
+        </m:sSub>
+        <m:sSubSup>
           <m:e>
             <m:r>
               <m:rPr>
                 <m:sty m:val="p"/>
               </m:rPr>
-              <m:t>Δ</m:t>
+              <m:t>}</m:t>
             </m:r>
           </m:e>
-        </m:acc>
-        <m:r>
-          <m:rPr>
-            <m:sty m:val="p"/>
-          </m:rPr>
-          <m:t>(</m:t>
-        </m:r>
-        <m:r>
-          <m:t>Z</m:t>
-        </m:r>
-        <m:r>
-          <m:rPr>
-            <m:sty m:val="p"/>
-          </m:rPr>
-          <m:t>)</m:t>
-        </m:r>
-      </m:oMath>
-      <w:r>
-        <w:t xml:space="preserve"> </w:t>
-      </w:r>
-      <w:r>
-        <w:t xml:space="preserve">on</w:t>
-      </w:r>
-      <w:r>
-        <w:t xml:space="preserve"> </w:t>
-      </w:r>
-      <w:r>
-        <w:rPr>
-          <w:i/>
-          <w:iCs/>
-        </w:rPr>
-        <w:t xml:space="preserve">all</w:t>
-      </w:r>
-      <w:r>
-        <w:t xml:space="preserve"> </w:t>
-      </w:r>
-      <w:r>
-        <w:t xml:space="preserve">calibration pairs</w:t>
-      </w:r>
+          <m:sub>
+            <m:r>
+              <m:t>i</m:t>
+            </m:r>
+            <m:r>
+              <m:rPr>
+                <m:sty m:val="p"/>
+              </m:rPr>
+              <m:t>=</m:t>
+            </m:r>
+            <m:r>
+              <m:t>1</m:t>
+            </m:r>
+          </m:sub>
+          <m:sup>
+            <m:r>
+              <m:t>N</m:t>
+            </m:r>
+          </m:sup>
+        </m:sSubSup>
+      </m:oMath>
       <w:r>
         <w:t xml:space="preserve"> </w:t>
       </w:r>
@@ -34796,7 +34249,7 @@
           </m:e>
           <m:sub>
             <m:r>
-              <m:t>c</m:t>
+              <m:t>i</m:t>
             </m:r>
           </m:sub>
         </m:sSub>
@@ -34806,6 +34259,149 @@
           </m:rPr>
           <m:t>,</m:t>
         </m:r>
+        <m:sSub>
+          <m:e>
+            <m:acc>
+              <m:accPr>
+                <m:chr m:val="̂"/>
+              </m:accPr>
+              <m:e>
+                <m:r>
+                  <m:rPr>
+                    <m:sty m:val="p"/>
+                  </m:rPr>
+                  <m:t>Δ</m:t>
+                </m:r>
+              </m:e>
+            </m:acc>
+          </m:e>
+          <m:sub>
+            <m:r>
+              <m:rPr>
+                <m:sty m:val="p"/>
+              </m:rPr>
+              <m:t>−</m:t>
+            </m:r>
+            <m:r>
+              <m:t>i</m:t>
+            </m:r>
+          </m:sub>
+        </m:sSub>
+        <m:r>
+          <m:rPr>
+            <m:sty m:val="p"/>
+          </m:rPr>
+          <m:t>,</m:t>
+        </m:r>
+        <m:r>
+          <m:t>ε</m:t>
+        </m:r>
+        <m:r>
+          <m:rPr>
+            <m:sty m:val="p"/>
+          </m:rPr>
+          <m:t>)</m:t>
+        </m:r>
+      </m:oMath>
+      <w:r>
+        <w:t xml:space="preserve"> </w:t>
+      </w:r>
+      <w:r>
+        <w:t xml:space="preserve">Form out-of-fold residuals on</w:t>
+      </w:r>
+      <w:r>
+        <w:t xml:space="preserve"> </w:t>
+      </w:r>
+      <m:oMath>
+        <m:sSub>
+          <m:e>
+            <m:r>
+              <m:rPr>
+                <m:scr m:val="script"/>
+                <m:sty m:val="p"/>
+              </m:rPr>
+              <m:t>C</m:t>
+            </m:r>
+          </m:e>
+          <m:sub>
+            <m:r>
+              <m:rPr>
+                <m:sty m:val="p"/>
+              </m:rPr>
+              <m:t>c</m:t>
+            </m:r>
+            <m:r>
+              <m:rPr>
+                <m:sty m:val="p"/>
+              </m:rPr>
+              <m:t>a</m:t>
+            </m:r>
+            <m:r>
+              <m:rPr>
+                <m:sty m:val="p"/>
+              </m:rPr>
+              <m:t>l</m:t>
+            </m:r>
+          </m:sub>
+        </m:sSub>
+      </m:oMath>
+      <w:r>
+        <w:t xml:space="preserve">;</w:t>
+      </w:r>
+      <w:r>
+        <w:t xml:space="preserve"> </w:t>
+      </w:r>
+      <m:oMath>
+        <m:r>
+          <m:t>ε</m:t>
+        </m:r>
+        <m:r>
+          <m:rPr>
+            <m:sty m:val="p"/>
+          </m:rPr>
+          <m:t>←</m:t>
+        </m:r>
+        <m:r>
+          <m:rPr>
+            <m:sty m:val="p"/>
+          </m:rPr>
+          <m:t>(</m:t>
+        </m:r>
+        <m:r>
+          <m:t>1</m:t>
+        </m:r>
+        <m:r>
+          <m:rPr>
+            <m:sty m:val="p"/>
+          </m:rPr>
+          <m:t>−</m:t>
+        </m:r>
+        <m:r>
+          <m:t>α</m:t>
+        </m:r>
+        <m:r>
+          <m:rPr>
+            <m:sty m:val="p"/>
+          </m:rPr>
+          <m:t>)</m:t>
+        </m:r>
+      </m:oMath>
+      <w:r>
+        <w:t xml:space="preserve"> </w:t>
+      </w:r>
+      <w:r>
+        <w:t xml:space="preserve">empirical quantile</w:t>
+      </w:r>
+      <w:r>
+        <w:t xml:space="preserve"> </w:t>
+      </w:r>
+      <w:r>
+        <w:t xml:space="preserve">Fit deployment estimator</w:t>
+      </w:r>
+      <w:r>
+        <w:t xml:space="preserve"> </w:t>
+      </w:r>
+      <m:oMath>
         <m:acc>
           <m:accPr>
             <m:chr m:val="̂"/>
@@ -34823,6 +34419,96 @@
           <m:rPr>
             <m:sty m:val="p"/>
           </m:rPr>
+          <m:t>(</m:t>
+        </m:r>
+        <m:r>
+          <m:t>Z</m:t>
+        </m:r>
+        <m:r>
+          <m:rPr>
+            <m:sty m:val="p"/>
+          </m:rPr>
+          <m:t>)</m:t>
+        </m:r>
+      </m:oMath>
+      <w:r>
+        <w:t xml:space="preserve"> </w:t>
+      </w:r>
+      <w:r>
+        <w:t xml:space="preserve">on all of</w:t>
+      </w:r>
+      <w:r>
+        <w:t xml:space="preserve"> </w:t>
+      </w:r>
+      <m:oMath>
+        <m:sSub>
+          <m:e>
+            <m:r>
+              <m:rPr>
+                <m:scr m:val="script"/>
+                <m:sty m:val="p"/>
+              </m:rPr>
+              <m:t>C</m:t>
+            </m:r>
+          </m:e>
+          <m:sub>
+            <m:r>
+              <m:rPr>
+                <m:sty m:val="p"/>
+              </m:rPr>
+              <m:t>c</m:t>
+            </m:r>
+            <m:r>
+              <m:rPr>
+                <m:sty m:val="p"/>
+              </m:rPr>
+              <m:t>a</m:t>
+            </m:r>
+            <m:r>
+              <m:rPr>
+                <m:sty m:val="p"/>
+              </m:rPr>
+              <m:t>l</m:t>
+            </m:r>
+          </m:sub>
+        </m:sSub>
+      </m:oMath>
+      <w:r>
+        <w:t xml:space="preserve">;</w:t>
+      </w:r>
+      <w:r>
+        <w:t xml:space="preserve"> </w:t>
+      </w:r>
+      <w:r>
+        <w:t xml:space="preserve">freeze</w:t>
+      </w:r>
+      <w:r>
+        <w:t xml:space="preserve"> </w:t>
+      </w:r>
+      <m:oMath>
+        <m:r>
+          <m:rPr>
+            <m:sty m:val="p"/>
+          </m:rPr>
+          <m:t>(</m:t>
+        </m:r>
+        <m:acc>
+          <m:accPr>
+            <m:chr m:val="̂"/>
+          </m:accPr>
+          <m:e>
+            <m:r>
+              <m:rPr>
+                <m:sty m:val="p"/>
+              </m:rPr>
+              <m:t>Δ</m:t>
+            </m:r>
+          </m:e>
+        </m:acc>
+        <m:r>
+          <m:rPr>
+            <m:sty m:val="p"/>
+          </m:rPr>
           <m:t>,</m:t>
         </m:r>
         <m:r>
@@ -34839,7 +34525,124 @@
         <w:t xml:space="preserve"> </w:t>
       </w:r>
       <w:r>
-        <w:t xml:space="preserve">Record decision, regret-to-oracle, coverage, false-adapt indicator</w:t>
+        <w:t xml:space="preserve">Run Algorithm </w:t>
+      </w:r>
+      <w:hyperlink w:anchor="alg:kga">
+        <w:r>
+          <w:rPr>
+            <w:rStyle w:val="Hyperlink"/>
+          </w:rPr>
+          <w:t xml:space="preserve">[alg:kga]</w:t>
+        </w:r>
+      </w:hyperlink>
+      <w:r>
+        <w:t xml:space="preserve"> </w:t>
+      </w:r>
+      <w:r>
+        <w:t xml:space="preserve">with</w:t>
+      </w:r>
+      <w:r>
+        <w:t xml:space="preserve"> </w:t>
+      </w:r>
+      <m:oMath>
+        <m:r>
+          <m:rPr>
+            <m:sty m:val="p"/>
+          </m:rPr>
+          <m:t>(</m:t>
+        </m:r>
+        <m:sSub>
+          <m:e>
+            <m:r>
+              <m:t>f</m:t>
+            </m:r>
+          </m:e>
+          <m:sub>
+            <m:r>
+              <m:t>0</m:t>
+            </m:r>
+          </m:sub>
+        </m:sSub>
+        <m:r>
+          <m:rPr>
+            <m:sty m:val="p"/>
+          </m:rPr>
+          <m:t>,</m:t>
+        </m:r>
+        <m:sSub>
+          <m:e>
+            <m:r>
+              <m:rPr>
+                <m:scr m:val="script"/>
+                <m:sty m:val="p"/>
+              </m:rPr>
+              <m:t>A</m:t>
+            </m:r>
+          </m:e>
+          <m:sub>
+            <m:r>
+              <m:t>k</m:t>
+            </m:r>
+          </m:sub>
+        </m:sSub>
+        <m:r>
+          <m:rPr>
+            <m:sty m:val="p"/>
+          </m:rPr>
+          <m:t>,</m:t>
+        </m:r>
+        <m:sSub>
+          <m:e>
+            <m:r>
+              <m:t>X</m:t>
+            </m:r>
+          </m:e>
+          <m:sub>
+            <m:r>
+              <m:t>c</m:t>
+            </m:r>
+          </m:sub>
+        </m:sSub>
+        <m:r>
+          <m:rPr>
+            <m:sty m:val="p"/>
+          </m:rPr>
+          <m:t>,</m:t>
+        </m:r>
+        <m:acc>
+          <m:accPr>
+            <m:chr m:val="̂"/>
+          </m:accPr>
+          <m:e>
+            <m:r>
+              <m:rPr>
+                <m:sty m:val="p"/>
+              </m:rPr>
+              <m:t>Δ</m:t>
+            </m:r>
+          </m:e>
+        </m:acc>
+        <m:r>
+          <m:rPr>
+            <m:sty m:val="p"/>
+          </m:rPr>
+          <m:t>,</m:t>
+        </m:r>
+        <m:r>
+          <m:t>ε</m:t>
+        </m:r>
+        <m:r>
+          <m:rPr>
+            <m:sty m:val="p"/>
+          </m:rPr>
+          <m:t>)</m:t>
+        </m:r>
+      </m:oMath>
+      <w:r>
+        <w:t xml:space="preserve"> </w:t>
+      </w:r>
+      <w:r>
+        <w:t xml:space="preserve">Record decision, regret-to-oracle, coverage, false-adapt indicator per condition</w:t>
       </w:r>
       <w:r>
         <w:t xml:space="preserve"> </w:t>
@@ -38796,7 +38599,7 @@
         <w:t xml:space="preserve"> </w:t>
       </w:r>
       <w:r>
-        <w:t xml:space="preserve">The</w:t>
+        <w:t xml:space="preserve">On the</w:t>
       </w:r>
       <w:r>
         <w:t xml:space="preserve"> </w:t>
@@ -38819,7 +38622,34 @@
         <w:t xml:space="preserve"> </w:t>
       </w:r>
       <w:r>
-        <w:t xml:space="preserve">face assumes</w:t>
+        <w:t xml:space="preserve">face the class</w:t>
+      </w:r>
+      <w:r>
+        <w:t xml:space="preserve"> </w:t>
+      </w:r>
+      <m:oMath>
+        <m:sSub>
+          <m:e>
+            <m:r>
+              <m:rPr>
+                <m:scr m:val="script"/>
+                <m:sty m:val="p"/>
+              </m:rPr>
+              <m:t>C</m:t>
+            </m:r>
+          </m:e>
+          <m:sub>
+            <m:r>
+              <m:t>0</m:t>
+            </m:r>
+          </m:sub>
+        </m:sSub>
+      </m:oMath>
+      <w:r>
+        <w:t xml:space="preserve"> </w:t>
+      </w:r>
+      <w:r>
+        <w:t xml:space="preserve">forces</w:t>
       </w:r>
       <w:r>
         <w:t xml:space="preserve"> </w:t>
@@ -38839,21 +38669,93 @@
         </m:r>
       </m:oMath>
       <w:r>
-        <w:t xml:space="preserve">. Under the stated disagreement-score decomposition, strict</w:t>
-      </w:r>
-      <w:r>
-        <w:t xml:space="preserve"> </w:t>
-      </w:r>
-      <w:r>
-        <w:t xml:space="preserve">commitment is sound for</w:t>
-      </w:r>
-      <w:r>
-        <w:t xml:space="preserve"> </w:t>
-      </w:r>
-      <m:oMath>
+        <w:t xml:space="preserve">, so</w:t>
+      </w:r>
+      <w:r>
+        <w:t xml:space="preserve"> </w:t>
+      </w:r>
+      <w:r>
+        <w:t xml:space="preserve">Lemma </w:t>
+      </w:r>
+      <w:hyperlink w:anchor="lem:reduction">
+        <w:r>
+          <w:rPr>
+            <w:rStyle w:val="Hyperlink"/>
+          </w:rPr>
+          <w:t xml:space="preserve">1</w:t>
+        </w:r>
+      </w:hyperlink>
+      <w:r>
+        <w:t xml:space="preserve"> </w:t>
+      </w:r>
+      <w:r>
+        <w:t xml:space="preserve">gives</w:t>
+      </w:r>
+      <w:r>
+        <w:t xml:space="preserve"> </w:t>
+      </w:r>
+      <m:oMath>
+        <m:r>
+          <m:rPr>
+            <m:sty m:val="p"/>
+          </m:rPr>
+          <m:t>sign</m:t>
+        </m:r>
+        <m:r>
+          <m:rPr>
+            <m:sty m:val="p"/>
+          </m:rPr>
+          <m:t>Δ</m:t>
+        </m:r>
+        <m:r>
+          <m:rPr>
+            <m:sty m:val="p"/>
+          </m:rPr>
+          <m:t>=</m:t>
+        </m:r>
+        <m:r>
+          <m:rPr>
+            <m:sty m:val="p"/>
+          </m:rPr>
+          <m:t>sign</m:t>
+        </m:r>
         <m:r>
           <m:t>M</m:t>
         </m:r>
+      </m:oMath>
+      <w:r>
+        <w:t xml:space="preserve"> </w:t>
+      </w:r>
+      <w:r>
+        <w:t xml:space="preserve">exactly, and the frontier of</w:t>
+      </w:r>
+      <w:r>
+        <w:t xml:space="preserve"> </w:t>
+      </w:r>
+      <w:r>
+        <w:t xml:space="preserve">Theorem </w:t>
+      </w:r>
+      <w:hyperlink w:anchor="thm:headline">
+        <w:r>
+          <w:rPr>
+            <w:rStyle w:val="Hyperlink"/>
+          </w:rPr>
+          <w:t xml:space="preserve">2</w:t>
+        </w:r>
+      </w:hyperlink>
+      <w:r>
+        <w:t xml:space="preserve"> </w:t>
+      </w:r>
+      <w:r>
+        <w:t xml:space="preserve">specializes as follows. If</w:t>
+      </w:r>
+      <w:r>
+        <w:t xml:space="preserve"> </w:t>
+      </w:r>
+      <m:oMath>
+        <m:r>
+          <m:t>M</m:t>
+        </m:r>
         <m:r>
           <m:rPr>
             <m:sty m:val="p"/>
@@ -38865,7 +38767,7 @@
         </m:r>
       </m:oMath>
       <w:r>
-        <w:t xml:space="preserve">, while</w:t>
+        <w:t xml:space="preserve">, the strict action of sign</w:t>
       </w:r>
       <w:r>
         <w:t xml:space="preserve"> </w:t>
@@ -38874,6 +38776,117 @@
         <m:r>
           <m:t>M</m:t>
         </m:r>
+      </m:oMath>
+      <w:r>
+        <w:t xml:space="preserve"> </w:t>
+      </w:r>
+      <w:r>
+        <w:t xml:space="preserve">(</w:t>
+      </w:r>
+      <w:r>
+        <w:rPr>
+          <w:smallCaps/>
+        </w:rPr>
+        <w:t xml:space="preserve">adapt</w:t>
+      </w:r>
+      <w:r>
+        <w:t xml:space="preserve"> </w:t>
+      </w:r>
+      <w:r>
+        <w:t xml:space="preserve">for</w:t>
+      </w:r>
+      <w:r>
+        <w:t xml:space="preserve"> </w:t>
+      </w:r>
+      <m:oMath>
+        <m:r>
+          <m:t>M</m:t>
+        </m:r>
+        <m:r>
+          <m:rPr>
+            <m:sty m:val="p"/>
+          </m:rPr>
+          <m:t>&gt;</m:t>
+        </m:r>
+        <m:r>
+          <m:t>0</m:t>
+        </m:r>
+      </m:oMath>
+      <w:r>
+        <w:t xml:space="preserve">,</w:t>
+      </w:r>
+      <w:r>
+        <w:t xml:space="preserve"> </w:t>
+      </w:r>
+      <w:r>
+        <w:rPr>
+          <w:smallCaps/>
+        </w:rPr>
+        <w:t xml:space="preserve">freeze</w:t>
+      </w:r>
+      <w:r>
+        <w:t xml:space="preserve"> </w:t>
+      </w:r>
+      <w:r>
+        <w:t xml:space="preserve">for</w:t>
+      </w:r>
+      <w:r>
+        <w:t xml:space="preserve"> </w:t>
+      </w:r>
+      <m:oMath>
+        <m:r>
+          <m:t>M</m:t>
+        </m:r>
+        <m:r>
+          <m:rPr>
+            <m:sty m:val="p"/>
+          </m:rPr>
+          <m:t>&lt;</m:t>
+        </m:r>
+        <m:r>
+          <m:t>0</m:t>
+        </m:r>
+      </m:oMath>
+      <w:r>
+        <w:t xml:space="preserve">) is uniformly sound over</w:t>
+      </w:r>
+      <w:r>
+        <w:t xml:space="preserve"> </w:t>
+      </w:r>
+      <m:oMath>
+        <m:sSub>
+          <m:e>
+            <m:r>
+              <m:rPr>
+                <m:scr m:val="script"/>
+                <m:sty m:val="p"/>
+              </m:rPr>
+              <m:t>C</m:t>
+            </m:r>
+          </m:e>
+          <m:sub>
+            <m:r>
+              <m:t>0</m:t>
+            </m:r>
+          </m:sub>
+        </m:sSub>
+      </m:oMath>
+      <w:r>
+        <w:t xml:space="preserve">.</w:t>
+      </w:r>
+      <w:r>
+        <w:t xml:space="preserve"> </w:t>
+      </w:r>
+      <w:r>
+        <w:t xml:space="preserve">If</w:t>
+      </w:r>
+      <w:r>
+        <w:t xml:space="preserve"> </w:t>
+      </w:r>
+      <m:oMath>
+        <m:r>
+          <m:t>M</m:t>
+        </m:r>
         <m:r>
           <m:rPr>
             <m:sty m:val="p"/>
@@ -38885,10 +38898,7 @@
         </m:r>
       </m:oMath>
       <w:r>
-        <w:t xml:space="preserve"> </w:t>
-      </w:r>
-      <w:r>
-        <w:t xml:space="preserve">yields</w:t>
+        <w:t xml:space="preserve">, then</w:t>
       </w:r>
       <w:r>
         <w:t xml:space="preserve"> </w:t>
@@ -38911,13 +38921,34 @@
         </m:r>
       </m:oMath>
       <w:r>
-        <w:t xml:space="preserve">. Existing estimators may be</w:t>
-      </w:r>
-      <w:r>
-        <w:t xml:space="preserve"> </w:t>
-      </w:r>
-      <w:r>
-        <w:t xml:space="preserve">interpreted as</w:t>
+        <w:t xml:space="preserve"> </w:t>
+      </w:r>
+      <w:r>
+        <w:t xml:space="preserve">identically, so under the strict-decision semantics neither strict</w:t>
+      </w:r>
+      <w:r>
+        <w:t xml:space="preserve"> </w:t>
+      </w:r>
+      <w:r>
+        <w:t xml:space="preserve">action is sound and the maximal sound action is</w:t>
+      </w:r>
+      <w:r>
+        <w:t xml:space="preserve"> </w:t>
+      </w:r>
+      <w:r>
+        <w:rPr>
+          <w:smallCaps/>
+        </w:rPr>
+        <w:t xml:space="preserve">abstain</w:t>
+      </w:r>
+      <w:r>
+        <w:t xml:space="preserve">. Existing label-free estimators</w:t>
+      </w:r>
+      <w:r>
+        <w:t xml:space="preserve"> </w:t>
+      </w:r>
+      <w:r>
+        <w:t xml:space="preserve">may be interpreted as</w:t>
       </w:r>
       <w:r>
         <w:t xml:space="preserve"> </w:t>
@@ -38940,7 +38971,13 @@
         <w:t xml:space="preserve"> </w:t>
       </w:r>
       <w:r>
-        <w:t xml:space="preserve">plug-ins only when their estimand realizes this decomposition;</w:t>
+        <w:t xml:space="preserve">plug-ins only when their estimand realizes the stated</w:t>
+      </w:r>
+      <w:r>
+        <w:t xml:space="preserve"> </w:t>
+      </w:r>
+      <w:r>
+        <w:t xml:space="preserve">disagreement-score decomposition; assuming</w:t>
       </w:r>
       <w:r>
         <w:t xml:space="preserve"> </w:t>
@@ -39298,92 +39335,9 @@
       <w:r>
         <w:t xml:space="preserve"> </w:t>
       </w:r>
-      <m:oMath>
-        <m:sSub>
-          <m:e>
-            <m:r>
-              <m:t>p</m:t>
-            </m:r>
-          </m:e>
-          <m:sub>
-            <m:r>
-              <m:t>a</m:t>
-            </m:r>
-          </m:sub>
-        </m:sSub>
-        <m:r>
-          <m:rPr>
-            <m:sty m:val="p"/>
-          </m:rPr>
-          <m:t>−</m:t>
-        </m:r>
-        <m:sSub>
-          <m:e>
-            <m:r>
-              <m:t>p</m:t>
-            </m:r>
-          </m:e>
-          <m:sub>
-            <m:r>
-              <m:t>0</m:t>
-            </m:r>
-          </m:sub>
-        </m:sSub>
-        <m:r>
-          <m:rPr>
-            <m:sty m:val="p"/>
-          </m:rPr>
-          <m:t>=</m:t>
-        </m:r>
-        <m:sSub>
-          <m:e>
-            <m:r>
-              <m:t>M</m:t>
-            </m:r>
-          </m:e>
-          <m:sub>
-            <m:r>
-              <m:rPr>
-                <m:sty m:val="p"/>
-              </m:rPr>
-              <m:t>m</m:t>
-            </m:r>
-            <m:r>
-              <m:rPr>
-                <m:sty m:val="p"/>
-              </m:rPr>
-              <m:t>c</m:t>
-            </m:r>
-          </m:sub>
-        </m:sSub>
-        <m:r>
-          <m:rPr>
-            <m:sty m:val="p"/>
-          </m:rPr>
-          <m:t>+</m:t>
-        </m:r>
-        <m:sSub>
-          <m:e>
-            <m:r>
-              <m:t>γ</m:t>
-            </m:r>
-          </m:e>
-          <m:sub>
-            <m:r>
-              <m:rPr>
-                <m:sty m:val="p"/>
-              </m:rPr>
-              <m:t>m</m:t>
-            </m:r>
-            <m:r>
-              <m:rPr>
-                <m:sty m:val="p"/>
-              </m:rPr>
-              <m:t>c</m:t>
-            </m:r>
-          </m:sub>
-        </m:sSub>
-      </m:oMath>
+      <w:r>
+        <w:t xml:space="preserve">$p_a-p_0=M_{\rm mc}+\gamma_{\rm mc}$</w:t>
+      </w:r>
       <w:r>
         <w:t xml:space="preserve"> </w:t>
       </w:r>
@@ -39393,136 +39347,18 @@
       <w:r>
         <w:t xml:space="preserve"> </w:t>
       </w:r>
-      <m:oMath>
-        <m:r>
-          <m:rPr>
-            <m:sty m:val="p"/>
-          </m:rPr>
-          <m:t>|</m:t>
-        </m:r>
-        <m:sSub>
-          <m:e>
-            <m:r>
-              <m:t>γ</m:t>
-            </m:r>
-          </m:e>
-          <m:sub>
-            <m:r>
-              <m:rPr>
-                <m:sty m:val="p"/>
-              </m:rPr>
-              <m:t>m</m:t>
-            </m:r>
-            <m:r>
-              <m:rPr>
-                <m:sty m:val="p"/>
-              </m:rPr>
-              <m:t>c</m:t>
-            </m:r>
-          </m:sub>
-        </m:sSub>
-        <m:r>
-          <m:rPr>
-            <m:sty m:val="p"/>
-          </m:rPr>
-          <m:t>|</m:t>
-        </m:r>
-        <m:r>
-          <m:rPr>
-            <m:sty m:val="p"/>
-          </m:rPr>
-          <m:t>≤</m:t>
-        </m:r>
-        <m:sSub>
-          <m:e>
-            <m:r>
-              <m:t>β</m:t>
-            </m:r>
-          </m:e>
-          <m:sub>
-            <m:r>
-              <m:rPr>
-                <m:sty m:val="p"/>
-              </m:rPr>
-              <m:t>m</m:t>
-            </m:r>
-            <m:r>
-              <m:rPr>
-                <m:sty m:val="p"/>
-              </m:rPr>
-              <m:t>c</m:t>
-            </m:r>
-          </m:sub>
-        </m:sSub>
-      </m:oMath>
+      <w:r>
+        <w:t xml:space="preserve">$|\gamma_{\rm mc}|\le\beta_{\rm mc}$</w:t>
+      </w:r>
       <w:r>
         <w:t xml:space="preserve">, then</w:t>
       </w:r>
       <w:r>
         <w:t xml:space="preserve"> </w:t>
       </w:r>
-      <m:oMath>
-        <m:r>
-          <m:rPr>
-            <m:sty m:val="p"/>
-          </m:rPr>
-          <m:t>|</m:t>
-        </m:r>
-        <m:sSub>
-          <m:e>
-            <m:r>
-              <m:t>M</m:t>
-            </m:r>
-          </m:e>
-          <m:sub>
-            <m:r>
-              <m:rPr>
-                <m:sty m:val="p"/>
-              </m:rPr>
-              <m:t>m</m:t>
-            </m:r>
-            <m:r>
-              <m:rPr>
-                <m:sty m:val="p"/>
-              </m:rPr>
-              <m:t>c</m:t>
-            </m:r>
-          </m:sub>
-        </m:sSub>
-        <m:r>
-          <m:rPr>
-            <m:sty m:val="p"/>
-          </m:rPr>
-          <m:t>|</m:t>
-        </m:r>
-        <m:r>
-          <m:rPr>
-            <m:sty m:val="p"/>
-          </m:rPr>
-          <m:t>&gt;</m:t>
-        </m:r>
-        <m:sSub>
-          <m:e>
-            <m:r>
-              <m:t>β</m:t>
-            </m:r>
-          </m:e>
-          <m:sub>
-            <m:r>
-              <m:rPr>
-                <m:sty m:val="p"/>
-              </m:rPr>
-              <m:t>m</m:t>
-            </m:r>
-            <m:r>
-              <m:rPr>
-                <m:sty m:val="p"/>
-              </m:rPr>
-              <m:t>c</m:t>
-            </m:r>
-          </m:sub>
-        </m:sSub>
-      </m:oMath>
+      <w:r>
+        <w:t xml:space="preserve">$|M_{\rm mc}|&gt;\beta_{\rm mc}$</w:t>
+      </w:r>
       <w:r>
         <w:t xml:space="preserve"> </w:t>
       </w:r>
@@ -39886,333 +39722,12 @@
       <w:pPr>
         <w:pStyle w:val="BodyText"/>
       </w:pPr>
-      <m:oMathPara>
-        <m:oMathParaPr>
-          <m:jc m:val="center"/>
-        </m:oMathParaPr>
-        <m:oMath>
-          <m:eqArr>
-            <m:e>
-              <m:sSub>
-                <m:e>
-                  <m:r>
-                    <m:t>M</m:t>
-                  </m:r>
-                </m:e>
-                <m:sub>
-                  <m:r>
-                    <m:rPr>
-                      <m:sty m:val="p"/>
-                    </m:rPr>
-                    <m:t>r</m:t>
-                  </m:r>
-                  <m:r>
-                    <m:rPr>
-                      <m:sty m:val="p"/>
-                    </m:rPr>
-                    <m:t>e</m:t>
-                  </m:r>
-                  <m:r>
-                    <m:rPr>
-                      <m:sty m:val="p"/>
-                    </m:rPr>
-                    <m:t>g</m:t>
-                  </m:r>
-                </m:sub>
-              </m:sSub>
-              <m:r>
-                <m:t>&amp;</m:t>
-              </m:r>
-              <m:r>
-                <m:rPr>
-                  <m:sty m:val="p"/>
-                </m:rPr>
-                <m:t>=</m:t>
-              </m:r>
-              <m:sSub>
-                <m:e>
-                  <m:r>
-                    <m:rPr>
-                      <m:scr m:val="double-struck"/>
-                      <m:sty m:val="p"/>
-                    </m:rPr>
-                    <m:t>E</m:t>
-                  </m:r>
-                </m:e>
-                <m:sub>
-                  <m:r>
-                    <m:t>T</m:t>
-                  </m:r>
-                </m:sub>
-              </m:sSub>
-              <m:r>
-                <m:rPr>
-                  <m:sty m:val="p"/>
-                </m:rPr>
-                <m:t>[</m:t>
-              </m:r>
-              <m:r>
-                <m:rPr>
-                  <m:sty m:val="p"/>
-                </m:rPr>
-                <m:t>(</m:t>
-              </m:r>
-              <m:sSub>
-                <m:e>
-                  <m:r>
-                    <m:t>f</m:t>
-                  </m:r>
-                </m:e>
-                <m:sub>
-                  <m:r>
-                    <m:t>a</m:t>
-                  </m:r>
-                </m:sub>
-              </m:sSub>
-              <m:r>
-                <m:rPr>
-                  <m:sty m:val="p"/>
-                </m:rPr>
-                <m:t>−</m:t>
-              </m:r>
-              <m:sSub>
-                <m:e>
-                  <m:r>
-                    <m:t>f</m:t>
-                  </m:r>
-                </m:e>
-                <m:sub>
-                  <m:r>
-                    <m:t>0</m:t>
-                  </m:r>
-                </m:sub>
-              </m:sSub>
-              <m:r>
-                <m:rPr>
-                  <m:sty m:val="p"/>
-                </m:rPr>
-                <m:t>)</m:t>
-              </m:r>
-              <m:r>
-                <m:rPr>
-                  <m:sty m:val="p"/>
-                </m:rPr>
-                <m:t>(</m:t>
-              </m:r>
-              <m:r>
-                <m:t>2</m:t>
-              </m:r>
-              <m:r>
-                <m:t>u</m:t>
-              </m:r>
-              <m:r>
-                <m:rPr>
-                  <m:sty m:val="p"/>
-                </m:rPr>
-                <m:t>−</m:t>
-              </m:r>
-              <m:sSub>
-                <m:e>
-                  <m:r>
-                    <m:t>f</m:t>
-                  </m:r>
-                </m:e>
-                <m:sub>
-                  <m:r>
-                    <m:t>0</m:t>
-                  </m:r>
-                </m:sub>
-              </m:sSub>
-              <m:r>
-                <m:rPr>
-                  <m:sty m:val="p"/>
-                </m:rPr>
-                <m:t>−</m:t>
-              </m:r>
-              <m:sSub>
-                <m:e>
-                  <m:r>
-                    <m:t>f</m:t>
-                  </m:r>
-                </m:e>
-                <m:sub>
-                  <m:r>
-                    <m:t>a</m:t>
-                  </m:r>
-                </m:sub>
-              </m:sSub>
-              <m:r>
-                <m:rPr>
-                  <m:sty m:val="p"/>
-                </m:rPr>
-                <m:t>)</m:t>
-              </m:r>
-              <m:r>
-                <m:rPr>
-                  <m:sty m:val="p"/>
-                </m:rPr>
-                <m:t>]</m:t>
-              </m:r>
-              <m:r>
-                <m:rPr>
-                  <m:sty m:val="p"/>
-                </m:rPr>
-                <m:t>,</m:t>
-              </m:r>
-            </m:e>
-            <m:e>
-              <m:sSub>
-                <m:e>
-                  <m:r>
-                    <m:t>γ</m:t>
-                  </m:r>
-                </m:e>
-                <m:sub>
-                  <m:r>
-                    <m:rPr>
-                      <m:sty m:val="p"/>
-                    </m:rPr>
-                    <m:t>r</m:t>
-                  </m:r>
-                  <m:r>
-                    <m:rPr>
-                      <m:sty m:val="p"/>
-                    </m:rPr>
-                    <m:t>e</m:t>
-                  </m:r>
-                  <m:r>
-                    <m:rPr>
-                      <m:sty m:val="p"/>
-                    </m:rPr>
-                    <m:t>g</m:t>
-                  </m:r>
-                </m:sub>
-              </m:sSub>
-              <m:r>
-                <m:t>&amp;</m:t>
-              </m:r>
-              <m:r>
-                <m:rPr>
-                  <m:sty m:val="p"/>
-                </m:rPr>
-                <m:t>=</m:t>
-              </m:r>
-              <m:r>
-                <m:t>2</m:t>
-              </m:r>
-              <m:sSub>
-                <m:e>
-                  <m:r>
-                    <m:rPr>
-                      <m:scr m:val="double-struck"/>
-                      <m:sty m:val="p"/>
-                    </m:rPr>
-                    <m:t>E</m:t>
-                  </m:r>
-                </m:e>
-                <m:sub>
-                  <m:r>
-                    <m:t>T</m:t>
-                  </m:r>
-                </m:sub>
-              </m:sSub>
-              <m:r>
-                <m:rPr>
-                  <m:sty m:val="p"/>
-                </m:rPr>
-                <m:t>[</m:t>
-              </m:r>
-              <m:r>
-                <m:rPr>
-                  <m:sty m:val="p"/>
-                </m:rPr>
-                <m:t>(</m:t>
-              </m:r>
-              <m:sSub>
-                <m:e>
-                  <m:r>
-                    <m:t>f</m:t>
-                  </m:r>
-                </m:e>
-                <m:sub>
-                  <m:r>
-                    <m:t>a</m:t>
-                  </m:r>
-                </m:sub>
-              </m:sSub>
-              <m:r>
-                <m:rPr>
-                  <m:sty m:val="p"/>
-                </m:rPr>
-                <m:t>−</m:t>
-              </m:r>
-              <m:sSub>
-                <m:e>
-                  <m:r>
-                    <m:t>f</m:t>
-                  </m:r>
-                </m:e>
-                <m:sub>
-                  <m:r>
-                    <m:t>0</m:t>
-                  </m:r>
-                </m:sub>
-              </m:sSub>
-              <m:r>
-                <m:rPr>
-                  <m:sty m:val="p"/>
-                </m:rPr>
-                <m:t>)</m:t>
-              </m:r>
-              <m:r>
-                <m:rPr>
-                  <m:sty m:val="p"/>
-                </m:rPr>
-                <m:t>(</m:t>
-              </m:r>
-              <m:sSub>
-                <m:e>
-                  <m:r>
-                    <m:t>m</m:t>
-                  </m:r>
-                </m:e>
-                <m:sub>
-                  <m:r>
-                    <m:t>T</m:t>
-                  </m:r>
-                </m:sub>
-              </m:sSub>
-              <m:r>
-                <m:rPr>
-                  <m:sty m:val="p"/>
-                </m:rPr>
-                <m:t>−</m:t>
-              </m:r>
-              <m:r>
-                <m:t>u</m:t>
-              </m:r>
-              <m:r>
-                <m:rPr>
-                  <m:sty m:val="p"/>
-                </m:rPr>
-                <m:t>)</m:t>
-              </m:r>
-              <m:r>
-                <m:rPr>
-                  <m:sty m:val="p"/>
-                </m:rPr>
-                <m:t>]</m:t>
-              </m:r>
-              <m:r>
-                <m:rPr>
-                  <m:sty m:val="p"/>
-                </m:rPr>
-                <m:t>.</m:t>
-              </m:r>
-            </m:e>
-          </m:eqArr>
-        </m:oMath>
-      </m:oMathPara>
+      <w:r>
+        <w:t xml:space="preserve">$$\begin{align*}
+    M_{\rm reg}&amp;=\mathbb{E}_T[(f_a-f_0)(2u-f_0-f_a)],\\
+    \gamma_{\rm reg}&amp;=2\mathbb{E}_T[(f_a-f_0)(m_T-u)].
+    \end{align*}$$</w:t>
+      </w:r>
     </w:p>
     <w:p>
       <w:pPr>
@@ -40224,160 +39739,18 @@
       <w:r>
         <w:t xml:space="preserve"> </w:t>
       </w:r>
-      <m:oMath>
-        <m:r>
-          <m:rPr>
-            <m:sty m:val="p"/>
-          </m:rPr>
-          <m:t>Δ</m:t>
-        </m:r>
-        <m:r>
-          <m:rPr>
-            <m:sty m:val="p"/>
-          </m:rPr>
-          <m:t>=</m:t>
-        </m:r>
-        <m:sSub>
-          <m:e>
-            <m:r>
-              <m:t>M</m:t>
-            </m:r>
-          </m:e>
-          <m:sub>
-            <m:r>
-              <m:rPr>
-                <m:sty m:val="p"/>
-              </m:rPr>
-              <m:t>r</m:t>
-            </m:r>
-            <m:r>
-              <m:rPr>
-                <m:sty m:val="p"/>
-              </m:rPr>
-              <m:t>e</m:t>
-            </m:r>
-            <m:r>
-              <m:rPr>
-                <m:sty m:val="p"/>
-              </m:rPr>
-              <m:t>g</m:t>
-            </m:r>
-          </m:sub>
-        </m:sSub>
-        <m:r>
-          <m:rPr>
-            <m:sty m:val="p"/>
-          </m:rPr>
-          <m:t>+</m:t>
-        </m:r>
-        <m:sSub>
-          <m:e>
-            <m:r>
-              <m:t>γ</m:t>
-            </m:r>
-          </m:e>
-          <m:sub>
-            <m:r>
-              <m:rPr>
-                <m:sty m:val="p"/>
-              </m:rPr>
-              <m:t>r</m:t>
-            </m:r>
-            <m:r>
-              <m:rPr>
-                <m:sty m:val="p"/>
-              </m:rPr>
-              <m:t>e</m:t>
-            </m:r>
-            <m:r>
-              <m:rPr>
-                <m:sty m:val="p"/>
-              </m:rPr>
-              <m:t>g</m:t>
-            </m:r>
-          </m:sub>
-        </m:sSub>
-      </m:oMath>
+      <w:r>
+        <w:t xml:space="preserve">$\Delta=M_{\rm reg}+\gamma_{\rm reg}$</w:t>
+      </w:r>
       <w:r>
         <w:t xml:space="preserve">. A declared bound</w:t>
       </w:r>
       <w:r>
         <w:t xml:space="preserve"> </w:t>
       </w:r>
-      <m:oMath>
-        <m:r>
-          <m:rPr>
-            <m:sty m:val="p"/>
-          </m:rPr>
-          <m:t>|</m:t>
-        </m:r>
-        <m:sSub>
-          <m:e>
-            <m:r>
-              <m:t>γ</m:t>
-            </m:r>
-          </m:e>
-          <m:sub>
-            <m:r>
-              <m:rPr>
-                <m:sty m:val="p"/>
-              </m:rPr>
-              <m:t>r</m:t>
-            </m:r>
-            <m:r>
-              <m:rPr>
-                <m:sty m:val="p"/>
-              </m:rPr>
-              <m:t>e</m:t>
-            </m:r>
-            <m:r>
-              <m:rPr>
-                <m:sty m:val="p"/>
-              </m:rPr>
-              <m:t>g</m:t>
-            </m:r>
-          </m:sub>
-        </m:sSub>
-        <m:r>
-          <m:rPr>
-            <m:sty m:val="p"/>
-          </m:rPr>
-          <m:t>|</m:t>
-        </m:r>
-        <m:r>
-          <m:rPr>
-            <m:sty m:val="p"/>
-          </m:rPr>
-          <m:t>≤</m:t>
-        </m:r>
-        <m:sSub>
-          <m:e>
-            <m:r>
-              <m:t>β</m:t>
-            </m:r>
-          </m:e>
-          <m:sub>
-            <m:r>
-              <m:rPr>
-                <m:sty m:val="p"/>
-              </m:rPr>
-              <m:t>r</m:t>
-            </m:r>
-            <m:r>
-              <m:rPr>
-                <m:sty m:val="p"/>
-              </m:rPr>
-              <m:t>e</m:t>
-            </m:r>
-            <m:r>
-              <m:rPr>
-                <m:sty m:val="p"/>
-              </m:rPr>
-              <m:t>g</m:t>
-            </m:r>
-          </m:sub>
-        </m:sSub>
-      </m:oMath>
+      <w:r>
+        <w:t xml:space="preserve">$|\gamma_{\rm reg}|\le\beta_{\rm reg}$</w:t>
+      </w:r>
       <w:r>
         <w:t xml:space="preserve"> </w:t>
       </w:r>
@@ -40387,80 +39760,9 @@
       <w:r>
         <w:t xml:space="preserve"> </w:t>
       </w:r>
-      <m:oMath>
-        <m:r>
-          <m:rPr>
-            <m:sty m:val="p"/>
-          </m:rPr>
-          <m:t>|</m:t>
-        </m:r>
-        <m:sSub>
-          <m:e>
-            <m:r>
-              <m:t>M</m:t>
-            </m:r>
-          </m:e>
-          <m:sub>
-            <m:r>
-              <m:rPr>
-                <m:sty m:val="p"/>
-              </m:rPr>
-              <m:t>r</m:t>
-            </m:r>
-            <m:r>
-              <m:rPr>
-                <m:sty m:val="p"/>
-              </m:rPr>
-              <m:t>e</m:t>
-            </m:r>
-            <m:r>
-              <m:rPr>
-                <m:sty m:val="p"/>
-              </m:rPr>
-              <m:t>g</m:t>
-            </m:r>
-          </m:sub>
-        </m:sSub>
-        <m:r>
-          <m:rPr>
-            <m:sty m:val="p"/>
-          </m:rPr>
-          <m:t>|</m:t>
-        </m:r>
-        <m:r>
-          <m:rPr>
-            <m:sty m:val="p"/>
-          </m:rPr>
-          <m:t>&gt;</m:t>
-        </m:r>
-        <m:sSub>
-          <m:e>
-            <m:r>
-              <m:t>β</m:t>
-            </m:r>
-          </m:e>
-          <m:sub>
-            <m:r>
-              <m:rPr>
-                <m:sty m:val="p"/>
-              </m:rPr>
-              <m:t>r</m:t>
-            </m:r>
-            <m:r>
-              <m:rPr>
-                <m:sty m:val="p"/>
-              </m:rPr>
-              <m:t>e</m:t>
-            </m:r>
-            <m:r>
-              <m:rPr>
-                <m:sty m:val="p"/>
-              </m:rPr>
-              <m:t>g</m:t>
-            </m:r>
-          </m:sub>
-        </m:sSub>
-      </m:oMath>
+      <w:r>
+        <w:t xml:space="preserve">$|M_{\rm reg}|&gt;\beta_{\rm reg}$</w:t>
+      </w:r>
       <w:r>
         <w:t xml:space="preserve">; a converse again requires a richness assumption on the target class.</w:t>
       </w:r>
@@ -40504,7 +39806,13 @@
         <w:t xml:space="preserve"> </w:t>
       </w:r>
       <w:r>
-        <w:t xml:space="preserve">or held-out cell, never an arbitrary pool of frames or domains; all policies replay the same unit</w:t>
+        <w:t xml:space="preserve">or evaluation cell (cross-fitted on the stress grids, held-out on the natural-shift tracks), never</w:t>
+      </w:r>
+      <w:r>
+        <w:t xml:space="preserve"> </w:t>
+      </w:r>
+      <w:r>
+        <w:t xml:space="preserve">an arbitrary pool of frames or domains; all policies replay the same unit</w:t>
       </w:r>
       <w:r>
         <w:t xml:space="preserve"> </w:t>
@@ -40994,711 +40302,6 @@
             <w:r>
               <w:t xml:space="preserve">Frozen fallback unless the candidate is certified for adaptation</w:t>
             </w:r>
-          </w:p>
-        </w:tc>
-      </w:tr>
-    </w:tbl>
-    <w:tbl>
-      <w:tblPr>
-        <w:tblStyle w:val="Table"/>
-        <w:tblW w:type="auto" w:w="0"/>
-        <w:tblLook w:firstRow="1" w:lastRow="0" w:firstColumn="0" w:lastColumn="0" w:noHBand="0" w:noVBand="0" w:val="0020"/>
-      </w:tblPr>
-      <w:tblGrid>
-        <w:gridCol w:w="880"/>
-        <w:gridCol w:w="880"/>
-        <w:gridCol w:w="880"/>
-        <w:gridCol w:w="880"/>
-        <w:gridCol w:w="880"/>
-        <w:gridCol w:w="880"/>
-        <w:gridCol w:w="880"/>
-        <w:gridCol w:w="880"/>
-        <w:gridCol w:w="880"/>
-      </w:tblGrid>
-      <w:tr>
-        <w:trPr>
-          <w:tblHeader w:val="on"/>
-        </w:trPr>
-        <w:tc>
-          <w:tcPr/>
-          <w:p>
-            <w:pPr>
-              <w:pStyle w:val="Compact"/>
-              <w:jc w:val="left"/>
-            </w:pPr>
-            <w:r>
-              <w:t xml:space="preserve">Policy</w:t>
-            </w:r>
-          </w:p>
-        </w:tc>
-        <w:tc>
-          <w:tcPr/>
-          <w:p>
-            <w:pPr>
-              <w:pStyle w:val="Compact"/>
-              <w:jc w:val="center"/>
-            </w:pPr>
-            <w:r>
-              <w:t xml:space="preserve">Balanced acc.</w:t>
-            </w:r>
-            <w:r>
-              <w:t xml:space="preserve"> </w:t>
-            </w:r>
-            <m:oMath>
-              <m:r>
-                <m:rPr>
-                  <m:sty m:val="p"/>
-                </m:rPr>
-                <m:t>↑</m:t>
-              </m:r>
-            </m:oMath>
-          </w:p>
-        </w:tc>
-        <w:tc>
-          <w:tcPr/>
-          <w:p>
-            <w:pPr>
-              <w:pStyle w:val="Compact"/>
-              <w:jc w:val="center"/>
-            </w:pPr>
-            <w:r>
-              <w:t xml:space="preserve">Macro-F1</w:t>
-            </w:r>
-            <w:r>
-              <w:t xml:space="preserve"> </w:t>
-            </w:r>
-            <m:oMath>
-              <m:r>
-                <m:rPr>
-                  <m:sty m:val="p"/>
-                </m:rPr>
-                <m:t>↑</m:t>
-              </m:r>
-            </m:oMath>
-          </w:p>
-        </w:tc>
-        <w:tc>
-          <w:tcPr/>
-          <w:p>
-            <w:pPr>
-              <w:pStyle w:val="Compact"/>
-              <w:jc w:val="center"/>
-            </w:pPr>
-            <w:r>
-              <w:t xml:space="preserve">Regret</w:t>
-            </w:r>
-            <w:r>
-              <w:t xml:space="preserve"> </w:t>
-            </w:r>
-            <m:oMath>
-              <m:r>
-                <m:rPr>
-                  <m:sty m:val="p"/>
-                </m:rPr>
-                <m:t>↓</m:t>
-              </m:r>
-            </m:oMath>
-          </w:p>
-        </w:tc>
-        <w:tc>
-          <w:tcPr/>
-          <w:p>
-            <w:pPr>
-              <w:pStyle w:val="Compact"/>
-              <w:jc w:val="center"/>
-            </w:pPr>
-            <m:oMath>
-              <m:sSub>
-                <m:e>
-                  <m:r>
-                    <m:rPr>
-                      <m:sty m:val="p"/>
-                    </m:rPr>
-                    <m:t>F</m:t>
-                  </m:r>
-                  <m:r>
-                    <m:rPr>
-                      <m:sty m:val="p"/>
-                    </m:rPr>
-                    <m:t>A</m:t>
-                  </m:r>
-                </m:e>
-                <m:sub>
-                  <m:r>
-                    <m:t>u</m:t>
-                  </m:r>
-                </m:sub>
-              </m:sSub>
-            </m:oMath>
-            <w:r>
-              <w:t xml:space="preserve"> </w:t>
-            </w:r>
-            <m:oMath>
-              <m:r>
-                <m:rPr>
-                  <m:sty m:val="p"/>
-                </m:rPr>
-                <m:t>↓</m:t>
-              </m:r>
-            </m:oMath>
-          </w:p>
-        </w:tc>
-        <w:tc>
-          <w:tcPr/>
-          <w:p>
-            <w:pPr>
-              <w:pStyle w:val="Compact"/>
-              <w:jc w:val="center"/>
-            </w:pPr>
-            <m:oMath>
-              <m:sSub>
-                <m:e>
-                  <m:r>
-                    <m:rPr>
-                      <m:sty m:val="p"/>
-                    </m:rPr>
-                    <m:t>F</m:t>
-                  </m:r>
-                  <m:r>
-                    <m:rPr>
-                      <m:sty m:val="p"/>
-                    </m:rPr>
-                    <m:t>A</m:t>
-                  </m:r>
-                </m:e>
-                <m:sub>
-                  <m:r>
-                    <m:t>c</m:t>
-                  </m:r>
-                </m:sub>
-              </m:sSub>
-            </m:oMath>
-            <w:r>
-              <w:t xml:space="preserve"> </w:t>
-            </w:r>
-            <m:oMath>
-              <m:r>
-                <m:rPr>
-                  <m:sty m:val="p"/>
-                </m:rPr>
-                <m:t>↓</m:t>
-              </m:r>
-            </m:oMath>
-          </w:p>
-        </w:tc>
-        <w:tc>
-          <w:tcPr/>
-          <w:p>
-            <w:pPr>
-              <w:pStyle w:val="Compact"/>
-              <w:jc w:val="center"/>
-            </w:pPr>
-            <w:r>
-              <w:t xml:space="preserve">Adapt rate</w:t>
-            </w:r>
-          </w:p>
-        </w:tc>
-        <w:tc>
-          <w:tcPr/>
-          <w:p>
-            <w:pPr>
-              <w:pStyle w:val="Compact"/>
-              <w:jc w:val="center"/>
-            </w:pPr>
-            <w:r>
-              <w:t xml:space="preserve">Abstain rate</w:t>
-            </w:r>
-          </w:p>
-        </w:tc>
-        <w:tc>
-          <w:tcPr/>
-          <w:p>
-            <w:pPr>
-              <w:pStyle w:val="Compact"/>
-              <w:jc w:val="center"/>
-            </w:pPr>
-            <w:r>
-              <w:t xml:space="preserve">Mean latency (ms)</w:t>
-            </w:r>
-            <w:r>
-              <w:t xml:space="preserve"> </w:t>
-            </w:r>
-            <m:oMath>
-              <m:r>
-                <m:rPr>
-                  <m:sty m:val="p"/>
-                </m:rPr>
-                <m:t>↓</m:t>
-              </m:r>
-            </m:oMath>
-          </w:p>
-        </w:tc>
-      </w:tr>
-      <w:tr>
-        <w:tc>
-          <w:tcPr/>
-          <w:p>
-            <w:pPr>
-              <w:pStyle w:val="Compact"/>
-              <w:jc w:val="left"/>
-            </w:pPr>
-            <w:r>
-              <w:t xml:space="preserve">Always-freeze</w:t>
-            </w:r>
-          </w:p>
-        </w:tc>
-        <w:tc>
-          <w:tcPr/>
-          <w:p>
-            <w:pPr>
-              <w:pStyle w:val="Compact"/>
-            </w:pPr>
-          </w:p>
-        </w:tc>
-        <w:tc>
-          <w:tcPr/>
-          <w:p>
-            <w:pPr>
-              <w:pStyle w:val="Compact"/>
-            </w:pPr>
-          </w:p>
-        </w:tc>
-        <w:tc>
-          <w:tcPr/>
-          <w:p>
-            <w:pPr>
-              <w:pStyle w:val="Compact"/>
-            </w:pPr>
-          </w:p>
-        </w:tc>
-        <w:tc>
-          <w:tcPr/>
-          <w:p>
-            <w:pPr>
-              <w:pStyle w:val="Compact"/>
-            </w:pPr>
-          </w:p>
-        </w:tc>
-        <w:tc>
-          <w:tcPr/>
-          <w:p>
-            <w:pPr>
-              <w:pStyle w:val="Compact"/>
-            </w:pPr>
-          </w:p>
-        </w:tc>
-        <w:tc>
-          <w:tcPr/>
-          <w:p>
-            <w:pPr>
-              <w:pStyle w:val="Compact"/>
-            </w:pPr>
-          </w:p>
-        </w:tc>
-        <w:tc>
-          <w:tcPr/>
-          <w:p>
-            <w:pPr>
-              <w:pStyle w:val="Compact"/>
-            </w:pPr>
-          </w:p>
-        </w:tc>
-        <w:tc>
-          <w:tcPr/>
-          <w:p>
-            <w:pPr>
-              <w:pStyle w:val="Compact"/>
-            </w:pPr>
-          </w:p>
-        </w:tc>
-      </w:tr>
-      <w:tr>
-        <w:tc>
-          <w:tcPr/>
-          <w:p>
-            <w:pPr>
-              <w:pStyle w:val="Compact"/>
-              <w:jc w:val="left"/>
-            </w:pPr>
-            <w:r>
-              <w:t xml:space="preserve">Always-adapt</w:t>
-            </w:r>
-          </w:p>
-        </w:tc>
-        <w:tc>
-          <w:tcPr/>
-          <w:p>
-            <w:pPr>
-              <w:pStyle w:val="Compact"/>
-            </w:pPr>
-          </w:p>
-        </w:tc>
-        <w:tc>
-          <w:tcPr/>
-          <w:p>
-            <w:pPr>
-              <w:pStyle w:val="Compact"/>
-            </w:pPr>
-          </w:p>
-        </w:tc>
-        <w:tc>
-          <w:tcPr/>
-          <w:p>
-            <w:pPr>
-              <w:pStyle w:val="Compact"/>
-            </w:pPr>
-          </w:p>
-        </w:tc>
-        <w:tc>
-          <w:tcPr/>
-          <w:p>
-            <w:pPr>
-              <w:pStyle w:val="Compact"/>
-            </w:pPr>
-          </w:p>
-        </w:tc>
-        <w:tc>
-          <w:tcPr/>
-          <w:p>
-            <w:pPr>
-              <w:pStyle w:val="Compact"/>
-            </w:pPr>
-          </w:p>
-        </w:tc>
-        <w:tc>
-          <w:tcPr/>
-          <w:p>
-            <w:pPr>
-              <w:pStyle w:val="Compact"/>
-            </w:pPr>
-          </w:p>
-        </w:tc>
-        <w:tc>
-          <w:tcPr/>
-          <w:p>
-            <w:pPr>
-              <w:pStyle w:val="Compact"/>
-            </w:pPr>
-          </w:p>
-        </w:tc>
-        <w:tc>
-          <w:tcPr/>
-          <w:p>
-            <w:pPr>
-              <w:pStyle w:val="Compact"/>
-            </w:pPr>
-          </w:p>
-        </w:tc>
-      </w:tr>
-      <w:tr>
-        <w:tc>
-          <w:tcPr/>
-          <w:p>
-            <w:pPr>
-              <w:pStyle w:val="Compact"/>
-              <w:jc w:val="left"/>
-            </w:pPr>
-            <w:r>
-              <w:t xml:space="preserve">Confidence gate</w:t>
-            </w:r>
-          </w:p>
-        </w:tc>
-        <w:tc>
-          <w:tcPr/>
-          <w:p>
-            <w:pPr>
-              <w:pStyle w:val="Compact"/>
-            </w:pPr>
-          </w:p>
-        </w:tc>
-        <w:tc>
-          <w:tcPr/>
-          <w:p>
-            <w:pPr>
-              <w:pStyle w:val="Compact"/>
-            </w:pPr>
-          </w:p>
-        </w:tc>
-        <w:tc>
-          <w:tcPr/>
-          <w:p>
-            <w:pPr>
-              <w:pStyle w:val="Compact"/>
-            </w:pPr>
-          </w:p>
-        </w:tc>
-        <w:tc>
-          <w:tcPr/>
-          <w:p>
-            <w:pPr>
-              <w:pStyle w:val="Compact"/>
-            </w:pPr>
-          </w:p>
-        </w:tc>
-        <w:tc>
-          <w:tcPr/>
-          <w:p>
-            <w:pPr>
-              <w:pStyle w:val="Compact"/>
-            </w:pPr>
-          </w:p>
-        </w:tc>
-        <w:tc>
-          <w:tcPr/>
-          <w:p>
-            <w:pPr>
-              <w:pStyle w:val="Compact"/>
-            </w:pPr>
-          </w:p>
-        </w:tc>
-        <w:tc>
-          <w:tcPr/>
-          <w:p>
-            <w:pPr>
-              <w:pStyle w:val="Compact"/>
-            </w:pPr>
-          </w:p>
-        </w:tc>
-        <w:tc>
-          <w:tcPr/>
-          <w:p>
-            <w:pPr>
-              <w:pStyle w:val="Compact"/>
-            </w:pPr>
-          </w:p>
-        </w:tc>
-      </w:tr>
-      <w:tr>
-        <w:tc>
-          <w:tcPr/>
-          <w:p>
-            <w:pPr>
-              <w:pStyle w:val="Compact"/>
-              <w:jc w:val="left"/>
-            </w:pPr>
-            <w:r>
-              <w:t xml:space="preserve">Entropy gate</w:t>
-            </w:r>
-          </w:p>
-        </w:tc>
-        <w:tc>
-          <w:tcPr/>
-          <w:p>
-            <w:pPr>
-              <w:pStyle w:val="Compact"/>
-            </w:pPr>
-          </w:p>
-        </w:tc>
-        <w:tc>
-          <w:tcPr/>
-          <w:p>
-            <w:pPr>
-              <w:pStyle w:val="Compact"/>
-            </w:pPr>
-          </w:p>
-        </w:tc>
-        <w:tc>
-          <w:tcPr/>
-          <w:p>
-            <w:pPr>
-              <w:pStyle w:val="Compact"/>
-            </w:pPr>
-          </w:p>
-        </w:tc>
-        <w:tc>
-          <w:tcPr/>
-          <w:p>
-            <w:pPr>
-              <w:pStyle w:val="Compact"/>
-            </w:pPr>
-          </w:p>
-        </w:tc>
-        <w:tc>
-          <w:tcPr/>
-          <w:p>
-            <w:pPr>
-              <w:pStyle w:val="Compact"/>
-            </w:pPr>
-          </w:p>
-        </w:tc>
-        <w:tc>
-          <w:tcPr/>
-          <w:p>
-            <w:pPr>
-              <w:pStyle w:val="Compact"/>
-            </w:pPr>
-          </w:p>
-        </w:tc>
-        <w:tc>
-          <w:tcPr/>
-          <w:p>
-            <w:pPr>
-              <w:pStyle w:val="Compact"/>
-            </w:pPr>
-          </w:p>
-        </w:tc>
-        <w:tc>
-          <w:tcPr/>
-          <w:p>
-            <w:pPr>
-              <w:pStyle w:val="Compact"/>
-            </w:pPr>
-          </w:p>
-        </w:tc>
-      </w:tr>
-      <w:tr>
-        <w:tc>
-          <w:tcPr/>
-          <w:p>
-            <w:pPr>
-              <w:pStyle w:val="Compact"/>
-              <w:jc w:val="left"/>
-            </w:pPr>
-            <w:r>
-              <w:t xml:space="preserve">KGA, no radius</w:t>
-            </w:r>
-          </w:p>
-        </w:tc>
-        <w:tc>
-          <w:tcPr/>
-          <w:p>
-            <w:pPr>
-              <w:pStyle w:val="Compact"/>
-            </w:pPr>
-          </w:p>
-        </w:tc>
-        <w:tc>
-          <w:tcPr/>
-          <w:p>
-            <w:pPr>
-              <w:pStyle w:val="Compact"/>
-            </w:pPr>
-          </w:p>
-        </w:tc>
-        <w:tc>
-          <w:tcPr/>
-          <w:p>
-            <w:pPr>
-              <w:pStyle w:val="Compact"/>
-            </w:pPr>
-          </w:p>
-        </w:tc>
-        <w:tc>
-          <w:tcPr/>
-          <w:p>
-            <w:pPr>
-              <w:pStyle w:val="Compact"/>
-            </w:pPr>
-          </w:p>
-        </w:tc>
-        <w:tc>
-          <w:tcPr/>
-          <w:p>
-            <w:pPr>
-              <w:pStyle w:val="Compact"/>
-            </w:pPr>
-          </w:p>
-        </w:tc>
-        <w:tc>
-          <w:tcPr/>
-          <w:p>
-            <w:pPr>
-              <w:pStyle w:val="Compact"/>
-            </w:pPr>
-          </w:p>
-        </w:tc>
-        <w:tc>
-          <w:tcPr/>
-          <w:p>
-            <w:pPr>
-              <w:pStyle w:val="Compact"/>
-            </w:pPr>
-          </w:p>
-        </w:tc>
-        <w:tc>
-          <w:tcPr/>
-          <w:p>
-            <w:pPr>
-              <w:pStyle w:val="Compact"/>
-            </w:pPr>
-          </w:p>
-        </w:tc>
-      </w:tr>
-      <w:tr>
-        <w:tc>
-          <w:tcPr/>
-          <w:p>
-            <w:pPr>
-              <w:pStyle w:val="Compact"/>
-              <w:jc w:val="left"/>
-            </w:pPr>
-            <w:r>
-              <w:t xml:space="preserve">KGA certificate</w:t>
-            </w:r>
-          </w:p>
-        </w:tc>
-        <w:tc>
-          <w:tcPr/>
-          <w:p>
-            <w:pPr>
-              <w:pStyle w:val="Compact"/>
-            </w:pPr>
-          </w:p>
-        </w:tc>
-        <w:tc>
-          <w:tcPr/>
-          <w:p>
-            <w:pPr>
-              <w:pStyle w:val="Compact"/>
-            </w:pPr>
-          </w:p>
-        </w:tc>
-        <w:tc>
-          <w:tcPr/>
-          <w:p>
-            <w:pPr>
-              <w:pStyle w:val="Compact"/>
-            </w:pPr>
-          </w:p>
-        </w:tc>
-        <w:tc>
-          <w:tcPr/>
-          <w:p>
-            <w:pPr>
-              <w:pStyle w:val="Compact"/>
-            </w:pPr>
-          </w:p>
-        </w:tc>
-        <w:tc>
-          <w:tcPr/>
-          <w:p>
-            <w:pPr>
-              <w:pStyle w:val="Compact"/>
-            </w:pPr>
-          </w:p>
-        </w:tc>
-        <w:tc>
-          <w:tcPr/>
-          <w:p>
-            <w:pPr>
-              <w:pStyle w:val="Compact"/>
-            </w:pPr>
-          </w:p>
-        </w:tc>
-        <w:tc>
-          <w:tcPr/>
-          <w:p>
-            <w:pPr>
-              <w:pStyle w:val="Compact"/>
-            </w:pPr>
-          </w:p>
-        </w:tc>
-        <w:tc>
-          <w:tcPr/>
-          <w:p>
-            <w:pPr>
-              <w:pStyle w:val="Compact"/>
-            </w:pPr>
           </w:p>
         </w:tc>
       </w:tr>
@@ -43623,16 +42226,7 @@
         <w:t xml:space="preserve"> </w:t>
       </w:r>
       <w:r>
-        <w:t xml:space="preserve">conditions (</w:t>
-      </w:r>
-      <w:r>
-        <w:rPr>
-          <w:rStyle w:val="VerbatimChar"/>
-        </w:rPr>
-        <w:t xml:space="preserve">scripts/percondition_bootstrap.py</w:t>
-      </w:r>
-      <w:r>
-        <w:t xml:space="preserve">) returns the same Tent/EATA verdict.</w:t>
+        <w:t xml:space="preserve">conditions returns the same Tent/EATA verdict.</w:t>
       </w:r>
     </w:p>
   </w:footnote>

--- a/docs/research/kbound/kbound_short_final_draft.docx
+++ b/docs/research/kbound/kbound_short_final_draft.docx
@@ -506,13 +506,13 @@
         <w:t xml:space="preserve"> </w:t>
       </w:r>
       <w:r>
-        <w:t xml:space="preserve">positive ordinary intervals over six corruption families, but its preregistered six-comparison Holm</w:t>
-      </w:r>
-      <w:r>
-        <w:t xml:space="preserve"> </w:t>
-      </w:r>
-      <w:r>
-        <w:t xml:space="preserve">values are</w:t>
+        <w:t xml:space="preserve">positive ordinary intervals over six corruption families. Holm over the six prospectively named</w:t>
+      </w:r>
+      <w:r>
+        <w:t xml:space="preserve"> </w:t>
+      </w:r>
+      <w:r>
+        <w:t xml:space="preserve">contrasts gives adjusted retrospective sign-flip values of</w:t>
       </w:r>
       <w:r>
         <w:t xml:space="preserve"> </w:t>
@@ -523,7 +523,22 @@
         </m:r>
       </m:oMath>
       <w:r>
-        <w:t xml:space="preserve">, so we make no confirmatory win claim. On the locked CCT-20 camera-location</w:t>
+        <w:t xml:space="preserve"> </w:t>
+      </w:r>
+      <w:r>
+        <w:t xml:space="preserve">for both Tent comparisons.</w:t>
+      </w:r>
+      <w:r>
+        <w:t xml:space="preserve"> </w:t>
+      </w:r>
+      <w:r>
+        <w:t xml:space="preserve">Because the replay, corruption-family unit, and test were not preregistered, this is not confirmatory</w:t>
+      </w:r>
+      <w:r>
+        <w:t xml:space="preserve"> </w:t>
+      </w:r>
+      <w:r>
+        <w:t xml:space="preserve">evidence. On the locked CCT-20 camera-location</w:t>
       </w:r>
       <w:r>
         <w:t xml:space="preserve"> </w:t>
@@ -541,13 +556,13 @@
         <w:t xml:space="preserve"> </w:t>
       </w:r>
       <w:r>
-        <w:t xml:space="preserve">0 ADAPT decisions. It matched always freeze, and its mean accuracy was</w:t>
-      </w:r>
-      <w:r>
-        <w:t xml:space="preserve"> </w:t>
-      </w:r>
-      <w:r>
-        <w:t xml:space="preserve">0.18190227 higher than always adapt. It did not support the predeclared stronger claim.</w:t>
+        <w:t xml:space="preserve">0 ADAPT decisions. It matched always freeze and was more accurate than always adapt.</w:t>
+      </w:r>
+      <w:r>
+        <w:t xml:space="preserve"> </w:t>
+      </w:r>
+      <w:r>
+        <w:t xml:space="preserve">It did not support the predeclared stronger claim.</w:t>
       </w:r>
       <w:r>
         <w:t xml:space="preserve"> </w:t>
@@ -1328,28 +1343,19 @@
         <w:t xml:space="preserve"> </w:t>
       </w:r>
       <w:r>
-        <w:t xml:space="preserve">within-Tent two-contrast Holm values are post hoc, however, and the preregistered six-comparison</w:t>
-      </w:r>
-      <w:r>
-        <w:t xml:space="preserve"> </w:t>
-      </w:r>
-      <w:r>
-        <w:t xml:space="preserve">Holm adjustment gives</w:t>
+        <w:t xml:space="preserve">within-Tent two-contrast Holm values are post hoc. Holm over the six prospectively named contrasts</w:t>
+      </w:r>
+      <w:r>
+        <w:t xml:space="preserve"> </w:t>
+      </w:r>
+      <w:r>
+        <w:t xml:space="preserve">gives adjusted retrospective sign-flip values of</w:t>
       </w:r>
       <w:r>
         <w:t xml:space="preserve"> </w:t>
       </w:r>
       <m:oMath>
         <m:r>
-          <m:t>p</m:t>
-        </m:r>
-        <m:r>
-          <m:rPr>
-            <m:sty m:val="p"/>
-          </m:rPr>
-          <m:t>=</m:t>
-        </m:r>
-        <m:r>
           <m:t>0.09375</m:t>
         </m:r>
       </m:oMath>
@@ -1357,31 +1363,55 @@
         <w:t xml:space="preserve"> </w:t>
       </w:r>
       <w:r>
-        <w:t xml:space="preserve">for both Tent contrasts. We therefore make no cluster-robust or</w:t>
-      </w:r>
-      <w:r>
-        <w:t xml:space="preserve"> </w:t>
-      </w:r>
-      <w:r>
-        <w:t xml:space="preserve">confirmatory win claim. Office-Home, Camelyon17, and RxRx1 mainly provide descriptive no-harm or</w:t>
-      </w:r>
-      <w:r>
-        <w:t xml:space="preserve"> </w:t>
-      </w:r>
-      <w:r>
-        <w:t xml:space="preserve">one-sided evidence. iWildCam remains withheld pending an official-metric, population-sealed rerun.</w:t>
-      </w:r>
-      <w:r>
-        <w:t xml:space="preserve"> </w:t>
-      </w:r>
-      <w:r>
-        <w:t xml:space="preserve">PACS, ImageNet-R, CIFAR-10.1, and several ImageNet-C candidate rows are null or negative. These rows</w:t>
-      </w:r>
-      <w:r>
-        <w:t xml:space="preserve"> </w:t>
-      </w:r>
-      <w:r>
-        <w:t xml:space="preserve">remain visible because K-Bound is a validity and rollback layer, not a universal accuracy booster.</w:t>
+        <w:t xml:space="preserve">for both Tent comparisons. Because the</w:t>
+      </w:r>
+      <w:r>
+        <w:t xml:space="preserve"> </w:t>
+      </w:r>
+      <w:r>
+        <w:t xml:space="preserve">replay, corruption-family unit, and test were not preregistered, this is not confirmatory evidence.</w:t>
+      </w:r>
+      <w:r>
+        <w:t xml:space="preserve"> </w:t>
+      </w:r>
+      <w:r>
+        <w:t xml:space="preserve">We therefore make no cluster-robust or confirmatory win claim. Office-Home, Camelyon17, and RxRx1</w:t>
+      </w:r>
+      <w:r>
+        <w:t xml:space="preserve"> </w:t>
+      </w:r>
+      <w:r>
+        <w:t xml:space="preserve">mainly provide descriptive no-harm or one-sided evidence. iWildCam remains withheld pending an</w:t>
+      </w:r>
+      <w:r>
+        <w:t xml:space="preserve"> </w:t>
+      </w:r>
+      <w:r>
+        <w:t xml:space="preserve">official-metric, population-sealed rerun.</w:t>
+      </w:r>
+      <w:r>
+        <w:t xml:space="preserve"> </w:t>
+      </w:r>
+      <w:r>
+        <w:t xml:space="preserve">The locked So2Sat-LCZ42 study stopped at its development-feasibility gate with no eligible candidate;</w:t>
+      </w:r>
+      <w:r>
+        <w:t xml:space="preserve"> </w:t>
+      </w:r>
+      <w:r>
+        <w:t xml:space="preserve">gate calibration and target evaluation did not run. PACS, ImageNet-R, CIFAR-10.1, and several</w:t>
+      </w:r>
+      <w:r>
+        <w:t xml:space="preserve"> </w:t>
+      </w:r>
+      <w:r>
+        <w:t xml:space="preserve">ImageNet-C candidate rows are null or negative. These rows remain visible because K-Bound is a</w:t>
+      </w:r>
+      <w:r>
+        <w:t xml:space="preserve"> </w:t>
+      </w:r>
+      <w:r>
+        <w:t xml:space="preserve">validity and rollback layer, not a universal accuracy booster.</w:t>
       </w:r>
     </w:p>
     <w:p>
@@ -1540,7 +1570,7 @@
         <w:t xml:space="preserve"> </w:t>
       </w:r>
       <w:r>
-        <w:t xml:space="preserve">or alarm mechanisms [8, 11, 12]. These are</w:t>
+        <w:t xml:space="preserve">or alarm mechanisms [8, 13, 14]. These are</w:t>
       </w:r>
       <w:r>
         <w:t xml:space="preserve"> </w:t>
@@ -1580,6 +1610,45 @@
       </w:r>
       <w:r>
         <w:t xml:space="preserve">first selective TTA gate.</w:t>
+      </w:r>
+    </w:p>
+    <w:p>
+      <w:pPr>
+        <w:pStyle w:val="BodyText"/>
+        <w:widowControl/>
+      </w:pPr>
+      <w:r>
+        <w:t xml:space="preserve">Test-Time Selective Adaptation (TTSA) routes among modality-specific adapters when a shift affects</w:t>
+      </w:r>
+      <w:r>
+        <w:t xml:space="preserve"> </w:t>
+      </w:r>
+      <w:r>
+        <w:t xml:space="preserve">one modality in multi-modal data [10]. It chooses where to adapt. GALA uses gradient</w:t>
+      </w:r>
+      <w:r>
+        <w:t xml:space="preserve"> </w:t>
+      </w:r>
+      <w:r>
+        <w:t xml:space="preserve">alignment to select layers and filter unreliable samples while building a candidate</w:t>
+      </w:r>
+      <w:r>
+        <w:t xml:space="preserve"> </w:t>
+      </w:r>
+      <w:r>
+        <w:t xml:space="preserve">update [11]. K-Bound uses estimated benefit to ask a different question: whether to</w:t>
+      </w:r>
+      <w:r>
+        <w:t xml:space="preserve"> </w:t>
+      </w:r>
+      <w:r>
+        <w:t xml:space="preserve">commit, freeze, or abstain for the proposed candidate. We do not claim a direct empirical comparison</w:t>
+      </w:r>
+      <w:r>
+        <w:t xml:space="preserve"> </w:t>
+      </w:r>
+      <w:r>
+        <w:t xml:space="preserve">with either method.</w:t>
       </w:r>
     </w:p>
     <w:bookmarkEnd w:id="18"/>
@@ -1605,7 +1674,7 @@
         <w:t xml:space="preserve"> </w:t>
       </w:r>
       <w:r>
-        <w:t xml:space="preserve">unlabeled outputs [13, 15–17, 33, 34]. KGA uses related evidence but predicts the paired benefit</w:t>
+        <w:t xml:space="preserve">unlabeled outputs [15, 17–19, 38, 39]. KGA uses related evidence but predicts the paired benefit</w:t>
       </w:r>
       <w:r>
         <w:t xml:space="preserve"> </w:t>
@@ -1726,7 +1795,7 @@
         <w:t xml:space="preserve"> </w:t>
       </w:r>
       <w:r>
-        <w:t xml:space="preserve">covariate-shift assumptions [10]. Its uncertainty set is built around target risk.</w:t>
+        <w:t xml:space="preserve">covariate-shift assumptions [12]. Its uncertainty set is built around target risk.</w:t>
       </w:r>
       <w:r>
         <w:t xml:space="preserve"> </w:t>
@@ -1862,7 +1931,7 @@
         <w:t xml:space="preserve"> </w:t>
       </w:r>
       <w:r>
-        <w:t xml:space="preserve"> [18–21, 52, 53]. K-Bound abstains on an</w:t>
+        <w:t xml:space="preserve"> [20–23, 57, 58]. K-Bound abstains on an</w:t>
       </w:r>
       <w:r>
         <w:t xml:space="preserve"> </w:t>
@@ -1887,7 +1956,7 @@
         <w:t xml:space="preserve"> </w:t>
       </w:r>
       <w:r>
-        <w:t xml:space="preserve">one-sided decision [36, 37, 40, 41]. We do not claim new conformal machinery.</w:t>
+        <w:t xml:space="preserve">one-sided decision [41, 42, 45, 46]. We do not claim new conformal machinery.</w:t>
       </w:r>
     </w:p>
     <w:bookmarkEnd w:id="21"/>
@@ -21013,10 +21082,10 @@
         </w:tblBorders>
       </w:tblPr>
       <w:tblGrid>
-        <w:gridCol w:w="870"/>
-        <w:gridCol w:w="2718"/>
-        <w:gridCol w:w="2268"/>
-        <w:gridCol w:w="4104"/>
+        <w:gridCol w:w="1300"/>
+        <w:gridCol w:w="2583"/>
+        <w:gridCol w:w="2170"/>
+        <w:gridCol w:w="3907"/>
       </w:tblGrid>
       <w:tr>
         <w:trPr>
@@ -21025,7 +21094,7 @@
         </w:trPr>
         <w:tc>
           <w:tcPr>
-            <w:tcW w:w="870" w:type="dxa"/>
+            <w:tcW w:w="1300" w:type="dxa"/>
             <w:vAlign w:val="center"/>
             <w:tcMar>
               <w:top w:w="60" w:type="dxa"/>
@@ -21053,7 +21122,7 @@
         </w:tc>
         <w:tc>
           <w:tcPr>
-            <w:tcW w:w="2718" w:type="dxa"/>
+            <w:tcW w:w="2583" w:type="dxa"/>
             <w:vAlign w:val="center"/>
             <w:tcMar>
               <w:top w:w="60" w:type="dxa"/>
@@ -21081,7 +21150,7 @@
         </w:tc>
         <w:tc>
           <w:tcPr>
-            <w:tcW w:w="2268" w:type="dxa"/>
+            <w:tcW w:w="2170" w:type="dxa"/>
             <w:vAlign w:val="center"/>
             <w:tcMar>
               <w:top w:w="60" w:type="dxa"/>
@@ -21103,13 +21172,13 @@
                 <w:b/>
                 <w:sz w:val="16"/>
               </w:rPr>
-              <w:t xml:space="preserve">Candidates in canonical panel</w:t>
-            </w:r>
-          </w:p>
-        </w:tc>
-        <w:tc>
-          <w:tcPr>
-            <w:tcW w:w="4104" w:type="dxa"/>
+              <w:t xml:space="preserve">Candidate/protocol</w:t>
+            </w:r>
+          </w:p>
+        </w:tc>
+        <w:tc>
+          <w:tcPr>
+            <w:tcW w:w="3907" w:type="dxa"/>
             <w:vAlign w:val="center"/>
             <w:tcMar>
               <w:top w:w="60" w:type="dxa"/>
@@ -21139,7 +21208,7 @@
       <w:tr>
         <w:tc>
           <w:tcPr>
-            <w:tcW w:w="870" w:type="dxa"/>
+            <w:tcW w:w="1300" w:type="dxa"/>
             <w:vAlign w:val="center"/>
             <w:tcMar>
               <w:top w:w="60" w:type="dxa"/>
@@ -21159,13 +21228,13 @@
                 <w:rFonts w:ascii="Times New Roman" w:hAnsi="Times New Roman"/>
                 <w:sz w:val="16"/>
               </w:rPr>
-              <w:t xml:space="preserve">CIFAR-10-C</w:t>
-            </w:r>
-          </w:p>
-        </w:tc>
-        <w:tc>
-          <w:tcPr>
-            <w:tcW w:w="2718" w:type="dxa"/>
+              <w:t xml:space="preserve">CIFAR-10-C [25]</w:t>
+            </w:r>
+          </w:p>
+        </w:tc>
+        <w:tc>
+          <w:tcPr>
+            <w:tcW w:w="2583" w:type="dxa"/>
             <w:vAlign w:val="center"/>
             <w:tcMar>
               <w:top w:w="60" w:type="dxa"/>
@@ -21191,7 +21260,7 @@
         </w:tc>
         <w:tc>
           <w:tcPr>
-            <w:tcW w:w="2268" w:type="dxa"/>
+            <w:tcW w:w="2170" w:type="dxa"/>
             <w:vAlign w:val="center"/>
             <w:tcMar>
               <w:top w:w="60" w:type="dxa"/>
@@ -21217,7 +21286,7 @@
         </w:tc>
         <w:tc>
           <w:tcPr>
-            <w:tcW w:w="4104" w:type="dxa"/>
+            <w:tcW w:w="3907" w:type="dxa"/>
             <w:vAlign w:val="center"/>
             <w:tcMar>
               <w:top w:w="60" w:type="dxa"/>
@@ -21245,7 +21314,7 @@
       <w:tr>
         <w:tc>
           <w:tcPr>
-            <w:tcW w:w="870" w:type="dxa"/>
+            <w:tcW w:w="1300" w:type="dxa"/>
             <w:vAlign w:val="center"/>
             <w:tcMar>
               <w:top w:w="60" w:type="dxa"/>
@@ -21265,13 +21334,13 @@
                 <w:rFonts w:ascii="Times New Roman" w:hAnsi="Times New Roman"/>
                 <w:sz w:val="16"/>
               </w:rPr>
-              <w:t xml:space="preserve">ImageNet-C</w:t>
-            </w:r>
-          </w:p>
-        </w:tc>
-        <w:tc>
-          <w:tcPr>
-            <w:tcW w:w="2718" w:type="dxa"/>
+              <w:t xml:space="preserve">ImageNet-C [25]</w:t>
+            </w:r>
+          </w:p>
+        </w:tc>
+        <w:tc>
+          <w:tcPr>
+            <w:tcW w:w="2583" w:type="dxa"/>
             <w:vAlign w:val="center"/>
             <w:tcMar>
               <w:top w:w="60" w:type="dxa"/>
@@ -21297,7 +21366,7 @@
         </w:tc>
         <w:tc>
           <w:tcPr>
-            <w:tcW w:w="2268" w:type="dxa"/>
+            <w:tcW w:w="2170" w:type="dxa"/>
             <w:vAlign w:val="center"/>
             <w:tcMar>
               <w:top w:w="60" w:type="dxa"/>
@@ -21323,7 +21392,7 @@
         </w:tc>
         <w:tc>
           <w:tcPr>
-            <w:tcW w:w="4104" w:type="dxa"/>
+            <w:tcW w:w="3907" w:type="dxa"/>
             <w:vAlign w:val="center"/>
             <w:tcMar>
               <w:top w:w="60" w:type="dxa"/>
@@ -21351,7 +21420,7 @@
       <w:tr>
         <w:tc>
           <w:tcPr>
-            <w:tcW w:w="870" w:type="dxa"/>
+            <w:tcW w:w="1300" w:type="dxa"/>
             <w:vAlign w:val="center"/>
             <w:tcMar>
               <w:top w:w="60" w:type="dxa"/>
@@ -21371,13 +21440,13 @@
                 <w:rFonts w:ascii="Times New Roman" w:hAnsi="Times New Roman"/>
                 <w:sz w:val="16"/>
               </w:rPr>
-              <w:t xml:space="preserve">Office-Home</w:t>
-            </w:r>
-          </w:p>
-        </w:tc>
-        <w:tc>
-          <w:tcPr>
-            <w:tcW w:w="2718" w:type="dxa"/>
+              <w:t xml:space="preserve">Office-Home [31]</w:t>
+            </w:r>
+          </w:p>
+        </w:tc>
+        <w:tc>
+          <w:tcPr>
+            <w:tcW w:w="2583" w:type="dxa"/>
             <w:vAlign w:val="center"/>
             <w:tcMar>
               <w:top w:w="60" w:type="dxa"/>
@@ -21403,7 +21472,7 @@
         </w:tc>
         <w:tc>
           <w:tcPr>
-            <w:tcW w:w="2268" w:type="dxa"/>
+            <w:tcW w:w="2170" w:type="dxa"/>
             <w:vAlign w:val="center"/>
             <w:tcMar>
               <w:top w:w="60" w:type="dxa"/>
@@ -21429,7 +21498,7 @@
         </w:tc>
         <w:tc>
           <w:tcPr>
-            <w:tcW w:w="4104" w:type="dxa"/>
+            <w:tcW w:w="3907" w:type="dxa"/>
             <w:vAlign w:val="center"/>
             <w:tcMar>
               <w:top w:w="60" w:type="dxa"/>
@@ -21457,7 +21526,7 @@
       <w:tr>
         <w:tc>
           <w:tcPr>
-            <w:tcW w:w="870" w:type="dxa"/>
+            <w:tcW w:w="1300" w:type="dxa"/>
             <w:vAlign w:val="center"/>
             <w:tcMar>
               <w:top w:w="60" w:type="dxa"/>
@@ -21477,13 +21546,13 @@
                 <w:rFonts w:ascii="Times New Roman" w:hAnsi="Times New Roman"/>
                 <w:sz w:val="16"/>
               </w:rPr>
-              <w:t xml:space="preserve">iWildCam</w:t>
-            </w:r>
-          </w:p>
-        </w:tc>
-        <w:tc>
-          <w:tcPr>
-            <w:tcW w:w="2718" w:type="dxa"/>
+              <w:t xml:space="preserve">iWildCam [27]</w:t>
+            </w:r>
+          </w:p>
+        </w:tc>
+        <w:tc>
+          <w:tcPr>
+            <w:tcW w:w="2583" w:type="dxa"/>
             <w:vAlign w:val="center"/>
             <w:tcMar>
               <w:top w:w="60" w:type="dxa"/>
@@ -21509,7 +21578,7 @@
         </w:tc>
         <w:tc>
           <w:tcPr>
-            <w:tcW w:w="2268" w:type="dxa"/>
+            <w:tcW w:w="2170" w:type="dxa"/>
             <w:vAlign w:val="center"/>
             <w:tcMar>
               <w:top w:w="60" w:type="dxa"/>
@@ -21535,7 +21604,7 @@
         </w:tc>
         <w:tc>
           <w:tcPr>
-            <w:tcW w:w="4104" w:type="dxa"/>
+            <w:tcW w:w="3907" w:type="dxa"/>
             <w:vAlign w:val="center"/>
             <w:tcMar>
               <w:top w:w="60" w:type="dxa"/>
@@ -21563,7 +21632,7 @@
       <w:tr>
         <w:tc>
           <w:tcPr>
-            <w:tcW w:w="870" w:type="dxa"/>
+            <w:tcW w:w="1300" w:type="dxa"/>
             <w:vAlign w:val="center"/>
             <w:tcMar>
               <w:top w:w="60" w:type="dxa"/>
@@ -21583,13 +21652,13 @@
                 <w:rFonts w:ascii="Times New Roman" w:hAnsi="Times New Roman"/>
                 <w:sz w:val="16"/>
               </w:rPr>
-              <w:t xml:space="preserve">Camelyon17</w:t>
-            </w:r>
-          </w:p>
-        </w:tc>
-        <w:tc>
-          <w:tcPr>
-            <w:tcW w:w="2718" w:type="dxa"/>
+              <w:t xml:space="preserve">Camelyon17 [28]</w:t>
+            </w:r>
+          </w:p>
+        </w:tc>
+        <w:tc>
+          <w:tcPr>
+            <w:tcW w:w="2583" w:type="dxa"/>
             <w:vAlign w:val="center"/>
             <w:tcMar>
               <w:top w:w="60" w:type="dxa"/>
@@ -21615,7 +21684,7 @@
         </w:tc>
         <w:tc>
           <w:tcPr>
-            <w:tcW w:w="2268" w:type="dxa"/>
+            <w:tcW w:w="2170" w:type="dxa"/>
             <w:vAlign w:val="center"/>
             <w:tcMar>
               <w:top w:w="60" w:type="dxa"/>
@@ -21641,7 +21710,7 @@
         </w:tc>
         <w:tc>
           <w:tcPr>
-            <w:tcW w:w="4104" w:type="dxa"/>
+            <w:tcW w:w="3907" w:type="dxa"/>
             <w:vAlign w:val="center"/>
             <w:tcMar>
               <w:top w:w="60" w:type="dxa"/>
@@ -21669,7 +21738,7 @@
       <w:tr>
         <w:tc>
           <w:tcPr>
-            <w:tcW w:w="870" w:type="dxa"/>
+            <w:tcW w:w="1300" w:type="dxa"/>
             <w:vAlign w:val="center"/>
             <w:tcMar>
               <w:top w:w="60" w:type="dxa"/>
@@ -21689,13 +21758,13 @@
                 <w:rFonts w:ascii="Times New Roman" w:hAnsi="Times New Roman"/>
                 <w:sz w:val="16"/>
               </w:rPr>
-              <w:t xml:space="preserve">RxRx1</w:t>
-            </w:r>
-          </w:p>
-        </w:tc>
-        <w:tc>
-          <w:tcPr>
-            <w:tcW w:w="2718" w:type="dxa"/>
+              <w:t xml:space="preserve">RxRx1 [29]</w:t>
+            </w:r>
+          </w:p>
+        </w:tc>
+        <w:tc>
+          <w:tcPr>
+            <w:tcW w:w="2583" w:type="dxa"/>
             <w:vAlign w:val="center"/>
             <w:tcMar>
               <w:top w:w="60" w:type="dxa"/>
@@ -21721,7 +21790,7 @@
         </w:tc>
         <w:tc>
           <w:tcPr>
-            <w:tcW w:w="2268" w:type="dxa"/>
+            <w:tcW w:w="2170" w:type="dxa"/>
             <w:vAlign w:val="center"/>
             <w:tcMar>
               <w:top w:w="60" w:type="dxa"/>
@@ -21747,7 +21816,7 @@
         </w:tc>
         <w:tc>
           <w:tcPr>
-            <w:tcW w:w="4104" w:type="dxa"/>
+            <w:tcW w:w="3907" w:type="dxa"/>
             <w:vAlign w:val="center"/>
             <w:tcMar>
               <w:top w:w="60" w:type="dxa"/>
@@ -21775,7 +21844,7 @@
       <w:tr>
         <w:tc>
           <w:tcPr>
-            <w:tcW w:w="870" w:type="dxa"/>
+            <w:tcW w:w="1300" w:type="dxa"/>
             <w:vAlign w:val="center"/>
             <w:tcMar>
               <w:top w:w="60" w:type="dxa"/>
@@ -21795,13 +21864,13 @@
                 <w:rFonts w:ascii="Times New Roman" w:hAnsi="Times New Roman"/>
                 <w:sz w:val="16"/>
               </w:rPr>
-              <w:t xml:space="preserve">PACS</w:t>
-            </w:r>
-          </w:p>
-        </w:tc>
-        <w:tc>
-          <w:tcPr>
-            <w:tcW w:w="2718" w:type="dxa"/>
+              <w:t xml:space="preserve">So2Sat-LCZ42 [30]</w:t>
+            </w:r>
+          </w:p>
+        </w:tc>
+        <w:tc>
+          <w:tcPr>
+            <w:tcW w:w="2583" w:type="dxa"/>
             <w:vAlign w:val="center"/>
             <w:tcMar>
               <w:top w:w="60" w:type="dxa"/>
@@ -21821,13 +21890,13 @@
                 <w:rFonts w:ascii="Times New Roman" w:hAnsi="Times New Roman"/>
                 <w:sz w:val="16"/>
               </w:rPr>
-              <w:t xml:space="preserve">domain generalization</w:t>
-            </w:r>
-          </w:p>
-        </w:tc>
-        <w:tc>
-          <w:tcPr>
-            <w:tcW w:w="2268" w:type="dxa"/>
+              <w:t xml:space="preserve">geographic urban shift</w:t>
+            </w:r>
+          </w:p>
+        </w:tc>
+        <w:tc>
+          <w:tcPr>
+            <w:tcW w:w="2170" w:type="dxa"/>
             <w:vAlign w:val="center"/>
             <w:tcMar>
               <w:top w:w="60" w:type="dxa"/>
@@ -21847,13 +21916,13 @@
                 <w:rFonts w:ascii="Times New Roman" w:hAnsi="Times New Roman"/>
                 <w:sz w:val="16"/>
               </w:rPr>
-              <w:t xml:space="preserve">aggregate candidate</w:t>
-            </w:r>
-          </w:p>
-        </w:tc>
-        <w:tc>
-          <w:tcPr>
-            <w:tcW w:w="4104" w:type="dxa"/>
+              <w:t xml:space="preserve">locked Tent/SAR development gate</w:t>
+            </w:r>
+          </w:p>
+        </w:tc>
+        <w:tc>
+          <w:tcPr>
+            <w:tcW w:w="3907" w:type="dxa"/>
             <w:vAlign w:val="center"/>
             <w:tcMar>
               <w:top w:w="60" w:type="dxa"/>
@@ -21873,7 +21942,7 @@
                 <w:rFonts w:ascii="Times New Roman" w:hAnsi="Times New Roman"/>
                 <w:sz w:val="16"/>
               </w:rPr>
-              <w:t xml:space="preserve">negative aggregate diagnostic; incomplete decision replay</w:t>
+              <w:t xml:space="preserve">negative development-feasibility result; no candidate, calibration, or target result</w:t>
             </w:r>
           </w:p>
         </w:tc>
@@ -21881,7 +21950,7 @@
       <w:tr>
         <w:tc>
           <w:tcPr>
-            <w:tcW w:w="870" w:type="dxa"/>
+            <w:tcW w:w="1300" w:type="dxa"/>
             <w:vAlign w:val="center"/>
             <w:tcMar>
               <w:top w:w="60" w:type="dxa"/>
@@ -21901,13 +21970,13 @@
                 <w:rFonts w:ascii="Times New Roman" w:hAnsi="Times New Roman"/>
                 <w:sz w:val="16"/>
               </w:rPr>
-              <w:t xml:space="preserve">ImageNet-R</w:t>
-            </w:r>
-          </w:p>
-        </w:tc>
-        <w:tc>
-          <w:tcPr>
-            <w:tcW w:w="2718" w:type="dxa"/>
+              <w:t xml:space="preserve">PACS [32]</w:t>
+            </w:r>
+          </w:p>
+        </w:tc>
+        <w:tc>
+          <w:tcPr>
+            <w:tcW w:w="2583" w:type="dxa"/>
             <w:vAlign w:val="center"/>
             <w:tcMar>
               <w:top w:w="60" w:type="dxa"/>
@@ -21927,13 +21996,13 @@
                 <w:rFonts w:ascii="Times New Roman" w:hAnsi="Times New Roman"/>
                 <w:sz w:val="16"/>
               </w:rPr>
-              <w:t xml:space="preserve">rendition and architecture panel</w:t>
-            </w:r>
-          </w:p>
-        </w:tc>
-        <w:tc>
-          <w:tcPr>
-            <w:tcW w:w="2268" w:type="dxa"/>
+              <w:t xml:space="preserve">domain generalization</w:t>
+            </w:r>
+          </w:p>
+        </w:tc>
+        <w:tc>
+          <w:tcPr>
+            <w:tcW w:w="2170" w:type="dxa"/>
             <w:vAlign w:val="center"/>
             <w:tcMar>
               <w:top w:w="60" w:type="dxa"/>
@@ -21953,13 +22022,13 @@
                 <w:rFonts w:ascii="Times New Roman" w:hAnsi="Times New Roman"/>
                 <w:sz w:val="16"/>
               </w:rPr>
-              <w:t xml:space="preserve">ten-backbone panel</w:t>
-            </w:r>
-          </w:p>
-        </w:tc>
-        <w:tc>
-          <w:tcPr>
-            <w:tcW w:w="4104" w:type="dxa"/>
+              <w:t xml:space="preserve">aggregate candidate</w:t>
+            </w:r>
+          </w:p>
+        </w:tc>
+        <w:tc>
+          <w:tcPr>
+            <w:tcW w:w="3907" w:type="dxa"/>
             <w:vAlign w:val="center"/>
             <w:tcMar>
               <w:top w:w="60" w:type="dxa"/>
@@ -21979,7 +22048,7 @@
                 <w:rFonts w:ascii="Times New Roman" w:hAnsi="Times New Roman"/>
                 <w:sz w:val="16"/>
               </w:rPr>
-              <w:t xml:space="preserve">negative architecture diagnostic, not one deployed policy</w:t>
+              <w:t xml:space="preserve">negative aggregate diagnostic; incomplete decision replay</w:t>
             </w:r>
           </w:p>
         </w:tc>
@@ -21987,7 +22056,7 @@
       <w:tr>
         <w:tc>
           <w:tcPr>
-            <w:tcW w:w="870" w:type="dxa"/>
+            <w:tcW w:w="1300" w:type="dxa"/>
             <w:vAlign w:val="center"/>
             <w:tcMar>
               <w:top w:w="60" w:type="dxa"/>
@@ -22007,13 +22076,13 @@
                 <w:rFonts w:ascii="Times New Roman" w:hAnsi="Times New Roman"/>
                 <w:sz w:val="16"/>
               </w:rPr>
-              <w:t xml:space="preserve">CIFAR-10.1</w:t>
-            </w:r>
-          </w:p>
-        </w:tc>
-        <w:tc>
-          <w:tcPr>
-            <w:tcW w:w="2718" w:type="dxa"/>
+              <w:t xml:space="preserve">ImageNet-R [26]</w:t>
+            </w:r>
+          </w:p>
+        </w:tc>
+        <w:tc>
+          <w:tcPr>
+            <w:tcW w:w="2583" w:type="dxa"/>
             <w:vAlign w:val="center"/>
             <w:tcMar>
               <w:top w:w="60" w:type="dxa"/>
@@ -22033,13 +22102,119 @@
                 <w:rFonts w:ascii="Times New Roman" w:hAnsi="Times New Roman"/>
                 <w:sz w:val="16"/>
               </w:rPr>
+              <w:t xml:space="preserve">rendition and architecture panel</w:t>
+            </w:r>
+          </w:p>
+        </w:tc>
+        <w:tc>
+          <w:tcPr>
+            <w:tcW w:w="2170" w:type="dxa"/>
+            <w:vAlign w:val="center"/>
+            <w:tcMar>
+              <w:top w:w="60" w:type="dxa"/>
+              <w:start w:w="80" w:type="dxa"/>
+              <w:bottom w:w="60" w:type="dxa"/>
+              <w:end w:w="80" w:type="dxa"/>
+            </w:tcMar>
+          </w:tcPr>
+          <w:p>
+            <w:pPr>
+              <w:pStyle w:val="Compact"/>
+              <w:spacing w:before="0" w:after="0" w:line="240" w:lineRule="auto"/>
+              <w:jc w:val="left"/>
+            </w:pPr>
+            <w:r>
+              <w:rPr>
+                <w:rFonts w:ascii="Times New Roman" w:hAnsi="Times New Roman"/>
+                <w:sz w:val="16"/>
+              </w:rPr>
+              <w:t xml:space="preserve">ten-backbone panel</w:t>
+            </w:r>
+          </w:p>
+        </w:tc>
+        <w:tc>
+          <w:tcPr>
+            <w:tcW w:w="3907" w:type="dxa"/>
+            <w:vAlign w:val="center"/>
+            <w:tcMar>
+              <w:top w:w="60" w:type="dxa"/>
+              <w:start w:w="80" w:type="dxa"/>
+              <w:bottom w:w="60" w:type="dxa"/>
+              <w:end w:w="80" w:type="dxa"/>
+            </w:tcMar>
+          </w:tcPr>
+          <w:p>
+            <w:pPr>
+              <w:pStyle w:val="Compact"/>
+              <w:spacing w:before="0" w:after="0" w:line="240" w:lineRule="auto"/>
+              <w:jc w:val="left"/>
+            </w:pPr>
+            <w:r>
+              <w:rPr>
+                <w:rFonts w:ascii="Times New Roman" w:hAnsi="Times New Roman"/>
+                <w:sz w:val="16"/>
+              </w:rPr>
+              <w:t xml:space="preserve">negative architecture diagnostic, not one deployed policy</w:t>
+            </w:r>
+          </w:p>
+        </w:tc>
+      </w:tr>
+      <w:tr>
+        <w:tc>
+          <w:tcPr>
+            <w:tcW w:w="1300" w:type="dxa"/>
+            <w:vAlign w:val="center"/>
+            <w:tcMar>
+              <w:top w:w="60" w:type="dxa"/>
+              <w:start w:w="80" w:type="dxa"/>
+              <w:bottom w:w="60" w:type="dxa"/>
+              <w:end w:w="80" w:type="dxa"/>
+            </w:tcMar>
+          </w:tcPr>
+          <w:p>
+            <w:pPr>
+              <w:pStyle w:val="Compact"/>
+              <w:spacing w:before="0" w:after="0" w:line="240" w:lineRule="auto"/>
+              <w:jc w:val="left"/>
+            </w:pPr>
+            <w:r>
+              <w:rPr>
+                <w:rFonts w:ascii="Times New Roman" w:hAnsi="Times New Roman"/>
+                <w:sz w:val="16"/>
+              </w:rPr>
+              <w:t xml:space="preserve">CIFAR-10.1 [35]</w:t>
+            </w:r>
+          </w:p>
+        </w:tc>
+        <w:tc>
+          <w:tcPr>
+            <w:tcW w:w="2583" w:type="dxa"/>
+            <w:vAlign w:val="center"/>
+            <w:tcMar>
+              <w:top w:w="60" w:type="dxa"/>
+              <w:start w:w="80" w:type="dxa"/>
+              <w:bottom w:w="60" w:type="dxa"/>
+              <w:end w:w="80" w:type="dxa"/>
+            </w:tcMar>
+          </w:tcPr>
+          <w:p>
+            <w:pPr>
+              <w:pStyle w:val="Compact"/>
+              <w:spacing w:before="0" w:after="0" w:line="240" w:lineRule="auto"/>
+              <w:jc w:val="left"/>
+            </w:pPr>
+            <w:r>
+              <w:rPr>
+                <w:rFonts w:ascii="Times New Roman" w:hAnsi="Times New Roman"/>
+                <w:sz w:val="16"/>
+              </w:rPr>
               <w:t xml:space="preserve">natural resampling</w:t>
             </w:r>
           </w:p>
         </w:tc>
         <w:tc>
           <w:tcPr>
-            <w:tcW w:w="2268" w:type="dxa"/>
+            <w:tcW w:w="2170" w:type="dxa"/>
             <w:vAlign w:val="center"/>
             <w:tcMar>
               <w:top w:w="60" w:type="dxa"/>
@@ -22065,7 +22240,7 @@
         </w:tc>
         <w:tc>
           <w:tcPr>
-            <w:tcW w:w="4104" w:type="dxa"/>
+            <w:tcW w:w="3907" w:type="dxa"/>
             <w:vAlign w:val="center"/>
             <w:tcMar>
               <w:top w:w="60" w:type="dxa"/>
@@ -22337,7 +22512,7 @@
     </w:p>
     <w:bookmarkEnd w:id="65"/>
     <w:bookmarkEnd w:id="66"/>
-    <w:bookmarkStart w:id="88" w:name="results"/>
+    <w:bookmarkStart w:id="89" w:name="results"/>
     <w:p>
       <w:pPr>
         <w:pStyle w:val="Heading1"/>
@@ -22377,13 +22552,39 @@
         <w:t xml:space="preserve"> </w:t>
       </w:r>
       <w:r>
-        <w:t xml:space="preserve">candidate clears the preregistered six-comparison Holm gate; and mostly no-harm, negative, or</w:t>
-      </w:r>
-      <w:r>
-        <w:t xml:space="preserve"> </w:t>
-      </w:r>
-      <w:r>
-        <w:t xml:space="preserve">withheld evidence on natural shifts.</w:t>
+        <w:t xml:space="preserve">candidate has confirmatory family-level evidence because the retrospective Holm values over the six</w:t>
+      </w:r>
+      <w:r>
+        <w:t xml:space="preserve"> </w:t>
+      </w:r>
+      <w:r>
+        <w:t xml:space="preserve">prospectively named contrasts are</w:t>
+      </w:r>
+      <w:r>
+        <w:t xml:space="preserve"> </w:t>
+      </w:r>
+      <m:oMath>
+        <m:r>
+          <m:t>0.09375</m:t>
+        </m:r>
+      </m:oMath>
+      <w:r>
+        <w:t xml:space="preserve"> </w:t>
+      </w:r>
+      <w:r>
+        <w:t xml:space="preserve">for both Tent comparisons; and mostly no-harm, negative,</w:t>
+      </w:r>
+      <w:r>
+        <w:t xml:space="preserve"> </w:t>
+      </w:r>
+      <w:r>
+        <w:t xml:space="preserve">or withheld evidence on natural shifts. The locked So2Sat-LCZ42 attempt is a development-gate</w:t>
+      </w:r>
+      <w:r>
+        <w:t xml:space="preserve"> </w:t>
+      </w:r>
+      <w:r>
+        <w:t xml:space="preserve">negative, not a target natural-shift result.</w:t>
       </w:r>
     </w:p>
     <w:p>
@@ -26274,13 +26475,25 @@
         <w:t xml:space="preserve"> </w:t>
       </w:r>
       <w:r>
-        <w:t xml:space="preserve">each, but that within-candidate family is post hoc. The preregistered family contains all six</w:t>
-      </w:r>
-      <w:r>
-        <w:t xml:space="preserve"> </w:t>
-      </w:r>
-      <w:r>
-        <w:t xml:space="preserve">candidate-by-baseline contrasts; its Holm-adjusted Tent values are</w:t>
+        <w:t xml:space="preserve">each, but that within-candidate family is post hoc. All six candidate-by-baseline contrasts were</w:t>
+      </w:r>
+      <w:r>
+        <w:t xml:space="preserve"> </w:t>
+      </w:r>
+      <w:r>
+        <w:t xml:space="preserve">named prospectively. The exact-rank replay, corruption-family unit, sign-flip tests, and Holm</w:t>
+      </w:r>
+      <w:r>
+        <w:t xml:space="preserve"> </w:t>
+      </w:r>
+      <w:r>
+        <w:t xml:space="preserve">adjustment were chosen retrospectively. Holm over the six named contrasts gives adjusted</w:t>
+      </w:r>
+      <w:r>
+        <w:t xml:space="preserve"> </w:t>
+      </w:r>
+      <w:r>
+        <w:t xml:space="preserve">retrospective sign-flip values of</w:t>
       </w:r>
       <w:r>
         <w:t xml:space="preserve"> </w:t>
@@ -26294,89 +26507,84 @@
         <w:t xml:space="preserve"> </w:t>
       </w:r>
       <w:r>
-        <w:t xml:space="preserve">for both comparisons</w:t>
-      </w:r>
-      <w:r>
-        <w:t xml:space="preserve"> </w:t>
-      </w:r>
-      <w:r>
-        <w:t xml:space="preserve">and fail at</w:t>
+        <w:t xml:space="preserve">for both Tent comparisons. Because the replay, corruption-family</w:t>
+      </w:r>
+      <w:r>
+        <w:t xml:space="preserve"> </w:t>
+      </w:r>
+      <w:r>
+        <w:t xml:space="preserve">unit, and test were not preregistered, this is not confirmatory evidence. EATA’s adapt-side family</w:t>
+      </w:r>
+      <w:r>
+        <w:t xml:space="preserve"> </w:t>
+      </w:r>
+      <w:r>
+        <w:t xml:space="preserve">interval</w:t>
       </w:r>
       <w:r>
         <w:t xml:space="preserve"> </w:t>
       </w:r>
       <m:oMath>
         <m:r>
-          <m:t>0.05</m:t>
+          <m:rPr>
+            <m:sty m:val="p"/>
+          </m:rPr>
+          <m:t>[</m:t>
+        </m:r>
+        <m:r>
+          <m:rPr>
+            <m:sty m:val="p"/>
+          </m:rPr>
+          <m:t>−</m:t>
+        </m:r>
+        <m:r>
+          <m:t>0.00052</m:t>
+        </m:r>
+        <m:r>
+          <m:rPr>
+            <m:sty m:val="p"/>
+          </m:rPr>
+          <m:t>,</m:t>
+        </m:r>
+        <m:r>
+          <m:t>0.00438</m:t>
+        </m:r>
+        <m:r>
+          <m:rPr>
+            <m:sty m:val="p"/>
+          </m:rPr>
+          <m:t>]</m:t>
         </m:r>
       </m:oMath>
       <w:r>
-        <w:t xml:space="preserve">. EATA’s adapt-side family interval</w:t>
-      </w:r>
-      <w:r>
-        <w:t xml:space="preserve"> </w:t>
-      </w:r>
-      <m:oMath>
-        <m:r>
-          <m:rPr>
-            <m:sty m:val="p"/>
-          </m:rPr>
-          <m:t>[</m:t>
-        </m:r>
-        <m:r>
-          <m:rPr>
-            <m:sty m:val="p"/>
-          </m:rPr>
-          <m:t>−</m:t>
-        </m:r>
-        <m:r>
-          <m:t>0.00052</m:t>
-        </m:r>
-        <m:r>
-          <m:rPr>
-            <m:sty m:val="p"/>
-          </m:rPr>
-          <m:t>,</m:t>
-        </m:r>
-        <m:r>
-          <m:t>0.00438</m:t>
-        </m:r>
-        <m:r>
-          <m:rPr>
-            <m:sty m:val="p"/>
-          </m:rPr>
-          <m:t>]</m:t>
-        </m:r>
-      </m:oMath>
-      <w:r>
-        <w:t xml:space="preserve"> </w:t>
-      </w:r>
-      <w:r>
-        <w:t xml:space="preserve">also crosses zero, and SAR</w:t>
-      </w:r>
-      <w:r>
-        <w:t xml:space="preserve"> </w:t>
-      </w:r>
-      <w:r>
-        <w:t xml:space="preserve">loses to always-adapt. We therefore retain Tent and EATA as exact-rank point results and describe the</w:t>
-      </w:r>
-      <w:r>
-        <w:t xml:space="preserve"> </w:t>
-      </w:r>
-      <w:r>
-        <w:t xml:space="preserve">Tent family analysis only as retrospective sensitivity, not a cluster-robust, confirmatory, or</w:t>
-      </w:r>
-      <w:r>
-        <w:t xml:space="preserve"> </w:t>
-      </w:r>
-      <w:r>
-        <w:t xml:space="preserve">independent-checkpoint win. This mixed setting is where routing can help: adaptation is useful in</w:t>
-      </w:r>
-      <w:r>
-        <w:t xml:space="preserve"> </w:t>
-      </w:r>
-      <w:r>
-        <w:t xml:space="preserve">some cells, harmful in others, and the label-free evidence supports different actions.</w:t>
+        <w:t xml:space="preserve"> </w:t>
+      </w:r>
+      <w:r>
+        <w:t xml:space="preserve">also crosses zero, and SAR loses to always-adapt. We therefore retain</w:t>
+      </w:r>
+      <w:r>
+        <w:t xml:space="preserve"> </w:t>
+      </w:r>
+      <w:r>
+        <w:t xml:space="preserve">Tent and EATA as exact-rank point results and describe the Tent family analysis only as retrospective</w:t>
+      </w:r>
+      <w:r>
+        <w:t xml:space="preserve"> </w:t>
+      </w:r>
+      <w:r>
+        <w:t xml:space="preserve">sensitivity, not a cluster-robust, confirmatory, or independent-checkpoint win. This mixed setting is</w:t>
+      </w:r>
+      <w:r>
+        <w:t xml:space="preserve"> </w:t>
+      </w:r>
+      <w:r>
+        <w:t xml:space="preserve">where routing can help: adaptation is useful in some cells, harmful in others, and the label-free</w:t>
+      </w:r>
+      <w:r>
+        <w:t xml:space="preserve"> </w:t>
+      </w:r>
+      <w:r>
+        <w:t xml:space="preserve">evidence supports different actions.</w:t>
       </w:r>
     </w:p>
     <w:p>
@@ -26397,56 +26605,45 @@
         <w:t xml:space="preserve"> </w:t>
       </w:r>
       <w:r>
-        <w:t xml:space="preserve">interval; positive values favor KGA. Holm</w:t>
+        <w:t xml:space="preserve">interval; positive values favor KGA. Holm values are retrospective sign-flip adjustments over six</w:t>
+      </w:r>
+      <w:r>
+        <w:t xml:space="preserve"> </w:t>
+      </w:r>
+      <w:r>
+        <w:t xml:space="preserve">prospectively named candidate-by-baseline contrasts. The replay, corruption-family unit, sign-flip</w:t>
+      </w:r>
+      <w:r>
+        <w:t xml:space="preserve"> </w:t>
+      </w:r>
+      <w:r>
+        <w:t xml:space="preserve">test, and Holm adjustment were not preregistered. The within-Tent two-contrast Holm value is</w:t>
       </w:r>
       <w:r>
         <w:t xml:space="preserve"> </w:t>
       </w:r>
       <m:oMath>
         <m:r>
-          <m:t>p</m:t>
+          <m:t>0.03125</m:t>
         </m:r>
       </m:oMath>
       <w:r>
-        <w:t xml:space="preserve">-values use the preregistered six</w:t>
-      </w:r>
-      <w:r>
-        <w:t xml:space="preserve"> </w:t>
-      </w:r>
-      <w:r>
-        <w:t xml:space="preserve">candidate-by-baseline sign-flip family. The within-Tent two-contrast Holm value is</w:t>
-      </w:r>
-      <w:r>
-        <w:t xml:space="preserve"> </w:t>
-      </w:r>
-      <m:oMath>
-        <m:r>
-          <m:t>0.03125</m:t>
-        </m:r>
-      </m:oMath>
-      <w:r>
-        <w:t xml:space="preserve"> </w:t>
-      </w:r>
-      <w:r>
-        <w:t xml:space="preserve">but is</w:t>
-      </w:r>
-      <w:r>
-        <w:t xml:space="preserve"> </w:t>
-      </w:r>
-      <w:r>
-        <w:t xml:space="preserve">post hoc. This table is conditional on one archived checkpoint and does not provide simultaneous</w:t>
-      </w:r>
-      <w:r>
-        <w:t xml:space="preserve"> </w:t>
-      </w:r>
-      <w:r>
-        <w:t xml:space="preserve">intervals, independent-checkpoint inference, prospective confirmation, natural-shift evidence, or</w:t>
-      </w:r>
-      <w:r>
-        <w:t xml:space="preserve"> </w:t>
-      </w:r>
-      <w:r>
-        <w:t xml:space="preserve">official POEM/AETTA superiority.</w:t>
+        <w:t xml:space="preserve"> </w:t>
+      </w:r>
+      <w:r>
+        <w:t xml:space="preserve">but is post hoc. This table is conditional on one archived checkpoint and does not provide</w:t>
+      </w:r>
+      <w:r>
+        <w:t xml:space="preserve"> </w:t>
+      </w:r>
+      <w:r>
+        <w:t xml:space="preserve">simultaneous intervals, independent-checkpoint inference, prospective confirmation, natural-shift</w:t>
+      </w:r>
+      <w:r>
+        <w:t xml:space="preserve"> </w:t>
+      </w:r>
+      <w:r>
+        <w:t xml:space="preserve">evidence, or official POEM/AETTA superiority.</w:t>
       </w:r>
     </w:p>
     <w:tbl>
@@ -26456,7 +26653,7 @@
         <w:jc w:val="left"/>
         <w:tblLayout w:type="fixed"/>
         <w:tblLook w:firstRow="1" w:lastRow="0" w:firstColumn="0" w:lastColumn="0" w:noHBand="0" w:noVBand="0" w:val="0020"/>
-        <w:tblCaption w:val="Table 5. Retrospective current-policy sensitivity over six observed CIFAR-10-C corruption families. Each cell reports baseline regret minus KGA regret and an ordinary, unadjusted family-bootstrap 95% interval; positive values favor KGA. Holm p-values use the preregistered six candidate-by-baseline sign-flip family. The within-Tent two-contrast Holm value is 0.03125 but is post hoc. This table is conditional on one archived checkpoint and does not provide simultaneous intervals, independent-checkpoint inference, prospective confirmation, natural-shift evidence, or official POEM/AETTA superiority."/>
+        <w:tblCaption w:val="Table 5. Retrospective current-policy sensitivity over six observed CIFAR-10-C corruption families. Each cell reports baseline regret minus KGA regret and an ordinary, unadjusted family-bootstrap 95% interval; positive values favor KGA. Holm values are retrospective sign-flip adjustments over six prospectively named candidate-by-baseline contrasts. The replay, corruption-family unit, sign-flip test, and Holm adjustment were not preregistered. The within-Tent two-contrast Holm value is 0.03125 but is post hoc. This table is conditional on one archived checkpoint and does not provide simultaneous intervals, independent-checkpoint inference, prospective confirmation, natural-shift evidence, or official POEM/AETTA superiority."/>
         <w:tblInd w:w="120" w:type="dxa"/>
         <w:tblBorders>
           <w:top w:val="single" w:sz="4" w:space="0" w:color="B7B7B7"/>
@@ -27010,14 +27207,14 @@
       </w:r>
     </w:p>
     <w:bookmarkEnd w:id="67"/>
-    <w:bookmarkStart w:id="68" w:name="Xc848bdbbb2d1da2c0c8413c417a3f3610563103"/>
+    <w:bookmarkStart w:id="68" w:name="X1c47e89da635af19beb53055ae59eef9c6d4459"/>
     <w:p>
       <w:pPr>
         <w:pStyle w:val="Heading3"/>
         <w:widowControl/>
       </w:pPr>
       <w:r>
-        <w:t xml:space="preserve">Protocol-Matched POEM and AETTA Comparison</w:t>
+        <w:t xml:space="preserve">Historical Protocol-Matched POEM and AETTA Ports</w:t>
       </w:r>
     </w:p>
     <w:p>
@@ -27026,145 +27223,37 @@
         <w:widowControl/>
       </w:pPr>
       <w:r>
-        <w:t xml:space="preserve">The archived head-to-head on the same locked CIFAR-10-C stress stream reports KGA regret to oracle</w:t>
-      </w:r>
-      <w:r>
-        <w:t xml:space="preserve"> </w:t>
-      </w:r>
-      <w:r>
-        <w:t xml:space="preserve">of</w:t>
-      </w:r>
-      <w:r>
-        <w:t xml:space="preserve"> </w:t>
-      </w:r>
-      <m:oMath>
-        <m:r>
-          <m:t>0.0016</m:t>
-        </m:r>
-      </m:oMath>
-      <w:r>
-        <w:t xml:space="preserve">, below the POEM-style result (</w:t>
-      </w:r>
-      <m:oMath>
-        <m:r>
-          <m:t>0.0088</m:t>
-        </m:r>
-      </m:oMath>
-      <w:r>
-        <w:t xml:space="preserve">) and the AETTA-style result (</w:t>
-      </w:r>
-      <m:oMath>
-        <m:r>
-          <m:t>0.0073</m:t>
-        </m:r>
-      </m:oMath>
-      <w:r>
-        <w:t xml:space="preserve">). Using the</w:t>
-      </w:r>
-      <w:r>
-        <w:t xml:space="preserve"> </w:t>
-      </w:r>
-      <w:r>
-        <w:t xml:space="preserve">paper’s baseline-minus-KGA convention, its ordinary paired-bootstrap 95% intervals are</w:t>
-      </w:r>
-      <w:r>
-        <w:t xml:space="preserve"> </w:t>
-      </w:r>
-      <m:oMath>
-        <m:r>
-          <m:rPr>
-            <m:sty m:val="p"/>
-          </m:rPr>
-          <m:t>[</m:t>
-        </m:r>
-        <m:r>
-          <m:t>0.0057</m:t>
-        </m:r>
-        <m:r>
-          <m:rPr>
-            <m:sty m:val="p"/>
-          </m:rPr>
-          <m:t>,</m:t>
-        </m:r>
-        <m:r>
-          <m:t>0.0088</m:t>
-        </m:r>
-        <m:r>
-          <m:rPr>
-            <m:sty m:val="p"/>
-          </m:rPr>
-          <m:t>]</m:t>
-        </m:r>
-      </m:oMath>
-      <w:r>
-        <w:t xml:space="preserve"> </w:t>
-      </w:r>
-      <w:r>
-        <w:t xml:space="preserve">for POEM and</w:t>
-      </w:r>
-      <w:r>
-        <w:t xml:space="preserve"> </w:t>
-      </w:r>
-      <m:oMath>
-        <m:r>
-          <m:rPr>
-            <m:sty m:val="p"/>
-          </m:rPr>
-          <m:t>[</m:t>
-        </m:r>
-        <m:r>
-          <m:t>0.0044</m:t>
-        </m:r>
-        <m:r>
-          <m:rPr>
-            <m:sty m:val="p"/>
-          </m:rPr>
-          <m:t>,</m:t>
-        </m:r>
-        <m:r>
-          <m:t>0.0071</m:t>
-        </m:r>
-        <m:r>
-          <m:rPr>
-            <m:sty m:val="p"/>
-          </m:rPr>
-          <m:t>]</m:t>
-        </m:r>
-      </m:oMath>
-      <w:r>
-        <w:t xml:space="preserve"> </w:t>
-      </w:r>
-      <w:r>
-        <w:t xml:space="preserve">for AETTA; only the paired</w:t>
-      </w:r>
-      <w:r>
-        <w:t xml:space="preserve"> </w:t>
-      </w:r>
-      <m:oMath>
-        <m:r>
-          <m:t>p</m:t>
-        </m:r>
-      </m:oMath>
-      <w:r>
-        <w:t xml:space="preserve">-values were</w:t>
-      </w:r>
-      <w:r>
-        <w:t xml:space="preserve"> </w:t>
-      </w:r>
-      <w:r>
-        <w:t xml:space="preserve">Holm-adjusted. The artifact used an earlier KGA action vector, so synchronization with the current</w:t>
-      </w:r>
-      <w:r>
-        <w:t xml:space="preserve"> </w:t>
-      </w:r>
-      <w:r>
-        <w:t xml:space="preserve">exact-rank policy is pending. These are historical protocol-matched ports, not a current-policy</w:t>
-      </w:r>
-      <w:r>
-        <w:t xml:space="preserve"> </w:t>
-      </w:r>
-      <w:r>
-        <w:t xml:space="preserve">comparison or a claim about untouched official implementations.</w:t>
+        <w:t xml:space="preserve">The repository retains a head-to-head artifact on the locked CIFAR-10-C stress stream, but its KGA</w:t>
+      </w:r>
+      <w:r>
+        <w:t xml:space="preserve"> </w:t>
+      </w:r>
+      <w:r>
+        <w:t xml:space="preserve">actions came from an earlier policy and are not synchronized with the current exact-rank actions.</w:t>
+      </w:r>
+      <w:r>
+        <w:t xml:space="preserve"> </w:t>
+      </w:r>
+      <w:r>
+        <w:t xml:space="preserve">Its numerical ordering is therefore audit history, not release-eligible comparative evidence, and</w:t>
+      </w:r>
+      <w:r>
+        <w:t xml:space="preserve"> </w:t>
+      </w:r>
+      <w:r>
+        <w:t xml:space="preserve">we do not report a superiority estimate from it. The neighboring methods are protocol-matched ports,</w:t>
+      </w:r>
+      <w:r>
+        <w:t xml:space="preserve"> </w:t>
+      </w:r>
+      <w:r>
+        <w:t xml:space="preserve">not untouched official implementations. A defensible comparison requires all methods to be replayed</w:t>
+      </w:r>
+      <w:r>
+        <w:t xml:space="preserve"> </w:t>
+      </w:r>
+      <w:r>
+        <w:t xml:space="preserve">on identical current-policy records with the multiplicity family fixed in advance.</w:t>
       </w:r>
     </w:p>
     <w:p>
@@ -27412,7 +27501,7 @@
       </w:r>
     </w:p>
     <w:bookmarkEnd w:id="70"/>
-    <w:bookmarkStart w:id="82" w:name="natural-and-semantic-shifts"/>
+    <w:bookmarkStart w:id="83" w:name="natural-and-semantic-shifts"/>
     <w:p>
       <w:pPr>
         <w:pStyle w:val="Heading2"/>
@@ -28464,7 +28553,7 @@
         <w:t xml:space="preserve"> </w:t>
       </w:r>
       <w:r>
-        <w:t xml:space="preserve">benchmark [55]. The study crossed 5 independently</w:t>
+        <w:t xml:space="preserve">benchmark [60]. The study crossed 5 independently</w:t>
       </w:r>
       <w:r>
         <w:t xml:space="preserve"> </w:t>
@@ -29691,19 +29780,25 @@
         <w:t xml:space="preserve"> </w:t>
       </w:r>
       <w:r>
-        <w:t xml:space="preserve">natural dataset also cannot establish a general natural-shift win. The next study should retain the</w:t>
-      </w:r>
-      <w:r>
-        <w:t xml:space="preserve"> </w:t>
-      </w:r>
-      <w:r>
-        <w:t xml:space="preserve">same outcome-blind release path, add diverse development units, require useful exposure to both</w:t>
-      </w:r>
-      <w:r>
-        <w:t xml:space="preserve"> </w:t>
-      </w:r>
-      <w:r>
-        <w:t xml:space="preserve">ADAPT and FREEZE, and repeat the test on a second locked natural-shift dataset.</w:t>
+        <w:t xml:space="preserve">natural dataset also cannot establish a general natural-shift win. A follow-on locked study on</w:t>
+      </w:r>
+      <w:r>
+        <w:t xml:space="preserve"> </w:t>
+      </w:r>
+      <w:r>
+        <w:t xml:space="preserve">So2Sat-LCZ42 retained an outcome-blind boundary but stopped at development feasibility, as described</w:t>
+      </w:r>
+      <w:r>
+        <w:t xml:space="preserve"> </w:t>
+      </w:r>
+      <w:r>
+        <w:t xml:space="preserve">next. A new versioned study still needs diverse development units, useful exposure to both ADAPT and</w:t>
+      </w:r>
+      <w:r>
+        <w:t xml:space="preserve"> </w:t>
+      </w:r>
+      <w:r>
+        <w:t xml:space="preserve">FREEZE, and untouched confirmation environments.</w:t>
       </w:r>
       <w:r>
         <w:t xml:space="preserve"> </w:t>
@@ -29714,25 +29809,14 @@
     </w:p>
     <w:bookmarkEnd w:id="80"/>
     <w:bookmarkEnd w:id="81"/>
-    <w:bookmarkEnd w:id="82"/>
-    <w:bookmarkStart w:id="86" w:name="negative-and-diagnostic-tracks"/>
-    <w:p>
-      <w:pPr>
-        <w:pStyle w:val="Heading2"/>
-        <w:widowControl/>
-      </w:pPr>
-      <w:r>
-        <w:t xml:space="preserve">Negative and Diagnostic Tracks</w:t>
-      </w:r>
-    </w:p>
-    <w:bookmarkStart w:id="83" w:name="pacs"/>
+    <w:bookmarkStart w:id="82" w:name="so2sat-lcz42-development-gate-stop"/>
     <w:p>
       <w:pPr>
         <w:pStyle w:val="Heading3"/>
         <w:widowControl/>
       </w:pPr>
       <w:r>
-        <w:t xml:space="preserve">PACS</w:t>
+        <w:t xml:space="preserve">So2Sat-LCZ42 Development-Gate Stop</w:t>
       </w:r>
     </w:p>
     <w:p>
@@ -29741,55 +29825,170 @@
         <w:widowControl/>
       </w:pPr>
       <w:r>
-        <w:t xml:space="preserve">PACS KGA regret</w:t>
-      </w:r>
-      <w:r>
-        <w:t xml:space="preserve"> </w:t>
-      </w:r>
-      <m:oMath>
-        <m:r>
-          <m:t>0.0431</m:t>
-        </m:r>
-      </m:oMath>
-      <w:r>
-        <w:t xml:space="preserve"> </w:t>
-      </w:r>
-      <w:r>
-        <w:t xml:space="preserve">exceeds always-adapt’s</w:t>
-      </w:r>
-      <w:r>
-        <w:t xml:space="preserve"> </w:t>
-      </w:r>
-      <m:oMath>
-        <m:r>
-          <m:t>0.0176</m:t>
-        </m:r>
-      </m:oMath>
-      <w:r>
-        <w:t xml:space="preserve">. Its archived aggregate lacks the residual</w:t>
-      </w:r>
-      <w:r>
-        <w:t xml:space="preserve"> </w:t>
-      </w:r>
-      <w:r>
-        <w:t xml:space="preserve">detail needed for full gate replay, so it remains a negative aggregate diagnostic rather than a</w:t>
-      </w:r>
-      <w:r>
-        <w:t xml:space="preserve"> </w:t>
-      </w:r>
-      <w:r>
-        <w:t xml:space="preserve">complete certificate evaluation.</w:t>
+        <w:t xml:space="preserve">The locked So2Sat-LCZ42 v1 study evaluated 2 candidates, Tent and SAR, on</w:t>
+      </w:r>
+      <w:r>
+        <w:t xml:space="preserve"> </w:t>
+      </w:r>
+      <w:r>
+        <w:t xml:space="preserve">9 development cities and 5 independent source</w:t>
+      </w:r>
+      <w:r>
+        <w:t xml:space="preserve"> </w:t>
+      </w:r>
+      <w:r>
+        <w:t xml:space="preserve">checkpoints, giving 45 city–checkpoint cells per candidate. This was a</w:t>
+      </w:r>
+      <w:r>
+        <w:t xml:space="preserve"> </w:t>
+      </w:r>
+      <w:r>
+        <w:t xml:space="preserve">candidate-feasibility stage, not target evaluation. Tent had 4 helpful and</w:t>
+      </w:r>
+      <w:r>
+        <w:t xml:space="preserve"> </w:t>
+      </w:r>
+      <w:r>
+        <w:t xml:space="preserve">4 harmful cities and a cell-oracle opportunity of</w:t>
+      </w:r>
+      <w:r>
+        <w:t xml:space="preserve"> </w:t>
+      </w:r>
+      <w:r>
+        <w:t xml:space="preserve">0.8848 percentage points. Its leave-one-city-out sign accuracy was</w:t>
+      </w:r>
+      <w:r>
+        <w:t xml:space="preserve"> </w:t>
+      </w:r>
+      <w:r>
+        <w:t xml:space="preserve">51.11%, and routed accuracy was 0.1544 percentage points</w:t>
+      </w:r>
+      <w:r>
+        <w:t xml:space="preserve"> </w:t>
+      </w:r>
+      <w:r>
+        <w:t xml:space="preserve">below always adapt, its better fixed policy. SAR had 0 qualifying helpful</w:t>
+      </w:r>
+      <w:r>
+        <w:t xml:space="preserve"> </w:t>
+      </w:r>
+      <w:r>
+        <w:t xml:space="preserve">cities, 6 harmful cities, and an oracle opportunity of</w:t>
+      </w:r>
+      <w:r>
+        <w:t xml:space="preserve"> </w:t>
+      </w:r>
+      <w:r>
+        <w:t xml:space="preserve">0.5640 percentage points. It selected ADAPT in only 5 of</w:t>
+      </w:r>
+      <w:r>
+        <w:t xml:space="preserve"> </w:t>
+      </w:r>
+      <w:r>
+        <w:t xml:space="preserve">45 cells, and routed accuracy was 0.0842 percentage</w:t>
+      </w:r>
+      <w:r>
+        <w:t xml:space="preserve"> </w:t>
+      </w:r>
+      <w:r>
+        <w:t xml:space="preserve">points below always freeze. Tent passed 7 of</w:t>
+      </w:r>
+      <w:r>
+        <w:t xml:space="preserve"> </w:t>
+      </w:r>
+      <w:r>
+        <w:t xml:space="preserve">9 feasibility checks and SAR passed 6 of</w:t>
+      </w:r>
+      <w:r>
+        <w:t xml:space="preserve"> </w:t>
+      </w:r>
+      <w:r>
+        <w:t xml:space="preserve">9, so neither candidate was eligible.</w:t>
       </w:r>
     </w:p>
+    <w:p>
+      <w:pPr>
+        <w:pStyle w:val="BodyText"/>
+        <w:widowControl/>
+      </w:pPr>
+      <w:r>
+        <w:t xml:space="preserve">The locked status records no feasible candidate and a stop before gate calibration. No held-out</w:t>
+      </w:r>
+      <w:r>
+        <w:t xml:space="preserve"> </w:t>
+      </w:r>
+      <w:r>
+        <w:t xml:space="preserve">gate-calibration rows or target inputs were accessed; the recorded counts were</w:t>
+      </w:r>
+      <w:r>
+        <w:t xml:space="preserve"> </w:t>
+      </w:r>
+      <w:r>
+        <w:t xml:space="preserve">0 gate-calibration rows, 0 target inputs,</w:t>
+      </w:r>
+      <w:r>
+        <w:t xml:space="preserve"> </w:t>
+      </w:r>
+      <w:r>
+        <w:t xml:space="preserve">0 target pixels, and 0 target labels. Thus the study</w:t>
+      </w:r>
+      <w:r>
+        <w:t xml:space="preserve"> </w:t>
+      </w:r>
+      <w:r>
+        <w:t xml:space="preserve">supplies a negative development-transfer result and evidence that routing opportunity can exist; it</w:t>
+      </w:r>
+      <w:r>
+        <w:t xml:space="preserve"> </w:t>
+      </w:r>
+      <w:r>
+        <w:t xml:space="preserve">supplies no target natural-shift score. All 90 development outcomes are now</w:t>
+      </w:r>
+      <w:r>
+        <w:t xml:space="preserve"> </w:t>
+      </w:r>
+      <w:r>
+        <w:t xml:space="preserve">open, so retuning on them cannot produce fresh confirmatory evidence. In addition, v1 declares one</w:t>
+      </w:r>
+      <w:r>
+        <w:t xml:space="preserve"> </w:t>
+      </w:r>
+      <w:r>
+        <w:t xml:space="preserve">target action per city while the target runner creates city–checkpoint actions. This mismatch did</w:t>
+      </w:r>
+      <w:r>
+        <w:t xml:space="preserve"> </w:t>
+      </w:r>
+      <w:r>
+        <w:t xml:space="preserve">not affect the stop, because no target action was created, but target execution remains blocked until</w:t>
+      </w:r>
+      <w:r>
+        <w:t xml:space="preserve"> </w:t>
+      </w:r>
+      <w:r>
+        <w:t xml:space="preserve">a new versioned protocol and implementation use the same action unit.</w:t>
+      </w:r>
+    </w:p>
+    <w:bookmarkEnd w:id="82"/>
     <w:bookmarkEnd w:id="83"/>
-    <w:bookmarkStart w:id="84" w:name="imagenet-r-backbone-breakdown"/>
+    <w:bookmarkStart w:id="87" w:name="negative-and-diagnostic-tracks"/>
+    <w:p>
+      <w:pPr>
+        <w:pStyle w:val="Heading2"/>
+        <w:widowControl/>
+      </w:pPr>
+      <w:r>
+        <w:t xml:space="preserve">Negative and Diagnostic Tracks</w:t>
+      </w:r>
+    </w:p>
+    <w:bookmarkStart w:id="84" w:name="pacs"/>
     <w:p>
       <w:pPr>
         <w:pStyle w:val="Heading3"/>
         <w:widowControl/>
       </w:pPr>
       <w:r>
-        <w:t xml:space="preserve">ImageNet-R Backbone Breakdown</w:t>
+        <w:t xml:space="preserve">PACS</w:t>
       </w:r>
     </w:p>
     <w:p>
@@ -29798,14 +29997,14 @@
         <w:widowControl/>
       </w:pPr>
       <w:r>
-        <w:t xml:space="preserve">ImageNet-R KGA regret</w:t>
+        <w:t xml:space="preserve">PACS KGA regret</w:t>
       </w:r>
       <w:r>
         <w:t xml:space="preserve"> </w:t>
       </w:r>
       <m:oMath>
         <m:r>
-          <m:t>0.0150</m:t>
+          <m:t>0.0431</m:t>
         </m:r>
       </m:oMath>
       <w:r>
@@ -29819,85 +30018,34 @@
       </w:r>
       <m:oMath>
         <m:r>
-          <m:t>0.0064</m:t>
+          <m:t>0.0176</m:t>
         </m:r>
       </m:oMath>
       <w:r>
-        <w:t xml:space="preserve"> </w:t>
-      </w:r>
-      <w:r>
-        <w:t xml:space="preserve">across the ten-backbone architecture</w:t>
-      </w:r>
-      <w:r>
-        <w:t xml:space="preserve"> </w:t>
-      </w:r>
-      <w:r>
-        <w:t xml:space="preserve">panel, and no backbone beats both fixed policies. KGA is worse than always-adapt on 8 of 10</w:t>
-      </w:r>
-      <w:r>
-        <w:t xml:space="preserve"> </w:t>
-      </w:r>
-      <w:r>
-        <w:t xml:space="preserve">backbones; four of those eight have a 0% harmful base rate, so routing has no harm to avoid. On</w:t>
-      </w:r>
-      <w:r>
-        <w:t xml:space="preserve"> </w:t>
-      </w:r>
-      <w:r>
-        <w:rPr>
-          <w:rStyle w:val="VerbatimChar"/>
-        </w:rPr>
-        <w:t xml:space="preserve">efficientnet_b0</w:t>
-      </w:r>
-      <w:r>
-        <w:t xml:space="preserve"> </w:t>
-      </w:r>
-      <w:r>
-        <w:t xml:space="preserve">(100% harmful) and</w:t>
-      </w:r>
-      <w:r>
-        <w:t xml:space="preserve"> </w:t>
-      </w:r>
-      <w:r>
-        <w:rPr>
-          <w:rStyle w:val="VerbatimChar"/>
-        </w:rPr>
-        <w:t xml:space="preserve">swin_t</w:t>
-      </w:r>
-      <w:r>
-        <w:t xml:space="preserve"> </w:t>
-      </w:r>
-      <w:r>
-        <w:t xml:space="preserve">(60.4% harmful), KGA improves over</w:t>
-      </w:r>
-      <w:r>
-        <w:t xml:space="preserve"> </w:t>
-      </w:r>
-      <w:r>
-        <w:t xml:space="preserve">always-adapt but exactly ties always-freeze and makes no adapt decisions. The pattern is consistent</w:t>
-      </w:r>
-      <w:r>
-        <w:t xml:space="preserve"> </w:t>
-      </w:r>
-      <w:r>
-        <w:t xml:space="preserve">with the regime map: routing can add value only where candidate harm is present, but these two rows</w:t>
-      </w:r>
-      <w:r>
-        <w:t xml:space="preserve"> </w:t>
-      </w:r>
-      <w:r>
-        <w:t xml:space="preserve">are fail-closed no-harm ties rather than routing wins.</w:t>
+        <w:t xml:space="preserve">. Its archived aggregate lacks the residual</w:t>
+      </w:r>
+      <w:r>
+        <w:t xml:space="preserve"> </w:t>
+      </w:r>
+      <w:r>
+        <w:t xml:space="preserve">detail needed for full gate replay, so it remains a negative aggregate diagnostic rather than a</w:t>
+      </w:r>
+      <w:r>
+        <w:t xml:space="preserve"> </w:t>
+      </w:r>
+      <w:r>
+        <w:t xml:space="preserve">complete certificate evaluation.</w:t>
       </w:r>
     </w:p>
     <w:bookmarkEnd w:id="84"/>
-    <w:bookmarkStart w:id="85" w:name="cifar-10.1"/>
+    <w:bookmarkStart w:id="85" w:name="imagenet-r-backbone-breakdown"/>
     <w:p>
       <w:pPr>
         <w:pStyle w:val="Heading3"/>
         <w:widowControl/>
       </w:pPr>
       <w:r>
-        <w:t xml:space="preserve">CIFAR-10.1</w:t>
+        <w:t xml:space="preserve">ImageNet-R Backbone Breakdown</w:t>
       </w:r>
     </w:p>
     <w:p>
@@ -29906,38 +30054,146 @@
         <w:widowControl/>
       </w:pPr>
       <w:r>
-        <w:t xml:space="preserve">CIFAR-10.1 ties always-freeze at</w:t>
+        <w:t xml:space="preserve">ImageNet-R KGA regret</w:t>
       </w:r>
       <w:r>
         <w:t xml:space="preserve"> </w:t>
       </w:r>
       <m:oMath>
         <m:r>
-          <m:t>0.0017</m:t>
+          <m:t>0.0150</m:t>
         </m:r>
       </m:oMath>
       <w:r>
         <w:t xml:space="preserve"> </w:t>
       </w:r>
       <w:r>
-        <w:t xml:space="preserve">and is retained as a negative low-margin cross-seed</w:t>
-      </w:r>
-      <w:r>
-        <w:t xml:space="preserve"> </w:t>
-      </w:r>
-      <w:r>
-        <w:t xml:space="preserve">diagnostic. None of these nulls proves structural non-identifiability; weak evidence, low margin,</w:t>
-      </w:r>
-      <w:r>
-        <w:t xml:space="preserve"> </w:t>
-      </w:r>
-      <w:r>
-        <w:t xml:space="preserve">estimator inadequacy, or calibration transfer can produce the same pattern.</w:t>
+        <w:t xml:space="preserve">exceeds always-adapt’s</w:t>
+      </w:r>
+      <w:r>
+        <w:t xml:space="preserve"> </w:t>
+      </w:r>
+      <m:oMath>
+        <m:r>
+          <m:t>0.0064</m:t>
+        </m:r>
+      </m:oMath>
+      <w:r>
+        <w:t xml:space="preserve"> </w:t>
+      </w:r>
+      <w:r>
+        <w:t xml:space="preserve">across the ten-backbone architecture</w:t>
+      </w:r>
+      <w:r>
+        <w:t xml:space="preserve"> </w:t>
+      </w:r>
+      <w:r>
+        <w:t xml:space="preserve">panel, and no backbone beats both fixed policies. KGA is worse than always-adapt on 8 of 10</w:t>
+      </w:r>
+      <w:r>
+        <w:t xml:space="preserve"> </w:t>
+      </w:r>
+      <w:r>
+        <w:t xml:space="preserve">backbones; four of those eight have a 0% harmful base rate, so routing has no harm to avoid. On</w:t>
+      </w:r>
+      <w:r>
+        <w:t xml:space="preserve"> </w:t>
+      </w:r>
+      <w:r>
+        <w:rPr>
+          <w:rStyle w:val="VerbatimChar"/>
+        </w:rPr>
+        <w:t xml:space="preserve">efficientnet_b0</w:t>
+      </w:r>
+      <w:r>
+        <w:t xml:space="preserve"> </w:t>
+      </w:r>
+      <w:r>
+        <w:t xml:space="preserve">(100% harmful) and</w:t>
+      </w:r>
+      <w:r>
+        <w:t xml:space="preserve"> </w:t>
+      </w:r>
+      <w:r>
+        <w:rPr>
+          <w:rStyle w:val="VerbatimChar"/>
+        </w:rPr>
+        <w:t xml:space="preserve">swin_t</w:t>
+      </w:r>
+      <w:r>
+        <w:t xml:space="preserve"> </w:t>
+      </w:r>
+      <w:r>
+        <w:t xml:space="preserve">(60.4% harmful), KGA improves over</w:t>
+      </w:r>
+      <w:r>
+        <w:t xml:space="preserve"> </w:t>
+      </w:r>
+      <w:r>
+        <w:t xml:space="preserve">always-adapt but exactly ties always-freeze and makes no adapt decisions. The pattern is consistent</w:t>
+      </w:r>
+      <w:r>
+        <w:t xml:space="preserve"> </w:t>
+      </w:r>
+      <w:r>
+        <w:t xml:space="preserve">with the regime map: routing can add value only where candidate harm is present, but these two rows</w:t>
+      </w:r>
+      <w:r>
+        <w:t xml:space="preserve"> </w:t>
+      </w:r>
+      <w:r>
+        <w:t xml:space="preserve">are fail-closed no-harm ties rather than routing wins.</w:t>
       </w:r>
     </w:p>
     <w:bookmarkEnd w:id="85"/>
+    <w:bookmarkStart w:id="86" w:name="cifar-10.1"/>
+    <w:p>
+      <w:pPr>
+        <w:pStyle w:val="Heading3"/>
+        <w:widowControl/>
+      </w:pPr>
+      <w:r>
+        <w:t xml:space="preserve">CIFAR-10.1</w:t>
+      </w:r>
+    </w:p>
+    <w:p>
+      <w:pPr>
+        <w:pStyle w:val="FirstParagraph"/>
+        <w:widowControl/>
+      </w:pPr>
+      <w:r>
+        <w:t xml:space="preserve">CIFAR-10.1 ties always-freeze at</w:t>
+      </w:r>
+      <w:r>
+        <w:t xml:space="preserve"> </w:t>
+      </w:r>
+      <m:oMath>
+        <m:r>
+          <m:t>0.0017</m:t>
+        </m:r>
+      </m:oMath>
+      <w:r>
+        <w:t xml:space="preserve"> </w:t>
+      </w:r>
+      <w:r>
+        <w:t xml:space="preserve">and is retained as a negative low-margin cross-seed</w:t>
+      </w:r>
+      <w:r>
+        <w:t xml:space="preserve"> </w:t>
+      </w:r>
+      <w:r>
+        <w:t xml:space="preserve">diagnostic. None of these nulls proves structural non-identifiability; weak evidence, low margin,</w:t>
+      </w:r>
+      <w:r>
+        <w:t xml:space="preserve"> </w:t>
+      </w:r>
+      <w:r>
+        <w:t xml:space="preserve">estimator inadequacy, or calibration transfer can produce the same pattern.</w:t>
+      </w:r>
+    </w:p>
     <w:bookmarkEnd w:id="86"/>
-    <w:bookmarkStart w:id="87" w:name="what-the-panel-establishes"/>
+    <w:bookmarkEnd w:id="87"/>
+    <w:bookmarkStart w:id="88" w:name="what-the-panel-establishes"/>
     <w:p>
       <w:pPr>
         <w:pStyle w:val="Heading2"/>
@@ -29953,7 +30209,7 @@
         <w:widowControl/>
       </w:pPr>
       <w:r>
-        <w:t xml:space="preserve">Table 8. Claim discipline for the reconciled panel.</w:t>
+        <w:t xml:space="preserve">Table 8. Claim discipline for the reconciled panel and locked auxiliary evidence.</w:t>
       </w:r>
     </w:p>
     <w:tbl>
@@ -29963,7 +30219,7 @@
         <w:jc w:val="left"/>
         <w:tblLayout w:type="fixed"/>
         <w:tblLook w:firstRow="1" w:lastRow="0" w:firstColumn="0" w:lastColumn="0" w:noHBand="0" w:noVBand="0" w:val="0020"/>
-        <w:tblCaption w:val="Table 8. Claim discipline for the reconciled panel."/>
+        <w:tblCaption w:val="Table 8. Claim discipline for the reconciled panel and locked auxiliary evidence."/>
         <w:tblInd w:w="120" w:type="dxa"/>
         <w:tblBorders>
           <w:top w:val="single" w:sz="4" w:space="0" w:color="B7B7B7"/>
@@ -29975,8 +30231,8 @@
         </w:tblBorders>
       </w:tblPr>
       <w:tblGrid>
-        <w:gridCol w:w="3312"/>
-        <w:gridCol w:w="6648"/>
+        <w:gridCol w:w="3727"/>
+        <w:gridCol w:w="6233"/>
       </w:tblGrid>
       <w:tr>
         <w:trPr>
@@ -29985,7 +30241,7 @@
         </w:trPr>
         <w:tc>
           <w:tcPr>
-            <w:tcW w:w="3312" w:type="dxa"/>
+            <w:tcW w:w="3727" w:type="dxa"/>
             <w:vAlign w:val="center"/>
             <w:tcMar>
               <w:top w:w="60" w:type="dxa"/>
@@ -30013,7 +30269,7 @@
         </w:tc>
         <w:tc>
           <w:tcPr>
-            <w:tcW w:w="6648" w:type="dxa"/>
+            <w:tcW w:w="6233" w:type="dxa"/>
             <w:vAlign w:val="center"/>
             <w:tcMar>
               <w:top w:w="60" w:type="dxa"/>
@@ -30043,7 +30299,7 @@
       <w:tr>
         <w:tc>
           <w:tcPr>
-            <w:tcW w:w="3312" w:type="dxa"/>
+            <w:tcW w:w="3727" w:type="dxa"/>
             <w:vAlign w:val="center"/>
             <w:tcMar>
               <w:top w:w="60" w:type="dxa"/>
@@ -30069,7 +30325,7 @@
         </w:tc>
         <w:tc>
           <w:tcPr>
-            <w:tcW w:w="6648" w:type="dxa"/>
+            <w:tcW w:w="6233" w:type="dxa"/>
             <w:vAlign w:val="center"/>
             <w:tcMar>
               <w:top w:w="60" w:type="dxa"/>
@@ -30089,7 +30345,7 @@
                 <w:rFonts w:ascii="Times New Roman" w:hAnsi="Times New Roman"/>
                 <w:sz w:val="17"/>
               </w:rPr>
-              <w:t xml:space="preserve">exact-rank point gain; retrospective current-policy six-family intervals positive; preregistered six-comparison Holm fails</w:t>
+              <w:t xml:space="preserve">exact-rank point gain; retrospective six-family intervals positive; retrospective Holm over prospectively named contrasts is nonconfirmatory</w:t>
             </w:r>
           </w:p>
         </w:tc>
@@ -30097,7 +30353,7 @@
       <w:tr>
         <w:tc>
           <w:tcPr>
-            <w:tcW w:w="3312" w:type="dxa"/>
+            <w:tcW w:w="3727" w:type="dxa"/>
             <w:vAlign w:val="center"/>
             <w:tcMar>
               <w:top w:w="60" w:type="dxa"/>
@@ -30123,7 +30379,7 @@
         </w:tc>
         <w:tc>
           <w:tcPr>
-            <w:tcW w:w="6648" w:type="dxa"/>
+            <w:tcW w:w="6233" w:type="dxa"/>
             <w:vAlign w:val="center"/>
             <w:tcMar>
               <w:top w:w="60" w:type="dxa"/>
@@ -30143,7 +30399,7 @@
                 <w:rFonts w:ascii="Times New Roman" w:hAnsi="Times New Roman"/>
                 <w:sz w:val="17"/>
               </w:rPr>
-              <w:t xml:space="preserve">point-estimate gain; current adapt-side family interval includes zero; preregistered six-comparison Holm fails</w:t>
+              <w:t xml:space="preserve">point-estimate gain; adapt-side family interval includes zero; retrospective Holm over prospectively named contrasts is nonconfirmatory</w:t>
             </w:r>
           </w:p>
         </w:tc>
@@ -30151,7 +30407,7 @@
       <w:tr>
         <w:tc>
           <w:tcPr>
-            <w:tcW w:w="3312" w:type="dxa"/>
+            <w:tcW w:w="3727" w:type="dxa"/>
             <w:vAlign w:val="center"/>
             <w:tcMar>
               <w:top w:w="60" w:type="dxa"/>
@@ -30177,7 +30433,7 @@
         </w:tc>
         <w:tc>
           <w:tcPr>
-            <w:tcW w:w="6648" w:type="dxa"/>
+            <w:tcW w:w="6233" w:type="dxa"/>
             <w:vAlign w:val="center"/>
             <w:tcMar>
               <w:top w:w="60" w:type="dxa"/>
@@ -30205,7 +30461,7 @@
       <w:tr>
         <w:tc>
           <w:tcPr>
-            <w:tcW w:w="3312" w:type="dxa"/>
+            <w:tcW w:w="3727" w:type="dxa"/>
             <w:vAlign w:val="center"/>
             <w:tcMar>
               <w:top w:w="60" w:type="dxa"/>
@@ -30231,7 +30487,7 @@
         </w:tc>
         <w:tc>
           <w:tcPr>
-            <w:tcW w:w="6648" w:type="dxa"/>
+            <w:tcW w:w="6233" w:type="dxa"/>
             <w:vAlign w:val="center"/>
             <w:tcMar>
               <w:top w:w="60" w:type="dxa"/>
@@ -30259,7 +30515,7 @@
       <w:tr>
         <w:tc>
           <w:tcPr>
-            <w:tcW w:w="3312" w:type="dxa"/>
+            <w:tcW w:w="3727" w:type="dxa"/>
             <w:vAlign w:val="center"/>
             <w:tcMar>
               <w:top w:w="60" w:type="dxa"/>
@@ -30285,7 +30541,7 @@
         </w:tc>
         <w:tc>
           <w:tcPr>
-            <w:tcW w:w="6648" w:type="dxa"/>
+            <w:tcW w:w="6233" w:type="dxa"/>
             <w:vAlign w:val="center"/>
             <w:tcMar>
               <w:top w:w="60" w:type="dxa"/>
@@ -30313,7 +30569,7 @@
       <w:tr>
         <w:tc>
           <w:tcPr>
-            <w:tcW w:w="3312" w:type="dxa"/>
+            <w:tcW w:w="3727" w:type="dxa"/>
             <w:vAlign w:val="center"/>
             <w:tcMar>
               <w:top w:w="60" w:type="dxa"/>
@@ -30333,13 +30589,13 @@
                 <w:rFonts w:ascii="Times New Roman" w:hAnsi="Times New Roman"/>
                 <w:sz w:val="17"/>
               </w:rPr>
-              <w:t xml:space="preserve">iWildCam</w:t>
-            </w:r>
-          </w:p>
-        </w:tc>
-        <w:tc>
-          <w:tcPr>
-            <w:tcW w:w="6648" w:type="dxa"/>
+              <w:t xml:space="preserve">So2Sat-LCZ42 locked development gate</w:t>
+            </w:r>
+          </w:p>
+        </w:tc>
+        <w:tc>
+          <w:tcPr>
+            <w:tcW w:w="6233" w:type="dxa"/>
             <w:vAlign w:val="center"/>
             <w:tcMar>
               <w:top w:w="60" w:type="dxa"/>
@@ -30359,7 +30615,7 @@
                 <w:rFonts w:ascii="Times New Roman" w:hAnsi="Times New Roman"/>
                 <w:sz w:val="17"/>
               </w:rPr>
-              <w:t xml:space="preserve">numerical claim withheld pending official-metric, population-sealed rerun</w:t>
+              <w:t xml:space="preserve">no feasible Tent or SAR candidate; stopped before calibration and target access</w:t>
             </w:r>
           </w:p>
         </w:tc>
@@ -30367,7 +30623,7 @@
       <w:tr>
         <w:tc>
           <w:tcPr>
-            <w:tcW w:w="3312" w:type="dxa"/>
+            <w:tcW w:w="3727" w:type="dxa"/>
             <w:vAlign w:val="center"/>
             <w:tcMar>
               <w:top w:w="60" w:type="dxa"/>
@@ -30387,13 +30643,13 @@
                 <w:rFonts w:ascii="Times New Roman" w:hAnsi="Times New Roman"/>
                 <w:sz w:val="17"/>
               </w:rPr>
-              <w:t xml:space="preserve">Camelyon17 OOD tie to adapt</w:t>
-            </w:r>
-          </w:p>
-        </w:tc>
-        <w:tc>
-          <w:tcPr>
-            <w:tcW w:w="6648" w:type="dxa"/>
+              <w:t xml:space="preserve">iWildCam</w:t>
+            </w:r>
+          </w:p>
+        </w:tc>
+        <w:tc>
+          <w:tcPr>
+            <w:tcW w:w="6233" w:type="dxa"/>
             <w:vAlign w:val="center"/>
             <w:tcMar>
               <w:top w:w="60" w:type="dxa"/>
@@ -30413,7 +30669,7 @@
                 <w:rFonts w:ascii="Times New Roman" w:hAnsi="Times New Roman"/>
                 <w:sz w:val="17"/>
               </w:rPr>
-              <w:t xml:space="preserve">archived opened one-sided diagnostic; no selective-routing test</w:t>
+              <w:t xml:space="preserve">numerical claim withheld pending official-metric, population-sealed rerun</w:t>
             </w:r>
           </w:p>
         </w:tc>
@@ -30421,7 +30677,7 @@
       <w:tr>
         <w:tc>
           <w:tcPr>
-            <w:tcW w:w="3312" w:type="dxa"/>
+            <w:tcW w:w="3727" w:type="dxa"/>
             <w:vAlign w:val="center"/>
             <w:tcMar>
               <w:top w:w="60" w:type="dxa"/>
@@ -30441,13 +30697,13 @@
                 <w:rFonts w:ascii="Times New Roman" w:hAnsi="Times New Roman"/>
                 <w:sz w:val="17"/>
               </w:rPr>
-              <w:t xml:space="preserve">PACS/ImageNet-R losses</w:t>
-            </w:r>
-          </w:p>
-        </w:tc>
-        <w:tc>
-          <w:tcPr>
-            <w:tcW w:w="6648" w:type="dxa"/>
+              <w:t xml:space="preserve">Camelyon17 OOD tie to adapt</w:t>
+            </w:r>
+          </w:p>
+        </w:tc>
+        <w:tc>
+          <w:tcPr>
+            <w:tcW w:w="6233" w:type="dxa"/>
             <w:vAlign w:val="center"/>
             <w:tcMar>
               <w:top w:w="60" w:type="dxa"/>
@@ -30467,7 +30723,7 @@
                 <w:rFonts w:ascii="Times New Roman" w:hAnsi="Times New Roman"/>
                 <w:sz w:val="17"/>
               </w:rPr>
-              <w:t xml:space="preserve">completed negative diagnostics, retained in scope</w:t>
+              <w:t xml:space="preserve">archived opened one-sided diagnostic; no selective-routing test</w:t>
             </w:r>
           </w:p>
         </w:tc>
@@ -30475,7 +30731,7 @@
       <w:tr>
         <w:tc>
           <w:tcPr>
-            <w:tcW w:w="3312" w:type="dxa"/>
+            <w:tcW w:w="3727" w:type="dxa"/>
             <w:vAlign w:val="center"/>
             <w:tcMar>
               <w:top w:w="60" w:type="dxa"/>
@@ -30495,13 +30751,67 @@
                 <w:rFonts w:ascii="Times New Roman" w:hAnsi="Times New Roman"/>
                 <w:sz w:val="17"/>
               </w:rPr>
+              <w:t xml:space="preserve">PACS/ImageNet-R losses</w:t>
+            </w:r>
+          </w:p>
+        </w:tc>
+        <w:tc>
+          <w:tcPr>
+            <w:tcW w:w="6233" w:type="dxa"/>
+            <w:vAlign w:val="center"/>
+            <w:tcMar>
+              <w:top w:w="60" w:type="dxa"/>
+              <w:start w:w="80" w:type="dxa"/>
+              <w:bottom w:w="60" w:type="dxa"/>
+              <w:end w:w="80" w:type="dxa"/>
+            </w:tcMar>
+          </w:tcPr>
+          <w:p>
+            <w:pPr>
+              <w:pStyle w:val="Compact"/>
+              <w:spacing w:before="0" w:after="0" w:line="240" w:lineRule="auto"/>
+              <w:jc w:val="left"/>
+            </w:pPr>
+            <w:r>
+              <w:rPr>
+                <w:rFonts w:ascii="Times New Roman" w:hAnsi="Times New Roman"/>
+                <w:sz w:val="17"/>
+              </w:rPr>
+              <w:t xml:space="preserve">completed negative diagnostics, retained in scope</w:t>
+            </w:r>
+          </w:p>
+        </w:tc>
+      </w:tr>
+      <w:tr>
+        <w:tc>
+          <w:tcPr>
+            <w:tcW w:w="3727" w:type="dxa"/>
+            <w:vAlign w:val="center"/>
+            <w:tcMar>
+              <w:top w:w="60" w:type="dxa"/>
+              <w:start w:w="80" w:type="dxa"/>
+              <w:bottom w:w="60" w:type="dxa"/>
+              <w:end w:w="80" w:type="dxa"/>
+            </w:tcMar>
+          </w:tcPr>
+          <w:p>
+            <w:pPr>
+              <w:pStyle w:val="Compact"/>
+              <w:spacing w:before="0" w:after="0" w:line="240" w:lineRule="auto"/>
+              <w:jc w:val="left"/>
+            </w:pPr>
+            <w:r>
+              <w:rPr>
+                <w:rFonts w:ascii="Times New Roman" w:hAnsi="Times New Roman"/>
+                <w:sz w:val="17"/>
+              </w:rPr>
               <w:t xml:space="preserve">Empirical abstention</w:t>
             </w:r>
           </w:p>
         </w:tc>
         <w:tc>
           <w:tcPr>
-            <w:tcW w:w="6648" w:type="dxa"/>
+            <w:tcW w:w="6233" w:type="dxa"/>
             <w:vAlign w:val="center"/>
             <w:tcMar>
               <w:top w:w="60" w:type="dxa"/>
@@ -30557,18 +30867,30 @@
         <w:t xml:space="preserve"> </w:t>
       </w:r>
       <w:r>
-        <w:t xml:space="preserve">Together, these findings support fail-closed and rollback mechanics in the observed protocols, but</w:t>
-      </w:r>
-      <w:r>
-        <w:t xml:space="preserve"> </w:t>
-      </w:r>
-      <w:r>
-        <w:t xml:space="preserve">they do not establish an adapt-side safety property or broad accuracy improvement.</w:t>
+        <w:t xml:space="preserve">So2Sat-LCZ42 adds a stricter negative: development cities contained Tent help/harm heterogeneity,</w:t>
+      </w:r>
+      <w:r>
+        <w:t xml:space="preserve"> </w:t>
+      </w:r>
+      <w:r>
+        <w:t xml:space="preserve">but the locked label-free gate did not recover it out of city and correctly stopped before target</w:t>
+      </w:r>
+      <w:r>
+        <w:t xml:space="preserve"> </w:t>
+      </w:r>
+      <w:r>
+        <w:t xml:space="preserve">access. Together, these findings support fail-closed and rollback mechanics in the observed</w:t>
+      </w:r>
+      <w:r>
+        <w:t xml:space="preserve"> </w:t>
+      </w:r>
+      <w:r>
+        <w:t xml:space="preserve">protocols, but they do not establish an adapt-side safety property or broad accuracy improvement.</w:t>
       </w:r>
     </w:p>
-    <w:bookmarkEnd w:id="87"/>
     <w:bookmarkEnd w:id="88"/>
-    <w:bookmarkStart w:id="102" w:name="Xc3ff8f5e2db892cc88cf88ab768c0a714ed90e0"/>
+    <w:bookmarkEnd w:id="89"/>
+    <w:bookmarkStart w:id="103" w:name="Xc3ff8f5e2db892cc88cf88ab768c0a714ed90e0"/>
     <w:p>
       <w:pPr>
         <w:pStyle w:val="Heading1"/>
@@ -30578,7 +30900,7 @@
         <w:t xml:space="preserve">Sensitivity, Failure Analysis, and Limitations</w:t>
       </w:r>
     </w:p>
-    <w:bookmarkStart w:id="89" w:name="radius-and-decision-yield"/>
+    <w:bookmarkStart w:id="90" w:name="radius-and-decision-yield"/>
     <w:p>
       <w:pPr>
         <w:pStyle w:val="Heading2"/>
@@ -30629,8 +30951,8 @@
         <w:t xml:space="preserve">point gate is not automatically a valid gate.</w:t>
       </w:r>
     </w:p>
-    <w:bookmarkEnd w:id="89"/>
-    <w:bookmarkStart w:id="90" w:name="safety-level-and-calibration-size"/>
+    <w:bookmarkEnd w:id="90"/>
+    <w:bookmarkStart w:id="91" w:name="safety-level-and-calibration-size"/>
     <w:p>
       <w:pPr>
         <w:pStyle w:val="Heading2"/>
@@ -30681,8 +31003,8 @@
         <w:t xml:space="preserve">a finite number but does not preserve the same nominal split-conformal statement in that edge case.</w:t>
       </w:r>
     </w:p>
-    <w:bookmarkEnd w:id="90"/>
-    <w:bookmarkStart w:id="91" w:name="estimator-quality"/>
+    <w:bookmarkEnd w:id="91"/>
+    <w:bookmarkStart w:id="92" w:name="estimator-quality"/>
     <w:p>
       <w:pPr>
         <w:pStyle w:val="Heading2"/>
@@ -30766,8 +31088,8 @@
         <w:t xml:space="preserve">effects must be diagnosed with residuals at the intended deployment unit.</w:t>
       </w:r>
     </w:p>
-    <w:bookmarkEnd w:id="91"/>
-    <w:bookmarkStart w:id="92" w:name="adapter-and-configuration-transfer"/>
+    <w:bookmarkEnd w:id="92"/>
+    <w:bookmarkStart w:id="93" w:name="adapter-and-configuration-transfer"/>
     <w:p>
       <w:pPr>
         <w:pStyle w:val="Heading2"/>
@@ -30832,8 +31154,8 @@
         <w:t xml:space="preserve">also a calibration-contract change.</w:t>
       </w:r>
     </w:p>
-    <w:bookmarkEnd w:id="92"/>
-    <w:bookmarkStart w:id="93" w:name="domain-transfer-and-exchangeability"/>
+    <w:bookmarkEnd w:id="93"/>
+    <w:bookmarkStart w:id="94" w:name="domain-transfer-and-exchangeability"/>
     <w:p>
       <w:pPr>
         <w:pStyle w:val="Heading2"/>
@@ -30870,8 +31192,8 @@
         <w:t xml:space="preserve">defensible, the system should fail closed and the paper should report the row as descriptive.</w:t>
       </w:r>
     </w:p>
-    <w:bookmarkEnd w:id="93"/>
-    <w:bookmarkStart w:id="95" w:name="population-budget-is-external"/>
+    <w:bookmarkEnd w:id="94"/>
+    <w:bookmarkStart w:id="96" w:name="population-budget-is-external"/>
     <w:p>
       <w:pPr>
         <w:pStyle w:val="Heading2"/>
@@ -31073,7 +31395,7 @@
         <w:t xml:space="preserve">knowledge or a stated assumption.</w:t>
       </w:r>
     </w:p>
-    <w:bookmarkStart w:id="94" w:name="Xf18d4c03770926b2e49c07a063d6b2880102e26"/>
+    <w:bookmarkStart w:id="95" w:name="Xf18d4c03770926b2e49c07a063d6b2880102e26"/>
     <w:p>
       <w:pPr>
         <w:pStyle w:val="Heading3"/>
@@ -31168,9 +31490,9 @@
         <w:t xml:space="preserve">interval; it does not learn the population assumptions.</w:t>
       </w:r>
     </w:p>
-    <w:bookmarkEnd w:id="94"/>
     <w:bookmarkEnd w:id="95"/>
-    <w:bookmarkStart w:id="97" w:name="Xd2faa8ece35ac07c214c493436060e83aed8e72"/>
+    <w:bookmarkEnd w:id="96"/>
+    <w:bookmarkStart w:id="98" w:name="Xd2faa8ece35ac07c214c493436060e83aed8e72"/>
     <w:p>
       <w:pPr>
         <w:pStyle w:val="Heading2"/>
@@ -31210,22 +31532,48 @@
         <w:t xml:space="preserve"> </w:t>
       </w:r>
       <w:r>
-        <w:t xml:space="preserve">intervals, but the preregistered six-comparison Holm gate fails and the six families share one</w:t>
-      </w:r>
-      <w:r>
-        <w:t xml:space="preserve"> </w:t>
-      </w:r>
-      <w:r>
-        <w:t xml:space="preserve">archived checkpoint. The older earlier-policy cluster artifact remains separate historical evidence.</w:t>
-      </w:r>
-      <w:r>
-        <w:t xml:space="preserve"> </w:t>
-      </w:r>
-      <w:r>
-        <w:t xml:space="preserve">Neither result proves independent-checkpoint stability or natural-domain transfer.</w:t>
+        <w:t xml:space="preserve">intervals, but Holm over the six prospectively named contrasts gives adjusted retrospective</w:t>
+      </w:r>
+      <w:r>
+        <w:t xml:space="preserve"> </w:t>
+      </w:r>
+      <w:r>
+        <w:t xml:space="preserve">sign-flip values of</w:t>
+      </w:r>
+      <w:r>
+        <w:t xml:space="preserve"> </w:t>
+      </w:r>
+      <m:oMath>
+        <m:r>
+          <m:t>0.09375</m:t>
+        </m:r>
+      </m:oMath>
+      <w:r>
+        <w:t xml:space="preserve"> </w:t>
+      </w:r>
+      <w:r>
+        <w:t xml:space="preserve">for both Tent comparisons. The replay, corruption-family unit, and</w:t>
+      </w:r>
+      <w:r>
+        <w:t xml:space="preserve"> </w:t>
+      </w:r>
+      <w:r>
+        <w:t xml:space="preserve">test were not preregistered, and the six families share one archived checkpoint. The older</w:t>
+      </w:r>
+      <w:r>
+        <w:t xml:space="preserve"> </w:t>
+      </w:r>
+      <w:r>
+        <w:t xml:space="preserve">earlier-policy cluster artifact remains separate historical evidence. Neither result proves</w:t>
+      </w:r>
+      <w:r>
+        <w:t xml:space="preserve"> </w:t>
+      </w:r>
+      <w:r>
+        <w:t xml:space="preserve">independent-checkpoint stability or natural-domain transfer.</w:t>
       </w:r>
     </w:p>
-    <w:bookmarkStart w:id="96" w:name="natural-evidence-is-mostly-no-harm."/>
+    <w:bookmarkStart w:id="97" w:name="natural-evidence-is-mostly-no-harm."/>
     <w:p>
       <w:pPr>
         <w:pStyle w:val="Heading3"/>
@@ -31260,12 +31608,30 @@
         <w:t xml:space="preserve"> </w:t>
       </w:r>
       <w:r>
-        <w:t xml:space="preserve">accuracy breakthrough. A genuinely unopened or hidden-label natural beats-both result remains open.</w:t>
+        <w:t xml:space="preserve">accuracy breakthrough. So2Sat-LCZ42 revealed a development-stage oracle opportunity, but its locked</w:t>
+      </w:r>
+      <w:r>
+        <w:t xml:space="preserve"> </w:t>
+      </w:r>
+      <w:r>
+        <w:t xml:space="preserve">gate failed feasibility and never reached the unopened target. A successful hidden-label natural</w:t>
+      </w:r>
+      <w:r>
+        <w:t xml:space="preserve"> </w:t>
+      </w:r>
+      <w:r>
+        <w:t xml:space="preserve">beats-both confirmation therefore remains open; the now-open So2Sat development outcomes cannot be</w:t>
+      </w:r>
+      <w:r>
+        <w:t xml:space="preserve"> </w:t>
+      </w:r>
+      <w:r>
+        <w:t xml:space="preserve">retuned and reused as fresh confirmation.</w:t>
       </w:r>
     </w:p>
-    <w:bookmarkEnd w:id="96"/>
     <w:bookmarkEnd w:id="97"/>
-    <w:bookmarkStart w:id="100" w:name="X399a4a8b50a56dd28d520027e3818637171f04a"/>
+    <w:bookmarkEnd w:id="98"/>
+    <w:bookmarkStart w:id="101" w:name="X399a4a8b50a56dd28d520027e3818637171f04a"/>
     <w:p>
       <w:pPr>
         <w:pStyle w:val="Heading2"/>
@@ -31275,7 +31641,7 @@
         <w:t xml:space="preserve">Search, Multiplicity, and Selective Reporting</w:t>
       </w:r>
     </w:p>
-    <w:bookmarkStart w:id="98" w:name="X04ecc2dd296ab29472bdf8276284fd423ff07ed"/>
+    <w:bookmarkStart w:id="99" w:name="X04ecc2dd296ab29472bdf8276284fd423ff07ed"/>
     <w:p>
       <w:pPr>
         <w:pStyle w:val="Heading3"/>
@@ -31325,8 +31691,8 @@
         <w:t xml:space="preserve">imputing missing values.</w:t>
       </w:r>
     </w:p>
-    <w:bookmarkEnd w:id="98"/>
-    <w:bookmarkStart w:id="99" w:name="search-history."/>
+    <w:bookmarkEnd w:id="99"/>
+    <w:bookmarkStart w:id="100" w:name="search-history."/>
     <w:p>
       <w:pPr>
         <w:pStyle w:val="Heading3"/>
@@ -31388,9 +31754,9 @@
         <w:t xml:space="preserve">unit, target unit, seed structure, inference unit, and beats-both rule before test labels are opened.</w:t>
       </w:r>
     </w:p>
-    <w:bookmarkEnd w:id="99"/>
     <w:bookmarkEnd w:id="100"/>
-    <w:bookmarkStart w:id="101" w:name="physical-deployment-and-runtime-limits"/>
+    <w:bookmarkEnd w:id="101"/>
+    <w:bookmarkStart w:id="102" w:name="physical-deployment-and-runtime-limits"/>
     <w:p>
       <w:pPr>
         <w:pStyle w:val="Heading2"/>
@@ -31427,9 +31793,9 @@
         <w:t xml:space="preserve">every policy, and report accuracy, regret, false adaptations, decision rates, and total latency.</w:t>
       </w:r>
     </w:p>
-    <w:bookmarkEnd w:id="101"/>
     <w:bookmarkEnd w:id="102"/>
-    <w:bookmarkStart w:id="108" w:name="reproducibility-and-artifact-scope"/>
+    <w:bookmarkEnd w:id="103"/>
+    <w:bookmarkStart w:id="109" w:name="reproducibility-and-artifact-scope"/>
     <w:p>
       <w:pPr>
         <w:pStyle w:val="Heading1"/>
@@ -31439,7 +31805,7 @@
         <w:t xml:space="preserve">Reproducibility and Artifact Scope</w:t>
       </w:r>
     </w:p>
-    <w:bookmarkStart w:id="103" w:name="canonical-numerical-source-of-truth"/>
+    <w:bookmarkStart w:id="104" w:name="canonical-numerical-source-of-truth"/>
     <w:p>
       <w:pPr>
         <w:pStyle w:val="Heading2"/>
@@ -31485,23 +31851,55 @@
         <w:t xml:space="preserve"> </w:t>
       </w:r>
       <w:r>
-        <w:t xml:space="preserve">preregistered six-comparison Holm gate; the earlier Tent cluster artifact and archived POEM/AETTA</w:t>
-      </w:r>
-      <w:r>
-        <w:t xml:space="preserve"> </w:t>
-      </w:r>
-      <w:r>
-        <w:t xml:space="preserve">comparison remain historical. None overwrites the canonical point-estimate panel. The generated</w:t>
-      </w:r>
-      <w:r>
-        <w:t xml:space="preserve"> </w:t>
-      </w:r>
-      <w:r>
-        <w:t xml:space="preserve">result manifest indexes every promoted claim and its scope.</w:t>
+        <w:t xml:space="preserve">confirmatory bar: Holm over six prospectively named contrasts gives adjusted retrospective sign-flip</w:t>
+      </w:r>
+      <w:r>
+        <w:t xml:space="preserve"> </w:t>
+      </w:r>
+      <w:r>
+        <w:t xml:space="preserve">values of</w:t>
+      </w:r>
+      <w:r>
+        <w:t xml:space="preserve"> </w:t>
+      </w:r>
+      <m:oMath>
+        <m:r>
+          <m:t>0.09375</m:t>
+        </m:r>
+      </m:oMath>
+      <w:r>
+        <w:t xml:space="preserve"> </w:t>
+      </w:r>
+      <w:r>
+        <w:t xml:space="preserve">for both Tent comparisons, but the replay, corruption-family unit, and test were</w:t>
+      </w:r>
+      <w:r>
+        <w:t xml:space="preserve"> </w:t>
+      </w:r>
+      <w:r>
+        <w:t xml:space="preserve">not preregistered. The earlier Tent cluster artifact and archived POEM/AETTA comparison remain</w:t>
+      </w:r>
+      <w:r>
+        <w:t xml:space="preserve"> </w:t>
+      </w:r>
+      <w:r>
+        <w:t xml:space="preserve">historical. The So2Sat-LCZ42 selection artifact is a separate locked</w:t>
+      </w:r>
+      <w:r>
+        <w:t xml:space="preserve"> </w:t>
+      </w:r>
+      <w:r>
+        <w:t xml:space="preserve">development-gate record with no promoted target row. None of these overwrites the canonical</w:t>
+      </w:r>
+      <w:r>
+        <w:t xml:space="preserve"> </w:t>
+      </w:r>
+      <w:r>
+        <w:t xml:space="preserve">point-estimate panel. The generated result manifest indexes every promoted claim and its scope.</w:t>
       </w:r>
     </w:p>
-    <w:bookmarkEnd w:id="103"/>
-    <w:bookmarkStart w:id="104" w:name="reproduction-pipeline"/>
+    <w:bookmarkEnd w:id="104"/>
+    <w:bookmarkStart w:id="105" w:name="reproduction-pipeline"/>
     <w:p>
       <w:pPr>
         <w:pStyle w:val="Heading2"/>
@@ -31517,7 +31915,25 @@
         <w:widowControl/>
       </w:pPr>
       <w:r>
-        <w:t xml:space="preserve">From the repository root, the maintained sequence is:</w:t>
+        <w:t xml:space="preserve">The full gate requires Python 3.12 with the repository-wide research profile</w:t>
+      </w:r>
+      <w:r>
+        <w:t xml:space="preserve"> </w:t>
+      </w:r>
+      <w:r>
+        <w:rPr>
+          <w:rStyle w:val="VerbatimChar"/>
+        </w:rPr>
+        <w:t xml:space="preserve">requirements-research.txt</w:t>
+      </w:r>
+      <w:r>
+        <w:t xml:space="preserve">; the smaller paper-only profile does not include the Torch imports</w:t>
+      </w:r>
+      <w:r>
+        <w:t xml:space="preserve"> </w:t>
+      </w:r>
+      <w:r>
+        <w:t xml:space="preserve">used during repository-wide test collection. From the repository root, the release command is:</w:t>
       </w:r>
     </w:p>
     <w:p>
@@ -31529,13 +31945,19 @@
         <w:rPr>
           <w:rStyle w:val="VerbatimChar"/>
         </w:rPr>
-        <w:t xml:space="preserve">BUILD_LONG_TMLR=1 bash </w:t>
+        <w:t xml:space="preserve">KBOUND_PYTHON=.venv/bin/python bash </w:t>
       </w:r>
       <w:r>
         <w:rPr>
           <w:rStyle w:val="VerbatimChar"/>
         </w:rPr>
-        <w:t xml:space="preserve">docs/research/kbound/scripts/build_pdfs.sh</w:t>
+        <w:t xml:space="preserve">docs/research/kbound/runbooks/release_candidate.sh</w:t>
+      </w:r>
+      <w:r>
+        <w:rPr>
+          <w:rStyle w:val="VerbatimChar"/>
+        </w:rPr>
+        <w:t xml:space="preserve"> all</w:t>
       </w:r>
     </w:p>
     <w:p>
@@ -31544,30 +31966,46 @@
         <w:widowControl/>
       </w:pPr>
       <w:r>
-        <w:t xml:space="preserve">The script reconciles source-hashed records, synchronizes structured manifests, regenerates tables,</w:t>
-      </w:r>
-      <w:r>
-        <w:t xml:space="preserve"> </w:t>
-      </w:r>
-      <w:r>
-        <w:t xml:space="preserve">macros, and figures, and builds both layouts. It consumes frozen model outputs; it does not rerun</w:t>
-      </w:r>
-      <w:r>
-        <w:t xml:space="preserve"> </w:t>
-      </w:r>
-      <w:r>
-        <w:t xml:space="preserve">training.</w:t>
+        <w:t xml:space="preserve">It runs the read-only preflight, validates and regenerates result authorities, executes software and</w:t>
+      </w:r>
+      <w:r>
+        <w:t xml:space="preserve"> </w:t>
+      </w:r>
+      <w:r>
+        <w:t xml:space="preserve">formal checks, builds the two PDFs and compact DOCX, renders every PDF page, and emits release</w:t>
+      </w:r>
+      <w:r>
+        <w:t xml:space="preserve"> </w:t>
+      </w:r>
+      <w:r>
+        <w:t xml:space="preserve">checksums. It consumes frozen model outputs and never launches training.</w:t>
       </w:r>
     </w:p>
-    <w:bookmarkEnd w:id="104"/>
-    <w:bookmarkStart w:id="105" w:name="X9957adf7fa225ce072954e56d4b73d6fb4b3c60"/>
     <w:p>
       <w:pPr>
-        <w:pStyle w:val="Heading2"/>
+        <w:pStyle w:val="BodyText"/>
         <w:widowControl/>
       </w:pPr>
       <w:r>
-        <w:t xml:space="preserve">Calibration Identity and Implementation Contract</w:t>
+        <w:t xml:space="preserve">For presentation-only rebuilding from already validated authorities, the command is:</w:t>
+      </w:r>
+    </w:p>
+    <w:p>
+      <w:pPr>
+        <w:pStyle w:val="BlockText"/>
+        <w:widowControl/>
+      </w:pPr>
+      <w:r>
+        <w:rPr>
+          <w:rStyle w:val="VerbatimChar"/>
+        </w:rPr>
+        <w:t xml:space="preserve">BUILD_LONG_TMLR=1 BUILD_DOCX=1 bash </w:t>
+      </w:r>
+      <w:r>
+        <w:rPr>
+          <w:rStyle w:val="VerbatimChar"/>
+        </w:rPr>
+        <w:t xml:space="preserve">docs/research/kbound/scripts/build_pdfs.sh</w:t>
       </w:r>
     </w:p>
     <w:p>
@@ -31576,72 +32014,30 @@
         <w:widowControl/>
       </w:pPr>
       <w:r>
-        <w:t xml:space="preserve">The maintained API binds a certificate to the checkpoint, adapter configuration, evidence schema,</w:t>
-      </w:r>
-      <w:r>
-        <w:t xml:space="preserve"> </w:t>
-      </w:r>
-      <w:r>
-        <w:t xml:space="preserve">benefit estimator, residual construction, safety level, and scoring unit. The deployment path must</w:t>
-      </w:r>
-      <w:r>
-        <w:t xml:space="preserve"> </w:t>
-      </w:r>
-      <w:r>
-        <w:t xml:space="preserve">fail closed when any identity differs.</w:t>
-      </w:r>
-      <w:r>
-        <w:t xml:space="preserve"> </w:t>
-      </w:r>
-      <w:r>
-        <w:rPr>
-          <w:rStyle w:val="VerbatimChar"/>
-        </w:rPr>
-        <w:t xml:space="preserve">KGA.certify_evidence</w:t>
-      </w:r>
-      <w:r>
-        <w:t xml:space="preserve"> </w:t>
-      </w:r>
-      <w:r>
-        <w:t xml:space="preserve">requires a frozen estimator,</w:t>
-      </w:r>
-      <w:r>
-        <w:t xml:space="preserve"> </w:t>
-      </w:r>
-      <w:r>
-        <w:t xml:space="preserve">the exact schema, a protocol hash, and a separate residual set. The lower-level</w:t>
-      </w:r>
-      <w:r>
-        <w:t xml:space="preserve"> </w:t>
-      </w:r>
-      <w:r>
-        <w:rPr>
-          <w:rStyle w:val="VerbatimChar"/>
-        </w:rPr>
-        <w:t xml:space="preserve">certify</w:t>
-      </w:r>
-      <w:r>
-        <w:t xml:space="preserve"> </w:t>
-      </w:r>
-      <w:r>
-        <w:t xml:space="preserve">function is an audit interface; it does not construct evidence or validate</w:t>
-      </w:r>
-      <w:r>
-        <w:t xml:space="preserve"> </w:t>
-      </w:r>
-      <w:r>
-        <w:t xml:space="preserve">transfer by itself.</w:t>
+        <w:t xml:space="preserve">This shorter command validates the frozen authorities, regenerates presentation tables and figures,</w:t>
+      </w:r>
+      <w:r>
+        <w:t xml:space="preserve"> </w:t>
+      </w:r>
+      <w:r>
+        <w:t xml:space="preserve">and builds the maintained PDFs and DOCX. It does not replace the full release gate or create new</w:t>
+      </w:r>
+      <w:r>
+        <w:t xml:space="preserve"> </w:t>
+      </w:r>
+      <w:r>
+        <w:t xml:space="preserve">empirical evidence.</w:t>
       </w:r>
     </w:p>
     <w:bookmarkEnd w:id="105"/>
-    <w:bookmarkStart w:id="106" w:name="formalization-and-lean-scope"/>
+    <w:bookmarkStart w:id="106" w:name="X9957adf7fa225ce072954e56d4b73d6fb4b3c60"/>
     <w:p>
       <w:pPr>
         <w:pStyle w:val="Heading2"/>
         <w:widowControl/>
       </w:pPr>
       <w:r>
-        <w:t xml:space="preserve">Formalization and Lean Scope</w:t>
+        <w:t xml:space="preserve">Calibration Identity and Implementation Contract</w:t>
       </w:r>
     </w:p>
     <w:p>
@@ -31650,36 +32046,72 @@
         <w:widowControl/>
       </w:pPr>
       <w:r>
-        <w:t xml:space="preserve">Lean artifacts and validators check the encoded theorem cores and selected finite constructions.</w:t>
-      </w:r>
-      <w:r>
-        <w:t xml:space="preserve"> </w:t>
-      </w:r>
-      <w:r>
-        <w:t xml:space="preserve">They do not certify dataset correctness, preprocessing, empirical transfer, exchangeability, or</w:t>
-      </w:r>
-      <w:r>
-        <w:t xml:space="preserve"> </w:t>
-      </w:r>
-      <w:r>
-        <w:t xml:space="preserve">every deployment assumption stated in prose. Machine checking strengthens the statements it</w:t>
-      </w:r>
-      <w:r>
-        <w:t xml:space="preserve"> </w:t>
-      </w:r>
-      <w:r>
-        <w:t xml:space="preserve">encodes; it does not validate the benchmark pipeline outside those statements.</w:t>
+        <w:t xml:space="preserve">The maintained API binds a certificate to the checkpoint, adapter configuration, evidence schema,</w:t>
+      </w:r>
+      <w:r>
+        <w:t xml:space="preserve"> </w:t>
+      </w:r>
+      <w:r>
+        <w:t xml:space="preserve">benefit estimator, residual construction, safety level, and scoring unit. The deployment path must</w:t>
+      </w:r>
+      <w:r>
+        <w:t xml:space="preserve"> </w:t>
+      </w:r>
+      <w:r>
+        <w:t xml:space="preserve">fail closed when any identity differs.</w:t>
+      </w:r>
+      <w:r>
+        <w:t xml:space="preserve"> </w:t>
+      </w:r>
+      <w:r>
+        <w:rPr>
+          <w:rStyle w:val="VerbatimChar"/>
+        </w:rPr>
+        <w:t xml:space="preserve">KGA.certify_evidence</w:t>
+      </w:r>
+      <w:r>
+        <w:t xml:space="preserve"> </w:t>
+      </w:r>
+      <w:r>
+        <w:t xml:space="preserve">requires a frozen estimator,</w:t>
+      </w:r>
+      <w:r>
+        <w:t xml:space="preserve"> </w:t>
+      </w:r>
+      <w:r>
+        <w:t xml:space="preserve">the exact schema, a protocol hash, and a separate residual set. The lower-level</w:t>
+      </w:r>
+      <w:r>
+        <w:t xml:space="preserve"> </w:t>
+      </w:r>
+      <w:r>
+        <w:rPr>
+          <w:rStyle w:val="VerbatimChar"/>
+        </w:rPr>
+        <w:t xml:space="preserve">certify</w:t>
+      </w:r>
+      <w:r>
+        <w:t xml:space="preserve"> </w:t>
+      </w:r>
+      <w:r>
+        <w:t xml:space="preserve">function is an audit interface; it does not construct evidence or validate</w:t>
+      </w:r>
+      <w:r>
+        <w:t xml:space="preserve"> </w:t>
+      </w:r>
+      <w:r>
+        <w:t xml:space="preserve">transfer by itself.</w:t>
       </w:r>
     </w:p>
     <w:bookmarkEnd w:id="106"/>
-    <w:bookmarkStart w:id="107" w:name="release-checklist-and-audit-logs"/>
+    <w:bookmarkStart w:id="107" w:name="formalization-and-lean-scope"/>
     <w:p>
       <w:pPr>
         <w:pStyle w:val="Heading2"/>
         <w:widowControl/>
       </w:pPr>
       <w:r>
-        <w:t xml:space="preserve">Release Checklist and Audit Logs</w:t>
+        <w:t xml:space="preserve">Formalization and Lean Scope</w:t>
       </w:r>
     </w:p>
     <w:p>
@@ -31688,6 +32120,44 @@
         <w:widowControl/>
       </w:pPr>
       <w:r>
+        <w:t xml:space="preserve">Lean artifacts and validators check the encoded theorem cores and selected finite constructions.</w:t>
+      </w:r>
+      <w:r>
+        <w:t xml:space="preserve"> </w:t>
+      </w:r>
+      <w:r>
+        <w:t xml:space="preserve">They do not certify dataset correctness, preprocessing, empirical transfer, exchangeability, or</w:t>
+      </w:r>
+      <w:r>
+        <w:t xml:space="preserve"> </w:t>
+      </w:r>
+      <w:r>
+        <w:t xml:space="preserve">every deployment assumption stated in prose. Machine checking strengthens the statements it</w:t>
+      </w:r>
+      <w:r>
+        <w:t xml:space="preserve"> </w:t>
+      </w:r>
+      <w:r>
+        <w:t xml:space="preserve">encodes; it does not validate the benchmark pipeline outside those statements.</w:t>
+      </w:r>
+    </w:p>
+    <w:bookmarkEnd w:id="107"/>
+    <w:bookmarkStart w:id="108" w:name="release-checklist-and-audit-logs"/>
+    <w:p>
+      <w:pPr>
+        <w:pStyle w:val="Heading2"/>
+        <w:widowControl/>
+      </w:pPr>
+      <w:r>
+        <w:t xml:space="preserve">Release Checklist and Audit Logs</w:t>
+      </w:r>
+    </w:p>
+    <w:p>
+      <w:pPr>
+        <w:pStyle w:val="FirstParagraph"/>
+        <w:widowControl/>
+      </w:pPr>
+      <w:r>
         <w:t xml:space="preserve">The Phase-1 provenance audit matches all 106 canonical source/compact hash pairs, all 10 recoverable</w:t>
       </w:r>
       <w:r>
@@ -31736,9 +32206,9 @@
         <w:t xml:space="preserve">venue. The local paths above describe artifact roles without providing a public identity link.</w:t>
       </w:r>
     </w:p>
-    <w:bookmarkEnd w:id="107"/>
     <w:bookmarkEnd w:id="108"/>
-    <w:bookmarkStart w:id="111" w:name="conclusion"/>
+    <w:bookmarkEnd w:id="109"/>
+    <w:bookmarkStart w:id="112" w:name="conclusion"/>
     <w:p>
       <w:pPr>
         <w:pStyle w:val="Heading1"/>
@@ -31748,7 +32218,7 @@
         <w:t xml:space="preserve">Conclusion</w:t>
       </w:r>
     </w:p>
-    <w:bookmarkStart w:id="109" w:name="main-conclusion"/>
+    <w:bookmarkStart w:id="110" w:name="main-conclusion"/>
     <w:p>
       <w:pPr>
         <w:pStyle w:val="Heading2"/>
@@ -31950,13 +32420,13 @@
         <w:t xml:space="preserve"> </w:t>
       </w:r>
       <w:r>
-        <w:t xml:space="preserve">retrospective current-policy six-family intervals are positive, but its preregistered six-comparison</w:t>
-      </w:r>
-      <w:r>
-        <w:t xml:space="preserve"> </w:t>
-      </w:r>
-      <w:r>
-        <w:t xml:space="preserve">Holm values are</w:t>
+        <w:t xml:space="preserve">retrospective current-policy six-family intervals are positive. Holm over the six prospectively</w:t>
+      </w:r>
+      <w:r>
+        <w:t xml:space="preserve"> </w:t>
+      </w:r>
+      <w:r>
+        <w:t xml:space="preserve">named contrasts gives adjusted retrospective sign-flip values of</w:t>
       </w:r>
       <w:r>
         <w:t xml:space="preserve"> </w:t>
@@ -31970,19 +32440,31 @@
         <w:t xml:space="preserve"> </w:t>
       </w:r>
       <w:r>
-        <w:t xml:space="preserve">against both baselines. No cluster-robust or confirmatory gain is therefore</w:t>
-      </w:r>
-      <w:r>
-        <w:t xml:space="preserve"> </w:t>
-      </w:r>
-      <w:r>
-        <w:t xml:space="preserve">promoted. On natural and semantic shifts, KGA mainly matches the better one-sided policy or records a</w:t>
-      </w:r>
-      <w:r>
-        <w:t xml:space="preserve"> </w:t>
-      </w:r>
-      <w:r>
-        <w:t xml:space="preserve">negative diagnostic. In the locked CCT-20 study, it matched always freeze and beat always adapt,</w:t>
+        <w:t xml:space="preserve">for both Tent</w:t>
+      </w:r>
+      <w:r>
+        <w:t xml:space="preserve"> </w:t>
+      </w:r>
+      <w:r>
+        <w:t xml:space="preserve">comparisons. Because the replay, corruption-family unit, and test were not preregistered, this is not</w:t>
+      </w:r>
+      <w:r>
+        <w:t xml:space="preserve"> </w:t>
+      </w:r>
+      <w:r>
+        <w:t xml:space="preserve">confirmatory evidence. No cluster-robust or confirmatory gain is therefore promoted. On natural and</w:t>
+      </w:r>
+      <w:r>
+        <w:t xml:space="preserve"> </w:t>
+      </w:r>
+      <w:r>
+        <w:t xml:space="preserve">semantic shifts, KGA mainly matches the better one-sided policy or records a negative diagnostic. In</w:t>
+      </w:r>
+      <w:r>
+        <w:t xml:space="preserve"> </w:t>
+      </w:r>
+      <w:r>
+        <w:t xml:space="preserve">the locked CCT-20 study, it matched always freeze and beat always adapt,</w:t>
       </w:r>
       <w:r>
         <w:t xml:space="preserve"> </w:t>
@@ -31994,17 +32476,35 @@
         <w:t xml:space="preserve"> </w:t>
       </w:r>
       <w:r>
-        <w:t xml:space="preserve">a fail-closed rollback design for avoiding unsupported updates in the observed protocols. They do</w:t>
-      </w:r>
-      <w:r>
-        <w:t xml:space="preserve"> </w:t>
-      </w:r>
-      <w:r>
-        <w:t xml:space="preserve">not establish general safety, selective natural-shift routing, or a universal accuracy claim.</w:t>
+        <w:t xml:space="preserve">a fail-closed rollback design for avoiding unsupported updates in the observed protocols. The</w:t>
+      </w:r>
+      <w:r>
+        <w:t xml:space="preserve"> </w:t>
+      </w:r>
+      <w:r>
+        <w:t xml:space="preserve">So2Sat-LCZ42 study then stopped at development feasibility: Tent exposed help/harm opportunity but</w:t>
+      </w:r>
+      <w:r>
+        <w:t xml:space="preserve"> </w:t>
+      </w:r>
+      <w:r>
+        <w:t xml:space="preserve">the gate did not generalize across cities, SAR had no qualifying helpful city, and neither candidate</w:t>
+      </w:r>
+      <w:r>
+        <w:t xml:space="preserve"> </w:t>
+      </w:r>
+      <w:r>
+        <w:t xml:space="preserve">reached calibration or target evaluation. They do not establish general safety, selective</w:t>
+      </w:r>
+      <w:r>
+        <w:t xml:space="preserve"> </w:t>
+      </w:r>
+      <w:r>
+        <w:t xml:space="preserve">natural-shift routing, or a universal accuracy claim.</w:t>
       </w:r>
     </w:p>
-    <w:bookmarkEnd w:id="109"/>
-    <w:bookmarkStart w:id="110" w:name="next-confirmatory-experiment"/>
+    <w:bookmarkEnd w:id="110"/>
+    <w:bookmarkStart w:id="111" w:name="next-confirmatory-experiment"/>
     <w:p>
       <w:pPr>
         <w:pStyle w:val="Heading2"/>
@@ -32020,48 +32520,60 @@
         <w:widowControl/>
       </w:pPr>
       <w:r>
-        <w:t xml:space="preserve">The next empirical step is clear. A new prospectively locked study should lock the adapter, evidence schema,</w:t>
-      </w:r>
-      <w:r>
-        <w:t xml:space="preserve"> </w:t>
-      </w:r>
-      <w:r>
-        <w:t xml:space="preserve">calibration unit, scoring unit, and inference unit before target labels are opened. It should use a</w:t>
-      </w:r>
-      <w:r>
-        <w:t xml:space="preserve"> </w:t>
-      </w:r>
-      <w:r>
-        <w:t xml:space="preserve">separate calibration partition and then evaluate unopened natural target environments containing</w:t>
-      </w:r>
-      <w:r>
-        <w:t xml:space="preserve"> </w:t>
-      </w:r>
-      <w:r>
-        <w:t xml:space="preserve">both helpful and harmful updates. A meaningful test requires nontrivial adapt and freeze exposure,</w:t>
-      </w:r>
-      <w:r>
-        <w:t xml:space="preserve"> </w:t>
-      </w:r>
-      <w:r>
-        <w:t xml:space="preserve">predeclared paired regret gaps against both fixed policies, and labels joined only after every</w:t>
-      </w:r>
-      <w:r>
-        <w:t xml:space="preserve"> </w:t>
-      </w:r>
-      <w:r>
-        <w:t xml:space="preserve">decision is fixed. Such a study would answer the practical question at the center of this paper:</w:t>
-      </w:r>
-      <w:r>
-        <w:t xml:space="preserve"> </w:t>
-      </w:r>
-      <w:r>
-        <w:t xml:space="preserve">can label-free evidence identify when an update is worth the risk?</w:t>
+        <w:t xml:space="preserve">The next empirical step must be a new versioned confirmation, not a retuning of So2Sat v1. It should</w:t>
+      </w:r>
+      <w:r>
+        <w:t xml:space="preserve"> </w:t>
+      </w:r>
+      <w:r>
+        <w:t xml:space="preserve">lock the adapter, evidence schema, calibration unit, scoring unit, and inference unit before target</w:t>
+      </w:r>
+      <w:r>
+        <w:t xml:space="preserve"> </w:t>
+      </w:r>
+      <w:r>
+        <w:t xml:space="preserve">labels are opened; its protocol and runner must also agree on whether an action is defined per city</w:t>
+      </w:r>
+      <w:r>
+        <w:t xml:space="preserve"> </w:t>
+      </w:r>
+      <w:r>
+        <w:t xml:space="preserve">or per city–checkpoint cell. It should use fresh development evidence, a separate calibration</w:t>
+      </w:r>
+      <w:r>
+        <w:t xml:space="preserve"> </w:t>
+      </w:r>
+      <w:r>
+        <w:t xml:space="preserve">partition, and unopened natural target environments containing both helpful and harmful updates.</w:t>
+      </w:r>
+      <w:r>
+        <w:t xml:space="preserve"> </w:t>
+      </w:r>
+      <w:r>
+        <w:t xml:space="preserve">A meaningful test requires nontrivial adapt and freeze exposure, predeclared paired regret gaps</w:t>
+      </w:r>
+      <w:r>
+        <w:t xml:space="preserve"> </w:t>
+      </w:r>
+      <w:r>
+        <w:t xml:space="preserve">against both fixed policies, and labels joined only after every decision is fixed. Such a study</w:t>
+      </w:r>
+      <w:r>
+        <w:t xml:space="preserve"> </w:t>
+      </w:r>
+      <w:r>
+        <w:t xml:space="preserve">would answer the practical question at the center of this paper: can label-free evidence identify</w:t>
+      </w:r>
+      <w:r>
+        <w:t xml:space="preserve"> </w:t>
+      </w:r>
+      <w:r>
+        <w:t xml:space="preserve">when an update is worth the risk?</w:t>
       </w:r>
     </w:p>
-    <w:bookmarkEnd w:id="110"/>
     <w:bookmarkEnd w:id="111"/>
-    <w:bookmarkStart w:id="112" w:name="compact-assumption-and-claim-ledger"/>
+    <w:bookmarkEnd w:id="112"/>
+    <w:bookmarkStart w:id="113" w:name="compact-assumption-and-claim-ledger"/>
     <w:p>
       <w:pPr>
         <w:pStyle w:val="Heading1"/>
@@ -32117,11 +32629,11 @@
         </w:tblBorders>
       </w:tblPr>
       <w:tblGrid>
-        <w:gridCol w:w="2224"/>
-        <w:gridCol w:w="667"/>
-        <w:gridCol w:w="2674"/>
-        <w:gridCol w:w="1200"/>
-        <w:gridCol w:w="3195"/>
+        <w:gridCol w:w="2148"/>
+        <w:gridCol w:w="647"/>
+        <w:gridCol w:w="2941"/>
+        <w:gridCol w:w="1155"/>
+        <w:gridCol w:w="3069"/>
       </w:tblGrid>
       <w:tr>
         <w:trPr>
@@ -32130,7 +32642,7 @@
         </w:trPr>
         <w:tc>
           <w:tcPr>
-            <w:tcW w:w="2224" w:type="dxa"/>
+            <w:tcW w:w="2148" w:type="dxa"/>
             <w:vAlign w:val="center"/>
             <w:tcMar>
               <w:top w:w="60" w:type="dxa"/>
@@ -32158,7 +32670,7 @@
         </w:tc>
         <w:tc>
           <w:tcPr>
-            <w:tcW w:w="667" w:type="dxa"/>
+            <w:tcW w:w="647" w:type="dxa"/>
             <w:vAlign w:val="center"/>
             <w:tcMar>
               <w:top w:w="60" w:type="dxa"/>
@@ -32186,7 +32698,7 @@
         </w:tc>
         <w:tc>
           <w:tcPr>
-            <w:tcW w:w="2674" w:type="dxa"/>
+            <w:tcW w:w="2941" w:type="dxa"/>
             <w:vAlign w:val="center"/>
             <w:tcMar>
               <w:top w:w="60" w:type="dxa"/>
@@ -32214,7 +32726,7 @@
         </w:tc>
         <w:tc>
           <w:tcPr>
-            <w:tcW w:w="1200" w:type="dxa"/>
+            <w:tcW w:w="1155" w:type="dxa"/>
             <w:vAlign w:val="center"/>
             <w:tcMar>
               <w:top w:w="60" w:type="dxa"/>
@@ -32242,7 +32754,7 @@
         </w:tc>
         <w:tc>
           <w:tcPr>
-            <w:tcW w:w="3195" w:type="dxa"/>
+            <w:tcW w:w="3069" w:type="dxa"/>
             <w:vAlign w:val="center"/>
             <w:tcMar>
               <w:top w:w="60" w:type="dxa"/>
@@ -32272,7 +32784,7 @@
       <w:tr>
         <w:tc>
           <w:tcPr>
-            <w:tcW w:w="2224" w:type="dxa"/>
+            <w:tcW w:w="2148" w:type="dxa"/>
             <w:vAlign w:val="center"/>
             <w:tcMar>
               <w:top w:w="60" w:type="dxa"/>
@@ -32298,7 +32810,7 @@
         </w:tc>
         <w:tc>
           <w:tcPr>
-            <w:tcW w:w="667" w:type="dxa"/>
+            <w:tcW w:w="647" w:type="dxa"/>
             <w:vAlign w:val="center"/>
             <w:tcMar>
               <w:top w:w="60" w:type="dxa"/>
@@ -32324,7 +32836,7 @@
         </w:tc>
         <w:tc>
           <w:tcPr>
-            <w:tcW w:w="2674" w:type="dxa"/>
+            <w:tcW w:w="2941" w:type="dxa"/>
             <w:vAlign w:val="center"/>
             <w:tcMar>
               <w:top w:w="60" w:type="dxa"/>
@@ -32404,7 +32916,7 @@
         </w:tc>
         <w:tc>
           <w:tcPr>
-            <w:tcW w:w="1200" w:type="dxa"/>
+            <w:tcW w:w="1155" w:type="dxa"/>
             <w:vAlign w:val="center"/>
             <w:tcMar>
               <w:top w:w="60" w:type="dxa"/>
@@ -32430,7 +32942,7 @@
         </w:tc>
         <w:tc>
           <w:tcPr>
-            <w:tcW w:w="3195" w:type="dxa"/>
+            <w:tcW w:w="3069" w:type="dxa"/>
             <w:vAlign w:val="center"/>
             <w:tcMar>
               <w:top w:w="60" w:type="dxa"/>
@@ -32493,7 +33005,7 @@
       <w:tr>
         <w:tc>
           <w:tcPr>
-            <w:tcW w:w="2224" w:type="dxa"/>
+            <w:tcW w:w="2148" w:type="dxa"/>
             <w:vAlign w:val="center"/>
             <w:tcMar>
               <w:top w:w="60" w:type="dxa"/>
@@ -32519,7 +33031,7 @@
         </w:tc>
         <w:tc>
           <w:tcPr>
-            <w:tcW w:w="667" w:type="dxa"/>
+            <w:tcW w:w="647" w:type="dxa"/>
             <w:vAlign w:val="center"/>
             <w:tcMar>
               <w:top w:w="60" w:type="dxa"/>
@@ -32545,7 +33057,7 @@
         </w:tc>
         <w:tc>
           <w:tcPr>
-            <w:tcW w:w="2674" w:type="dxa"/>
+            <w:tcW w:w="2941" w:type="dxa"/>
             <w:vAlign w:val="center"/>
             <w:tcMar>
               <w:top w:w="60" w:type="dxa"/>
@@ -32571,7 +33083,7 @@
         </w:tc>
         <w:tc>
           <w:tcPr>
-            <w:tcW w:w="1200" w:type="dxa"/>
+            <w:tcW w:w="1155" w:type="dxa"/>
             <w:vAlign w:val="center"/>
             <w:tcMar>
               <w:top w:w="60" w:type="dxa"/>
@@ -32597,7 +33109,7 @@
         </w:tc>
         <w:tc>
           <w:tcPr>
-            <w:tcW w:w="3195" w:type="dxa"/>
+            <w:tcW w:w="3069" w:type="dxa"/>
             <w:vAlign w:val="center"/>
             <w:tcMar>
               <w:top w:w="60" w:type="dxa"/>
@@ -32625,7 +33137,7 @@
       <w:tr>
         <w:tc>
           <w:tcPr>
-            <w:tcW w:w="2224" w:type="dxa"/>
+            <w:tcW w:w="2148" w:type="dxa"/>
             <w:vAlign w:val="center"/>
             <w:tcMar>
               <w:top w:w="60" w:type="dxa"/>
@@ -32651,7 +33163,7 @@
         </w:tc>
         <w:tc>
           <w:tcPr>
-            <w:tcW w:w="667" w:type="dxa"/>
+            <w:tcW w:w="647" w:type="dxa"/>
             <w:vAlign w:val="center"/>
             <w:tcMar>
               <w:top w:w="60" w:type="dxa"/>
@@ -32677,7 +33189,7 @@
         </w:tc>
         <w:tc>
           <w:tcPr>
-            <w:tcW w:w="2674" w:type="dxa"/>
+            <w:tcW w:w="2941" w:type="dxa"/>
             <w:vAlign w:val="center"/>
             <w:tcMar>
               <w:top w:w="60" w:type="dxa"/>
@@ -32728,7 +33240,7 @@
         </w:tc>
         <w:tc>
           <w:tcPr>
-            <w:tcW w:w="1200" w:type="dxa"/>
+            <w:tcW w:w="1155" w:type="dxa"/>
             <w:vAlign w:val="center"/>
             <w:tcMar>
               <w:top w:w="60" w:type="dxa"/>
@@ -32754,7 +33266,7 @@
         </w:tc>
         <w:tc>
           <w:tcPr>
-            <w:tcW w:w="3195" w:type="dxa"/>
+            <w:tcW w:w="3069" w:type="dxa"/>
             <w:vAlign w:val="center"/>
             <w:tcMar>
               <w:top w:w="60" w:type="dxa"/>
@@ -32794,7 +33306,7 @@
       <w:tr>
         <w:tc>
           <w:tcPr>
-            <w:tcW w:w="2224" w:type="dxa"/>
+            <w:tcW w:w="2148" w:type="dxa"/>
             <w:vAlign w:val="center"/>
             <w:tcMar>
               <w:top w:w="60" w:type="dxa"/>
@@ -32820,7 +33332,7 @@
         </w:tc>
         <w:tc>
           <w:tcPr>
-            <w:tcW w:w="667" w:type="dxa"/>
+            <w:tcW w:w="647" w:type="dxa"/>
             <w:vAlign w:val="center"/>
             <w:tcMar>
               <w:top w:w="60" w:type="dxa"/>
@@ -32846,7 +33358,7 @@
         </w:tc>
         <w:tc>
           <w:tcPr>
-            <w:tcW w:w="2674" w:type="dxa"/>
+            <w:tcW w:w="2941" w:type="dxa"/>
             <w:vAlign w:val="center"/>
             <w:tcMar>
               <w:top w:w="60" w:type="dxa"/>
@@ -32872,7 +33384,7 @@
         </w:tc>
         <w:tc>
           <w:tcPr>
-            <w:tcW w:w="1200" w:type="dxa"/>
+            <w:tcW w:w="1155" w:type="dxa"/>
             <w:vAlign w:val="center"/>
             <w:tcMar>
               <w:top w:w="60" w:type="dxa"/>
@@ -32898,7 +33410,7 @@
         </w:tc>
         <w:tc>
           <w:tcPr>
-            <w:tcW w:w="3195" w:type="dxa"/>
+            <w:tcW w:w="3069" w:type="dxa"/>
             <w:vAlign w:val="center"/>
             <w:tcMar>
               <w:top w:w="60" w:type="dxa"/>
@@ -32959,7 +33471,7 @@
       <w:tr>
         <w:tc>
           <w:tcPr>
-            <w:tcW w:w="2224" w:type="dxa"/>
+            <w:tcW w:w="2148" w:type="dxa"/>
             <w:vAlign w:val="center"/>
             <w:tcMar>
               <w:top w:w="60" w:type="dxa"/>
@@ -32985,7 +33497,7 @@
         </w:tc>
         <w:tc>
           <w:tcPr>
-            <w:tcW w:w="667" w:type="dxa"/>
+            <w:tcW w:w="647" w:type="dxa"/>
             <w:vAlign w:val="center"/>
             <w:tcMar>
               <w:top w:w="60" w:type="dxa"/>
@@ -33011,7 +33523,7 @@
         </w:tc>
         <w:tc>
           <w:tcPr>
-            <w:tcW w:w="2674" w:type="dxa"/>
+            <w:tcW w:w="2941" w:type="dxa"/>
             <w:vAlign w:val="center"/>
             <w:tcMar>
               <w:top w:w="60" w:type="dxa"/>
@@ -33037,7 +33549,7 @@
         </w:tc>
         <w:tc>
           <w:tcPr>
-            <w:tcW w:w="1200" w:type="dxa"/>
+            <w:tcW w:w="1155" w:type="dxa"/>
             <w:vAlign w:val="center"/>
             <w:tcMar>
               <w:top w:w="60" w:type="dxa"/>
@@ -33063,7 +33575,7 @@
         </w:tc>
         <w:tc>
           <w:tcPr>
-            <w:tcW w:w="3195" w:type="dxa"/>
+            <w:tcW w:w="3069" w:type="dxa"/>
             <w:vAlign w:val="center"/>
             <w:tcMar>
               <w:top w:w="60" w:type="dxa"/>
@@ -33083,7 +33595,7 @@
                 <w:rFonts w:ascii="Times New Roman" w:hAnsi="Times New Roman"/>
                 <w:sz w:val="15"/>
               </w:rPr>
-              <w:t xml:space="preserve">exact-rank point gain; positive ordinary six-family intervals; preregistered Holm fails</w:t>
+              <w:t xml:space="preserve">exact-rank point gain; positive ordinary six-family intervals; retrospective Holm is nonconfirmatory</w:t>
             </w:r>
           </w:p>
         </w:tc>
@@ -33091,7 +33603,7 @@
       <w:tr>
         <w:tc>
           <w:tcPr>
-            <w:tcW w:w="2224" w:type="dxa"/>
+            <w:tcW w:w="2148" w:type="dxa"/>
             <w:vAlign w:val="center"/>
             <w:tcMar>
               <w:top w:w="60" w:type="dxa"/>
@@ -33117,7 +33629,7 @@
         </w:tc>
         <w:tc>
           <w:tcPr>
-            <w:tcW w:w="667" w:type="dxa"/>
+            <w:tcW w:w="647" w:type="dxa"/>
             <w:vAlign w:val="center"/>
             <w:tcMar>
               <w:top w:w="60" w:type="dxa"/>
@@ -33143,7 +33655,7 @@
         </w:tc>
         <w:tc>
           <w:tcPr>
-            <w:tcW w:w="2674" w:type="dxa"/>
+            <w:tcW w:w="2941" w:type="dxa"/>
             <w:vAlign w:val="center"/>
             <w:tcMar>
               <w:top w:w="60" w:type="dxa"/>
@@ -33169,7 +33681,7 @@
         </w:tc>
         <w:tc>
           <w:tcPr>
-            <w:tcW w:w="1200" w:type="dxa"/>
+            <w:tcW w:w="1155" w:type="dxa"/>
             <w:vAlign w:val="center"/>
             <w:tcMar>
               <w:top w:w="60" w:type="dxa"/>
@@ -33195,7 +33707,7 @@
         </w:tc>
         <w:tc>
           <w:tcPr>
-            <w:tcW w:w="3195" w:type="dxa"/>
+            <w:tcW w:w="3069" w:type="dxa"/>
             <w:vAlign w:val="center"/>
             <w:tcMar>
               <w:top w:w="60" w:type="dxa"/>
@@ -33215,7 +33727,7 @@
                 <w:rFonts w:ascii="Times New Roman" w:hAnsi="Times New Roman"/>
                 <w:sz w:val="15"/>
               </w:rPr>
-              <w:t xml:space="preserve">adapt-side family interval includes zero; preregistered Holm fails</w:t>
+              <w:t xml:space="preserve">adapt-side family interval includes zero; retrospective Holm is nonconfirmatory</w:t>
             </w:r>
           </w:p>
         </w:tc>
@@ -33223,7 +33735,7 @@
       <w:tr>
         <w:tc>
           <w:tcPr>
-            <w:tcW w:w="2224" w:type="dxa"/>
+            <w:tcW w:w="2148" w:type="dxa"/>
             <w:vAlign w:val="center"/>
             <w:tcMar>
               <w:top w:w="60" w:type="dxa"/>
@@ -33249,7 +33761,7 @@
         </w:tc>
         <w:tc>
           <w:tcPr>
-            <w:tcW w:w="667" w:type="dxa"/>
+            <w:tcW w:w="647" w:type="dxa"/>
             <w:vAlign w:val="center"/>
             <w:tcMar>
               <w:top w:w="60" w:type="dxa"/>
@@ -33275,7 +33787,7 @@
         </w:tc>
         <w:tc>
           <w:tcPr>
-            <w:tcW w:w="2674" w:type="dxa"/>
+            <w:tcW w:w="2941" w:type="dxa"/>
             <w:vAlign w:val="center"/>
             <w:tcMar>
               <w:top w:w="60" w:type="dxa"/>
@@ -33301,7 +33813,7 @@
         </w:tc>
         <w:tc>
           <w:tcPr>
-            <w:tcW w:w="1200" w:type="dxa"/>
+            <w:tcW w:w="1155" w:type="dxa"/>
             <w:vAlign w:val="center"/>
             <w:tcMar>
               <w:top w:w="60" w:type="dxa"/>
@@ -33327,7 +33839,7 @@
         </w:tc>
         <w:tc>
           <w:tcPr>
-            <w:tcW w:w="3195" w:type="dxa"/>
+            <w:tcW w:w="3069" w:type="dxa"/>
             <w:vAlign w:val="center"/>
             <w:tcMar>
               <w:top w:w="60" w:type="dxa"/>
@@ -33355,7 +33867,7 @@
       <w:tr>
         <w:tc>
           <w:tcPr>
-            <w:tcW w:w="2224" w:type="dxa"/>
+            <w:tcW w:w="2148" w:type="dxa"/>
             <w:vAlign w:val="center"/>
             <w:tcMar>
               <w:top w:w="60" w:type="dxa"/>
@@ -33375,13 +33887,13 @@
                 <w:rFonts w:ascii="Times New Roman" w:hAnsi="Times New Roman"/>
                 <w:sz w:val="15"/>
               </w:rPr>
-              <w:t xml:space="preserve">ImageNet-C candidate dependence</w:t>
-            </w:r>
-          </w:p>
-        </w:tc>
-        <w:tc>
-          <w:tcPr>
-            <w:tcW w:w="667" w:type="dxa"/>
+              <w:t xml:space="preserve">So2Sat-LCZ42 development stop</w:t>
+            </w:r>
+          </w:p>
+        </w:tc>
+        <w:tc>
+          <w:tcPr>
+            <w:tcW w:w="647" w:type="dxa"/>
             <w:vAlign w:val="center"/>
             <w:tcMar>
               <w:top w:w="60" w:type="dxa"/>
@@ -33407,7 +33919,7 @@
         </w:tc>
         <w:tc>
           <w:tcPr>
-            <w:tcW w:w="2674" w:type="dxa"/>
+            <w:tcW w:w="2941" w:type="dxa"/>
             <w:vAlign w:val="center"/>
             <w:tcMar>
               <w:top w:w="60" w:type="dxa"/>
@@ -33427,13 +33939,13 @@
                 <w:rFonts w:ascii="Times New Roman" w:hAnsi="Times New Roman"/>
                 <w:sz w:val="15"/>
               </w:rPr>
-              <w:t xml:space="preserve">candidate rows interpreted separately</w:t>
-            </w:r>
-          </w:p>
-        </w:tc>
-        <w:tc>
-          <w:tcPr>
-            <w:tcW w:w="1200" w:type="dxa"/>
+              <w:t xml:space="preserve">locked v1 feasibility rules and unopened target boundary</w:t>
+            </w:r>
+          </w:p>
+        </w:tc>
+        <w:tc>
+          <w:tcPr>
+            <w:tcW w:w="1155" w:type="dxa"/>
             <w:vAlign w:val="center"/>
             <w:tcMar>
               <w:top w:w="60" w:type="dxa"/>
@@ -33453,13 +33965,13 @@
                 <w:rFonts w:ascii="Times New Roman" w:hAnsi="Times New Roman"/>
                 <w:sz w:val="15"/>
               </w:rPr>
-              <w:t xml:space="preserve">Table 4</w:t>
-            </w:r>
-          </w:p>
-        </w:tc>
-        <w:tc>
-          <w:tcPr>
-            <w:tcW w:w="3195" w:type="dxa"/>
+              <w:t xml:space="preserve">Sec. 8.0.2</w:t>
+            </w:r>
+          </w:p>
+        </w:tc>
+        <w:tc>
+          <w:tcPr>
+            <w:tcW w:w="3069" w:type="dxa"/>
             <w:vAlign w:val="center"/>
             <w:tcMar>
               <w:top w:w="60" w:type="dxa"/>
@@ -33479,7 +33991,7 @@
                 <w:rFonts w:ascii="Times New Roman" w:hAnsi="Times New Roman"/>
                 <w:sz w:val="15"/>
               </w:rPr>
-              <w:t xml:space="preserve">no dataset-wide win</w:t>
+              <w:t xml:space="preserve">no feasible candidate; no calibration or target score</w:t>
             </w:r>
           </w:p>
         </w:tc>
@@ -33487,7 +33999,7 @@
       <w:tr>
         <w:tc>
           <w:tcPr>
-            <w:tcW w:w="2224" w:type="dxa"/>
+            <w:tcW w:w="2148" w:type="dxa"/>
             <w:vAlign w:val="center"/>
             <w:tcMar>
               <w:top w:w="60" w:type="dxa"/>
@@ -33507,13 +34019,13 @@
                 <w:rFonts w:ascii="Times New Roman" w:hAnsi="Times New Roman"/>
                 <w:sz w:val="15"/>
               </w:rPr>
-              <w:t xml:space="preserve">PACS/ImageNet-R/CIFAR-10.1 nulls</w:t>
-            </w:r>
-          </w:p>
-        </w:tc>
-        <w:tc>
-          <w:tcPr>
-            <w:tcW w:w="667" w:type="dxa"/>
+              <w:t xml:space="preserve">ImageNet-C candidate dependence</w:t>
+            </w:r>
+          </w:p>
+        </w:tc>
+        <w:tc>
+          <w:tcPr>
+            <w:tcW w:w="647" w:type="dxa"/>
             <w:vAlign w:val="center"/>
             <w:tcMar>
               <w:top w:w="60" w:type="dxa"/>
@@ -33539,7 +34051,7 @@
         </w:tc>
         <w:tc>
           <w:tcPr>
-            <w:tcW w:w="2674" w:type="dxa"/>
+            <w:tcW w:w="2941" w:type="dxa"/>
             <w:vAlign w:val="center"/>
             <w:tcMar>
               <w:top w:w="60" w:type="dxa"/>
@@ -33559,13 +34071,13 @@
                 <w:rFonts w:ascii="Times New Roman" w:hAnsi="Times New Roman"/>
                 <w:sz w:val="15"/>
               </w:rPr>
-              <w:t xml:space="preserve">canonical replay scope retained</w:t>
-            </w:r>
-          </w:p>
-        </w:tc>
-        <w:tc>
-          <w:tcPr>
-            <w:tcW w:w="1200" w:type="dxa"/>
+              <w:t xml:space="preserve">candidate rows interpreted separately</w:t>
+            </w:r>
+          </w:p>
+        </w:tc>
+        <w:tc>
+          <w:tcPr>
+            <w:tcW w:w="1155" w:type="dxa"/>
             <w:vAlign w:val="center"/>
             <w:tcMar>
               <w:top w:w="60" w:type="dxa"/>
@@ -33591,7 +34103,7 @@
         </w:tc>
         <w:tc>
           <w:tcPr>
-            <w:tcW w:w="3195" w:type="dxa"/>
+            <w:tcW w:w="3069" w:type="dxa"/>
             <w:vAlign w:val="center"/>
             <w:tcMar>
               <w:top w:w="60" w:type="dxa"/>
@@ -33611,7 +34123,7 @@
                 <w:rFonts w:ascii="Times New Roman" w:hAnsi="Times New Roman"/>
                 <w:sz w:val="15"/>
               </w:rPr>
-              <w:t xml:space="preserve">null does not prove unknowability</w:t>
+              <w:t xml:space="preserve">no dataset-wide win</w:t>
             </w:r>
           </w:p>
         </w:tc>
@@ -33619,7 +34131,7 @@
       <w:tr>
         <w:tc>
           <w:tcPr>
-            <w:tcW w:w="2224" w:type="dxa"/>
+            <w:tcW w:w="2148" w:type="dxa"/>
             <w:vAlign w:val="center"/>
             <w:tcMar>
               <w:top w:w="60" w:type="dxa"/>
@@ -33639,13 +34151,13 @@
                 <w:rFonts w:ascii="Times New Roman" w:hAnsi="Times New Roman"/>
                 <w:sz w:val="15"/>
               </w:rPr>
-              <w:t xml:space="preserve">Universal improvement</w:t>
-            </w:r>
-          </w:p>
-        </w:tc>
-        <w:tc>
-          <w:tcPr>
-            <w:tcW w:w="667" w:type="dxa"/>
+              <w:t xml:space="preserve">PACS/ImageNet-R/CIFAR-10.1 nulls</w:t>
+            </w:r>
+          </w:p>
+        </w:tc>
+        <w:tc>
+          <w:tcPr>
+            <w:tcW w:w="647" w:type="dxa"/>
             <w:vAlign w:val="center"/>
             <w:tcMar>
               <w:top w:w="60" w:type="dxa"/>
@@ -33665,13 +34177,13 @@
                 <w:rFonts w:ascii="Times New Roman" w:hAnsi="Times New Roman"/>
                 <w:sz w:val="15"/>
               </w:rPr>
-              <w:t xml:space="preserve">not claimed</w:t>
-            </w:r>
-          </w:p>
-        </w:tc>
-        <w:tc>
-          <w:tcPr>
-            <w:tcW w:w="2674" w:type="dxa"/>
+              <w:t xml:space="preserve">diagnostic</w:t>
+            </w:r>
+          </w:p>
+        </w:tc>
+        <w:tc>
+          <w:tcPr>
+            <w:tcW w:w="2941" w:type="dxa"/>
             <w:vAlign w:val="center"/>
             <w:tcMar>
               <w:top w:w="60" w:type="dxa"/>
@@ -33691,13 +34203,13 @@
                 <w:rFonts w:ascii="Times New Roman" w:hAnsi="Times New Roman"/>
                 <w:sz w:val="15"/>
               </w:rPr>
-              <w:t xml:space="preserve">would require broad held-out dominance</w:t>
-            </w:r>
-          </w:p>
-        </w:tc>
-        <w:tc>
-          <w:tcPr>
-            <w:tcW w:w="1200" w:type="dxa"/>
+              <w:t xml:space="preserve">canonical replay scope retained</w:t>
+            </w:r>
+          </w:p>
+        </w:tc>
+        <w:tc>
+          <w:tcPr>
+            <w:tcW w:w="1155" w:type="dxa"/>
             <w:vAlign w:val="center"/>
             <w:tcMar>
               <w:top w:w="60" w:type="dxa"/>
@@ -33717,13 +34229,13 @@
                 <w:rFonts w:ascii="Times New Roman" w:hAnsi="Times New Roman"/>
                 <w:sz w:val="15"/>
               </w:rPr>
-              <w:t xml:space="preserve">none</w:t>
-            </w:r>
-          </w:p>
-        </w:tc>
-        <w:tc>
-          <w:tcPr>
-            <w:tcW w:w="3195" w:type="dxa"/>
+              <w:t xml:space="preserve">Table 4</w:t>
+            </w:r>
+          </w:p>
+        </w:tc>
+        <w:tc>
+          <w:tcPr>
+            <w:tcW w:w="3069" w:type="dxa"/>
             <w:vAlign w:val="center"/>
             <w:tcMar>
               <w:top w:w="60" w:type="dxa"/>
@@ -33743,7 +34255,7 @@
                 <w:rFonts w:ascii="Times New Roman" w:hAnsi="Times New Roman"/>
                 <w:sz w:val="15"/>
               </w:rPr>
-              <w:t xml:space="preserve">contradicted by negative rows</w:t>
+              <w:t xml:space="preserve">null does not prove unknowability</w:t>
             </w:r>
           </w:p>
         </w:tc>
@@ -33751,7 +34263,7 @@
       <w:tr>
         <w:tc>
           <w:tcPr>
-            <w:tcW w:w="2224" w:type="dxa"/>
+            <w:tcW w:w="2148" w:type="dxa"/>
             <w:vAlign w:val="center"/>
             <w:tcMar>
               <w:top w:w="60" w:type="dxa"/>
@@ -33771,13 +34283,145 @@
                 <w:rFonts w:ascii="Times New Roman" w:hAnsi="Times New Roman"/>
                 <w:sz w:val="15"/>
               </w:rPr>
+              <w:t xml:space="preserve">Universal improvement</w:t>
+            </w:r>
+          </w:p>
+        </w:tc>
+        <w:tc>
+          <w:tcPr>
+            <w:tcW w:w="647" w:type="dxa"/>
+            <w:vAlign w:val="center"/>
+            <w:tcMar>
+              <w:top w:w="60" w:type="dxa"/>
+              <w:start w:w="80" w:type="dxa"/>
+              <w:bottom w:w="60" w:type="dxa"/>
+              <w:end w:w="80" w:type="dxa"/>
+            </w:tcMar>
+          </w:tcPr>
+          <w:p>
+            <w:pPr>
+              <w:pStyle w:val="Compact"/>
+              <w:spacing w:before="0" w:after="0" w:line="240" w:lineRule="auto"/>
+              <w:jc w:val="left"/>
+            </w:pPr>
+            <w:r>
+              <w:rPr>
+                <w:rFonts w:ascii="Times New Roman" w:hAnsi="Times New Roman"/>
+                <w:sz w:val="15"/>
+              </w:rPr>
+              <w:t xml:space="preserve">not claimed</w:t>
+            </w:r>
+          </w:p>
+        </w:tc>
+        <w:tc>
+          <w:tcPr>
+            <w:tcW w:w="2941" w:type="dxa"/>
+            <w:vAlign w:val="center"/>
+            <w:tcMar>
+              <w:top w:w="60" w:type="dxa"/>
+              <w:start w:w="80" w:type="dxa"/>
+              <w:bottom w:w="60" w:type="dxa"/>
+              <w:end w:w="80" w:type="dxa"/>
+            </w:tcMar>
+          </w:tcPr>
+          <w:p>
+            <w:pPr>
+              <w:pStyle w:val="Compact"/>
+              <w:spacing w:before="0" w:after="0" w:line="240" w:lineRule="auto"/>
+              <w:jc w:val="left"/>
+            </w:pPr>
+            <w:r>
+              <w:rPr>
+                <w:rFonts w:ascii="Times New Roman" w:hAnsi="Times New Roman"/>
+                <w:sz w:val="15"/>
+              </w:rPr>
+              <w:t xml:space="preserve">would require broad held-out dominance</w:t>
+            </w:r>
+          </w:p>
+        </w:tc>
+        <w:tc>
+          <w:tcPr>
+            <w:tcW w:w="1155" w:type="dxa"/>
+            <w:vAlign w:val="center"/>
+            <w:tcMar>
+              <w:top w:w="60" w:type="dxa"/>
+              <w:start w:w="80" w:type="dxa"/>
+              <w:bottom w:w="60" w:type="dxa"/>
+              <w:end w:w="80" w:type="dxa"/>
+            </w:tcMar>
+          </w:tcPr>
+          <w:p>
+            <w:pPr>
+              <w:pStyle w:val="Compact"/>
+              <w:spacing w:before="0" w:after="0" w:line="240" w:lineRule="auto"/>
+              <w:jc w:val="left"/>
+            </w:pPr>
+            <w:r>
+              <w:rPr>
+                <w:rFonts w:ascii="Times New Roman" w:hAnsi="Times New Roman"/>
+                <w:sz w:val="15"/>
+              </w:rPr>
+              <w:t xml:space="preserve">none</w:t>
+            </w:r>
+          </w:p>
+        </w:tc>
+        <w:tc>
+          <w:tcPr>
+            <w:tcW w:w="3069" w:type="dxa"/>
+            <w:vAlign w:val="center"/>
+            <w:tcMar>
+              <w:top w:w="60" w:type="dxa"/>
+              <w:start w:w="80" w:type="dxa"/>
+              <w:bottom w:w="60" w:type="dxa"/>
+              <w:end w:w="80" w:type="dxa"/>
+            </w:tcMar>
+          </w:tcPr>
+          <w:p>
+            <w:pPr>
+              <w:pStyle w:val="Compact"/>
+              <w:spacing w:before="0" w:after="0" w:line="240" w:lineRule="auto"/>
+              <w:jc w:val="left"/>
+            </w:pPr>
+            <w:r>
+              <w:rPr>
+                <w:rFonts w:ascii="Times New Roman" w:hAnsi="Times New Roman"/>
+                <w:sz w:val="15"/>
+              </w:rPr>
+              <w:t xml:space="preserve">contradicted by negative rows</w:t>
+            </w:r>
+          </w:p>
+        </w:tc>
+      </w:tr>
+      <w:tr>
+        <w:tc>
+          <w:tcPr>
+            <w:tcW w:w="2148" w:type="dxa"/>
+            <w:vAlign w:val="center"/>
+            <w:tcMar>
+              <w:top w:w="60" w:type="dxa"/>
+              <w:start w:w="80" w:type="dxa"/>
+              <w:bottom w:w="60" w:type="dxa"/>
+              <w:end w:w="80" w:type="dxa"/>
+            </w:tcMar>
+          </w:tcPr>
+          <w:p>
+            <w:pPr>
+              <w:pStyle w:val="Compact"/>
+              <w:spacing w:before="0" w:after="0" w:line="240" w:lineRule="auto"/>
+              <w:jc w:val="left"/>
+            </w:pPr>
+            <w:r>
+              <w:rPr>
+                <w:rFonts w:ascii="Times New Roman" w:hAnsi="Times New Roman"/>
+                <w:sz w:val="15"/>
+              </w:rPr>
               <w:t xml:space="preserve">Real-camera validation</w:t>
             </w:r>
           </w:p>
         </w:tc>
         <w:tc>
           <w:tcPr>
-            <w:tcW w:w="667" w:type="dxa"/>
+            <w:tcW w:w="647" w:type="dxa"/>
             <w:vAlign w:val="center"/>
             <w:tcMar>
               <w:top w:w="60" w:type="dxa"/>
@@ -33803,7 +34447,7 @@
         </w:tc>
         <w:tc>
           <w:tcPr>
-            <w:tcW w:w="2674" w:type="dxa"/>
+            <w:tcW w:w="2941" w:type="dxa"/>
             <w:vAlign w:val="center"/>
             <w:tcMar>
               <w:top w:w="60" w:type="dxa"/>
@@ -33829,7 +34473,7 @@
         </w:tc>
         <w:tc>
           <w:tcPr>
-            <w:tcW w:w="1200" w:type="dxa"/>
+            <w:tcW w:w="1155" w:type="dxa"/>
             <w:vAlign w:val="center"/>
             <w:tcMar>
               <w:top w:w="60" w:type="dxa"/>
@@ -33855,7 +34499,7 @@
         </w:tc>
         <w:tc>
           <w:tcPr>
-            <w:tcW w:w="3195" w:type="dxa"/>
+            <w:tcW w:w="3069" w:type="dxa"/>
             <w:vAlign w:val="center"/>
             <w:tcMar>
               <w:top w:w="60" w:type="dxa"/>
@@ -33881,8 +34525,8 @@
         </w:tc>
       </w:tr>
     </w:tbl>
-    <w:bookmarkEnd w:id="112"/>
-    <w:bookmarkStart w:id="117" w:name="calibration-and-evaluation-contracts"/>
+    <w:bookmarkEnd w:id="113"/>
+    <w:bookmarkStart w:id="118" w:name="calibration-and-evaluation-contracts"/>
     <w:p>
       <w:pPr>
         <w:pStyle w:val="Heading1"/>
@@ -33892,7 +34536,7 @@
         <w:t xml:space="preserve">Calibration and Evaluation Contracts</w:t>
       </w:r>
     </w:p>
-    <w:bookmarkStart w:id="113" w:name="controlled-grid-contract."/>
+    <w:bookmarkStart w:id="114" w:name="controlled-grid-contract."/>
     <w:p>
       <w:pPr>
         <w:pStyle w:val="Heading2"/>
@@ -33942,8 +34586,8 @@
         <w:t xml:space="preserve">for this branch.</w:t>
       </w:r>
     </w:p>
-    <w:bookmarkEnd w:id="113"/>
-    <w:bookmarkStart w:id="114" w:name="natural-shift-contract."/>
+    <w:bookmarkEnd w:id="114"/>
+    <w:bookmarkStart w:id="115" w:name="natural-shift-contract."/>
     <w:p>
       <w:pPr>
         <w:pStyle w:val="Heading2"/>
@@ -34038,8 +34682,8 @@
         <w:t xml:space="preserve">inductive. No target labels enter adaptation, prediction, evidence, or the action.</w:t>
       </w:r>
     </w:p>
-    <w:bookmarkEnd w:id="114"/>
-    <w:bookmarkStart w:id="115" w:name="action-contract."/>
+    <w:bookmarkEnd w:id="115"/>
+    <w:bookmarkStart w:id="116" w:name="action-contract."/>
     <w:p>
       <w:pPr>
         <w:pStyle w:val="Heading2"/>
@@ -34143,8 +34787,8 @@
         <w:t xml:space="preserve">retains the distinction from a certified freeze.</w:t>
       </w:r>
     </w:p>
-    <w:bookmarkEnd w:id="115"/>
-    <w:bookmarkStart w:id="116" w:name="configuration-contract."/>
+    <w:bookmarkEnd w:id="116"/>
+    <w:bookmarkStart w:id="117" w:name="configuration-contract."/>
     <w:p>
       <w:pPr>
         <w:pStyle w:val="Heading2"/>
@@ -34199,9 +34843,9 @@
         <w:t xml:space="preserve">argument or recalibration. The fail-closed default on identity mismatch is non-commitment.</w:t>
       </w:r>
     </w:p>
-    <w:bookmarkEnd w:id="116"/>
     <w:bookmarkEnd w:id="117"/>
-    <w:bookmarkStart w:id="118" w:name="decision-exposure-and-repetition-audit"/>
+    <w:bookmarkEnd w:id="118"/>
+    <w:bookmarkStart w:id="119" w:name="decision-exposure-and-repetition-audit"/>
     <w:p>
       <w:pPr>
         <w:pStyle w:val="Heading1"/>
@@ -38053,8 +38697,8 @@
         <w:t xml:space="preserve">times, but its all-freeze behavior still provides no adapt exposure.</w:t>
       </w:r>
     </w:p>
-    <w:bookmarkEnd w:id="118"/>
-    <w:bookmarkStart w:id="122" w:name="inference-discipline"/>
+    <w:bookmarkEnd w:id="119"/>
+    <w:bookmarkStart w:id="123" w:name="inference-discipline"/>
     <w:p>
       <w:pPr>
         <w:pStyle w:val="Heading1"/>
@@ -38064,7 +38708,7 @@
         <w:t xml:space="preserve">Inference Discipline</w:t>
       </w:r>
     </w:p>
-    <w:bookmarkStart w:id="119" w:name="point-estimates-paired-gaps-and-clusters"/>
+    <w:bookmarkStart w:id="120" w:name="point-estimates-paired-gaps-and-clusters"/>
     <w:p>
       <w:pPr>
         <w:pStyle w:val="Heading2"/>
@@ -38351,8 +38995,8 @@
         <w:t xml:space="preserve">corruption–severity pair, corruption family, seed, backbone, domain, or physical session.</w:t>
       </w:r>
     </w:p>
-    <w:bookmarkEnd w:id="119"/>
-    <w:bookmarkStart w:id="120" w:name="false-adapt-accounting"/>
+    <w:bookmarkEnd w:id="120"/>
+    <w:bookmarkStart w:id="121" w:name="false-adapt-accounting"/>
     <w:p>
       <w:pPr>
         <w:pStyle w:val="Heading2"/>
@@ -38434,8 +39078,8 @@
         <w:t xml:space="preserve">different protocol labels.</w:t>
       </w:r>
     </w:p>
-    <w:bookmarkEnd w:id="120"/>
-    <w:bookmarkStart w:id="121" w:name="multiplicity-and-search-history"/>
+    <w:bookmarkEnd w:id="121"/>
+    <w:bookmarkStart w:id="122" w:name="multiplicity-and-search-history"/>
     <w:p>
       <w:pPr>
         <w:pStyle w:val="Heading2"/>
@@ -38490,9 +39134,9 @@
         <w:t xml:space="preserve">any test value is computed, and must retain failures and incomplete runs.</w:t>
       </w:r>
     </w:p>
-    <w:bookmarkEnd w:id="121"/>
     <w:bookmarkEnd w:id="122"/>
-    <w:bookmarkStart w:id="124" w:name="X283baf0007a465db92389c619e14a6d42fb62e0"/>
+    <w:bookmarkEnd w:id="123"/>
+    <w:bookmarkStart w:id="125" w:name="X283baf0007a465db92389c619e14a6d42fb62e0"/>
     <w:p>
       <w:pPr>
         <w:pStyle w:val="Heading1"/>
@@ -38548,10 +39192,10 @@
         </w:tblBorders>
       </w:tblPr>
       <w:tblGrid>
-        <w:gridCol w:w="965"/>
-        <w:gridCol w:w="1322"/>
-        <w:gridCol w:w="3836"/>
-        <w:gridCol w:w="3837"/>
+        <w:gridCol w:w="967"/>
+        <w:gridCol w:w="1418"/>
+        <w:gridCol w:w="3788"/>
+        <w:gridCol w:w="3787"/>
       </w:tblGrid>
       <w:tr>
         <w:trPr>
@@ -38560,7 +39204,7 @@
         </w:trPr>
         <w:tc>
           <w:tcPr>
-            <w:tcW w:w="965" w:type="dxa"/>
+            <w:tcW w:w="967" w:type="dxa"/>
             <w:vAlign w:val="center"/>
             <w:tcMar>
               <w:top w:w="60" w:type="dxa"/>
@@ -38588,7 +39232,7 @@
         </w:tc>
         <w:tc>
           <w:tcPr>
-            <w:tcW w:w="1322" w:type="dxa"/>
+            <w:tcW w:w="1418" w:type="dxa"/>
             <w:vAlign w:val="center"/>
             <w:tcMar>
               <w:top w:w="60" w:type="dxa"/>
@@ -38616,7 +39260,7 @@
         </w:tc>
         <w:tc>
           <w:tcPr>
-            <w:tcW w:w="3836" w:type="dxa"/>
+            <w:tcW w:w="3788" w:type="dxa"/>
             <w:vAlign w:val="center"/>
             <w:tcMar>
               <w:top w:w="60" w:type="dxa"/>
@@ -38644,7 +39288,7 @@
         </w:tc>
         <w:tc>
           <w:tcPr>
-            <w:tcW w:w="3837" w:type="dxa"/>
+            <w:tcW w:w="3787" w:type="dxa"/>
             <w:vAlign w:val="center"/>
             <w:tcMar>
               <w:top w:w="60" w:type="dxa"/>
@@ -38674,7 +39318,7 @@
       <w:tr>
         <w:tc>
           <w:tcPr>
-            <w:tcW w:w="965" w:type="dxa"/>
+            <w:tcW w:w="967" w:type="dxa"/>
             <w:vAlign w:val="center"/>
             <w:tcMar>
               <w:top w:w="60" w:type="dxa"/>
@@ -38700,7 +39344,7 @@
         </w:tc>
         <w:tc>
           <w:tcPr>
-            <w:tcW w:w="1322" w:type="dxa"/>
+            <w:tcW w:w="1418" w:type="dxa"/>
             <w:vAlign w:val="center"/>
             <w:tcMar>
               <w:top w:w="60" w:type="dxa"/>
@@ -38726,7 +39370,7 @@
         </w:tc>
         <w:tc>
           <w:tcPr>
-            <w:tcW w:w="3836" w:type="dxa"/>
+            <w:tcW w:w="3788" w:type="dxa"/>
             <w:vAlign w:val="center"/>
             <w:tcMar>
               <w:top w:w="60" w:type="dxa"/>
@@ -38803,7 +39447,7 @@
         </w:tc>
         <w:tc>
           <w:tcPr>
-            <w:tcW w:w="3837" w:type="dxa"/>
+            <w:tcW w:w="3787" w:type="dxa"/>
             <w:vAlign w:val="center"/>
             <w:tcMar>
               <w:top w:w="60" w:type="dxa"/>
@@ -38831,7 +39475,7 @@
       <w:tr>
         <w:tc>
           <w:tcPr>
-            <w:tcW w:w="965" w:type="dxa"/>
+            <w:tcW w:w="967" w:type="dxa"/>
             <w:vAlign w:val="center"/>
             <w:tcMar>
               <w:top w:w="60" w:type="dxa"/>
@@ -38857,7 +39501,7 @@
         </w:tc>
         <w:tc>
           <w:tcPr>
-            <w:tcW w:w="1322" w:type="dxa"/>
+            <w:tcW w:w="1418" w:type="dxa"/>
             <w:vAlign w:val="center"/>
             <w:tcMar>
               <w:top w:w="60" w:type="dxa"/>
@@ -38883,7 +39527,7 @@
         </w:tc>
         <w:tc>
           <w:tcPr>
-            <w:tcW w:w="3836" w:type="dxa"/>
+            <w:tcW w:w="3788" w:type="dxa"/>
             <w:vAlign w:val="center"/>
             <w:tcMar>
               <w:top w:w="60" w:type="dxa"/>
@@ -38909,7 +39553,7 @@
         </w:tc>
         <w:tc>
           <w:tcPr>
-            <w:tcW w:w="3837" w:type="dxa"/>
+            <w:tcW w:w="3787" w:type="dxa"/>
             <w:vAlign w:val="center"/>
             <w:tcMar>
               <w:top w:w="60" w:type="dxa"/>
@@ -38937,7 +39581,7 @@
       <w:tr>
         <w:tc>
           <w:tcPr>
-            <w:tcW w:w="965" w:type="dxa"/>
+            <w:tcW w:w="967" w:type="dxa"/>
             <w:vAlign w:val="center"/>
             <w:tcMar>
               <w:top w:w="60" w:type="dxa"/>
@@ -38963,7 +39607,7 @@
         </w:tc>
         <w:tc>
           <w:tcPr>
-            <w:tcW w:w="1322" w:type="dxa"/>
+            <w:tcW w:w="1418" w:type="dxa"/>
             <w:vAlign w:val="center"/>
             <w:tcMar>
               <w:top w:w="60" w:type="dxa"/>
@@ -38989,7 +39633,7 @@
         </w:tc>
         <w:tc>
           <w:tcPr>
-            <w:tcW w:w="3836" w:type="dxa"/>
+            <w:tcW w:w="3788" w:type="dxa"/>
             <w:vAlign w:val="center"/>
             <w:tcMar>
               <w:top w:w="60" w:type="dxa"/>
@@ -39015,7 +39659,7 @@
         </w:tc>
         <w:tc>
           <w:tcPr>
-            <w:tcW w:w="3837" w:type="dxa"/>
+            <w:tcW w:w="3787" w:type="dxa"/>
             <w:vAlign w:val="center"/>
             <w:tcMar>
               <w:top w:w="60" w:type="dxa"/>
@@ -39043,7 +39687,7 @@
       <w:tr>
         <w:tc>
           <w:tcPr>
-            <w:tcW w:w="965" w:type="dxa"/>
+            <w:tcW w:w="967" w:type="dxa"/>
             <w:vAlign w:val="center"/>
             <w:tcMar>
               <w:top w:w="60" w:type="dxa"/>
@@ -39069,7 +39713,7 @@
         </w:tc>
         <w:tc>
           <w:tcPr>
-            <w:tcW w:w="1322" w:type="dxa"/>
+            <w:tcW w:w="1418" w:type="dxa"/>
             <w:vAlign w:val="center"/>
             <w:tcMar>
               <w:top w:w="60" w:type="dxa"/>
@@ -39095,7 +39739,7 @@
         </w:tc>
         <w:tc>
           <w:tcPr>
-            <w:tcW w:w="3836" w:type="dxa"/>
+            <w:tcW w:w="3788" w:type="dxa"/>
             <w:vAlign w:val="center"/>
             <w:tcMar>
               <w:top w:w="60" w:type="dxa"/>
@@ -39121,7 +39765,7 @@
         </w:tc>
         <w:tc>
           <w:tcPr>
-            <w:tcW w:w="3837" w:type="dxa"/>
+            <w:tcW w:w="3787" w:type="dxa"/>
             <w:vAlign w:val="center"/>
             <w:tcMar>
               <w:top w:w="60" w:type="dxa"/>
@@ -39149,7 +39793,7 @@
       <w:tr>
         <w:tc>
           <w:tcPr>
-            <w:tcW w:w="965" w:type="dxa"/>
+            <w:tcW w:w="967" w:type="dxa"/>
             <w:vAlign w:val="center"/>
             <w:tcMar>
               <w:top w:w="60" w:type="dxa"/>
@@ -39175,7 +39819,7 @@
         </w:tc>
         <w:tc>
           <w:tcPr>
-            <w:tcW w:w="1322" w:type="dxa"/>
+            <w:tcW w:w="1418" w:type="dxa"/>
             <w:vAlign w:val="center"/>
             <w:tcMar>
               <w:top w:w="60" w:type="dxa"/>
@@ -39201,7 +39845,7 @@
         </w:tc>
         <w:tc>
           <w:tcPr>
-            <w:tcW w:w="3836" w:type="dxa"/>
+            <w:tcW w:w="3788" w:type="dxa"/>
             <w:vAlign w:val="center"/>
             <w:tcMar>
               <w:top w:w="60" w:type="dxa"/>
@@ -39227,7 +39871,7 @@
         </w:tc>
         <w:tc>
           <w:tcPr>
-            <w:tcW w:w="3837" w:type="dxa"/>
+            <w:tcW w:w="3787" w:type="dxa"/>
             <w:vAlign w:val="center"/>
             <w:tcMar>
               <w:top w:w="60" w:type="dxa"/>
@@ -39255,7 +39899,7 @@
       <w:tr>
         <w:tc>
           <w:tcPr>
-            <w:tcW w:w="965" w:type="dxa"/>
+            <w:tcW w:w="967" w:type="dxa"/>
             <w:vAlign w:val="center"/>
             <w:tcMar>
               <w:top w:w="60" w:type="dxa"/>
@@ -39281,7 +39925,7 @@
         </w:tc>
         <w:tc>
           <w:tcPr>
-            <w:tcW w:w="1322" w:type="dxa"/>
+            <w:tcW w:w="1418" w:type="dxa"/>
             <w:vAlign w:val="center"/>
             <w:tcMar>
               <w:top w:w="60" w:type="dxa"/>
@@ -39307,7 +39951,7 @@
         </w:tc>
         <w:tc>
           <w:tcPr>
-            <w:tcW w:w="3836" w:type="dxa"/>
+            <w:tcW w:w="3788" w:type="dxa"/>
             <w:vAlign w:val="center"/>
             <w:tcMar>
               <w:top w:w="60" w:type="dxa"/>
@@ -39333,7 +39977,7 @@
         </w:tc>
         <w:tc>
           <w:tcPr>
-            <w:tcW w:w="3837" w:type="dxa"/>
+            <w:tcW w:w="3787" w:type="dxa"/>
             <w:vAlign w:val="center"/>
             <w:tcMar>
               <w:top w:w="60" w:type="dxa"/>
@@ -39361,7 +40005,7 @@
       <w:tr>
         <w:tc>
           <w:tcPr>
-            <w:tcW w:w="965" w:type="dxa"/>
+            <w:tcW w:w="967" w:type="dxa"/>
             <w:vAlign w:val="center"/>
             <w:tcMar>
               <w:top w:w="60" w:type="dxa"/>
@@ -39387,7 +40031,7 @@
         </w:tc>
         <w:tc>
           <w:tcPr>
-            <w:tcW w:w="1322" w:type="dxa"/>
+            <w:tcW w:w="1418" w:type="dxa"/>
             <w:vAlign w:val="center"/>
             <w:tcMar>
               <w:top w:w="60" w:type="dxa"/>
@@ -39413,7 +40057,7 @@
         </w:tc>
         <w:tc>
           <w:tcPr>
-            <w:tcW w:w="3836" w:type="dxa"/>
+            <w:tcW w:w="3788" w:type="dxa"/>
             <w:vAlign w:val="center"/>
             <w:tcMar>
               <w:top w:w="60" w:type="dxa"/>
@@ -39439,7 +40083,7 @@
         </w:tc>
         <w:tc>
           <w:tcPr>
-            <w:tcW w:w="3837" w:type="dxa"/>
+            <w:tcW w:w="3787" w:type="dxa"/>
             <w:vAlign w:val="center"/>
             <w:tcMar>
               <w:top w:w="60" w:type="dxa"/>
@@ -39467,7 +40111,7 @@
       <w:tr>
         <w:tc>
           <w:tcPr>
-            <w:tcW w:w="965" w:type="dxa"/>
+            <w:tcW w:w="967" w:type="dxa"/>
             <w:vAlign w:val="center"/>
             <w:tcMar>
               <w:top w:w="60" w:type="dxa"/>
@@ -39487,13 +40131,119 @@
                 <w:rFonts w:ascii="Times New Roman" w:hAnsi="Times New Roman"/>
                 <w:sz w:val="16"/>
               </w:rPr>
+              <w:t xml:space="preserve">So2Sat-LCZ42</w:t>
+            </w:r>
+          </w:p>
+        </w:tc>
+        <w:tc>
+          <w:tcPr>
+            <w:tcW w:w="1418" w:type="dxa"/>
+            <w:vAlign w:val="center"/>
+            <w:tcMar>
+              <w:top w:w="60" w:type="dxa"/>
+              <w:start w:w="80" w:type="dxa"/>
+              <w:bottom w:w="60" w:type="dxa"/>
+              <w:end w:w="80" w:type="dxa"/>
+            </w:tcMar>
+          </w:tcPr>
+          <w:p>
+            <w:pPr>
+              <w:pStyle w:val="Compact"/>
+              <w:spacing w:before="0" w:after="0" w:line="240" w:lineRule="auto"/>
+              <w:jc w:val="left"/>
+            </w:pPr>
+            <w:r>
+              <w:rPr>
+                <w:rFonts w:ascii="Times New Roman" w:hAnsi="Times New Roman"/>
+                <w:sz w:val="16"/>
+              </w:rPr>
+              <w:t xml:space="preserve">sealed development stop</w:t>
+            </w:r>
+          </w:p>
+        </w:tc>
+        <w:tc>
+          <w:tcPr>
+            <w:tcW w:w="3788" w:type="dxa"/>
+            <w:vAlign w:val="center"/>
+            <w:tcMar>
+              <w:top w:w="60" w:type="dxa"/>
+              <w:start w:w="80" w:type="dxa"/>
+              <w:bottom w:w="60" w:type="dxa"/>
+              <w:end w:w="80" w:type="dxa"/>
+            </w:tcMar>
+          </w:tcPr>
+          <w:p>
+            <w:pPr>
+              <w:pStyle w:val="Compact"/>
+              <w:spacing w:before="0" w:after="0" w:line="240" w:lineRule="auto"/>
+              <w:jc w:val="left"/>
+            </w:pPr>
+            <w:r>
+              <w:rPr>
+                <w:rFonts w:ascii="Times New Roman" w:hAnsi="Times New Roman"/>
+                <w:sz w:val="16"/>
+              </w:rPr>
+              <w:t xml:space="preserve">2 candidate bundles, 9 development cities, 5 checkpoints, selection record, and 0 target inputs</w:t>
+            </w:r>
+          </w:p>
+        </w:tc>
+        <w:tc>
+          <w:tcPr>
+            <w:tcW w:w="3787" w:type="dxa"/>
+            <w:vAlign w:val="center"/>
+            <w:tcMar>
+              <w:top w:w="60" w:type="dxa"/>
+              <w:start w:w="80" w:type="dxa"/>
+              <w:bottom w:w="60" w:type="dxa"/>
+              <w:end w:w="80" w:type="dxa"/>
+            </w:tcMar>
+          </w:tcPr>
+          <w:p>
+            <w:pPr>
+              <w:pStyle w:val="Compact"/>
+              <w:spacing w:before="0" w:after="0" w:line="240" w:lineRule="auto"/>
+              <w:jc w:val="left"/>
+            </w:pPr>
+            <w:r>
+              <w:rPr>
+                <w:rFonts w:ascii="Times New Roman" w:hAnsi="Times New Roman"/>
+                <w:sz w:val="16"/>
+              </w:rPr>
+              <w:t xml:space="preserve">no feasible candidate; all 90 gate-fit outcomes now open; no calibration or target result</w:t>
+            </w:r>
+          </w:p>
+        </w:tc>
+      </w:tr>
+      <w:tr>
+        <w:tc>
+          <w:tcPr>
+            <w:tcW w:w="967" w:type="dxa"/>
+            <w:vAlign w:val="center"/>
+            <w:tcMar>
+              <w:top w:w="60" w:type="dxa"/>
+              <w:start w:w="80" w:type="dxa"/>
+              <w:bottom w:w="60" w:type="dxa"/>
+              <w:end w:w="80" w:type="dxa"/>
+            </w:tcMar>
+          </w:tcPr>
+          <w:p>
+            <w:pPr>
+              <w:pStyle w:val="Compact"/>
+              <w:spacing w:before="0" w:after="0" w:line="240" w:lineRule="auto"/>
+              <w:jc w:val="left"/>
+            </w:pPr>
+            <w:r>
+              <w:rPr>
+                <w:rFonts w:ascii="Times New Roman" w:hAnsi="Times New Roman"/>
+                <w:sz w:val="16"/>
+              </w:rPr>
               <w:t xml:space="preserve">PACS</w:t>
             </w:r>
           </w:p>
         </w:tc>
         <w:tc>
           <w:tcPr>
-            <w:tcW w:w="1322" w:type="dxa"/>
+            <w:tcW w:w="1418" w:type="dxa"/>
             <w:vAlign w:val="center"/>
             <w:tcMar>
               <w:top w:w="60" w:type="dxa"/>
@@ -39519,7 +40269,7 @@
         </w:tc>
         <w:tc>
           <w:tcPr>
-            <w:tcW w:w="3836" w:type="dxa"/>
+            <w:tcW w:w="3788" w:type="dxa"/>
             <w:vAlign w:val="center"/>
             <w:tcMar>
               <w:top w:w="60" w:type="dxa"/>
@@ -39545,7 +40295,7 @@
         </w:tc>
         <w:tc>
           <w:tcPr>
-            <w:tcW w:w="3837" w:type="dxa"/>
+            <w:tcW w:w="3787" w:type="dxa"/>
             <w:vAlign w:val="center"/>
             <w:tcMar>
               <w:top w:w="60" w:type="dxa"/>
@@ -39609,7 +40359,7 @@
       <w:tr>
         <w:tc>
           <w:tcPr>
-            <w:tcW w:w="965" w:type="dxa"/>
+            <w:tcW w:w="967" w:type="dxa"/>
             <w:vAlign w:val="center"/>
             <w:tcMar>
               <w:top w:w="60" w:type="dxa"/>
@@ -39635,7 +40385,7 @@
         </w:tc>
         <w:tc>
           <w:tcPr>
-            <w:tcW w:w="1322" w:type="dxa"/>
+            <w:tcW w:w="1418" w:type="dxa"/>
             <w:vAlign w:val="center"/>
             <w:tcMar>
               <w:top w:w="60" w:type="dxa"/>
@@ -39661,7 +40411,7 @@
         </w:tc>
         <w:tc>
           <w:tcPr>
-            <w:tcW w:w="3836" w:type="dxa"/>
+            <w:tcW w:w="3788" w:type="dxa"/>
             <w:vAlign w:val="center"/>
             <w:tcMar>
               <w:top w:w="60" w:type="dxa"/>
@@ -39687,7 +40437,7 @@
         </w:tc>
         <w:tc>
           <w:tcPr>
-            <w:tcW w:w="3837" w:type="dxa"/>
+            <w:tcW w:w="3787" w:type="dxa"/>
             <w:vAlign w:val="center"/>
             <w:tcMar>
               <w:top w:w="60" w:type="dxa"/>
@@ -39715,7 +40465,7 @@
       <w:tr>
         <w:tc>
           <w:tcPr>
-            <w:tcW w:w="965" w:type="dxa"/>
+            <w:tcW w:w="967" w:type="dxa"/>
             <w:vAlign w:val="center"/>
             <w:tcMar>
               <w:top w:w="60" w:type="dxa"/>
@@ -39741,7 +40491,7 @@
         </w:tc>
         <w:tc>
           <w:tcPr>
-            <w:tcW w:w="1322" w:type="dxa"/>
+            <w:tcW w:w="1418" w:type="dxa"/>
             <w:vAlign w:val="center"/>
             <w:tcMar>
               <w:top w:w="60" w:type="dxa"/>
@@ -39767,7 +40517,7 @@
         </w:tc>
         <w:tc>
           <w:tcPr>
-            <w:tcW w:w="3836" w:type="dxa"/>
+            <w:tcW w:w="3788" w:type="dxa"/>
             <w:vAlign w:val="center"/>
             <w:tcMar>
               <w:top w:w="60" w:type="dxa"/>
@@ -39793,7 +40543,7 @@
         </w:tc>
         <w:tc>
           <w:tcPr>
-            <w:tcW w:w="3837" w:type="dxa"/>
+            <w:tcW w:w="3787" w:type="dxa"/>
             <w:vAlign w:val="center"/>
             <w:tcMar>
               <w:top w:w="60" w:type="dxa"/>
@@ -39821,7 +40571,7 @@
       <w:tr>
         <w:tc>
           <w:tcPr>
-            <w:tcW w:w="965" w:type="dxa"/>
+            <w:tcW w:w="967" w:type="dxa"/>
             <w:vAlign w:val="center"/>
             <w:tcMar>
               <w:top w:w="60" w:type="dxa"/>
@@ -39847,7 +40597,7 @@
         </w:tc>
         <w:tc>
           <w:tcPr>
-            <w:tcW w:w="1322" w:type="dxa"/>
+            <w:tcW w:w="1418" w:type="dxa"/>
             <w:vAlign w:val="center"/>
             <w:tcMar>
               <w:top w:w="60" w:type="dxa"/>
@@ -39873,7 +40623,7 @@
         </w:tc>
         <w:tc>
           <w:tcPr>
-            <w:tcW w:w="3836" w:type="dxa"/>
+            <w:tcW w:w="3788" w:type="dxa"/>
             <w:vAlign w:val="center"/>
             <w:tcMar>
               <w:top w:w="60" w:type="dxa"/>
@@ -39899,7 +40649,7 @@
         </w:tc>
         <w:tc>
           <w:tcPr>
-            <w:tcW w:w="3837" w:type="dxa"/>
+            <w:tcW w:w="3787" w:type="dxa"/>
             <w:vAlign w:val="center"/>
             <w:tcMar>
               <w:top w:w="60" w:type="dxa"/>
@@ -39997,7 +40747,7 @@
         <w:t xml:space="preserve">dependence and transfer; simply adding more rows from the same grid does not.</w:t>
       </w:r>
     </w:p>
-    <w:bookmarkStart w:id="123" w:name="cct-20-location-and-release-ledger"/>
+    <w:bookmarkStart w:id="124" w:name="cct-20-location-and-release-ledger"/>
     <w:p>
       <w:pPr>
         <w:pStyle w:val="Heading2"/>
@@ -42120,9 +42870,9 @@
         <w:t xml:space="preserve">aggregate is claimed for the secondary macro-F1 outcome.</w:t>
       </w:r>
     </w:p>
-    <w:bookmarkEnd w:id="123"/>
     <w:bookmarkEnd w:id="124"/>
-    <w:bookmarkStart w:id="129" w:name="extended-kga-implementation-contract"/>
+    <w:bookmarkEnd w:id="125"/>
+    <w:bookmarkStart w:id="130" w:name="extended-kga-implementation-contract"/>
     <w:p>
       <w:pPr>
         <w:pStyle w:val="Heading1"/>
@@ -42132,7 +42882,7 @@
         <w:t xml:space="preserve">Extended KGA Implementation Contract</w:t>
       </w:r>
     </w:p>
-    <w:bookmarkStart w:id="125" w:name="state-isolation"/>
+    <w:bookmarkStart w:id="126" w:name="state-isolation"/>
     <w:p>
       <w:pPr>
         <w:pStyle w:val="Heading2"/>
@@ -42175,8 +42925,8 @@
         <w:t xml:space="preserve">hash the active parameters before and after each non-adapt decision and require equality.</w:t>
       </w:r>
     </w:p>
-    <w:bookmarkEnd w:id="125"/>
-    <w:bookmarkStart w:id="126" w:name="evidence-determinism"/>
+    <w:bookmarkEnd w:id="126"/>
+    <w:bookmarkStart w:id="127" w:name="evidence-determinism"/>
     <w:p>
       <w:pPr>
         <w:pStyle w:val="Heading2"/>
@@ -42219,8 +42969,8 @@
         <w:t xml:space="preserve">length, because two schemas can share a dimension while changing semantics.</w:t>
       </w:r>
     </w:p>
-    <w:bookmarkEnd w:id="126"/>
-    <w:bookmarkStart w:id="127" w:name="calibration-identity"/>
+    <w:bookmarkEnd w:id="127"/>
+    <w:bookmarkStart w:id="128" w:name="calibration-identity"/>
     <w:p>
       <w:pPr>
         <w:pStyle w:val="Heading2"/>
@@ -42274,8 +43024,8 @@
         <w:t xml:space="preserve">software optimization; it changes the random variable whose residual is being covered.</w:t>
       </w:r>
     </w:p>
-    <w:bookmarkEnd w:id="127"/>
-    <w:bookmarkStart w:id="128" w:name="runtime-accounting"/>
+    <w:bookmarkEnd w:id="128"/>
+    <w:bookmarkStart w:id="129" w:name="runtime-accounting"/>
     <w:p>
       <w:pPr>
         <w:pStyle w:val="Heading2"/>
@@ -42330,9 +43080,9 @@
         <w:t xml:space="preserve">end-to-end cost.</w:t>
       </w:r>
     </w:p>
-    <w:bookmarkEnd w:id="128"/>
     <w:bookmarkEnd w:id="129"/>
-    <w:bookmarkStart w:id="130" w:name="evidence-inventory"/>
+    <w:bookmarkEnd w:id="130"/>
+    <w:bookmarkStart w:id="131" w:name="evidence-inventory"/>
     <w:p>
       <w:pPr>
         <w:pStyle w:val="Heading1"/>
@@ -43328,8 +44078,8 @@
         <w:t xml:space="preserve">Lemma 1 over an unrestricted target fibre.</w:t>
       </w:r>
     </w:p>
-    <w:bookmarkEnd w:id="130"/>
-    <w:bookmarkStart w:id="131" w:name="failure-safe-deployment-checklist"/>
+    <w:bookmarkEnd w:id="131"/>
+    <w:bookmarkStart w:id="132" w:name="failure-safe-deployment-checklist"/>
     <w:p>
       <w:pPr>
         <w:pStyle w:val="Heading1"/>
@@ -44076,8 +44826,8 @@
         <w:t xml:space="preserve">decision was target-label-free.</w:t>
       </w:r>
     </w:p>
-    <w:bookmarkEnd w:id="131"/>
-    <w:bookmarkStart w:id="136" w:name="X6ff963249b0ad08236e71fe8343c6dd9cec3f46"/>
+    <w:bookmarkEnd w:id="132"/>
+    <w:bookmarkStart w:id="137" w:name="X6ff963249b0ad08236e71fe8343c6dd9cec3f46"/>
     <w:p>
       <w:pPr>
         <w:pStyle w:val="Heading1"/>
@@ -44123,22 +44873,67 @@
         <w:t xml:space="preserve"> </w:t>
       </w:r>
       <w:r>
-        <w:t xml:space="preserve">shift, not evidence of bidirectional routing or improvement over both fixed policies. The following</w:t>
-      </w:r>
-      <w:r>
-        <w:t xml:space="preserve"> </w:t>
-      </w:r>
-      <w:r>
-        <w:t xml:space="preserve">protocol describes the stronger second study still needed. It is a design for future evidence and is</w:t>
-      </w:r>
-      <w:r>
-        <w:t xml:space="preserve"> </w:t>
-      </w:r>
-      <w:r>
-        <w:t xml:space="preserve">not counted as a completed experiment in this paper.</w:t>
+        <w:t xml:space="preserve">shift, not evidence of bidirectional routing or improvement over both fixed policies. A second</w:t>
+      </w:r>
+      <w:r>
+        <w:t xml:space="preserve"> </w:t>
+      </w:r>
+      <w:r>
+        <w:t xml:space="preserve">locked attempt on So2Sat-LCZ42 stopped at its development-feasibility gate with no eligible Tent or</w:t>
+      </w:r>
+      <w:r>
+        <w:t xml:space="preserve"> </w:t>
+      </w:r>
+      <w:r>
+        <w:t xml:space="preserve">SAR candidate. No held-out gate-calibration rows or target inputs were accessed. The following</w:t>
+      </w:r>
+      <w:r>
+        <w:t xml:space="preserve"> </w:t>
+      </w:r>
+      <w:r>
+        <w:t xml:space="preserve">protocol therefore describes a new versioned confirmation, not a continuation or reinterpretation</w:t>
+      </w:r>
+      <w:r>
+        <w:t xml:space="preserve"> </w:t>
+      </w:r>
+      <w:r>
+        <w:t xml:space="preserve">of v1.</w:t>
       </w:r>
     </w:p>
-    <w:bookmarkStart w:id="132" w:name="lock-before-target-labels"/>
+    <w:p>
+      <w:pPr>
+        <w:pStyle w:val="BodyText"/>
+        <w:widowControl/>
+      </w:pPr>
+      <w:r>
+        <w:t xml:space="preserve">All So2Sat v1 gate-fit outcomes are open and cannot be used to tune a fresh confirmatory arm. Its</w:t>
+      </w:r>
+      <w:r>
+        <w:t xml:space="preserve"> </w:t>
+      </w:r>
+      <w:r>
+        <w:t xml:space="preserve">target protocol also defines one action per city, whereas the current runner creates one action per</w:t>
+      </w:r>
+      <w:r>
+        <w:t xml:space="preserve"> </w:t>
+      </w:r>
+      <w:r>
+        <w:t xml:space="preserve">city–checkpoint cell. That mismatch did not affect the development stop, but the target runner</w:t>
+      </w:r>
+      <w:r>
+        <w:t xml:space="preserve"> </w:t>
+      </w:r>
+      <w:r>
+        <w:t xml:space="preserve">must remain disabled until a versioned lock resolves the action unit. The design below is future</w:t>
+      </w:r>
+      <w:r>
+        <w:t xml:space="preserve"> </w:t>
+      </w:r>
+      <w:r>
+        <w:t xml:space="preserve">evidence and is not counted as a completed target experiment in this paper.</w:t>
+      </w:r>
+    </w:p>
+    <w:bookmarkStart w:id="133" w:name="lock-before-target-labels"/>
     <w:p>
       <w:pPr>
         <w:pStyle w:val="Heading2"/>
@@ -44237,8 +45032,8 @@
         <w:t xml:space="preserve">and candidate selection.</w:t>
       </w:r>
     </w:p>
-    <w:bookmarkEnd w:id="132"/>
-    <w:bookmarkStart w:id="133" w:name="three-way-data-separation"/>
+    <w:bookmarkEnd w:id="133"/>
+    <w:bookmarkStart w:id="134" w:name="three-way-data-separation"/>
     <w:p>
       <w:pPr>
         <w:pStyle w:val="Heading2"/>
@@ -44337,8 +45132,8 @@
         <w:t xml:space="preserve">the live decision process.</w:t>
       </w:r>
     </w:p>
-    <w:bookmarkEnd w:id="133"/>
-    <w:bookmarkStart w:id="134" w:name="endpoints-and-decision-rule"/>
+    <w:bookmarkEnd w:id="134"/>
+    <w:bookmarkStart w:id="135" w:name="endpoints-and-decision-rule"/>
     <w:p>
       <w:pPr>
         <w:pStyle w:val="Heading2"/>
@@ -45377,8 +46172,8 @@
         </w:tc>
       </w:tr>
     </w:tbl>
-    <w:bookmarkEnd w:id="134"/>
-    <w:bookmarkStart w:id="135" w:name="interpreting-outcomes"/>
+    <w:bookmarkEnd w:id="135"/>
+    <w:bookmarkStart w:id="136" w:name="interpreting-outcomes"/>
     <w:p>
       <w:pPr>
         <w:pStyle w:val="Heading2"/>
@@ -45433,9 +46228,9 @@
         <w:t xml:space="preserve">population band: that conclusion still requires the declared class and its structural assumptions.</w:t>
       </w:r>
     </w:p>
-    <w:bookmarkEnd w:id="135"/>
     <w:bookmarkEnd w:id="136"/>
-    <w:bookmarkStart w:id="141" w:name="X7a152c6efc8b125d5b4f17fecd513c24a92d692"/>
+    <w:bookmarkEnd w:id="137"/>
+    <w:bookmarkStart w:id="142" w:name="X7a152c6efc8b125d5b4f17fecd513c24a92d692"/>
     <w:p>
       <w:pPr>
         <w:pStyle w:val="Heading1"/>
@@ -46793,7 +47588,7 @@
         </w:tc>
       </w:tr>
     </w:tbl>
-    <w:bookmarkStart w:id="137" w:name="why-the-boundary-is-separate."/>
+    <w:bookmarkStart w:id="138" w:name="why-the-boundary-is-separate."/>
     <w:p>
       <w:pPr>
         <w:pStyle w:val="Heading2"/>
@@ -46956,8 +47751,8 @@
         <w:t xml:space="preserve">not because either task-risk choice is worse.</w:t>
       </w:r>
     </w:p>
-    <w:bookmarkEnd w:id="137"/>
-    <w:bookmarkStart w:id="138" w:name="why-coverage-is-the-premise."/>
+    <w:bookmarkEnd w:id="138"/>
+    <w:bookmarkStart w:id="139" w:name="why-coverage-is-the-premise."/>
     <w:p>
       <w:pPr>
         <w:pStyle w:val="Heading2"/>
@@ -47021,8 +47816,8 @@
         <w:t xml:space="preserve">a useful predictor transfers, but it is not an additional logical premise after coverage is given.</w:t>
       </w:r>
     </w:p>
-    <w:bookmarkEnd w:id="138"/>
-    <w:bookmarkStart w:id="139" w:name="X06c5fb9641945519b839b1c41dbb2dc0f3ac2bf"/>
+    <w:bookmarkEnd w:id="139"/>
+    <w:bookmarkStart w:id="140" w:name="X06c5fb9641945519b839b1c41dbb2dc0f3ac2bf"/>
     <w:p>
       <w:pPr>
         <w:pStyle w:val="Heading2"/>
@@ -47078,8 +47873,8 @@
         <w:t xml:space="preserve">unknowable worlds.</w:t>
       </w:r>
     </w:p>
-    <w:bookmarkEnd w:id="139"/>
-    <w:bookmarkStart w:id="140" w:name="what-would-falsify-the-practical-claim."/>
+    <w:bookmarkEnd w:id="140"/>
+    <w:bookmarkStart w:id="141" w:name="what-would-falsify-the-practical-claim."/>
     <w:p>
       <w:pPr>
         <w:pStyle w:val="Heading2"/>
@@ -47161,9 +47956,9 @@
         <w:t xml:space="preserve">identity; they refute the operational assumptions used to obtain a useful empirical interval.</w:t>
       </w:r>
     </w:p>
-    <w:bookmarkEnd w:id="140"/>
     <w:bookmarkEnd w:id="141"/>
-    <w:bookmarkStart w:id="142" w:name="formalization-and-artifact-scope"/>
+    <w:bookmarkEnd w:id="142"/>
+    <w:bookmarkStart w:id="143" w:name="formalization-and-artifact-scope"/>
     <w:p>
       <w:pPr>
         <w:pStyle w:val="Heading1"/>
@@ -47411,8 +48206,8 @@
         <w:t xml:space="preserve">canonical manifest.</w:t>
       </w:r>
     </w:p>
-    <w:bookmarkEnd w:id="142"/>
-    <w:bookmarkStart w:id="143" w:name="references"/>
+    <w:bookmarkEnd w:id="143"/>
+    <w:bookmarkStart w:id="145" w:name="references"/>
     <w:p>
       <w:pPr>
         <w:pStyle w:val="Heading1"/>
@@ -47964,7 +48759,7 @@
           <w:rFonts w:ascii="Times New Roman" w:hAnsi="Times New Roman"/>
           <w:sz w:val="16"/>
         </w:rPr>
-        <w:t xml:space="preserve">A. H. Ariq. MMD-balls as credal sets: A PAC-Bayesian</w:t>
+        <w:t xml:space="preserve">M. Chen, B. Zhang, Z. Han, W. Jiang, Y. Wang, S. Feng,</w:t>
       </w:r>
       <w:r>
         <w:rPr>
@@ -47978,7 +48773,7 @@
           <w:rFonts w:ascii="Times New Roman" w:hAnsi="Times New Roman"/>
           <w:sz w:val="16"/>
         </w:rPr>
-        <w:t xml:space="preserve">framework for epistemic uncertainty in test-time adaptation. arXiv:2605.21783,</w:t>
+        <w:t xml:space="preserve">Y. Du, B. Bao. Test-time selective adaptation for uni-modal distribution shift in multi-modal data.</w:t>
       </w:r>
       <w:r>
         <w:rPr>
@@ -47990,9 +48785,54 @@
       <w:r>
         <w:rPr>
           <w:rFonts w:ascii="Times New Roman" w:hAnsi="Times New Roman"/>
+          <w:i/>
+          <w:iCs/>
           <w:sz w:val="16"/>
         </w:rPr>
-        <w:t xml:space="preserve">2026.</w:t>
+        <w:t xml:space="preserve">Proceedings of the 42nd International Conference on Machine Learning</w:t>
+      </w:r>
+      <w:r>
+        <w:rPr>
+          <w:rFonts w:ascii="Times New Roman" w:hAnsi="Times New Roman"/>
+          <w:sz w:val="16"/>
+        </w:rPr>
+        <w:t xml:space="preserve">,</w:t>
+      </w:r>
+      <w:r>
+        <w:rPr>
+          <w:rFonts w:ascii="Times New Roman" w:hAnsi="Times New Roman"/>
+          <w:sz w:val="16"/>
+        </w:rPr>
+        <w:t xml:space="preserve"> </w:t>
+      </w:r>
+      <w:r>
+        <w:rPr>
+          <w:rFonts w:ascii="Times New Roman" w:hAnsi="Times New Roman"/>
+          <w:sz w:val="16"/>
+        </w:rPr>
+        <w:t xml:space="preserve">PMLR 267:9711–9727, 2025.</w:t>
+      </w:r>
+      <w:r>
+        <w:rPr>
+          <w:rFonts w:ascii="Times New Roman" w:hAnsi="Times New Roman"/>
+          <w:sz w:val="16"/>
+        </w:rPr>
+        <w:t xml:space="preserve"> </w:t>
+      </w:r>
+      <w:hyperlink r:id="rId144">
+        <w:r>
+          <w:rPr>
+            <w:rStyle w:val="Hyperlink"/>
+          </w:rPr>
+          <w:t xml:space="preserve">https://proceedings.mlr.press/v267/chen25ch.html</w:t>
+        </w:r>
+      </w:hyperlink>
+      <w:r>
+        <w:rPr>
+          <w:rFonts w:ascii="Times New Roman" w:hAnsi="Times New Roman"/>
+          <w:sz w:val="16"/>
+        </w:rPr>
+        <w:t xml:space="preserve">.</w:t>
       </w:r>
     </w:p>
     <w:p>
@@ -48009,7 +48849,7 @@
           <w:rFonts w:ascii="Times New Roman" w:hAnsi="Times New Roman"/>
           <w:sz w:val="16"/>
         </w:rPr>
-        <w:t xml:space="preserve">A. Podkopaev, A. Ramdas. Tracking the risk of a</w:t>
+        <w:t xml:space="preserve">S. Sahoo, M. ElAraby, J. Ngnawe, Y. B. Pequignot,</w:t>
       </w:r>
       <w:r>
         <w:rPr>
@@ -48023,7 +48863,7 @@
           <w:rFonts w:ascii="Times New Roman" w:hAnsi="Times New Roman"/>
           <w:sz w:val="16"/>
         </w:rPr>
-        <w:t xml:space="preserve">deployed model and detecting harmful distribution shifts.</w:t>
+        <w:t xml:space="preserve">F. Precioso, C. Gagné. A layer selection approach to test time adaptation.</w:t>
       </w:r>
       <w:r>
         <w:rPr>
@@ -48039,28 +48879,21 @@
           <w:iCs/>
           <w:sz w:val="16"/>
         </w:rPr>
-        <w:t xml:space="preserve">ICLR</w:t>
+        <w:t xml:space="preserve">Proceedings of the AAAI Conference on Artificial Intelligence</w:t>
       </w:r>
       <w:r>
         <w:rPr>
           <w:rFonts w:ascii="Times New Roman" w:hAnsi="Times New Roman"/>
           <w:sz w:val="16"/>
         </w:rPr>
-        <w:t xml:space="preserve">, 2022.</w:t>
+        <w:t xml:space="preserve"> </w:t>
       </w:r>
       <w:r>
         <w:rPr>
           <w:rFonts w:ascii="Times New Roman" w:hAnsi="Times New Roman"/>
           <w:sz w:val="16"/>
         </w:rPr>
-        <w:t xml:space="preserve"> </w:t>
-      </w:r>
-      <w:r>
-        <w:rPr>
-          <w:rFonts w:ascii="Times New Roman" w:hAnsi="Times New Roman"/>
-          <w:sz w:val="16"/>
-        </w:rPr>
-        <w:t xml:space="preserve">arXiv:2110.06177.</w:t>
+        <w:t xml:space="preserve">39(19):20237–20245, 2025. doi:10.1609/aaai.v39i19.34229.</w:t>
       </w:r>
     </w:p>
     <w:p>
@@ -48077,7 +48910,7 @@
           <w:rFonts w:ascii="Times New Roman" w:hAnsi="Times New Roman"/>
           <w:sz w:val="16"/>
         </w:rPr>
-        <w:t xml:space="preserve">Y. Bar, S. Shaer, Y. Romano. Protected test-time adaptation via</w:t>
+        <w:t xml:space="preserve">A. H. Ariq. MMD-balls as credal sets: A PAC-Bayesian</w:t>
       </w:r>
       <w:r>
         <w:rPr>
@@ -48091,7 +48924,7 @@
           <w:rFonts w:ascii="Times New Roman" w:hAnsi="Times New Roman"/>
           <w:sz w:val="16"/>
         </w:rPr>
-        <w:t xml:space="preserve">online entropy matching: A betting approach.</w:t>
+        <w:t xml:space="preserve">framework for epistemic uncertainty in test-time adaptation. arXiv:2605.21783,</w:t>
       </w:r>
       <w:r>
         <w:rPr>
@@ -48103,18 +48936,9 @@
       <w:r>
         <w:rPr>
           <w:rFonts w:ascii="Times New Roman" w:hAnsi="Times New Roman"/>
-          <w:i/>
-          <w:iCs/>
           <w:sz w:val="16"/>
         </w:rPr>
-        <w:t xml:space="preserve">NeurIPS</w:t>
-      </w:r>
-      <w:r>
-        <w:rPr>
-          <w:rFonts w:ascii="Times New Roman" w:hAnsi="Times New Roman"/>
-          <w:sz w:val="16"/>
-        </w:rPr>
-        <w:t xml:space="preserve">, 2024. arXiv:2408.07511.</w:t>
+        <w:t xml:space="preserve">2026.</w:t>
       </w:r>
     </w:p>
     <w:p>
@@ -48131,7 +48955,7 @@
           <w:rFonts w:ascii="Times New Roman" w:hAnsi="Times New Roman"/>
           <w:sz w:val="16"/>
         </w:rPr>
-        <w:t xml:space="preserve">S. Garg, S. Balakrishnan, Z. Lipton, B. Neyshabur, H. Sedghi.</w:t>
+        <w:t xml:space="preserve">A. Podkopaev, A. Ramdas. Tracking the risk of a</w:t>
       </w:r>
       <w:r>
         <w:rPr>
@@ -48145,7 +48969,7 @@
           <w:rFonts w:ascii="Times New Roman" w:hAnsi="Times New Roman"/>
           <w:sz w:val="16"/>
         </w:rPr>
-        <w:t xml:space="preserve">Leveraging unlabeled data to predict out-of-distribution performance.</w:t>
+        <w:t xml:space="preserve">deployed model and detecting harmful distribution shifts.</w:t>
       </w:r>
       <w:r>
         <w:rPr>
@@ -48168,7 +48992,7 @@
           <w:rFonts w:ascii="Times New Roman" w:hAnsi="Times New Roman"/>
           <w:sz w:val="16"/>
         </w:rPr>
-        <w:t xml:space="preserve">,</w:t>
+        <w:t xml:space="preserve">, 2022.</w:t>
       </w:r>
       <w:r>
         <w:rPr>
@@ -48182,7 +49006,7 @@
           <w:rFonts w:ascii="Times New Roman" w:hAnsi="Times New Roman"/>
           <w:sz w:val="16"/>
         </w:rPr>
-        <w:t xml:space="preserve">2022. arXiv:2201.04234.</w:t>
+        <w:t xml:space="preserve">arXiv:2110.06177.</w:t>
       </w:r>
     </w:p>
     <w:p>
@@ -48199,7 +49023,7 @@
           <w:rFonts w:ascii="Times New Roman" w:hAnsi="Times New Roman"/>
           <w:sz w:val="16"/>
         </w:rPr>
-        <w:t xml:space="preserve">A. T. Kalai, V. Kanade. Towards optimally abstaining from</w:t>
+        <w:t xml:space="preserve">Y. Bar, S. Shaer, Y. Romano. Protected test-time adaptation via</w:t>
       </w:r>
       <w:r>
         <w:rPr>
@@ -48213,7 +49037,7 @@
           <w:rFonts w:ascii="Times New Roman" w:hAnsi="Times New Roman"/>
           <w:sz w:val="16"/>
         </w:rPr>
-        <w:t xml:space="preserve">prediction with OOD test examples.</w:t>
+        <w:t xml:space="preserve">online entropy matching: A betting approach.</w:t>
       </w:r>
       <w:r>
         <w:rPr>
@@ -48236,7 +49060,7 @@
           <w:rFonts w:ascii="Times New Roman" w:hAnsi="Times New Roman"/>
           <w:sz w:val="16"/>
         </w:rPr>
-        <w:t xml:space="preserve">, 2021. arXiv:2105.14119.</w:t>
+        <w:t xml:space="preserve">, 2024. arXiv:2408.07511.</w:t>
       </w:r>
     </w:p>
     <w:p>
@@ -48253,7 +49077,7 @@
           <w:rFonts w:ascii="Times New Roman" w:hAnsi="Times New Roman"/>
           <w:sz w:val="16"/>
         </w:rPr>
-        <w:t xml:space="preserve">J. Miller, R. Taori, A. Raghunathan, S. Sagawa, P. W. Koh,</w:t>
+        <w:t xml:space="preserve">S. Garg, S. Balakrishnan, Z. Lipton, B. Neyshabur, H. Sedghi.</w:t>
       </w:r>
       <w:r>
         <w:rPr>
@@ -48267,21 +49091,7 @@
           <w:rFonts w:ascii="Times New Roman" w:hAnsi="Times New Roman"/>
           <w:sz w:val="16"/>
         </w:rPr>
-        <w:t xml:space="preserve">V. Shankar, P. Liang, Y. Carmon, L. Schmidt. Accuracy on the line: On the strong</w:t>
-      </w:r>
-      <w:r>
-        <w:rPr>
-          <w:rFonts w:ascii="Times New Roman" w:hAnsi="Times New Roman"/>
-          <w:sz w:val="16"/>
-        </w:rPr>
-        <w:t xml:space="preserve"> </w:t>
-      </w:r>
-      <w:r>
-        <w:rPr>
-          <w:rFonts w:ascii="Times New Roman" w:hAnsi="Times New Roman"/>
-          <w:sz w:val="16"/>
-        </w:rPr>
-        <w:t xml:space="preserve">correlation between out-of-distribution and in-distribution generalization.</w:t>
+        <w:t xml:space="preserve">Leveraging unlabeled data to predict out-of-distribution performance.</w:t>
       </w:r>
       <w:r>
         <w:rPr>
@@ -48297,14 +49107,28 @@
           <w:iCs/>
           <w:sz w:val="16"/>
         </w:rPr>
-        <w:t xml:space="preserve">ICML</w:t>
+        <w:t xml:space="preserve">ICLR</w:t>
       </w:r>
       <w:r>
         <w:rPr>
           <w:rFonts w:ascii="Times New Roman" w:hAnsi="Times New Roman"/>
           <w:sz w:val="16"/>
         </w:rPr>
-        <w:t xml:space="preserve">, 2021. arXiv:2107.04649.</w:t>
+        <w:t xml:space="preserve">,</w:t>
+      </w:r>
+      <w:r>
+        <w:rPr>
+          <w:rFonts w:ascii="Times New Roman" w:hAnsi="Times New Roman"/>
+          <w:sz w:val="16"/>
+        </w:rPr>
+        <w:t xml:space="preserve"> </w:t>
+      </w:r>
+      <w:r>
+        <w:rPr>
+          <w:rFonts w:ascii="Times New Roman" w:hAnsi="Times New Roman"/>
+          <w:sz w:val="16"/>
+        </w:rPr>
+        <w:t xml:space="preserve">2022. arXiv:2201.04234.</w:t>
       </w:r>
     </w:p>
     <w:p>
@@ -48321,7 +49145,7 @@
           <w:rFonts w:ascii="Times New Roman" w:hAnsi="Times New Roman"/>
           <w:sz w:val="16"/>
         </w:rPr>
-        <w:t xml:space="preserve">C. Baek, Y. Jiang, A. Raghunathan, J. Z. Kolter. Agreement-on-</w:t>
+        <w:t xml:space="preserve">A. T. Kalai, V. Kanade. Towards optimally abstaining from</w:t>
       </w:r>
       <w:r>
         <w:rPr>
@@ -48335,7 +49159,7 @@
           <w:rFonts w:ascii="Times New Roman" w:hAnsi="Times New Roman"/>
           <w:sz w:val="16"/>
         </w:rPr>
-        <w:t xml:space="preserve">the-line: Predicting the performance of neural networks under distribution shift.</w:t>
+        <w:t xml:space="preserve">prediction with OOD test examples.</w:t>
       </w:r>
       <w:r>
         <w:rPr>
@@ -48358,7 +49182,7 @@
           <w:rFonts w:ascii="Times New Roman" w:hAnsi="Times New Roman"/>
           <w:sz w:val="16"/>
         </w:rPr>
-        <w:t xml:space="preserve">, 2022. arXiv:2206.13089.</w:t>
+        <w:t xml:space="preserve">, 2021. arXiv:2105.14119.</w:t>
       </w:r>
     </w:p>
     <w:p>
@@ -48375,7 +49199,7 @@
           <w:rFonts w:ascii="Times New Roman" w:hAnsi="Times New Roman"/>
           <w:sz w:val="16"/>
         </w:rPr>
-        <w:t xml:space="preserve">T. Lee, S. Chottananurak, T. Gong, S.-J. Lee. AETTA:</w:t>
+        <w:t xml:space="preserve">J. Miller, R. Taori, A. Raghunathan, S. Sagawa, P. W. Koh,</w:t>
       </w:r>
       <w:r>
         <w:rPr>
@@ -48389,7 +49213,21 @@
           <w:rFonts w:ascii="Times New Roman" w:hAnsi="Times New Roman"/>
           <w:sz w:val="16"/>
         </w:rPr>
-        <w:t xml:space="preserve">Label-free accuracy estimation for test-time adaptation.</w:t>
+        <w:t xml:space="preserve">V. Shankar, P. Liang, Y. Carmon, L. Schmidt. Accuracy on the line: On the strong</w:t>
+      </w:r>
+      <w:r>
+        <w:rPr>
+          <w:rFonts w:ascii="Times New Roman" w:hAnsi="Times New Roman"/>
+          <w:sz w:val="16"/>
+        </w:rPr>
+        <w:t xml:space="preserve"> </w:t>
+      </w:r>
+      <w:r>
+        <w:rPr>
+          <w:rFonts w:ascii="Times New Roman" w:hAnsi="Times New Roman"/>
+          <w:sz w:val="16"/>
+        </w:rPr>
+        <w:t xml:space="preserve">correlation between out-of-distribution and in-distribution generalization.</w:t>
       </w:r>
       <w:r>
         <w:rPr>
@@ -48405,28 +49243,14 @@
           <w:iCs/>
           <w:sz w:val="16"/>
         </w:rPr>
-        <w:t xml:space="preserve">CVPR</w:t>
+        <w:t xml:space="preserve">ICML</w:t>
       </w:r>
       <w:r>
         <w:rPr>
           <w:rFonts w:ascii="Times New Roman" w:hAnsi="Times New Roman"/>
           <w:sz w:val="16"/>
         </w:rPr>
-        <w:t xml:space="preserve">, 2024.</w:t>
-      </w:r>
-      <w:r>
-        <w:rPr>
-          <w:rFonts w:ascii="Times New Roman" w:hAnsi="Times New Roman"/>
-          <w:sz w:val="16"/>
-        </w:rPr>
-        <w:t xml:space="preserve"> </w:t>
-      </w:r>
-      <w:r>
-        <w:rPr>
-          <w:rFonts w:ascii="Times New Roman" w:hAnsi="Times New Roman"/>
-          <w:sz w:val="16"/>
-        </w:rPr>
-        <w:t xml:space="preserve">arXiv:2404.01351.</w:t>
+        <w:t xml:space="preserve">, 2021. arXiv:2107.04649.</w:t>
       </w:r>
     </w:p>
     <w:p>
@@ -48443,7 +49267,7 @@
           <w:rFonts w:ascii="Times New Roman" w:hAnsi="Times New Roman"/>
           <w:sz w:val="16"/>
         </w:rPr>
-        <w:t xml:space="preserve">J. Steinhardt, P. Liang. Unsupervised risk estimation using</w:t>
+        <w:t xml:space="preserve">C. Baek, Y. Jiang, A. Raghunathan, J. Z. Kolter. Agreement-on-</w:t>
       </w:r>
       <w:r>
         <w:rPr>
@@ -48457,7 +49281,7 @@
           <w:rFonts w:ascii="Times New Roman" w:hAnsi="Times New Roman"/>
           <w:sz w:val="16"/>
         </w:rPr>
-        <w:t xml:space="preserve">only conditional independence structure.</w:t>
+        <w:t xml:space="preserve">the-line: Predicting the performance of neural networks under distribution shift.</w:t>
       </w:r>
       <w:r>
         <w:rPr>
@@ -48480,7 +49304,7 @@
           <w:rFonts w:ascii="Times New Roman" w:hAnsi="Times New Roman"/>
           <w:sz w:val="16"/>
         </w:rPr>
-        <w:t xml:space="preserve">, 2016. arXiv:1606.05313.</w:t>
+        <w:t xml:space="preserve">, 2022. arXiv:2206.13089.</w:t>
       </w:r>
     </w:p>
     <w:p>
@@ -48497,7 +49321,7 @@
           <w:rFonts w:ascii="Times New Roman" w:hAnsi="Times New Roman"/>
           <w:sz w:val="16"/>
         </w:rPr>
-        <w:t xml:space="preserve">S. Ben-David, J. Blitzer, K. Crammer, A. Kulesza,</w:t>
+        <w:t xml:space="preserve">T. Lee, S. Chottananurak, T. Gong, S.-J. Lee. AETTA:</w:t>
       </w:r>
       <w:r>
         <w:rPr>
@@ -48511,7 +49335,7 @@
           <w:rFonts w:ascii="Times New Roman" w:hAnsi="Times New Roman"/>
           <w:sz w:val="16"/>
         </w:rPr>
-        <w:t xml:space="preserve">F. Pereira, J. Wortman Vaughan. A theory of learning from different domains.</w:t>
+        <w:t xml:space="preserve">Label-free accuracy estimation for test-time adaptation.</w:t>
       </w:r>
       <w:r>
         <w:rPr>
@@ -48527,21 +49351,28 @@
           <w:iCs/>
           <w:sz w:val="16"/>
         </w:rPr>
-        <w:t xml:space="preserve">Machine Learning</w:t>
+        <w:t xml:space="preserve">CVPR</w:t>
       </w:r>
       <w:r>
         <w:rPr>
           <w:rFonts w:ascii="Times New Roman" w:hAnsi="Times New Roman"/>
           <w:sz w:val="16"/>
         </w:rPr>
-        <w:t xml:space="preserve"> </w:t>
+        <w:t xml:space="preserve">, 2024.</w:t>
       </w:r>
       <w:r>
         <w:rPr>
           <w:rFonts w:ascii="Times New Roman" w:hAnsi="Times New Roman"/>
           <w:sz w:val="16"/>
         </w:rPr>
-        <w:t xml:space="preserve">79(1–2):151–175, 2010.</w:t>
+        <w:t xml:space="preserve"> </w:t>
+      </w:r>
+      <w:r>
+        <w:rPr>
+          <w:rFonts w:ascii="Times New Roman" w:hAnsi="Times New Roman"/>
+          <w:sz w:val="16"/>
+        </w:rPr>
+        <w:t xml:space="preserve">arXiv:2404.01351.</w:t>
       </w:r>
     </w:p>
     <w:p>
@@ -48558,7 +49389,7 @@
           <w:rFonts w:ascii="Times New Roman" w:hAnsi="Times New Roman"/>
           <w:sz w:val="16"/>
         </w:rPr>
-        <w:t xml:space="preserve">E. Rosenfeld, S. Garg. (Almost) provable error bounds</w:t>
+        <w:t xml:space="preserve">J. Steinhardt, P. Liang. Unsupervised risk estimation using</w:t>
       </w:r>
       <w:r>
         <w:rPr>
@@ -48572,7 +49403,7 @@
           <w:rFonts w:ascii="Times New Roman" w:hAnsi="Times New Roman"/>
           <w:sz w:val="16"/>
         </w:rPr>
-        <w:t xml:space="preserve">under distribution shift via disagreement discrepancy.</w:t>
+        <w:t xml:space="preserve">only conditional independence structure.</w:t>
       </w:r>
       <w:r>
         <w:rPr>
@@ -48595,21 +49426,7 @@
           <w:rFonts w:ascii="Times New Roman" w:hAnsi="Times New Roman"/>
           <w:sz w:val="16"/>
         </w:rPr>
-        <w:t xml:space="preserve">, 2023.</w:t>
-      </w:r>
-      <w:r>
-        <w:rPr>
-          <w:rFonts w:ascii="Times New Roman" w:hAnsi="Times New Roman"/>
-          <w:sz w:val="16"/>
-        </w:rPr>
-        <w:t xml:space="preserve"> </w:t>
-      </w:r>
-      <w:r>
-        <w:rPr>
-          <w:rFonts w:ascii="Times New Roman" w:hAnsi="Times New Roman"/>
-          <w:sz w:val="16"/>
-        </w:rPr>
-        <w:t xml:space="preserve">arXiv:2306.00312.</w:t>
+        <w:t xml:space="preserve">, 2016. arXiv:1606.05313.</w:t>
       </w:r>
     </w:p>
     <w:p>
@@ -48626,7 +49443,7 @@
           <w:rFonts w:ascii="Times New Roman" w:hAnsi="Times New Roman"/>
           <w:sz w:val="16"/>
         </w:rPr>
-        <w:t xml:space="preserve">Y. Geifman, R. El-Yaniv. Selective classification for</w:t>
+        <w:t xml:space="preserve">S. Ben-David, J. Blitzer, K. Crammer, A. Kulesza,</w:t>
       </w:r>
       <w:r>
         <w:rPr>
@@ -48640,7 +49457,7 @@
           <w:rFonts w:ascii="Times New Roman" w:hAnsi="Times New Roman"/>
           <w:sz w:val="16"/>
         </w:rPr>
-        <w:t xml:space="preserve">deep neural networks.</w:t>
+        <w:t xml:space="preserve">F. Pereira, J. Wortman Vaughan. A theory of learning from different domains.</w:t>
       </w:r>
       <w:r>
         <w:rPr>
@@ -48656,14 +49473,21 @@
           <w:iCs/>
           <w:sz w:val="16"/>
         </w:rPr>
-        <w:t xml:space="preserve">NeurIPS</w:t>
+        <w:t xml:space="preserve">Machine Learning</w:t>
       </w:r>
       <w:r>
         <w:rPr>
           <w:rFonts w:ascii="Times New Roman" w:hAnsi="Times New Roman"/>
           <w:sz w:val="16"/>
         </w:rPr>
-        <w:t xml:space="preserve">, 2017.</w:t>
+        <w:t xml:space="preserve"> </w:t>
+      </w:r>
+      <w:r>
+        <w:rPr>
+          <w:rFonts w:ascii="Times New Roman" w:hAnsi="Times New Roman"/>
+          <w:sz w:val="16"/>
+        </w:rPr>
+        <w:t xml:space="preserve">79(1–2):151–175, 2010.</w:t>
       </w:r>
     </w:p>
     <w:p>
@@ -48680,7 +49504,7 @@
           <w:rFonts w:ascii="Times New Roman" w:hAnsi="Times New Roman"/>
           <w:sz w:val="16"/>
         </w:rPr>
-        <w:t xml:space="preserve">J. Deng, W. Dong, R. Socher, L.-J. Li, K. Li, L. Fei-Fei.</w:t>
+        <w:t xml:space="preserve">E. Rosenfeld, S. Garg. (Almost) provable error bounds</w:t>
       </w:r>
       <w:r>
         <w:rPr>
@@ -48694,7 +49518,7 @@
           <w:rFonts w:ascii="Times New Roman" w:hAnsi="Times New Roman"/>
           <w:sz w:val="16"/>
         </w:rPr>
-        <w:t xml:space="preserve">ImageNet: A large-scale hierarchical image database.</w:t>
+        <w:t xml:space="preserve">under distribution shift via disagreement discrepancy.</w:t>
       </w:r>
       <w:r>
         <w:rPr>
@@ -48710,14 +49534,28 @@
           <w:iCs/>
           <w:sz w:val="16"/>
         </w:rPr>
-        <w:t xml:space="preserve">CVPR</w:t>
+        <w:t xml:space="preserve">NeurIPS</w:t>
       </w:r>
       <w:r>
         <w:rPr>
           <w:rFonts w:ascii="Times New Roman" w:hAnsi="Times New Roman"/>
           <w:sz w:val="16"/>
         </w:rPr>
-        <w:t xml:space="preserve">, 2009.</w:t>
+        <w:t xml:space="preserve">, 2023.</w:t>
+      </w:r>
+      <w:r>
+        <w:rPr>
+          <w:rFonts w:ascii="Times New Roman" w:hAnsi="Times New Roman"/>
+          <w:sz w:val="16"/>
+        </w:rPr>
+        <w:t xml:space="preserve"> </w:t>
+      </w:r>
+      <w:r>
+        <w:rPr>
+          <w:rFonts w:ascii="Times New Roman" w:hAnsi="Times New Roman"/>
+          <w:sz w:val="16"/>
+        </w:rPr>
+        <w:t xml:space="preserve">arXiv:2306.00312.</w:t>
       </w:r>
     </w:p>
     <w:p>
@@ -48734,7 +49572,7 @@
           <w:rFonts w:ascii="Times New Roman" w:hAnsi="Times New Roman"/>
           <w:sz w:val="16"/>
         </w:rPr>
-        <w:t xml:space="preserve">D. Hendrycks, T. Dietterich. Benchmarking neural</w:t>
+        <w:t xml:space="preserve">Y. Geifman, R. El-Yaniv. Selective classification for</w:t>
       </w:r>
       <w:r>
         <w:rPr>
@@ -48748,7 +49586,7 @@
           <w:rFonts w:ascii="Times New Roman" w:hAnsi="Times New Roman"/>
           <w:sz w:val="16"/>
         </w:rPr>
-        <w:t xml:space="preserve">network robustness to common corruptions and perturbations.</w:t>
+        <w:t xml:space="preserve">deep neural networks.</w:t>
       </w:r>
       <w:r>
         <w:rPr>
@@ -48764,14 +49602,14 @@
           <w:iCs/>
           <w:sz w:val="16"/>
         </w:rPr>
-        <w:t xml:space="preserve">ICLR</w:t>
+        <w:t xml:space="preserve">NeurIPS</w:t>
       </w:r>
       <w:r>
         <w:rPr>
           <w:rFonts w:ascii="Times New Roman" w:hAnsi="Times New Roman"/>
           <w:sz w:val="16"/>
         </w:rPr>
-        <w:t xml:space="preserve">, 2019.</w:t>
+        <w:t xml:space="preserve">, 2017.</w:t>
       </w:r>
     </w:p>
     <w:p>
@@ -48788,7 +49626,7 @@
           <w:rFonts w:ascii="Times New Roman" w:hAnsi="Times New Roman"/>
           <w:sz w:val="16"/>
         </w:rPr>
-        <w:t xml:space="preserve">P. W. Koh, S. Sagawa, H. Marklund, S. M. Xie, M. Zhang,</w:t>
+        <w:t xml:space="preserve">J. Deng, W. Dong, R. Socher, L.-J. Li, K. Li, L. Fei-Fei.</w:t>
       </w:r>
       <w:r>
         <w:rPr>
@@ -48802,21 +49640,7 @@
           <w:rFonts w:ascii="Times New Roman" w:hAnsi="Times New Roman"/>
           <w:sz w:val="16"/>
         </w:rPr>
-        <w:t xml:space="preserve">A. Balsubramani, W. Hu, M. Yasunaga, et al. WILDS: A benchmark of in-the-wild</w:t>
-      </w:r>
-      <w:r>
-        <w:rPr>
-          <w:rFonts w:ascii="Times New Roman" w:hAnsi="Times New Roman"/>
-          <w:sz w:val="16"/>
-        </w:rPr>
-        <w:t xml:space="preserve"> </w:t>
-      </w:r>
-      <w:r>
-        <w:rPr>
-          <w:rFonts w:ascii="Times New Roman" w:hAnsi="Times New Roman"/>
-          <w:sz w:val="16"/>
-        </w:rPr>
-        <w:t xml:space="preserve">distribution shifts.</w:t>
+        <w:t xml:space="preserve">ImageNet: A large-scale hierarchical image database.</w:t>
       </w:r>
       <w:r>
         <w:rPr>
@@ -48832,14 +49656,14 @@
           <w:iCs/>
           <w:sz w:val="16"/>
         </w:rPr>
-        <w:t xml:space="preserve">ICML</w:t>
+        <w:t xml:space="preserve">CVPR</w:t>
       </w:r>
       <w:r>
         <w:rPr>
           <w:rFonts w:ascii="Times New Roman" w:hAnsi="Times New Roman"/>
           <w:sz w:val="16"/>
         </w:rPr>
-        <w:t xml:space="preserve">, 2021.</w:t>
+        <w:t xml:space="preserve">, 2009.</w:t>
       </w:r>
     </w:p>
     <w:p>
@@ -48856,7 +49680,7 @@
           <w:rFonts w:ascii="Times New Roman" w:hAnsi="Times New Roman"/>
           <w:sz w:val="16"/>
         </w:rPr>
-        <w:t xml:space="preserve">P. Bándi, O. Geessink, Q. Manson, M. van Dijk,</w:t>
+        <w:t xml:space="preserve">D. Hendrycks, T. Dietterich. Benchmarking neural</w:t>
       </w:r>
       <w:r>
         <w:rPr>
@@ -48870,21 +49694,7 @@
           <w:rFonts w:ascii="Times New Roman" w:hAnsi="Times New Roman"/>
           <w:sz w:val="16"/>
         </w:rPr>
-        <w:t xml:space="preserve">M. Balkenhol, M. Hermsen, et al. From detection of individual metastases to</w:t>
-      </w:r>
-      <w:r>
-        <w:rPr>
-          <w:rFonts w:ascii="Times New Roman" w:hAnsi="Times New Roman"/>
-          <w:sz w:val="16"/>
-        </w:rPr>
-        <w:t xml:space="preserve"> </w:t>
-      </w:r>
-      <w:r>
-        <w:rPr>
-          <w:rFonts w:ascii="Times New Roman" w:hAnsi="Times New Roman"/>
-          <w:sz w:val="16"/>
-        </w:rPr>
-        <w:t xml:space="preserve">classification of lymph node status at the patient level: The CAMELYON17 challenge.</w:t>
+        <w:t xml:space="preserve">network robustness to common corruptions and perturbations.</w:t>
       </w:r>
       <w:r>
         <w:rPr>
@@ -48900,21 +49710,14 @@
           <w:iCs/>
           <w:sz w:val="16"/>
         </w:rPr>
-        <w:t xml:space="preserve">IEEE Trans. Med. Imaging</w:t>
+        <w:t xml:space="preserve">ICLR</w:t>
       </w:r>
       <w:r>
         <w:rPr>
           <w:rFonts w:ascii="Times New Roman" w:hAnsi="Times New Roman"/>
           <w:sz w:val="16"/>
         </w:rPr>
-        <w:t xml:space="preserve"> </w:t>
-      </w:r>
-      <w:r>
-        <w:rPr>
-          <w:rFonts w:ascii="Times New Roman" w:hAnsi="Times New Roman"/>
-          <w:sz w:val="16"/>
-        </w:rPr>
-        <w:t xml:space="preserve">38(2):550–560, 2019.</w:t>
+        <w:t xml:space="preserve">, 2019.</w:t>
       </w:r>
     </w:p>
     <w:p>
@@ -48931,7 +49734,7 @@
           <w:rFonts w:ascii="Times New Roman" w:hAnsi="Times New Roman"/>
           <w:sz w:val="16"/>
         </w:rPr>
-        <w:t xml:space="preserve">J. Taylor, S. L. Earnshaw, B. M. Mabey, M. Victors,</w:t>
+        <w:t xml:space="preserve">D. Hendrycks, S. Basart, N. Mu,</w:t>
       </w:r>
       <w:r>
         <w:rPr>
@@ -48945,7 +49748,7 @@
           <w:rFonts w:ascii="Times New Roman" w:hAnsi="Times New Roman"/>
           <w:sz w:val="16"/>
         </w:rPr>
-        <w:t xml:space="preserve">M. N. Annis, D. Y. Torigian, et al. The RXRX1 dataset and challenge:</w:t>
+        <w:t xml:space="preserve">S. Kadavath, F. Wang, E. Dorundo, R. Desai, T. Zhu, S. Parajuli, M. Guo, D. Song,</w:t>
       </w:r>
       <w:r>
         <w:rPr>
@@ -48959,7 +49762,21 @@
           <w:rFonts w:ascii="Times New Roman" w:hAnsi="Times New Roman"/>
           <w:sz w:val="16"/>
         </w:rPr>
-        <w:t xml:space="preserve">Unsupervised classification of cellular morphological changes.</w:t>
+        <w:t xml:space="preserve">J. Steinhardt, J. Gilmer. The many faces of robustness: A critical analysis of</w:t>
+      </w:r>
+      <w:r>
+        <w:rPr>
+          <w:rFonts w:ascii="Times New Roman" w:hAnsi="Times New Roman"/>
+          <w:sz w:val="16"/>
+        </w:rPr>
+        <w:t xml:space="preserve"> </w:t>
+      </w:r>
+      <w:r>
+        <w:rPr>
+          <w:rFonts w:ascii="Times New Roman" w:hAnsi="Times New Roman"/>
+          <w:sz w:val="16"/>
+        </w:rPr>
+        <w:t xml:space="preserve">out-of-distribution generalization.</w:t>
       </w:r>
       <w:r>
         <w:rPr>
@@ -48975,14 +49792,14 @@
           <w:iCs/>
           <w:sz w:val="16"/>
         </w:rPr>
-        <w:t xml:space="preserve">arXiv:1907.04758</w:t>
+        <w:t xml:space="preserve">ICCV</w:t>
       </w:r>
       <w:r>
         <w:rPr>
           <w:rFonts w:ascii="Times New Roman" w:hAnsi="Times New Roman"/>
           <w:sz w:val="16"/>
         </w:rPr>
-        <w:t xml:space="preserve">, 2019.</w:t>
+        <w:t xml:space="preserve">, pages 8340–8349, 2021.</w:t>
       </w:r>
     </w:p>
     <w:p>
@@ -48999,7 +49816,7 @@
           <w:rFonts w:ascii="Times New Roman" w:hAnsi="Times New Roman"/>
           <w:sz w:val="16"/>
         </w:rPr>
-        <w:t xml:space="preserve">H. Venkateswara, J. Eusebio, S. Chakraborty,</w:t>
+        <w:t xml:space="preserve">P. W. Koh, S. Sagawa, H. Marklund, S. M. Xie, M. Zhang,</w:t>
       </w:r>
       <w:r>
         <w:rPr>
@@ -49013,7 +49830,21 @@
           <w:rFonts w:ascii="Times New Roman" w:hAnsi="Times New Roman"/>
           <w:sz w:val="16"/>
         </w:rPr>
-        <w:t xml:space="preserve">S. Panchanathan. Deep hashing network for unsupervised domain adaptation.</w:t>
+        <w:t xml:space="preserve">A. Balsubramani, W. Hu, M. Yasunaga, et al. WILDS: A benchmark of in-the-wild</w:t>
+      </w:r>
+      <w:r>
+        <w:rPr>
+          <w:rFonts w:ascii="Times New Roman" w:hAnsi="Times New Roman"/>
+          <w:sz w:val="16"/>
+        </w:rPr>
+        <w:t xml:space="preserve"> </w:t>
+      </w:r>
+      <w:r>
+        <w:rPr>
+          <w:rFonts w:ascii="Times New Roman" w:hAnsi="Times New Roman"/>
+          <w:sz w:val="16"/>
+        </w:rPr>
+        <w:t xml:space="preserve">distribution shifts.</w:t>
       </w:r>
       <w:r>
         <w:rPr>
@@ -49029,14 +49860,14 @@
           <w:iCs/>
           <w:sz w:val="16"/>
         </w:rPr>
-        <w:t xml:space="preserve">CVPR</w:t>
+        <w:t xml:space="preserve">ICML</w:t>
       </w:r>
       <w:r>
         <w:rPr>
           <w:rFonts w:ascii="Times New Roman" w:hAnsi="Times New Roman"/>
           <w:sz w:val="16"/>
         </w:rPr>
-        <w:t xml:space="preserve">, 2017. (Office-Home dataset release).</w:t>
+        <w:t xml:space="preserve">, 2021.</w:t>
       </w:r>
     </w:p>
     <w:p>
@@ -49053,7 +49884,7 @@
           <w:rFonts w:ascii="Times New Roman" w:hAnsi="Times New Roman"/>
           <w:sz w:val="16"/>
         </w:rPr>
-        <w:t xml:space="preserve">I. Gulrajani, D. Lopez-Paz. In search of lost</w:t>
+        <w:t xml:space="preserve">P. Bándi, O. Geessink, Q. Manson, M. van Dijk,</w:t>
       </w:r>
       <w:r>
         <w:rPr>
@@ -49067,7 +49898,21 @@
           <w:rFonts w:ascii="Times New Roman" w:hAnsi="Times New Roman"/>
           <w:sz w:val="16"/>
         </w:rPr>
-        <w:t xml:space="preserve">domain generalization.</w:t>
+        <w:t xml:space="preserve">M. Balkenhol, M. Hermsen, et al. From detection of individual metastases to</w:t>
+      </w:r>
+      <w:r>
+        <w:rPr>
+          <w:rFonts w:ascii="Times New Roman" w:hAnsi="Times New Roman"/>
+          <w:sz w:val="16"/>
+        </w:rPr>
+        <w:t xml:space="preserve"> </w:t>
+      </w:r>
+      <w:r>
+        <w:rPr>
+          <w:rFonts w:ascii="Times New Roman" w:hAnsi="Times New Roman"/>
+          <w:sz w:val="16"/>
+        </w:rPr>
+        <w:t xml:space="preserve">classification of lymph node status at the patient level: The CAMELYON17 challenge.</w:t>
       </w:r>
       <w:r>
         <w:rPr>
@@ -49083,14 +49928,21 @@
           <w:iCs/>
           <w:sz w:val="16"/>
         </w:rPr>
-        <w:t xml:space="preserve">ICLR</w:t>
+        <w:t xml:space="preserve">IEEE Trans. Med. Imaging</w:t>
       </w:r>
       <w:r>
         <w:rPr>
           <w:rFonts w:ascii="Times New Roman" w:hAnsi="Times New Roman"/>
           <w:sz w:val="16"/>
         </w:rPr>
-        <w:t xml:space="preserve">, 2021.</w:t>
+        <w:t xml:space="preserve"> </w:t>
+      </w:r>
+      <w:r>
+        <w:rPr>
+          <w:rFonts w:ascii="Times New Roman" w:hAnsi="Times New Roman"/>
+          <w:sz w:val="16"/>
+        </w:rPr>
+        <w:t xml:space="preserve">38(2):550–560, 2019.</w:t>
       </w:r>
     </w:p>
     <w:p>
@@ -49107,7 +49959,7 @@
           <w:rFonts w:ascii="Times New Roman" w:hAnsi="Times New Roman"/>
           <w:sz w:val="16"/>
         </w:rPr>
-        <w:t xml:space="preserve">F. Croce, M. Andriushchenko, V. Sehwag,</w:t>
+        <w:t xml:space="preserve">J. Taylor, S. L. Earnshaw, B. M. Mabey, M. Victors,</w:t>
       </w:r>
       <w:r>
         <w:rPr>
@@ -49121,7 +49973,7 @@
           <w:rFonts w:ascii="Times New Roman" w:hAnsi="Times New Roman"/>
           <w:sz w:val="16"/>
         </w:rPr>
-        <w:t xml:space="preserve">E. Debenedetti, N. Flammarion, M. Chiang, P. Mittal, M. Hein.</w:t>
+        <w:t xml:space="preserve">M. N. Annis, D. Y. Torigian, et al. The RXRX1 dataset and challenge:</w:t>
       </w:r>
       <w:r>
         <w:rPr>
@@ -49135,7 +49987,7 @@
           <w:rFonts w:ascii="Times New Roman" w:hAnsi="Times New Roman"/>
           <w:sz w:val="16"/>
         </w:rPr>
-        <w:t xml:space="preserve">RobustBench: A standardized adversarial robustness benchmark.</w:t>
+        <w:t xml:space="preserve">Unsupervised classification of cellular morphological changes.</w:t>
       </w:r>
       <w:r>
         <w:rPr>
@@ -49151,14 +50003,14 @@
           <w:iCs/>
           <w:sz w:val="16"/>
         </w:rPr>
-        <w:t xml:space="preserve">NeurIPS Datasets and Benchmarks</w:t>
+        <w:t xml:space="preserve">arXiv:1907.04758</w:t>
       </w:r>
       <w:r>
         <w:rPr>
           <w:rFonts w:ascii="Times New Roman" w:hAnsi="Times New Roman"/>
           <w:sz w:val="16"/>
         </w:rPr>
-        <w:t xml:space="preserve">, 2021.</w:t>
+        <w:t xml:space="preserve">, 2019.</w:t>
       </w:r>
     </w:p>
     <w:p>
@@ -49175,7 +50027,7 @@
           <w:rFonts w:ascii="Times New Roman" w:hAnsi="Times New Roman"/>
           <w:sz w:val="16"/>
         </w:rPr>
-        <w:t xml:space="preserve">B. Recht, R. Roelofs, L. Schmidt, V. Shankar.</w:t>
+        <w:t xml:space="preserve">X. X. Zhu, J. Hu, C. Qiu, Y. Shi, J. Kang, L. Mou,</w:t>
       </w:r>
       <w:r>
         <w:rPr>
@@ -49189,7 +50041,35 @@
           <w:rFonts w:ascii="Times New Roman" w:hAnsi="Times New Roman"/>
           <w:sz w:val="16"/>
         </w:rPr>
-        <w:t xml:space="preserve">Do CIFAR-10 classifiers generalize to CIFAR-10?</w:t>
+        <w:t xml:space="preserve">H. Bagheri, M. Häberle, Y. Hua, R. Huang, L. Hughes, H. Li, Y. Sun, G. Zhang,</w:t>
+      </w:r>
+      <w:r>
+        <w:rPr>
+          <w:rFonts w:ascii="Times New Roman" w:hAnsi="Times New Roman"/>
+          <w:sz w:val="16"/>
+        </w:rPr>
+        <w:t xml:space="preserve"> </w:t>
+      </w:r>
+      <w:r>
+        <w:rPr>
+          <w:rFonts w:ascii="Times New Roman" w:hAnsi="Times New Roman"/>
+          <w:sz w:val="16"/>
+        </w:rPr>
+        <w:t xml:space="preserve">S. Han, M. Schmitt, Y. Wang. So2Sat LCZ42: A benchmark data set for the classification</w:t>
+      </w:r>
+      <w:r>
+        <w:rPr>
+          <w:rFonts w:ascii="Times New Roman" w:hAnsi="Times New Roman"/>
+          <w:sz w:val="16"/>
+        </w:rPr>
+        <w:t xml:space="preserve"> </w:t>
+      </w:r>
+      <w:r>
+        <w:rPr>
+          <w:rFonts w:ascii="Times New Roman" w:hAnsi="Times New Roman"/>
+          <w:sz w:val="16"/>
+        </w:rPr>
+        <w:t xml:space="preserve">of global local climate zones [Software and Data Sets].</w:t>
       </w:r>
       <w:r>
         <w:rPr>
@@ -49205,14 +50085,35 @@
           <w:iCs/>
           <w:sz w:val="16"/>
         </w:rPr>
-        <w:t xml:space="preserve">ICML</w:t>
+        <w:t xml:space="preserve">IEEE Geoscience and Remote Sensing Magazine</w:t>
       </w:r>
       <w:r>
         <w:rPr>
           <w:rFonts w:ascii="Times New Roman" w:hAnsi="Times New Roman"/>
           <w:sz w:val="16"/>
         </w:rPr>
-        <w:t xml:space="preserve">, 2019.</w:t>
+        <w:t xml:space="preserve"> </w:t>
+      </w:r>
+      <w:r>
+        <w:rPr>
+          <w:rFonts w:ascii="Times New Roman" w:hAnsi="Times New Roman"/>
+          <w:sz w:val="16"/>
+        </w:rPr>
+        <w:t xml:space="preserve">8(3):76–89, 2020.</w:t>
+      </w:r>
+      <w:r>
+        <w:rPr>
+          <w:rFonts w:ascii="Times New Roman" w:hAnsi="Times New Roman"/>
+          <w:sz w:val="16"/>
+        </w:rPr>
+        <w:t xml:space="preserve"> </w:t>
+      </w:r>
+      <w:r>
+        <w:rPr>
+          <w:rFonts w:ascii="Times New Roman" w:hAnsi="Times New Roman"/>
+          <w:sz w:val="16"/>
+        </w:rPr>
+        <w:t xml:space="preserve">doi:10.1109/MGRS.2020.2964708.</w:t>
       </w:r>
     </w:p>
     <w:p>
@@ -49229,7 +50130,7 @@
           <w:rFonts w:ascii="Times New Roman" w:hAnsi="Times New Roman"/>
           <w:sz w:val="16"/>
         </w:rPr>
-        <w:t xml:space="preserve">A. Paszke, S. Gross, F. Massa, A. Lerer, J. Bradbury,</w:t>
+        <w:t xml:space="preserve">H. Venkateswara, J. Eusebio, S. Chakraborty,</w:t>
       </w:r>
       <w:r>
         <w:rPr>
@@ -49243,21 +50144,7 @@
           <w:rFonts w:ascii="Times New Roman" w:hAnsi="Times New Roman"/>
           <w:sz w:val="16"/>
         </w:rPr>
-        <w:t xml:space="preserve">G. Chanan, T. Killeen, Z. Lin, N. Gimelshein, L. Antiga, et al.</w:t>
-      </w:r>
-      <w:r>
-        <w:rPr>
-          <w:rFonts w:ascii="Times New Roman" w:hAnsi="Times New Roman"/>
-          <w:sz w:val="16"/>
-        </w:rPr>
-        <w:t xml:space="preserve"> </w:t>
-      </w:r>
-      <w:r>
-        <w:rPr>
-          <w:rFonts w:ascii="Times New Roman" w:hAnsi="Times New Roman"/>
-          <w:sz w:val="16"/>
-        </w:rPr>
-        <w:t xml:space="preserve">PyTorch: An imperative style, high-performance deep learning library.</w:t>
+        <w:t xml:space="preserve">S. Panchanathan. Deep hashing network for unsupervised domain adaptation.</w:t>
       </w:r>
       <w:r>
         <w:rPr>
@@ -49273,14 +50160,14 @@
           <w:iCs/>
           <w:sz w:val="16"/>
         </w:rPr>
-        <w:t xml:space="preserve">NeurIPS</w:t>
+        <w:t xml:space="preserve">CVPR</w:t>
       </w:r>
       <w:r>
         <w:rPr>
           <w:rFonts w:ascii="Times New Roman" w:hAnsi="Times New Roman"/>
           <w:sz w:val="16"/>
         </w:rPr>
-        <w:t xml:space="preserve">, 2019.</w:t>
+        <w:t xml:space="preserve">, 2017. (Office-Home dataset release).</w:t>
       </w:r>
     </w:p>
     <w:p>
@@ -49297,7 +50184,7 @@
           <w:rFonts w:ascii="Times New Roman" w:hAnsi="Times New Roman"/>
           <w:sz w:val="16"/>
         </w:rPr>
-        <w:t xml:space="preserve">F. Pedregosa, G. Varoquaux, A. Gramfort, V. Michel,</w:t>
+        <w:t xml:space="preserve">D. Li, Y. Yang, Y.-Z. Song, T. M. Hospedales.</w:t>
       </w:r>
       <w:r>
         <w:rPr>
@@ -49311,21 +50198,7 @@
           <w:rFonts w:ascii="Times New Roman" w:hAnsi="Times New Roman"/>
           <w:sz w:val="16"/>
         </w:rPr>
-        <w:t xml:space="preserve">B. Thirion, O. Grisel, M. Blondel, P. Prettenhofer, R. Weiss, V. Dubourg, et al.</w:t>
-      </w:r>
-      <w:r>
-        <w:rPr>
-          <w:rFonts w:ascii="Times New Roman" w:hAnsi="Times New Roman"/>
-          <w:sz w:val="16"/>
-        </w:rPr>
-        <w:t xml:space="preserve"> </w:t>
-      </w:r>
-      <w:r>
-        <w:rPr>
-          <w:rFonts w:ascii="Times New Roman" w:hAnsi="Times New Roman"/>
-          <w:sz w:val="16"/>
-        </w:rPr>
-        <w:t xml:space="preserve">Scikit-learn: Machine learning in Python.</w:t>
+        <w:t xml:space="preserve">Deeper, broader and artier domain generalization.</w:t>
       </w:r>
       <w:r>
         <w:rPr>
@@ -49341,21 +50214,28 @@
           <w:iCs/>
           <w:sz w:val="16"/>
         </w:rPr>
-        <w:t xml:space="preserve">JMLR</w:t>
+        <w:t xml:space="preserve">ICCV</w:t>
       </w:r>
       <w:r>
         <w:rPr>
           <w:rFonts w:ascii="Times New Roman" w:hAnsi="Times New Roman"/>
           <w:sz w:val="16"/>
         </w:rPr>
-        <w:t xml:space="preserve"> </w:t>
+        <w:t xml:space="preserve">, pages 5542–5550, 2017.</w:t>
       </w:r>
       <w:r>
         <w:rPr>
           <w:rFonts w:ascii="Times New Roman" w:hAnsi="Times New Roman"/>
           <w:sz w:val="16"/>
         </w:rPr>
-        <w:t xml:space="preserve">12:2825–2830, 2011.</w:t>
+        <w:t xml:space="preserve"> </w:t>
+      </w:r>
+      <w:r>
+        <w:rPr>
+          <w:rFonts w:ascii="Times New Roman" w:hAnsi="Times New Roman"/>
+          <w:sz w:val="16"/>
+        </w:rPr>
+        <w:t xml:space="preserve">doi:10.1109/ICCV.2017.591.</w:t>
       </w:r>
     </w:p>
     <w:p>
@@ -49372,7 +50252,7 @@
           <w:rFonts w:ascii="Times New Roman" w:hAnsi="Times New Roman"/>
           <w:sz w:val="16"/>
         </w:rPr>
-        <w:t xml:space="preserve">R. Xie, A. Odonnat, V. Feofanov, W. Deng, J. Zhang, B. An.</w:t>
+        <w:t xml:space="preserve">I. Gulrajani, D. Lopez-Paz. In search of lost</w:t>
       </w:r>
       <w:r>
         <w:rPr>
@@ -49386,21 +50266,7 @@
           <w:rFonts w:ascii="Times New Roman" w:hAnsi="Times New Roman"/>
           <w:sz w:val="16"/>
         </w:rPr>
-        <w:t xml:space="preserve">MaNo: exploiting matrix norm for unsupervised accuracy estimation under distribution</w:t>
-      </w:r>
-      <w:r>
-        <w:rPr>
-          <w:rFonts w:ascii="Times New Roman" w:hAnsi="Times New Roman"/>
-          <w:sz w:val="16"/>
-        </w:rPr>
-        <w:t xml:space="preserve"> </w:t>
-      </w:r>
-      <w:r>
-        <w:rPr>
-          <w:rFonts w:ascii="Times New Roman" w:hAnsi="Times New Roman"/>
-          <w:sz w:val="16"/>
-        </w:rPr>
-        <w:t xml:space="preserve">shifts.</w:t>
+        <w:t xml:space="preserve">domain generalization.</w:t>
       </w:r>
       <w:r>
         <w:rPr>
@@ -49416,14 +50282,14 @@
           <w:iCs/>
           <w:sz w:val="16"/>
         </w:rPr>
-        <w:t xml:space="preserve">NeurIPS</w:t>
+        <w:t xml:space="preserve">ICLR</w:t>
       </w:r>
       <w:r>
         <w:rPr>
           <w:rFonts w:ascii="Times New Roman" w:hAnsi="Times New Roman"/>
           <w:sz w:val="16"/>
         </w:rPr>
-        <w:t xml:space="preserve">, 2024. arXiv:2405.18979.</w:t>
+        <w:t xml:space="preserve">, 2021.</w:t>
       </w:r>
     </w:p>
     <w:p>
@@ -49440,7 +50306,7 @@
           <w:rFonts w:ascii="Times New Roman" w:hAnsi="Times New Roman"/>
           <w:sz w:val="16"/>
         </w:rPr>
-        <w:t xml:space="preserve">W. Deng, Y. Suh, S. Gould, L. Zheng. Confidence and</w:t>
+        <w:t xml:space="preserve">F. Croce, M. Andriushchenko, V. Sehwag,</w:t>
       </w:r>
       <w:r>
         <w:rPr>
@@ -49454,7 +50320,21 @@
           <w:rFonts w:ascii="Times New Roman" w:hAnsi="Times New Roman"/>
           <w:sz w:val="16"/>
         </w:rPr>
-        <w:t xml:space="preserve">dispersity speak: characterizing prediction matrix for unsupervised accuracy estimation.</w:t>
+        <w:t xml:space="preserve">E. Debenedetti, N. Flammarion, M. Chiang, P. Mittal, M. Hein.</w:t>
+      </w:r>
+      <w:r>
+        <w:rPr>
+          <w:rFonts w:ascii="Times New Roman" w:hAnsi="Times New Roman"/>
+          <w:sz w:val="16"/>
+        </w:rPr>
+        <w:t xml:space="preserve"> </w:t>
+      </w:r>
+      <w:r>
+        <w:rPr>
+          <w:rFonts w:ascii="Times New Roman" w:hAnsi="Times New Roman"/>
+          <w:sz w:val="16"/>
+        </w:rPr>
+        <w:t xml:space="preserve">RobustBench: A standardized adversarial robustness benchmark.</w:t>
       </w:r>
       <w:r>
         <w:rPr>
@@ -49470,14 +50350,14 @@
           <w:iCs/>
           <w:sz w:val="16"/>
         </w:rPr>
-        <w:t xml:space="preserve">ICML</w:t>
+        <w:t xml:space="preserve">NeurIPS Datasets and Benchmarks</w:t>
       </w:r>
       <w:r>
         <w:rPr>
           <w:rFonts w:ascii="Times New Roman" w:hAnsi="Times New Roman"/>
           <w:sz w:val="16"/>
         </w:rPr>
-        <w:t xml:space="preserve">, 2023. arXiv:2302.01094.</w:t>
+        <w:t xml:space="preserve">, 2021.</w:t>
       </w:r>
     </w:p>
     <w:p>
@@ -49494,7 +50374,7 @@
           <w:rFonts w:ascii="Times New Roman" w:hAnsi="Times New Roman"/>
           <w:sz w:val="16"/>
         </w:rPr>
-        <w:t xml:space="preserve">J. Liang, R. He, T. Tan. A comprehensive survey on</w:t>
+        <w:t xml:space="preserve">B. Recht, R. Roelofs, L. Schmidt, V. Shankar.</w:t>
       </w:r>
       <w:r>
         <w:rPr>
@@ -49508,7 +50388,7 @@
           <w:rFonts w:ascii="Times New Roman" w:hAnsi="Times New Roman"/>
           <w:sz w:val="16"/>
         </w:rPr>
-        <w:t xml:space="preserve">test-time adaptation under distribution shifts.</w:t>
+        <w:t xml:space="preserve">Do CIFAR-10 classifiers generalize to CIFAR-10?</w:t>
       </w:r>
       <w:r>
         <w:rPr>
@@ -49524,35 +50404,14 @@
           <w:iCs/>
           <w:sz w:val="16"/>
         </w:rPr>
-        <w:t xml:space="preserve">IJCV</w:t>
+        <w:t xml:space="preserve">ICML</w:t>
       </w:r>
       <w:r>
         <w:rPr>
           <w:rFonts w:ascii="Times New Roman" w:hAnsi="Times New Roman"/>
           <w:sz w:val="16"/>
         </w:rPr>
-        <w:t xml:space="preserve"> </w:t>
-      </w:r>
-      <w:r>
-        <w:rPr>
-          <w:rFonts w:ascii="Times New Roman" w:hAnsi="Times New Roman"/>
-          <w:sz w:val="16"/>
-        </w:rPr>
-        <w:t xml:space="preserve">133(1):31–64, 2025.</w:t>
-      </w:r>
-      <w:r>
-        <w:rPr>
-          <w:rFonts w:ascii="Times New Roman" w:hAnsi="Times New Roman"/>
-          <w:sz w:val="16"/>
-        </w:rPr>
-        <w:t xml:space="preserve"> </w:t>
-      </w:r>
-      <w:r>
-        <w:rPr>
-          <w:rFonts w:ascii="Times New Roman" w:hAnsi="Times New Roman"/>
-          <w:sz w:val="16"/>
-        </w:rPr>
-        <w:t xml:space="preserve">arXiv:2303.15361.</w:t>
+        <w:t xml:space="preserve">, 2019.</w:t>
       </w:r>
     </w:p>
     <w:p>
@@ -49569,7 +50428,7 @@
           <w:rFonts w:ascii="Times New Roman" w:hAnsi="Times New Roman"/>
           <w:sz w:val="16"/>
         </w:rPr>
-        <w:t xml:space="preserve">R. J. Tibshirani, R. F. Barber, E. Candès,</w:t>
+        <w:t xml:space="preserve">A. Paszke, S. Gross, F. Massa, A. Lerer, J. Bradbury,</w:t>
       </w:r>
       <w:r>
         <w:rPr>
@@ -49583,7 +50442,21 @@
           <w:rFonts w:ascii="Times New Roman" w:hAnsi="Times New Roman"/>
           <w:sz w:val="16"/>
         </w:rPr>
-        <w:t xml:space="preserve">A. Ramdas. Conformal prediction under covariate shift.</w:t>
+        <w:t xml:space="preserve">G. Chanan, T. Killeen, Z. Lin, N. Gimelshein, L. Antiga, et al.</w:t>
+      </w:r>
+      <w:r>
+        <w:rPr>
+          <w:rFonts w:ascii="Times New Roman" w:hAnsi="Times New Roman"/>
+          <w:sz w:val="16"/>
+        </w:rPr>
+        <w:t xml:space="preserve"> </w:t>
+      </w:r>
+      <w:r>
+        <w:rPr>
+          <w:rFonts w:ascii="Times New Roman" w:hAnsi="Times New Roman"/>
+          <w:sz w:val="16"/>
+        </w:rPr>
+        <w:t xml:space="preserve">PyTorch: An imperative style, high-performance deep learning library.</w:t>
       </w:r>
       <w:r>
         <w:rPr>
@@ -49607,20 +50480,6 @@
           <w:sz w:val="16"/>
         </w:rPr>
         <w:t xml:space="preserve">, 2019.</w:t>
-      </w:r>
-      <w:r>
-        <w:rPr>
-          <w:rFonts w:ascii="Times New Roman" w:hAnsi="Times New Roman"/>
-          <w:sz w:val="16"/>
-        </w:rPr>
-        <w:t xml:space="preserve"> </w:t>
-      </w:r>
-      <w:r>
-        <w:rPr>
-          <w:rFonts w:ascii="Times New Roman" w:hAnsi="Times New Roman"/>
-          <w:sz w:val="16"/>
-        </w:rPr>
-        <w:t xml:space="preserve">arXiv:1904.06019.</w:t>
       </w:r>
     </w:p>
     <w:p>
@@ -49637,7 +50496,7 @@
           <w:rFonts w:ascii="Times New Roman" w:hAnsi="Times New Roman"/>
           <w:sz w:val="16"/>
         </w:rPr>
-        <w:t xml:space="preserve">R. F. Barber, E. J. Candès, A. Ramdas, R. J. Tibshirani.</w:t>
+        <w:t xml:space="preserve">F. Pedregosa, G. Varoquaux, A. Gramfort, V. Michel,</w:t>
       </w:r>
       <w:r>
         <w:rPr>
@@ -49651,7 +50510,21 @@
           <w:rFonts w:ascii="Times New Roman" w:hAnsi="Times New Roman"/>
           <w:sz w:val="16"/>
         </w:rPr>
-        <w:t xml:space="preserve">Conformal prediction beyond exchangeability.</w:t>
+        <w:t xml:space="preserve">B. Thirion, O. Grisel, M. Blondel, P. Prettenhofer, R. Weiss, V. Dubourg, et al.</w:t>
+      </w:r>
+      <w:r>
+        <w:rPr>
+          <w:rFonts w:ascii="Times New Roman" w:hAnsi="Times New Roman"/>
+          <w:sz w:val="16"/>
+        </w:rPr>
+        <w:t xml:space="preserve"> </w:t>
+      </w:r>
+      <w:r>
+        <w:rPr>
+          <w:rFonts w:ascii="Times New Roman" w:hAnsi="Times New Roman"/>
+          <w:sz w:val="16"/>
+        </w:rPr>
+        <w:t xml:space="preserve">Scikit-learn: Machine learning in Python.</w:t>
       </w:r>
       <w:r>
         <w:rPr>
@@ -49667,7 +50540,7 @@
           <w:iCs/>
           <w:sz w:val="16"/>
         </w:rPr>
-        <w:t xml:space="preserve">Annals of Statistics</w:t>
+        <w:t xml:space="preserve">JMLR</w:t>
       </w:r>
       <w:r>
         <w:rPr>
@@ -49681,7 +50554,7 @@
           <w:rFonts w:ascii="Times New Roman" w:hAnsi="Times New Roman"/>
           <w:sz w:val="16"/>
         </w:rPr>
-        <w:t xml:space="preserve">51(2):816–845, 2023. arXiv:2202.13415.</w:t>
+        <w:t xml:space="preserve">12:2825–2830, 2011.</w:t>
       </w:r>
     </w:p>
     <w:p>
@@ -49698,7 +50571,7 @@
           <w:rFonts w:ascii="Times New Roman" w:hAnsi="Times New Roman"/>
           <w:sz w:val="16"/>
         </w:rPr>
-        <w:t xml:space="preserve">I. Gibbs, E. Candès. Adaptive conformal inference under</w:t>
+        <w:t xml:space="preserve">R. Xie, A. Odonnat, V. Feofanov, W. Deng, J. Zhang, B. An.</w:t>
       </w:r>
       <w:r>
         <w:rPr>
@@ -49712,7 +50585,21 @@
           <w:rFonts w:ascii="Times New Roman" w:hAnsi="Times New Roman"/>
           <w:sz w:val="16"/>
         </w:rPr>
-        <w:t xml:space="preserve">distribution shift.</w:t>
+        <w:t xml:space="preserve">MaNo: exploiting matrix norm for unsupervised accuracy estimation under distribution</w:t>
+      </w:r>
+      <w:r>
+        <w:rPr>
+          <w:rFonts w:ascii="Times New Roman" w:hAnsi="Times New Roman"/>
+          <w:sz w:val="16"/>
+        </w:rPr>
+        <w:t xml:space="preserve"> </w:t>
+      </w:r>
+      <w:r>
+        <w:rPr>
+          <w:rFonts w:ascii="Times New Roman" w:hAnsi="Times New Roman"/>
+          <w:sz w:val="16"/>
+        </w:rPr>
+        <w:t xml:space="preserve">shifts.</w:t>
       </w:r>
       <w:r>
         <w:rPr>
@@ -49735,7 +50622,7 @@
           <w:rFonts w:ascii="Times New Roman" w:hAnsi="Times New Roman"/>
           <w:sz w:val="16"/>
         </w:rPr>
-        <w:t xml:space="preserve">, 2021. arXiv:2106.00170.</w:t>
+        <w:t xml:space="preserve">, 2024. arXiv:2405.18979.</w:t>
       </w:r>
     </w:p>
     <w:p>
@@ -49752,7 +50639,7 @@
           <w:rFonts w:ascii="Times New Roman" w:hAnsi="Times New Roman"/>
           <w:sz w:val="16"/>
         </w:rPr>
-        <w:t xml:space="preserve">S. Park, E. Dobriban, I. Lee, O. Bastani. PAC prediction sets</w:t>
+        <w:t xml:space="preserve">W. Deng, Y. Suh, S. Gould, L. Zheng. Confidence and</w:t>
       </w:r>
       <w:r>
         <w:rPr>
@@ -49766,7 +50653,7 @@
           <w:rFonts w:ascii="Times New Roman" w:hAnsi="Times New Roman"/>
           <w:sz w:val="16"/>
         </w:rPr>
-        <w:t xml:space="preserve">under covariate shift.</w:t>
+        <w:t xml:space="preserve">dispersity speak: characterizing prediction matrix for unsupervised accuracy estimation.</w:t>
       </w:r>
       <w:r>
         <w:rPr>
@@ -49782,14 +50669,14 @@
           <w:iCs/>
           <w:sz w:val="16"/>
         </w:rPr>
-        <w:t xml:space="preserve">ICLR</w:t>
+        <w:t xml:space="preserve">ICML</w:t>
       </w:r>
       <w:r>
         <w:rPr>
           <w:rFonts w:ascii="Times New Roman" w:hAnsi="Times New Roman"/>
           <w:sz w:val="16"/>
         </w:rPr>
-        <w:t xml:space="preserve">, 2022. arXiv:2106.09848.</w:t>
+        <w:t xml:space="preserve">, 2023. arXiv:2302.01094.</w:t>
       </w:r>
     </w:p>
     <w:p>
@@ -49806,7 +50693,7 @@
           <w:rFonts w:ascii="Times New Roman" w:hAnsi="Times New Roman"/>
           <w:sz w:val="16"/>
         </w:rPr>
-        <w:t xml:space="preserve">S. Bates, A. Angelopoulos, L. Lei, J. Malik, M. I. Jordan.</w:t>
+        <w:t xml:space="preserve">J. Liang, R. He, T. Tan. A comprehensive survey on</w:t>
       </w:r>
       <w:r>
         <w:rPr>
@@ -49820,7 +50707,7 @@
           <w:rFonts w:ascii="Times New Roman" w:hAnsi="Times New Roman"/>
           <w:sz w:val="16"/>
         </w:rPr>
-        <w:t xml:space="preserve">Distribution-free, risk-controlling prediction sets.</w:t>
+        <w:t xml:space="preserve">test-time adaptation under distribution shifts.</w:t>
       </w:r>
       <w:r>
         <w:rPr>
@@ -49836,7 +50723,7 @@
           <w:iCs/>
           <w:sz w:val="16"/>
         </w:rPr>
-        <w:t xml:space="preserve">JACM</w:t>
+        <w:t xml:space="preserve">IJCV</w:t>
       </w:r>
       <w:r>
         <w:rPr>
@@ -49850,7 +50737,7 @@
           <w:rFonts w:ascii="Times New Roman" w:hAnsi="Times New Roman"/>
           <w:sz w:val="16"/>
         </w:rPr>
-        <w:t xml:space="preserve">68(6), 2021.</w:t>
+        <w:t xml:space="preserve">133(1):31–64, 2025.</w:t>
       </w:r>
       <w:r>
         <w:rPr>
@@ -49864,7 +50751,7 @@
           <w:rFonts w:ascii="Times New Roman" w:hAnsi="Times New Roman"/>
           <w:sz w:val="16"/>
         </w:rPr>
-        <w:t xml:space="preserve">arXiv:2101.02703.</w:t>
+        <w:t xml:space="preserve">arXiv:2303.15361.</w:t>
       </w:r>
     </w:p>
     <w:p>
@@ -49881,7 +50768,7 @@
           <w:rFonts w:ascii="Times New Roman" w:hAnsi="Times New Roman"/>
           <w:sz w:val="16"/>
         </w:rPr>
-        <w:t xml:space="preserve">A. N. Angelopoulos, S. Bates, E. J. Candès,</w:t>
+        <w:t xml:space="preserve">R. J. Tibshirani, R. F. Barber, E. Candès,</w:t>
       </w:r>
       <w:r>
         <w:rPr>
@@ -49895,21 +50782,7 @@
           <w:rFonts w:ascii="Times New Roman" w:hAnsi="Times New Roman"/>
           <w:sz w:val="16"/>
         </w:rPr>
-        <w:t xml:space="preserve">M. I. Jordan, L. Lei. Learn then test: calibrating predictive algorithms to achieve</w:t>
-      </w:r>
-      <w:r>
-        <w:rPr>
-          <w:rFonts w:ascii="Times New Roman" w:hAnsi="Times New Roman"/>
-          <w:sz w:val="16"/>
-        </w:rPr>
-        <w:t xml:space="preserve"> </w:t>
-      </w:r>
-      <w:r>
-        <w:rPr>
-          <w:rFonts w:ascii="Times New Roman" w:hAnsi="Times New Roman"/>
-          <w:sz w:val="16"/>
-        </w:rPr>
-        <w:t xml:space="preserve">risk control.</w:t>
+        <w:t xml:space="preserve">A. Ramdas. Conformal prediction under covariate shift.</w:t>
       </w:r>
       <w:r>
         <w:rPr>
@@ -49925,14 +50798,28 @@
           <w:iCs/>
           <w:sz w:val="16"/>
         </w:rPr>
-        <w:t xml:space="preserve">Annals of Applied Statistics</w:t>
+        <w:t xml:space="preserve">NeurIPS</w:t>
       </w:r>
       <w:r>
         <w:rPr>
           <w:rFonts w:ascii="Times New Roman" w:hAnsi="Times New Roman"/>
           <w:sz w:val="16"/>
         </w:rPr>
-        <w:t xml:space="preserve">, 2025. arXiv:2110.01052.</w:t>
+        <w:t xml:space="preserve">, 2019.</w:t>
+      </w:r>
+      <w:r>
+        <w:rPr>
+          <w:rFonts w:ascii="Times New Roman" w:hAnsi="Times New Roman"/>
+          <w:sz w:val="16"/>
+        </w:rPr>
+        <w:t xml:space="preserve"> </w:t>
+      </w:r>
+      <w:r>
+        <w:rPr>
+          <w:rFonts w:ascii="Times New Roman" w:hAnsi="Times New Roman"/>
+          <w:sz w:val="16"/>
+        </w:rPr>
+        <w:t xml:space="preserve">arXiv:1904.06019.</w:t>
       </w:r>
     </w:p>
     <w:p>
@@ -49949,7 +50836,7 @@
           <w:rFonts w:ascii="Times New Roman" w:hAnsi="Times New Roman"/>
           <w:sz w:val="16"/>
         </w:rPr>
-        <w:t xml:space="preserve">T. Hoang, D. M. Vo, M. N. Do. Persistent test-time adaptation</w:t>
+        <w:t xml:space="preserve">R. F. Barber, E. J. Candès, A. Ramdas, R. J. Tibshirani.</w:t>
       </w:r>
       <w:r>
         <w:rPr>
@@ -49963,7 +50850,7 @@
           <w:rFonts w:ascii="Times New Roman" w:hAnsi="Times New Roman"/>
           <w:sz w:val="16"/>
         </w:rPr>
-        <w:t xml:space="preserve">in recurring testing scenarios.</w:t>
+        <w:t xml:space="preserve">Conformal prediction beyond exchangeability.</w:t>
       </w:r>
       <w:r>
         <w:rPr>
@@ -49979,14 +50866,21 @@
           <w:iCs/>
           <w:sz w:val="16"/>
         </w:rPr>
-        <w:t xml:space="preserve">NeurIPS</w:t>
+        <w:t xml:space="preserve">Annals of Statistics</w:t>
       </w:r>
       <w:r>
         <w:rPr>
           <w:rFonts w:ascii="Times New Roman" w:hAnsi="Times New Roman"/>
           <w:sz w:val="16"/>
         </w:rPr>
-        <w:t xml:space="preserve">, 2024. arXiv:2311.18193.</w:t>
+        <w:t xml:space="preserve"> </w:t>
+      </w:r>
+      <w:r>
+        <w:rPr>
+          <w:rFonts w:ascii="Times New Roman" w:hAnsi="Times New Roman"/>
+          <w:sz w:val="16"/>
+        </w:rPr>
+        <w:t xml:space="preserve">51(2):816–845, 2023. arXiv:2202.13415.</w:t>
       </w:r>
     </w:p>
     <w:p>
@@ -50003,7 +50897,7 @@
           <w:rFonts w:ascii="Times New Roman" w:hAnsi="Times New Roman"/>
           <w:sz w:val="16"/>
         </w:rPr>
-        <w:t xml:space="preserve">J. Lee, D. Jung, S. Lee, J. Park, J. Shin, U. Hwang, S. Yoon.</w:t>
+        <w:t xml:space="preserve">I. Gibbs, E. Candès. Adaptive conformal inference under</w:t>
       </w:r>
       <w:r>
         <w:rPr>
@@ -50017,21 +50911,7 @@
           <w:rFonts w:ascii="Times New Roman" w:hAnsi="Times New Roman"/>
           <w:sz w:val="16"/>
         </w:rPr>
-        <w:t xml:space="preserve">Entropy is not enough for test-time adaptation: from the perspective of disentangled</w:t>
-      </w:r>
-      <w:r>
-        <w:rPr>
-          <w:rFonts w:ascii="Times New Roman" w:hAnsi="Times New Roman"/>
-          <w:sz w:val="16"/>
-        </w:rPr>
-        <w:t xml:space="preserve"> </w:t>
-      </w:r>
-      <w:r>
-        <w:rPr>
-          <w:rFonts w:ascii="Times New Roman" w:hAnsi="Times New Roman"/>
-          <w:sz w:val="16"/>
-        </w:rPr>
-        <w:t xml:space="preserve">factors.</w:t>
+        <w:t xml:space="preserve">distribution shift.</w:t>
       </w:r>
       <w:r>
         <w:rPr>
@@ -50047,14 +50927,14 @@
           <w:iCs/>
           <w:sz w:val="16"/>
         </w:rPr>
-        <w:t xml:space="preserve">ICLR</w:t>
+        <w:t xml:space="preserve">NeurIPS</w:t>
       </w:r>
       <w:r>
         <w:rPr>
           <w:rFonts w:ascii="Times New Roman" w:hAnsi="Times New Roman"/>
           <w:sz w:val="16"/>
         </w:rPr>
-        <w:t xml:space="preserve">, 2024. arXiv:2403.07366.</w:t>
+        <w:t xml:space="preserve">, 2021. arXiv:2106.00170.</w:t>
       </w:r>
     </w:p>
     <w:p>
@@ -50071,7 +50951,7 @@
           <w:rFonts w:ascii="Times New Roman" w:hAnsi="Times New Roman"/>
           <w:sz w:val="16"/>
         </w:rPr>
-        <w:t xml:space="preserve">T. Lim, J. Hwang, K. Lee. When and where to reset matters for</w:t>
+        <w:t xml:space="preserve">S. Park, E. Dobriban, I. Lee, O. Bastani. PAC prediction sets</w:t>
       </w:r>
       <w:r>
         <w:rPr>
@@ -50085,7 +50965,7 @@
           <w:rFonts w:ascii="Times New Roman" w:hAnsi="Times New Roman"/>
           <w:sz w:val="16"/>
         </w:rPr>
-        <w:t xml:space="preserve">long-term test-time adaptation.</w:t>
+        <w:t xml:space="preserve">under covariate shift.</w:t>
       </w:r>
       <w:r>
         <w:rPr>
@@ -50108,7 +50988,7 @@
           <w:rFonts w:ascii="Times New Roman" w:hAnsi="Times New Roman"/>
           <w:sz w:val="16"/>
         </w:rPr>
-        <w:t xml:space="preserve">, 2026. arXiv:2603.03796.</w:t>
+        <w:t xml:space="preserve">, 2022. arXiv:2106.09848.</w:t>
       </w:r>
     </w:p>
     <w:p>
@@ -50125,7 +51005,7 @@
           <w:rFonts w:ascii="Times New Roman" w:hAnsi="Times New Roman"/>
           <w:sz w:val="16"/>
         </w:rPr>
-        <w:t xml:space="preserve">S. Sonoda, Y. Mizuno, K. Tsukamoto, N. Onda. Lean formalization</w:t>
+        <w:t xml:space="preserve">S. Bates, A. Angelopoulos, L. Lei, J. Malik, M. I. Jordan.</w:t>
       </w:r>
       <w:r>
         <w:rPr>
@@ -50139,7 +51019,7 @@
           <w:rFonts w:ascii="Times New Roman" w:hAnsi="Times New Roman"/>
           <w:sz w:val="16"/>
         </w:rPr>
-        <w:t xml:space="preserve">of generalization error bound by Rademacher complexity and Dudley’s entropy integral.</w:t>
+        <w:t xml:space="preserve">Distribution-free, risk-controlling prediction sets.</w:t>
       </w:r>
       <w:r>
         <w:rPr>
@@ -50151,9 +51031,39 @@
       <w:r>
         <w:rPr>
           <w:rFonts w:ascii="Times New Roman" w:hAnsi="Times New Roman"/>
+          <w:i/>
+          <w:iCs/>
           <w:sz w:val="16"/>
         </w:rPr>
-        <w:t xml:space="preserve">2025. arXiv:2503.19605.</w:t>
+        <w:t xml:space="preserve">JACM</w:t>
+      </w:r>
+      <w:r>
+        <w:rPr>
+          <w:rFonts w:ascii="Times New Roman" w:hAnsi="Times New Roman"/>
+          <w:sz w:val="16"/>
+        </w:rPr>
+        <w:t xml:space="preserve"> </w:t>
+      </w:r>
+      <w:r>
+        <w:rPr>
+          <w:rFonts w:ascii="Times New Roman" w:hAnsi="Times New Roman"/>
+          <w:sz w:val="16"/>
+        </w:rPr>
+        <w:t xml:space="preserve">68(6), 2021.</w:t>
+      </w:r>
+      <w:r>
+        <w:rPr>
+          <w:rFonts w:ascii="Times New Roman" w:hAnsi="Times New Roman"/>
+          <w:sz w:val="16"/>
+        </w:rPr>
+        <w:t xml:space="preserve"> </w:t>
+      </w:r>
+      <w:r>
+        <w:rPr>
+          <w:rFonts w:ascii="Times New Roman" w:hAnsi="Times New Roman"/>
+          <w:sz w:val="16"/>
+        </w:rPr>
+        <w:t xml:space="preserve">arXiv:2101.02703.</w:t>
       </w:r>
     </w:p>
     <w:p>
@@ -50170,7 +51080,7 @@
           <w:rFonts w:ascii="Times New Roman" w:hAnsi="Times New Roman"/>
           <w:sz w:val="16"/>
         </w:rPr>
-        <w:t xml:space="preserve">S. Sreeram, Y. D. Kwon, C. Mascolo.</w:t>
+        <w:t xml:space="preserve">A. N. Angelopoulos, S. Bates, E. J. Candès,</w:t>
       </w:r>
       <w:r>
         <w:rPr>
@@ -50184,7 +51094,21 @@
           <w:rFonts w:ascii="Times New Roman" w:hAnsi="Times New Roman"/>
           <w:sz w:val="16"/>
         </w:rPr>
-        <w:t xml:space="preserve">Tempora: Characterising the time-contingent utility of online test-time adaptation.</w:t>
+        <w:t xml:space="preserve">M. I. Jordan, L. Lei. Learn then test: calibrating predictive algorithms to achieve</w:t>
+      </w:r>
+      <w:r>
+        <w:rPr>
+          <w:rFonts w:ascii="Times New Roman" w:hAnsi="Times New Roman"/>
+          <w:sz w:val="16"/>
+        </w:rPr>
+        <w:t xml:space="preserve"> </w:t>
+      </w:r>
+      <w:r>
+        <w:rPr>
+          <w:rFonts w:ascii="Times New Roman" w:hAnsi="Times New Roman"/>
+          <w:sz w:val="16"/>
+        </w:rPr>
+        <w:t xml:space="preserve">risk control.</w:t>
       </w:r>
       <w:r>
         <w:rPr>
@@ -50200,14 +51124,14 @@
           <w:iCs/>
           <w:sz w:val="16"/>
         </w:rPr>
-        <w:t xml:space="preserve">ICML</w:t>
+        <w:t xml:space="preserve">Annals of Applied Statistics</w:t>
       </w:r>
       <w:r>
         <w:rPr>
           <w:rFonts w:ascii="Times New Roman" w:hAnsi="Times New Roman"/>
           <w:sz w:val="16"/>
         </w:rPr>
-        <w:t xml:space="preserve">, 2026. arXiv:2602.06136.</w:t>
+        <w:t xml:space="preserve">, 2025. arXiv:2110.01052.</w:t>
       </w:r>
     </w:p>
     <w:p>
@@ -50224,7 +51148,7 @@
           <w:rFonts w:ascii="Times New Roman" w:hAnsi="Times New Roman"/>
           <w:sz w:val="16"/>
         </w:rPr>
-        <w:t xml:space="preserve">A. Corrada-Emmanuel. The logic of NTQR evaluations of</w:t>
+        <w:t xml:space="preserve">T. Hoang, D. M. Vo, M. N. Do. Persistent test-time adaptation</w:t>
       </w:r>
       <w:r>
         <w:rPr>
@@ -50238,7 +51162,7 @@
           <w:rFonts w:ascii="Times New Roman" w:hAnsi="Times New Roman"/>
           <w:sz w:val="16"/>
         </w:rPr>
-        <w:t xml:space="preserve">noisy AI agents: Complete postulates and logically consistent error correlations.</w:t>
+        <w:t xml:space="preserve">in recurring testing scenarios.</w:t>
       </w:r>
       <w:r>
         <w:rPr>
@@ -50250,9 +51174,18 @@
       <w:r>
         <w:rPr>
           <w:rFonts w:ascii="Times New Roman" w:hAnsi="Times New Roman"/>
+          <w:i/>
+          <w:iCs/>
           <w:sz w:val="16"/>
         </w:rPr>
-        <w:t xml:space="preserve">2023. arXiv:2312.05392.</w:t>
+        <w:t xml:space="preserve">NeurIPS</w:t>
+      </w:r>
+      <w:r>
+        <w:rPr>
+          <w:rFonts w:ascii="Times New Roman" w:hAnsi="Times New Roman"/>
+          <w:sz w:val="16"/>
+        </w:rPr>
+        <w:t xml:space="preserve">, 2024. arXiv:2311.18193.</w:t>
       </w:r>
     </w:p>
     <w:p>
@@ -50269,7 +51202,7 @@
           <w:rFonts w:ascii="Times New Roman" w:hAnsi="Times New Roman"/>
           <w:sz w:val="16"/>
         </w:rPr>
-        <w:t xml:space="preserve">C. Gupta, A. Ramdas. Top-label calibration and</w:t>
+        <w:t xml:space="preserve">J. Lee, D. Jung, S. Lee, J. Park, J. Shin, U. Hwang, S. Yoon.</w:t>
       </w:r>
       <w:r>
         <w:rPr>
@@ -50283,7 +51216,21 @@
           <w:rFonts w:ascii="Times New Roman" w:hAnsi="Times New Roman"/>
           <w:sz w:val="16"/>
         </w:rPr>
-        <w:t xml:space="preserve">multiclass-to-binary reductions.</w:t>
+        <w:t xml:space="preserve">Entropy is not enough for test-time adaptation: from the perspective of disentangled</w:t>
+      </w:r>
+      <w:r>
+        <w:rPr>
+          <w:rFonts w:ascii="Times New Roman" w:hAnsi="Times New Roman"/>
+          <w:sz w:val="16"/>
+        </w:rPr>
+        <w:t xml:space="preserve"> </w:t>
+      </w:r>
+      <w:r>
+        <w:rPr>
+          <w:rFonts w:ascii="Times New Roman" w:hAnsi="Times New Roman"/>
+          <w:sz w:val="16"/>
+        </w:rPr>
+        <w:t xml:space="preserve">factors.</w:t>
       </w:r>
       <w:r>
         <w:rPr>
@@ -50306,7 +51253,7 @@
           <w:rFonts w:ascii="Times New Roman" w:hAnsi="Times New Roman"/>
           <w:sz w:val="16"/>
         </w:rPr>
-        <w:t xml:space="preserve">, 2022. arXiv:2107.08353.</w:t>
+        <w:t xml:space="preserve">, 2024. arXiv:2403.07366.</w:t>
       </w:r>
     </w:p>
     <w:p>
@@ -50323,7 +51270,7 @@
           <w:rFonts w:ascii="Times New Roman" w:hAnsi="Times New Roman"/>
           <w:sz w:val="16"/>
         </w:rPr>
-        <w:t xml:space="preserve">S. Ben-David, R. Urner. On the hardness of domain</w:t>
+        <w:t xml:space="preserve">T. Lim, J. Hwang, K. Lee. When and where to reset matters for</w:t>
       </w:r>
       <w:r>
         <w:rPr>
@@ -50337,7 +51284,7 @@
           <w:rFonts w:ascii="Times New Roman" w:hAnsi="Times New Roman"/>
           <w:sz w:val="16"/>
         </w:rPr>
-        <w:t xml:space="preserve">adaptation and the utility of unlabeled target samples.</w:t>
+        <w:t xml:space="preserve">long-term test-time adaptation.</w:t>
       </w:r>
       <w:r>
         <w:rPr>
@@ -50353,14 +51300,14 @@
           <w:iCs/>
           <w:sz w:val="16"/>
         </w:rPr>
-        <w:t xml:space="preserve">ALT</w:t>
+        <w:t xml:space="preserve">ICLR</w:t>
       </w:r>
       <w:r>
         <w:rPr>
           <w:rFonts w:ascii="Times New Roman" w:hAnsi="Times New Roman"/>
           <w:sz w:val="16"/>
         </w:rPr>
-        <w:t xml:space="preserve">, 2012.</w:t>
+        <w:t xml:space="preserve">, 2026. arXiv:2603.03796.</w:t>
       </w:r>
     </w:p>
     <w:p>
@@ -50377,7 +51324,7 @@
           <w:rFonts w:ascii="Times New Roman" w:hAnsi="Times New Roman"/>
           <w:sz w:val="16"/>
         </w:rPr>
-        <w:t xml:space="preserve">Z. C. Lipton, Y.-X. Wang, A. Smola. Detecting and correcting</w:t>
+        <w:t xml:space="preserve">S. Sonoda, Y. Mizuno, K. Tsukamoto, N. Onda. Lean formalization</w:t>
       </w:r>
       <w:r>
         <w:rPr>
@@ -50391,7 +51338,7 @@
           <w:rFonts w:ascii="Times New Roman" w:hAnsi="Times New Roman"/>
           <w:sz w:val="16"/>
         </w:rPr>
-        <w:t xml:space="preserve">for label shift with black box predictors.</w:t>
+        <w:t xml:space="preserve">of generalization error bound by Rademacher complexity and Dudley’s entropy integral.</w:t>
       </w:r>
       <w:r>
         <w:rPr>
@@ -50403,18 +51350,9 @@
       <w:r>
         <w:rPr>
           <w:rFonts w:ascii="Times New Roman" w:hAnsi="Times New Roman"/>
-          <w:i/>
-          <w:iCs/>
           <w:sz w:val="16"/>
         </w:rPr>
-        <w:t xml:space="preserve">ICML</w:t>
-      </w:r>
-      <w:r>
-        <w:rPr>
-          <w:rFonts w:ascii="Times New Roman" w:hAnsi="Times New Roman"/>
-          <w:sz w:val="16"/>
-        </w:rPr>
-        <w:t xml:space="preserve">, 2018.</w:t>
+        <w:t xml:space="preserve">2025. arXiv:2503.19605.</w:t>
       </w:r>
     </w:p>
     <w:p>
@@ -50431,7 +51369,7 @@
           <w:rFonts w:ascii="Times New Roman" w:hAnsi="Times New Roman"/>
           <w:sz w:val="16"/>
         </w:rPr>
-        <w:t xml:space="preserve">S. Garg, Y. Wu, S. Balakrishnan, Z. C. Lipton. A unified</w:t>
+        <w:t xml:space="preserve">S. Sreeram, Y. D. Kwon, C. Mascolo.</w:t>
       </w:r>
       <w:r>
         <w:rPr>
@@ -50445,7 +51383,7 @@
           <w:rFonts w:ascii="Times New Roman" w:hAnsi="Times New Roman"/>
           <w:sz w:val="16"/>
         </w:rPr>
-        <w:t xml:space="preserve">view of label shift estimation.</w:t>
+        <w:t xml:space="preserve">Tempora: Characterising the time-contingent utility of online test-time adaptation.</w:t>
       </w:r>
       <w:r>
         <w:rPr>
@@ -50461,14 +51399,14 @@
           <w:iCs/>
           <w:sz w:val="16"/>
         </w:rPr>
-        <w:t xml:space="preserve">NeurIPS</w:t>
+        <w:t xml:space="preserve">ICML</w:t>
       </w:r>
       <w:r>
         <w:rPr>
           <w:rFonts w:ascii="Times New Roman" w:hAnsi="Times New Roman"/>
           <w:sz w:val="16"/>
         </w:rPr>
-        <w:t xml:space="preserve">, 2020.</w:t>
+        <w:t xml:space="preserve">, 2026. arXiv:2602.06136.</w:t>
       </w:r>
     </w:p>
     <w:p>
@@ -50485,7 +51423,7 @@
           <w:rFonts w:ascii="Times New Roman" w:hAnsi="Times New Roman"/>
           <w:sz w:val="16"/>
         </w:rPr>
-        <w:t xml:space="preserve">C. K. Chow. On optimum recognition error and reject tradeoff.</w:t>
+        <w:t xml:space="preserve">A. Corrada-Emmanuel. The logic of NTQR evaluations of</w:t>
       </w:r>
       <w:r>
         <w:rPr>
@@ -50497,18 +51435,23 @@
       <w:r>
         <w:rPr>
           <w:rFonts w:ascii="Times New Roman" w:hAnsi="Times New Roman"/>
-          <w:i/>
-          <w:iCs/>
           <w:sz w:val="16"/>
         </w:rPr>
-        <w:t xml:space="preserve">IEEE Trans. Information Theory</w:t>
+        <w:t xml:space="preserve">noisy AI agents: Complete postulates and logically consistent error correlations.</w:t>
       </w:r>
       <w:r>
         <w:rPr>
           <w:rFonts w:ascii="Times New Roman" w:hAnsi="Times New Roman"/>
           <w:sz w:val="16"/>
         </w:rPr>
-        <w:t xml:space="preserve">, 16(1):41–46, 1970.</w:t>
+        <w:t xml:space="preserve"> </w:t>
+      </w:r>
+      <w:r>
+        <w:rPr>
+          <w:rFonts w:ascii="Times New Roman" w:hAnsi="Times New Roman"/>
+          <w:sz w:val="16"/>
+        </w:rPr>
+        <w:t xml:space="preserve">2023. arXiv:2312.05392.</w:t>
       </w:r>
     </w:p>
     <w:p>
@@ -50525,7 +51468,21 @@
           <w:rFonts w:ascii="Times New Roman" w:hAnsi="Times New Roman"/>
           <w:sz w:val="16"/>
         </w:rPr>
-        <w:t xml:space="preserve">C. Cortes, G. DeSalvo, M. Mohri. Learning with rejection.</w:t>
+        <w:t xml:space="preserve">C. Gupta, A. Ramdas. Top-label calibration and</w:t>
+      </w:r>
+      <w:r>
+        <w:rPr>
+          <w:rFonts w:ascii="Times New Roman" w:hAnsi="Times New Roman"/>
+          <w:sz w:val="16"/>
+        </w:rPr>
+        <w:t xml:space="preserve"> </w:t>
+      </w:r>
+      <w:r>
+        <w:rPr>
+          <w:rFonts w:ascii="Times New Roman" w:hAnsi="Times New Roman"/>
+          <w:sz w:val="16"/>
+        </w:rPr>
+        <w:t xml:space="preserve">multiclass-to-binary reductions.</w:t>
       </w:r>
       <w:r>
         <w:rPr>
@@ -50541,14 +51498,14 @@
           <w:iCs/>
           <w:sz w:val="16"/>
         </w:rPr>
-        <w:t xml:space="preserve">ALT</w:t>
+        <w:t xml:space="preserve">ICLR</w:t>
       </w:r>
       <w:r>
         <w:rPr>
           <w:rFonts w:ascii="Times New Roman" w:hAnsi="Times New Roman"/>
           <w:sz w:val="16"/>
         </w:rPr>
-        <w:t xml:space="preserve">, 2016.</w:t>
+        <w:t xml:space="preserve">, 2022. arXiv:2107.08353.</w:t>
       </w:r>
     </w:p>
     <w:p>
@@ -50565,7 +51522,7 @@
           <w:rFonts w:ascii="Times New Roman" w:hAnsi="Times New Roman"/>
           <w:sz w:val="16"/>
         </w:rPr>
-        <w:t xml:space="preserve">D. Madras, T. Pitassi, R. Zemel. Predict responsibly:</w:t>
+        <w:t xml:space="preserve">S. Ben-David, R. Urner. On the hardness of domain</w:t>
       </w:r>
       <w:r>
         <w:rPr>
@@ -50579,7 +51536,7 @@
           <w:rFonts w:ascii="Times New Roman" w:hAnsi="Times New Roman"/>
           <w:sz w:val="16"/>
         </w:rPr>
-        <w:t xml:space="preserve">improving fairness and accuracy by learning to defer.</w:t>
+        <w:t xml:space="preserve">adaptation and the utility of unlabeled target samples.</w:t>
       </w:r>
       <w:r>
         <w:rPr>
@@ -50595,14 +51552,14 @@
           <w:iCs/>
           <w:sz w:val="16"/>
         </w:rPr>
-        <w:t xml:space="preserve">NeurIPS</w:t>
+        <w:t xml:space="preserve">ALT</w:t>
       </w:r>
       <w:r>
         <w:rPr>
           <w:rFonts w:ascii="Times New Roman" w:hAnsi="Times New Roman"/>
           <w:sz w:val="16"/>
         </w:rPr>
-        <w:t xml:space="preserve">, 2018.</w:t>
+        <w:t xml:space="preserve">, 2012.</w:t>
       </w:r>
     </w:p>
     <w:p>
@@ -50619,7 +51576,7 @@
           <w:rFonts w:ascii="Times New Roman" w:hAnsi="Times New Roman"/>
           <w:sz w:val="16"/>
         </w:rPr>
-        <w:t xml:space="preserve">S. Beery, G. Van Horn, and P. Perona,</w:t>
+        <w:t xml:space="preserve">Z. C. Lipton, Y.-X. Wang, A. Smola. Detecting and correcting</w:t>
       </w:r>
       <w:r>
         <w:rPr>
@@ -50633,21 +51590,7 @@
           <w:rFonts w:ascii="Times New Roman" w:hAnsi="Times New Roman"/>
           <w:sz w:val="16"/>
         </w:rPr>
-        <w:t xml:space="preserve">“Recognition in Terra Incognita,”</w:t>
-      </w:r>
-      <w:r>
-        <w:rPr>
-          <w:rFonts w:ascii="Times New Roman" w:hAnsi="Times New Roman"/>
-          <w:sz w:val="16"/>
-        </w:rPr>
-        <w:t xml:space="preserve"> </w:t>
-      </w:r>
-      <w:r>
-        <w:rPr>
-          <w:rFonts w:ascii="Times New Roman" w:hAnsi="Times New Roman"/>
-          <w:sz w:val="16"/>
-        </w:rPr>
-        <w:t xml:space="preserve">in</w:t>
+        <w:t xml:space="preserve">for label shift with black box predictors.</w:t>
       </w:r>
       <w:r>
         <w:rPr>
@@ -50663,31 +51606,287 @@
           <w:iCs/>
           <w:sz w:val="16"/>
         </w:rPr>
-        <w:t xml:space="preserve">Proceedings of the European Conference on Computer Vision (ECCV)</w:t>
+        <w:t xml:space="preserve">ICML</w:t>
       </w:r>
       <w:r>
         <w:rPr>
           <w:rFonts w:ascii="Times New Roman" w:hAnsi="Times New Roman"/>
           <w:sz w:val="16"/>
         </w:rPr>
-        <w:t xml:space="preserve">,</w:t>
-      </w:r>
+        <w:t xml:space="preserve">, 2018.</w:t>
+      </w:r>
+    </w:p>
+    <w:p>
+      <w:pPr>
+        <w:widowControl/>
+        <w:numPr>
+          <w:ilvl w:val="0"/>
+          <w:numId w:val="1005"/>
+        </w:numPr>
+        <w:spacing w:after="40" w:line="240" w:lineRule="auto"/>
+      </w:pPr>
       <w:r>
         <w:rPr>
           <w:rFonts w:ascii="Times New Roman" w:hAnsi="Times New Roman"/>
           <w:sz w:val="16"/>
         </w:rPr>
-        <w:t xml:space="preserve"> </w:t>
+        <w:t xml:space="preserve">S. Garg, Y. Wu, S. Balakrishnan, Z. C. Lipton. A unified</w:t>
       </w:r>
       <w:r>
         <w:rPr>
           <w:rFonts w:ascii="Times New Roman" w:hAnsi="Times New Roman"/>
           <w:sz w:val="16"/>
         </w:rPr>
+        <w:t xml:space="preserve"> </w:t>
+      </w:r>
+      <w:r>
+        <w:rPr>
+          <w:rFonts w:ascii="Times New Roman" w:hAnsi="Times New Roman"/>
+          <w:sz w:val="16"/>
+        </w:rPr>
+        <w:t xml:space="preserve">view of label shift estimation.</w:t>
+      </w:r>
+      <w:r>
+        <w:rPr>
+          <w:rFonts w:ascii="Times New Roman" w:hAnsi="Times New Roman"/>
+          <w:sz w:val="16"/>
+        </w:rPr>
+        <w:t xml:space="preserve"> </w:t>
+      </w:r>
+      <w:r>
+        <w:rPr>
+          <w:rFonts w:ascii="Times New Roman" w:hAnsi="Times New Roman"/>
+          <w:i/>
+          <w:iCs/>
+          <w:sz w:val="16"/>
+        </w:rPr>
+        <w:t xml:space="preserve">NeurIPS</w:t>
+      </w:r>
+      <w:r>
+        <w:rPr>
+          <w:rFonts w:ascii="Times New Roman" w:hAnsi="Times New Roman"/>
+          <w:sz w:val="16"/>
+        </w:rPr>
+        <w:t xml:space="preserve">, 2020.</w:t>
+      </w:r>
+    </w:p>
+    <w:p>
+      <w:pPr>
+        <w:widowControl/>
+        <w:numPr>
+          <w:ilvl w:val="0"/>
+          <w:numId w:val="1005"/>
+        </w:numPr>
+        <w:spacing w:after="40" w:line="240" w:lineRule="auto"/>
+      </w:pPr>
+      <w:r>
+        <w:rPr>
+          <w:rFonts w:ascii="Times New Roman" w:hAnsi="Times New Roman"/>
+          <w:sz w:val="16"/>
+        </w:rPr>
+        <w:t xml:space="preserve">C. K. Chow. On optimum recognition error and reject tradeoff.</w:t>
+      </w:r>
+      <w:r>
+        <w:rPr>
+          <w:rFonts w:ascii="Times New Roman" w:hAnsi="Times New Roman"/>
+          <w:sz w:val="16"/>
+        </w:rPr>
+        <w:t xml:space="preserve"> </w:t>
+      </w:r>
+      <w:r>
+        <w:rPr>
+          <w:rFonts w:ascii="Times New Roman" w:hAnsi="Times New Roman"/>
+          <w:i/>
+          <w:iCs/>
+          <w:sz w:val="16"/>
+        </w:rPr>
+        <w:t xml:space="preserve">IEEE Trans. Information Theory</w:t>
+      </w:r>
+      <w:r>
+        <w:rPr>
+          <w:rFonts w:ascii="Times New Roman" w:hAnsi="Times New Roman"/>
+          <w:sz w:val="16"/>
+        </w:rPr>
+        <w:t xml:space="preserve">, 16(1):41–46, 1970.</w:t>
+      </w:r>
+    </w:p>
+    <w:p>
+      <w:pPr>
+        <w:widowControl/>
+        <w:numPr>
+          <w:ilvl w:val="0"/>
+          <w:numId w:val="1005"/>
+        </w:numPr>
+        <w:spacing w:after="40" w:line="240" w:lineRule="auto"/>
+      </w:pPr>
+      <w:r>
+        <w:rPr>
+          <w:rFonts w:ascii="Times New Roman" w:hAnsi="Times New Roman"/>
+          <w:sz w:val="16"/>
+        </w:rPr>
+        <w:t xml:space="preserve">C. Cortes, G. DeSalvo, M. Mohri. Learning with rejection.</w:t>
+      </w:r>
+      <w:r>
+        <w:rPr>
+          <w:rFonts w:ascii="Times New Roman" w:hAnsi="Times New Roman"/>
+          <w:sz w:val="16"/>
+        </w:rPr>
+        <w:t xml:space="preserve"> </w:t>
+      </w:r>
+      <w:r>
+        <w:rPr>
+          <w:rFonts w:ascii="Times New Roman" w:hAnsi="Times New Roman"/>
+          <w:i/>
+          <w:iCs/>
+          <w:sz w:val="16"/>
+        </w:rPr>
+        <w:t xml:space="preserve">ALT</w:t>
+      </w:r>
+      <w:r>
+        <w:rPr>
+          <w:rFonts w:ascii="Times New Roman" w:hAnsi="Times New Roman"/>
+          <w:sz w:val="16"/>
+        </w:rPr>
+        <w:t xml:space="preserve">, 2016.</w:t>
+      </w:r>
+    </w:p>
+    <w:p>
+      <w:pPr>
+        <w:widowControl/>
+        <w:numPr>
+          <w:ilvl w:val="0"/>
+          <w:numId w:val="1005"/>
+        </w:numPr>
+        <w:spacing w:after="40" w:line="240" w:lineRule="auto"/>
+      </w:pPr>
+      <w:r>
+        <w:rPr>
+          <w:rFonts w:ascii="Times New Roman" w:hAnsi="Times New Roman"/>
+          <w:sz w:val="16"/>
+        </w:rPr>
+        <w:t xml:space="preserve">D. Madras, T. Pitassi, R. Zemel. Predict responsibly:</w:t>
+      </w:r>
+      <w:r>
+        <w:rPr>
+          <w:rFonts w:ascii="Times New Roman" w:hAnsi="Times New Roman"/>
+          <w:sz w:val="16"/>
+        </w:rPr>
+        <w:t xml:space="preserve"> </w:t>
+      </w:r>
+      <w:r>
+        <w:rPr>
+          <w:rFonts w:ascii="Times New Roman" w:hAnsi="Times New Roman"/>
+          <w:sz w:val="16"/>
+        </w:rPr>
+        <w:t xml:space="preserve">improving fairness and accuracy by learning to defer.</w:t>
+      </w:r>
+      <w:r>
+        <w:rPr>
+          <w:rFonts w:ascii="Times New Roman" w:hAnsi="Times New Roman"/>
+          <w:sz w:val="16"/>
+        </w:rPr>
+        <w:t xml:space="preserve"> </w:t>
+      </w:r>
+      <w:r>
+        <w:rPr>
+          <w:rFonts w:ascii="Times New Roman" w:hAnsi="Times New Roman"/>
+          <w:i/>
+          <w:iCs/>
+          <w:sz w:val="16"/>
+        </w:rPr>
+        <w:t xml:space="preserve">NeurIPS</w:t>
+      </w:r>
+      <w:r>
+        <w:rPr>
+          <w:rFonts w:ascii="Times New Roman" w:hAnsi="Times New Roman"/>
+          <w:sz w:val="16"/>
+        </w:rPr>
+        <w:t xml:space="preserve">, 2018.</w:t>
+      </w:r>
+    </w:p>
+    <w:p>
+      <w:pPr>
+        <w:widowControl/>
+        <w:numPr>
+          <w:ilvl w:val="0"/>
+          <w:numId w:val="1005"/>
+        </w:numPr>
+        <w:spacing w:after="40" w:line="240" w:lineRule="auto"/>
+      </w:pPr>
+      <w:r>
+        <w:rPr>
+          <w:rFonts w:ascii="Times New Roman" w:hAnsi="Times New Roman"/>
+          <w:sz w:val="16"/>
+        </w:rPr>
+        <w:t xml:space="preserve">S. Beery, G. Van Horn, and P. Perona,</w:t>
+      </w:r>
+      <w:r>
+        <w:rPr>
+          <w:rFonts w:ascii="Times New Roman" w:hAnsi="Times New Roman"/>
+          <w:sz w:val="16"/>
+        </w:rPr>
+        <w:t xml:space="preserve"> </w:t>
+      </w:r>
+      <w:r>
+        <w:rPr>
+          <w:rFonts w:ascii="Times New Roman" w:hAnsi="Times New Roman"/>
+          <w:sz w:val="16"/>
+        </w:rPr>
+        <w:t xml:space="preserve">“Recognition in Terra Incognita,”</w:t>
+      </w:r>
+      <w:r>
+        <w:rPr>
+          <w:rFonts w:ascii="Times New Roman" w:hAnsi="Times New Roman"/>
+          <w:sz w:val="16"/>
+        </w:rPr>
+        <w:t xml:space="preserve"> </w:t>
+      </w:r>
+      <w:r>
+        <w:rPr>
+          <w:rFonts w:ascii="Times New Roman" w:hAnsi="Times New Roman"/>
+          <w:sz w:val="16"/>
+        </w:rPr>
+        <w:t xml:space="preserve">in</w:t>
+      </w:r>
+      <w:r>
+        <w:rPr>
+          <w:rFonts w:ascii="Times New Roman" w:hAnsi="Times New Roman"/>
+          <w:sz w:val="16"/>
+        </w:rPr>
+        <w:t xml:space="preserve"> </w:t>
+      </w:r>
+      <w:r>
+        <w:rPr>
+          <w:rFonts w:ascii="Times New Roman" w:hAnsi="Times New Roman"/>
+          <w:i/>
+          <w:iCs/>
+          <w:sz w:val="16"/>
+        </w:rPr>
+        <w:t xml:space="preserve">Proceedings of the European Conference on Computer Vision (ECCV)</w:t>
+      </w:r>
+      <w:r>
+        <w:rPr>
+          <w:rFonts w:ascii="Times New Roman" w:hAnsi="Times New Roman"/>
+          <w:sz w:val="16"/>
+        </w:rPr>
+        <w:t xml:space="preserve">,</w:t>
+      </w:r>
+      <w:r>
+        <w:rPr>
+          <w:rFonts w:ascii="Times New Roman" w:hAnsi="Times New Roman"/>
+          <w:sz w:val="16"/>
+        </w:rPr>
+        <w:t xml:space="preserve"> </w:t>
+      </w:r>
+      <w:r>
+        <w:rPr>
+          <w:rFonts w:ascii="Times New Roman" w:hAnsi="Times New Roman"/>
+          <w:sz w:val="16"/>
+        </w:rPr>
         <w:t xml:space="preserve">2018, pp. 456–473, doi: 10.1007/978-3-030-01270-0_28.</w:t>
       </w:r>
     </w:p>
-    <w:bookmarkEnd w:id="143"/>
+    <w:bookmarkEnd w:id="145"/>
     <w:sectPr>
       <w:footerReference w:type="default" r:id="rId9"/>
       <w:footnotePr>
